--- a/docs/01_manuscript1/01_manu/manu-v9.docx
+++ b/docs/01_manuscript1/01_manu/manu-v9.docx
@@ -131,7 +131,7 @@
           <w:bCs/>
           <w:lang w:val="en-US"/>
         </w:rPr>
-        <w:t>straw</w:t>
+        <w:t>residue</w:t>
       </w:r>
       <w:r>
         <w:rPr>
@@ -599,7 +599,6 @@
           <w:lang w:val="en-US"/>
         </w:rPr>
       </w:pPr>
-      <w:commentRangeStart w:id="1"/>
       <w:r>
         <w:rPr>
           <w:lang w:val="en-US"/>
@@ -607,16 +606,6 @@
         <w:lastRenderedPageBreak/>
         <w:t>CRediT</w:t>
       </w:r>
-      <w:commentRangeEnd w:id="1"/>
-      <w:r>
-        <w:rPr>
-          <w:rStyle w:val="CommentReference"/>
-          <w:sz w:val="24"/>
-          <w:szCs w:val="24"/>
-          <w:lang w:val="en-US"/>
-        </w:rPr>
-        <w:commentReference w:id="1"/>
-      </w:r>
     </w:p>
     <w:p>
       <w:pPr>
@@ -1236,7 +1225,13 @@
         <w:rPr>
           <w:lang w:val="en-US"/>
         </w:rPr>
-        <w:t>Under certain management, off-season</w:t>
+        <w:t>O</w:t>
+      </w:r>
+      <w:r>
+        <w:rPr>
+          <w:lang w:val="en-US"/>
+        </w:rPr>
+        <w:t>ff-season</w:t>
       </w:r>
       <w:r>
         <w:rPr>
@@ -2261,7 +2256,19 @@
         <w:rPr>
           <w:lang w:val="en-US"/>
         </w:rPr>
-        <w:t xml:space="preserve">have led to a significant decline in </w:t>
+        <w:t>have led to significant decline</w:t>
+      </w:r>
+      <w:r>
+        <w:rPr>
+          <w:lang w:val="en-US"/>
+        </w:rPr>
+        <w:t>s</w:t>
+      </w:r>
+      <w:r>
+        <w:rPr>
+          <w:lang w:val="en-US"/>
+        </w:rPr>
+        <w:t xml:space="preserve"> in </w:t>
       </w:r>
       <w:r>
         <w:rPr>
@@ -2809,7 +2816,7 @@
         <w:rPr>
           <w:lang w:val="en-US"/>
         </w:rPr>
-        <w:t>; u</w:t>
+        <w:t>. U</w:t>
       </w:r>
       <w:r>
         <w:rPr>
@@ -2821,7 +2828,7 @@
         <w:rPr>
           <w:lang w:val="en-US"/>
         </w:rPr>
-        <w:t xml:space="preserve"> allow the expression of ecologically beneficial </w:t>
+        <w:t xml:space="preserve"> allow the expression of beneficial </w:t>
       </w:r>
       <w:r>
         <w:rPr>
@@ -2839,13 +2846,25 @@
         <w:rPr>
           <w:lang w:val="en-US"/>
         </w:rPr>
-        <w:t>that also provide ecosystem services</w:t>
-      </w:r>
-      <w:r>
-        <w:rPr>
-          <w:lang w:val="en-US"/>
-        </w:rPr>
-        <w:t>, but</w:t>
+        <w:t xml:space="preserve">while </w:t>
+      </w:r>
+      <w:r>
+        <w:rPr>
+          <w:lang w:val="en-US"/>
+        </w:rPr>
+        <w:t xml:space="preserve">minimizing the </w:t>
+      </w:r>
+      <w:r>
+        <w:rPr>
+          <w:lang w:val="en-US"/>
+        </w:rPr>
+        <w:t xml:space="preserve">probability of </w:t>
+      </w:r>
+      <w:r>
+        <w:rPr>
+          <w:lang w:val="en-US"/>
+        </w:rPr>
+        <w:t>future agronomic harm</w:t>
       </w:r>
       <w:r>
         <w:rPr>
@@ -2857,19 +2876,88 @@
         <w:rPr>
           <w:lang w:val="en-US"/>
         </w:rPr>
-        <w:t xml:space="preserve">minimizing the </w:t>
-      </w:r>
-      <w:r>
-        <w:rPr>
-          <w:lang w:val="en-US"/>
-        </w:rPr>
-        <w:t xml:space="preserve">probability of </w:t>
-      </w:r>
-      <w:r>
-        <w:rPr>
-          <w:lang w:val="en-US"/>
-        </w:rPr>
-        <w:t>future agronomic harm</w:t>
+        <w:fldChar w:fldCharType="begin"/>
+      </w:r>
+      <w:r>
+        <w:rPr>
+          <w:lang w:val="en-US"/>
+        </w:rPr>
+        <w:instrText xml:space="preserve"> ADDIN ZOTERO_ITEM CSL_CITATION {"citationID":"cANrFSQZ","properties":{"formattedCitation":"(Esposito et al., 2023)","plainCitation":"(Esposito et al., 2023)","noteIndex":0},"citationItems":[{"id":1254,"uris":["http://zotero.org/users/3599437/items/ECHP6WSE"],"itemData":{"id":1254,"type":"article-journal","abstract":"Weeds are a fundamental component of agroecosystems and, if not appropriately managed, can cause severe crop yield losses. New perspectives on weed management are required, because current approaches, such as herbicide application or soil tillage, have significant environmental and agronomic drawbacks. We propose the concept of “neutral weed communities,” which are weed communities that coexist with crops and do not negatively affect crop yield and quality compared with weed-free conditions. Management practices that promote neutral weed communities can enable reduced use of herbicides and soil tillage while enhancing ecosystem services and biodiversity. We report scientific evidence of neutral weed communities and survey ecological explanations for why different weed communities have different effects on crop production. We also propose two weed management approaches for attaining neutral weed communities. The first approach aims to maximize weed biodiversity using traditional approaches such as cropping system diversification and integrated weed management. Higher weed biodiversity is associated with lower dominance of competitive weed species that reduce crop yield. The second approach relies on modern tools such as robots and biotechnology to manipulate the density of specific weed species. This approach can remove highly problematic species and minimize niche overlap between the weeds and crops. Given the complexity of interactions among crops, weeds, and other components of the agroecosystem, we highlight the need for multidisciplinary research to illuminate mechanisms that determine the neutrality of weed communities.","container-title":"Weed Science","DOI":"10.1017/wsc.2023.27","ISSN":"0043-1745, 1550-2759","issue":"4","journalAbbreviation":"Weed Sci","language":"en","page":"301-311","source":"DOI.org (Crossref)","title":"Neutral weed communities: the intersection between crop productivity, biodiversity, and weed ecosystem services","title-short":"Neutral weed communities","volume":"71","author":[{"family":"Esposito","given":"Marco"},{"family":"Westbrook","given":"Anna S."},{"family":"Maggio","given":"Albino"},{"family":"Cirillo","given":"Valerio"},{"family":"DiTommaso","given":"Antonio"}],"issued":{"date-parts":[["2023",7]]}}}],"schema":"https://github.com/citation-style-language/schema/raw/master/csl-citation.json"} </w:instrText>
+      </w:r>
+      <w:r>
+        <w:rPr>
+          <w:lang w:val="en-US"/>
+        </w:rPr>
+        <w:fldChar w:fldCharType="separate"/>
+      </w:r>
+      <w:r>
+        <w:t>(Esposito et al., 2023)</w:t>
+      </w:r>
+      <w:r>
+        <w:rPr>
+          <w:lang w:val="en-US"/>
+        </w:rPr>
+        <w:fldChar w:fldCharType="end"/>
+      </w:r>
+      <w:r>
+        <w:rPr>
+          <w:lang w:val="en-US"/>
+        </w:rPr>
+        <w:t xml:space="preserve">. In this context, fall plant </w:t>
+      </w:r>
+      <w:r>
+        <w:rPr>
+          <w:lang w:val="en-US"/>
+        </w:rPr>
+        <w:t xml:space="preserve">communities </w:t>
+      </w:r>
+      <w:r>
+        <w:rPr>
+          <w:lang w:val="en-US"/>
+        </w:rPr>
+        <w:t>have the potential to o</w:t>
+      </w:r>
+      <w:r>
+        <w:rPr>
+          <w:lang w:val="en-US"/>
+        </w:rPr>
+        <w:t xml:space="preserve">ffer a range of ecological </w:t>
+      </w:r>
+      <w:r>
+        <w:rPr>
+          <w:lang w:val="en-US"/>
+        </w:rPr>
+        <w:t>supports and ecosystem services:</w:t>
+      </w:r>
+      <w:r>
+        <w:rPr>
+          <w:lang w:val="en-US"/>
+        </w:rPr>
+        <w:t xml:space="preserve"> t</w:t>
+      </w:r>
+      <w:r>
+        <w:rPr>
+          <w:lang w:val="en-US"/>
+        </w:rPr>
+        <w:t>he</w:t>
+      </w:r>
+      <w:r>
+        <w:rPr>
+          <w:lang w:val="en-US"/>
+        </w:rPr>
+        <w:t xml:space="preserve"> communities</w:t>
+      </w:r>
+      <w:r>
+        <w:rPr>
+          <w:lang w:val="en-US"/>
+        </w:rPr>
+        <w:t xml:space="preserve"> may serve as important promotors of plant diversity</w:t>
+      </w:r>
+      <w:r>
+        <w:rPr>
+          <w:lang w:val="en-US"/>
+        </w:rPr>
+        <w:t xml:space="preserve"> conservation</w:t>
       </w:r>
       <w:r>
         <w:rPr>
@@ -2887,7 +2975,7 @@
         <w:rPr>
           <w:lang w:val="en-US"/>
         </w:rPr>
-        <w:instrText xml:space="preserve"> ADDIN ZOTERO_ITEM CSL_CITATION {"citationID":"cANrFSQZ","properties":{"formattedCitation":"(Esposito et al., 2023)","plainCitation":"(Esposito et al., 2023)","noteIndex":0},"citationItems":[{"id":1254,"uris":["http://zotero.org/users/3599437/items/ECHP6WSE"],"itemData":{"id":1254,"type":"article-journal","abstract":"Weeds are a fundamental component of agroecosystems and, if not appropriately managed, can cause severe crop yield losses. New perspectives on weed management are required, because current approaches, such as herbicide application or soil tillage, have significant environmental and agronomic drawbacks. We propose the concept of “neutral weed communities,” which are weed communities that coexist with crops and do not negatively affect crop yield and quality compared with weed-free conditions. Management practices that promote neutral weed communities can enable reduced use of herbicides and soil tillage while enhancing ecosystem services and biodiversity. We report scientific evidence of neutral weed communities and survey ecological explanations for why different weed communities have different effects on crop production. We also propose two weed management approaches for attaining neutral weed communities. The first approach aims to maximize weed biodiversity using traditional approaches such as cropping system diversification and integrated weed management. Higher weed biodiversity is associated with lower dominance of competitive weed species that reduce crop yield. The second approach relies on modern tools such as robots and biotechnology to manipulate the density of specific weed species. This approach can remove highly problematic species and minimize niche overlap between the weeds and crops. Given the complexity of interactions among crops, weeds, and other components of the agroecosystem, we highlight the need for multidisciplinary research to illuminate mechanisms that determine the neutrality of weed communities.","container-title":"Weed Science","DOI":"10.1017/wsc.2023.27","ISSN":"0043-1745, 1550-2759","issue":"4","journalAbbreviation":"Weed Sci","language":"en","page":"301-311","source":"DOI.org (Crossref)","title":"Neutral weed communities: the intersection between crop productivity, biodiversity, and weed ecosystem services","title-short":"Neutral weed communities","volume":"71","author":[{"family":"Esposito","given":"Marco"},{"family":"Westbrook","given":"Anna S."},{"family":"Maggio","given":"Albino"},{"family":"Cirillo","given":"Valerio"},{"family":"DiTommaso","given":"Antonio"}],"issued":{"date-parts":[["2023",7]]}}}],"schema":"https://github.com/citation-style-language/schema/raw/master/csl-citation.json"} </w:instrText>
+        <w:instrText xml:space="preserve"> ADDIN ZOTERO_ITEM CSL_CITATION {"citationID":"AxhvtgcX","properties":{"formattedCitation":"(Fanfarillo &amp; Kasperski, 2021)","plainCitation":"(Fanfarillo &amp; Kasperski, 2021)","noteIndex":0},"citationItems":[{"id":1618,"uris":["http://zotero.org/users/3599437/items/6CR9P3E2"],"itemData":{"id":1618,"type":"article-journal","abstract":"The value of arable plant communities from a natural and environmental perspective was recognized only recently. Human-dependent arable plant assemblages are acknowledged to support biodiversity in agroecosystems and to provide numerous ecosystem services. The conservation of such communities relies on low-input, traditional agriculture, which is vanishing worldwide. Both agricultural intensification and land abandonment negatively affected arable plant biodiversity, with a remarkable loss of species and communities of great conservation and ecological interest. In this paper, we introduce a floristic-ecological monitoring tool aiming at the quantification of the ecological value of arable plant communities, named ArEco. Starting from presence-absence community data, the index returns a numerical value derived from species richness and six features of arable vascular plants: life form, Ellenberg nutrient value, alien status, conservation status in Europe, support to pollinator insects, and support to feeding birds. A program for the calculations was written in Java, with a database of about 400 arable plant species. The effectiveness of the tool was tested on 270 arable vegetation plots of different crop types in Italy, a European hotspot of arable plant diversity. The results show that, in the study area, winter arable vegetation has a higher ecological value than summer arable vegetation. In a similar way, extensively managed arable land hosts communities of higher ecological value than those hosted by intensively managed arable land. In view of the present results, ArEco will be a useful tool for monitoring, conservation, and restoration activities of arable plant communities in Europe.","container-title":"Biodiversity and Conservation","DOI":"10.1007/s10531-021-02191-x","ISSN":"1572-9710","issue":"7","journalAbbreviation":"Biodivers Conserv","language":"en","page":"2145-2164","source":"Springer Link","title":"An index of ecological value for European arable plant communities","volume":"30","author":[{"family":"Fanfarillo","given":"E."},{"family":"Kasperski","given":"A."}],"issued":{"date-parts":[["2021",6,1]]}}}],"schema":"https://github.com/citation-style-language/schema/raw/master/csl-citation.json"} </w:instrText>
       </w:r>
       <w:r>
         <w:rPr>
@@ -2896,7 +2984,7 @@
         <w:fldChar w:fldCharType="separate"/>
       </w:r>
       <w:r>
-        <w:t>(Esposito et al., 2023)</w:t>
+        <w:t>(Fanfarillo &amp; Kasperski, 2021)</w:t>
       </w:r>
       <w:r>
         <w:rPr>
@@ -2908,61 +2996,222 @@
         <w:rPr>
           <w:lang w:val="en-US"/>
         </w:rPr>
-        <w:t xml:space="preserve">. In this context, fall plant </w:t>
-      </w:r>
-      <w:r>
-        <w:rPr>
-          <w:lang w:val="en-US"/>
-        </w:rPr>
-        <w:t xml:space="preserve">communities </w:t>
-      </w:r>
-      <w:r>
-        <w:rPr>
-          <w:lang w:val="en-US"/>
-        </w:rPr>
-        <w:t>have the potential to o</w:t>
-      </w:r>
-      <w:r>
-        <w:rPr>
-          <w:lang w:val="en-US"/>
-        </w:rPr>
-        <w:t xml:space="preserve">ffer a range of ecological </w:t>
-      </w:r>
-      <w:r>
-        <w:rPr>
-          <w:lang w:val="en-US"/>
-        </w:rPr>
-        <w:t>supports and ecosystem services:</w:t>
-      </w:r>
-      <w:r>
-        <w:rPr>
-          <w:lang w:val="en-US"/>
-        </w:rPr>
-        <w:t xml:space="preserve"> t</w:t>
-      </w:r>
-      <w:r>
-        <w:rPr>
-          <w:lang w:val="en-US"/>
-        </w:rPr>
-        <w:t>he</w:t>
-      </w:r>
-      <w:r>
-        <w:rPr>
-          <w:lang w:val="en-US"/>
-        </w:rPr>
-        <w:t xml:space="preserve"> communities</w:t>
-      </w:r>
-      <w:r>
-        <w:rPr>
-          <w:lang w:val="en-US"/>
-        </w:rPr>
-        <w:t xml:space="preserve"> may serve as important promotors of plant diversity</w:t>
-      </w:r>
-      <w:r>
-        <w:rPr>
-          <w:lang w:val="en-US"/>
-        </w:rPr>
-        <w:t xml:space="preserve"> conservation</w:t>
+        <w:t xml:space="preserve">, provide food sources for a high diversity of organisms </w:t>
+      </w:r>
+      <w:r>
+        <w:rPr>
+          <w:lang w:val="en-US"/>
+        </w:rPr>
+        <w:fldChar w:fldCharType="begin"/>
+      </w:r>
+      <w:r>
+        <w:rPr>
+          <w:lang w:val="en-US"/>
+        </w:rPr>
+        <w:instrText xml:space="preserve"> ADDIN ZOTERO_ITEM CSL_CITATION {"citationID":"qBzwzGc1","properties":{"formattedCitation":"(Balfour &amp; Ratnieks, 2022; Marshall et al., 2003)","plainCitation":"(Balfour &amp; Ratnieks, 2022; Marshall et al., 2003)","noteIndex":0},"citationItems":[{"id":470,"uris":["http://zotero.org/users/3599437/items/W3QPLB5Z"],"itemData":{"id":470,"type":"article-journal","abstract":"Agricultural intensification has been implicated in global biodiversity declines. In the European Union, agri-environmental schemes are designed to address this. For pollinating insects, funding has been provided to sow wildflower mixes. However, previous research indicates that a suite of agricultural weeds are also of great importance to pollinators. Here, we compare the biodiversity associated with the species which are considered harmful to agricultural production and legally deemed as ‘injurious’ by the United Kingdom 1959 Weeds Act (common ragwort Jacobaea vulgaris, creeping thistle Cirsium arvense, spear thistle C. vulgare, curled dock Rumex crispus and broadleaved dock R. obtusifolius), with plant species recommended for pollinator-targeted agri-environmental options. In our field study, the abundance and diversity of pollinators visiting the weed species averaged twice that of the recommended plants and included the main insect orders (Coleoptera, Diptera, Hymenoptera and Lepidoptera). This relationship was also seen in a meta-analysis of literature data, which indicates that fourfold more flower-visitor species and fivefold more conservation-listed species are associated with the weeds. Additionally, the literature shows that twice the number of herbivorous insect species are associated with these plants. We suggest that several factors are responsible for this pattern. Injurious weed species are widely distributed, their flower morphology allows access to a wide variety of pollinator species, and they produce, on average, four times more nectar sugar than the recommended plant species. Freedom of information requests to public bodies such as local councils, Natural England and Highways England indicate that c. £10 million per year is spent controlling injurious weeds. Meanwhile, the cost of the four pollinator-targeted agri-environmental options in the United Kingdom exceeds £40 m annually. Synthesis and applications. Our results clearly show that weeds have an underappreciated value to biodiversity. Unfortunately, current UK agricultural policy encourages neither land sparing for nor land sharing with weeds. The UK government is, however, currently committed to overhauling agricultural payments to encourage more wildlife- and climate-friendly practices. Thus, the challenge of reconciling the conflicts between agricultural production and these native and biodiverse species should be a renewed priority to land managers, researchers and policymakers.","container-title":"Journal of Applied Ecology","DOI":"10.1111/1365-2664.14132","ISSN":"1365-2664","issue":"5","language":"en","license":"© 2022 The Authors. Journal of Applied Ecology published by John Wiley &amp; Sons Ltd on behalf of British Ecological Society.","note":"_eprint: https://onlinelibrary.wiley.com/doi/pdf/10.1111/1365-2664.14132","page":"1209-1218","source":"Wiley Online Library","title":"The disproportionate value of ‘weeds’ to pollinators and biodiversity","volume":"59","author":[{"family":"Balfour","given":"Nicholas J."},{"family":"Ratnieks","given":"Francis L. W."}],"issued":{"date-parts":[["2022"]]}}},{"id":1290,"uris":["http://zotero.org/users/3599437/items/ILS777BG"],"itemData":{"id":1290,"type":"article-journal","abstract":"Weeds are major constraints on crop production, yet as part of the primary producers within farming systems, they may be important components of the agroecosystem. Using published literature, the role of weeds in arable systems for other above-ground trophic levels are examined. In the UK, there is evidence that weed flora have changed over the past century, with some species declining in abundance, whereas others have increased. There is also some evidence for a decline in the size of arable weed seedbanks. Some of these changes reflect improved agricultural efficiency, changes to more winter-sown crops in arable rotations and the use of more broad-spectrum herbicide combinations. Interrogation of a database of records of phytophagous insects associated with plant species in the UK reveals that many arable weed species support a high diversity of insect species. Reductions in abundances of host plants may affect associated insects and other taxa. A </w:instrText>
+      </w:r>
+      <w:r>
+        <w:rPr>
+          <w:lang w:val="en-US"/>
+        </w:rPr>
+        <w:instrText>number of insect groups and farmland birds</w:instrText>
+      </w:r>
+      <w:r>
+        <w:rPr>
+          <w:lang w:val="en-US"/>
+        </w:rPr>
+        <w:instrText xml:space="preserve"> have shown marked population declines over the past 30 years. Correlational studies indicate that many of these declines are associated with changes in agricultural practices. Certainly reductions in food availability in winter and for nestling birds in spring are implicated in the declines of several bird species, notably the grey partridge, Perdix perdix. Thus weeds have a role within agroecosystems in supporting biodiversity more generally. An understanding of weed competitivity and the importance of weeds for insects and birds may allow the identification of the most important weed species. This may form the first step in balancing the needs for weed control with the requirements for biodiversity and more sustainable production methods.","container-title":"Weed Research","DOI":"10.1046/j.1365-3180.2003.00326.x","ISSN":"1365-3180","issue":"2","language":"en","note":"_eprint: https://onlinelibrary.wiley.com/doi/pdf/10.1046/j.1365-3180.2003.00326.x","page":"77-89","source":"Wiley Online Library","title":"The role of weeds in supporting biological diversity within crop fields","volume":"43","author":[{"family":"Marshall","given":"E J P"},{"family":"Brown","given":"V K"},{"family":"Boatman","given":"N D"},{"family":"Lutman","given":"P J W"},{"family":"Squire","given":"G R"},{"family":"Ward","given":"L K"}],"issued":{"date-parts":[["2003"]]}}}],"schema":"https://github.com/citation-style-language/schema/raw/master/csl-citation.json"} </w:instrText>
+      </w:r>
+      <w:r>
+        <w:rPr>
+          <w:lang w:val="en-US"/>
+        </w:rPr>
+        <w:fldChar w:fldCharType="separate"/>
+      </w:r>
+      <w:r>
+        <w:rPr>
+          <w:lang w:val="en-US"/>
+        </w:rPr>
+        <w:t>(Balfour &amp; Ratnieks, 2022; Marshall et al., 2003)</w:t>
+      </w:r>
+      <w:r>
+        <w:fldChar w:fldCharType="end"/>
+      </w:r>
+      <w:r>
+        <w:rPr>
+          <w:lang w:val="en-US"/>
+        </w:rPr>
+        <w:t>, reduce</w:t>
+      </w:r>
+      <w:r>
+        <w:rPr>
+          <w:lang w:val="en-US"/>
+        </w:rPr>
+        <w:t xml:space="preserve"> fall</w:t>
+      </w:r>
+      <w:r>
+        <w:rPr>
+          <w:lang w:val="en-US"/>
+        </w:rPr>
+        <w:t xml:space="preserve"> nitrate leaching</w:t>
+      </w:r>
+      <w:r>
+        <w:rPr>
+          <w:lang w:val="en-US"/>
+        </w:rPr>
+        <w:fldChar w:fldCharType="begin"/>
+      </w:r>
+      <w:r>
+        <w:rPr>
+          <w:lang w:val="en-US"/>
+        </w:rPr>
+        <w:instrText xml:space="preserve"> ADDIN ZOTERO_ITEM CSL_CITATION {"citationID":"x5xHEw6M","properties":{"formattedCitation":"(Miranda-V\\uc0\\u233{}lez et al., 2026; Sullivan et al., 2017)","plainCitation":"(Miranda-Vélez et al., 2026; Sullivan et al., 2017)","noteIndex":0},"citationItems":[{"id":2192,"uris":["http://zotero.org/users/3599437/items/BVDR97MB"],"itemData":{"id":2192,"type":"article-journal","abstract":"Nitrate leaching during winter is a pressing environmental issue for agricultural systems in temperate climates. Interactions between cover crops and conservation tillage could have important implications for NO3- leaching, both temporally in-season and aggregated per season. To investigate this, we carried out direct analysis of a subsoil NO3- N concentration (nit-N) time-series using generalized additive models (GAMs) as well as generalized linear mixed effects modeling of aggregated seasonal N fluxes (N-leaching) derived using simulated subsoil water percolation. Subsoil NO3- concentrations were measured for four seasons (2019–20, 2020–21, 2021–22 and 2022–23) in a field experiment located in Foulumgård, Denmark, involving three tillage treatments (ploughing, P; harrowing, H; and no-till; NT), three winter cover crop treatments (fodder radish as cover crop, Ref; weeds and volunteers, V; and bare soil during winter, B) and two crop rotations based on spring and winter cereals. GAM analysis showed that both V and Ref reduced subsoil nit-N relative to B, where the effect was greatest in Ref. No consistent effect was found for tillage treatments singly or in interaction with plant cover or different seasons. Differences in the timing or peak nit-N were solely determined by the season, likely due to different weather patterns. Ref reduced N-leaching by over 45 kg N ha−1 y−1 relative to B in average across seasons regardless of tillage, while V reduced it by 13–17 kg N ha−1 y−1 in tillage treatments P and H. In NT, however, there was no difference in either nit-N or N-leaching between V and B, suggesting weed growth and N uptake was suppressed after 20 years of consistent conservation tillage. Finally, we argue that direct analysis of subsoil NO3- concentrations using GAMs represents a valuable complement to derived aggregated NO3- leaching, which can provide useful insight about in-season temporal dimension of management practices and mitigation strategies.","container-title":"Agriculture, Ecosystems &amp; Environment","DOI":"10.1016/j.agee.2025.110011","ISSN":"0167-8809","journalAbbreviation":"Agriculture, Ecosystems &amp; Environment","page":"110011","source":"ScienceDirect","title":"In-season effects of winter cover crops and tillage on soil NO3- and N leaching – Analysis with generalized additive models","volume":"396","author":[{"family":"Miranda-Vélez","given":"Jorge Federico"},{"family":"Simpson","given":"Gavin L."},{"family":"Hansen","given":"Elly Møller"},{"family":"Munkholm","given":"Lars J."}],"issued":{"date-parts":[["2026",2,1]]}}},{"id":1491,"uris":["http://zotero.org/users/3599437/items/J4YQVFCA"],"itemData":{"id":1491,"type":"article-journal","abstract":"This study investigated the ability of several plant species commonly occurring as weeds in Australian cropping systems to produce root exudates that inhibit nitrification via biological nitrification inhibition (BNI). Seedlings of wild radish (Raphanus raphanistrum), great brome grass (Bromus diandrus), wild oats (Avena fatua), annual ryegrass (Lolium rigidum) and Brachiaria humidicola (BNI-positive control) were grown in hydroponics, and the impact of their root exudates on NO3– production by Nitrosomonas europaea was measured in a pure-culture assay. A pot study (soil-based assay) was then conducted to confirm the ability of the weeds to inhibit nitrification in whole soils. All of the tested weeds slowed NO3– production by N. europaea in the pure-culture assay and significantly inhibited potential nitrification rates in soil-based assays. Root exudates produced by wild radish were the most inhibitory, slowing NO3– production by the pure culture of N. europaea by 53 ± 6.1% and completely inhibiting nitrification in the soil-based assay. The other weed species all had BNI capacities comparable to that of B. humidicola and significantly higher than that previously reported for wheat cv. Janz. This study demonstrates that several commonly occurring weed species have BNI capacity. By altering the N cycle, and retaining NH4+ in the soils in which they grow, these weeds may gain a competitive advantage over species (including crops) that prefer NO3–. Increasing our understanding of how weeds compete with crops for N may open avenues for novel weed-management strategies.","container-title":"Crop and Pasture Science","DOI":"10.1071/CP17243","ISSN":"1836-5795","issue":"8","journalAbbreviation":"Crop Pasture Sci.","language":"en","note":"publisher: CSIRO PUBLISHING","page":"798-804","source":"www.publish.csiro.au","title":"Biological nitrification inhibition by weeds: wild radish, brome grass, wild oats and annual ryegrass decrease nitrification rates in their rhizospheres","title-short":"Biological nitrification inhibition by weeds","volume":"68","author":[{"family":"Sullivan","given":"Cathryn A. O’"},{"family":"Whisson","given":"Kelley"},{"family":"Treble","given":"Karen"},{"family":"Roper","given":"Margaret M."},{"family":"Micin","given":"Shayne F."},{"family":"Ward","given":"Philip R."}],"issued":{"date-parts":[["2017",10,6]]}}}],"schema":"https://github.com/citation-style-language/schema/raw/master/csl-citation.json"} </w:instrText>
+      </w:r>
+      <w:r>
+        <w:rPr>
+          <w:lang w:val="en-US"/>
+        </w:rPr>
+        <w:fldChar w:fldCharType="separate"/>
+      </w:r>
+      <w:r>
+        <w:t>(Miranda-Vélez et al., 2026; Sullivan et al., 2017)</w:t>
+      </w:r>
+      <w:r>
+        <w:rPr>
+          <w:lang w:val="en-US"/>
+        </w:rPr>
+        <w:fldChar w:fldCharType="end"/>
+      </w:r>
+      <w:r>
+        <w:rPr>
+          <w:lang w:val="en-US"/>
+        </w:rPr>
+        <w:t xml:space="preserve">, contribute to soil organic carbon  </w:t>
+      </w:r>
+      <w:r>
+        <w:rPr>
+          <w:lang w:val="en-US"/>
+        </w:rPr>
+        <w:fldChar w:fldCharType="begin"/>
+      </w:r>
+      <w:r>
+        <w:rPr>
+          <w:lang w:val="en-US"/>
+        </w:rPr>
+        <w:instrText xml:space="preserve"> ADDIN ZOTERO_ITEM CSL_CITATION {"citationID":"c5pMaXqX","properties":{"formattedCitation":"(Jian et al., 2020)","plainCitation":"(Jian et al., 2020)","noteIndex":0},"citationItems":[{"id":1482,"uris":["http://zotero.org/users/3599437/items/EL75SHRF"],"itemData":{"id":1482,"type":"article-journal","abstract":"Including cover crops within agricultural rotations may increase soil organic carbon (SOC). However, contradictory findings generated by on-site experiments make it necessary to perform a comprehensive assessment of interactions between cover crops, environmental and management factors, and changes in SOC. In this study, we collected data from studies that compared agricultural production with and without cover crops, and then analyzed those data using meta-analysis and regression. Our results showed that including cover crops into rotations significantly increased SOC, with an overall mean change of 15.5% (95% confidence interval of 13.8%–17.3%). Whereas medium-textured soils had highest SOC stocks (overall means of 39 Mg ha−1 with and 37 Mg ha−1 without cover crops), fine-textured soils showed the greatest increase in SOC after the inclusion of cover crops (mean change of 39.5%). Coarse-textured (11.4%) and medium-textured soils (10.3%) had comparatively smaller changes in SOC, while soils in temperate climates had greater changes (18.7%) than those in tropical climates (7.2%). Cover crop mixtures resulted in greater increases in SOC compared to mono-species cover crops, and using legumes caused greater SOC increases than grass species. Cover crop biomass positively affected SOC changes while carbon:nitrogen ratio of cover crop biomass was negatively correlated with SOC changes. Cover cropping was associated with significant SOC increases in shallow soils (≤30 cm), but not in subsurface soils (&gt;30 cm). The regression analysis revealed that SOC changes from cover cropping correlated with improvements in soil quality, specifically decreased runoff and erosion and increased mineralizable carbon, mineralizable nitrogen, and soil nitrogen. Soil carbon change was also affected by annual temperature, number of years after start of cover crop usage, latitude, and initial SOC concentrations. Finally, the mean rate of carbon sequestration from cover cropping across all studies was 0.56 Mg ha−1 yr−1. If 15% of current global cropland were to adopt cover crops, this value would translate to 0.16 ± 0.06 Pg of carbon sequestered per year, which is ~1–2% of current fossil fuels emissions. Altogether, these results indicated that the inclusion of cover crops into agricultural rotations can enhance soil carbon concentrations, improve many soil quality parameters, and serve as a potential sink for atmosphere CO2.","container-title":"Soil Biology and Biochemistry","DOI":"10.1016/j.soilbio.2020.107735","ISSN":"0038-0717","journalAbbreviation":"Soil Biology and Biochemistry","page":"107735","source":"ScienceDirect","title":"A meta-analysis of global cropland soil carbon changes due to cover cropping","volume":"143","author":[{"family":"Jian","given":"Jinshi"},{"family":"Du","given":"Xuan"},{"family":"Reiter","given":"Mark S."},{"family":"Stewart","given":"Ryan D."}],"issued":{"date-parts":[["2020",4,1]]}}}],"schema":"https://github.com/citation-style-language/schema/raw/master/csl-citation.json"} </w:instrText>
+      </w:r>
+      <w:r>
+        <w:rPr>
+          <w:lang w:val="en-US"/>
+        </w:rPr>
+        <w:fldChar w:fldCharType="separate"/>
+      </w:r>
+      <w:r>
+        <w:rPr>
+          <w:lang w:val="en-US"/>
+        </w:rPr>
+        <w:t>(Jian et al., 2020)</w:t>
+      </w:r>
+      <w:r>
+        <w:fldChar w:fldCharType="end"/>
+      </w:r>
+      <w:r>
+        <w:rPr>
+          <w:lang w:val="en-US"/>
+        </w:rPr>
+        <w:t xml:space="preserve">, </w:t>
+      </w:r>
+      <w:r>
+        <w:rPr>
+          <w:lang w:val="en-US"/>
+        </w:rPr>
+        <w:t>and</w:t>
+      </w:r>
+      <w:r>
+        <w:rPr>
+          <w:lang w:val="en-US"/>
+        </w:rPr>
+        <w:t xml:space="preserve"> mitigate soil erosion </w:t>
+      </w:r>
+      <w:r>
+        <w:rPr>
+          <w:lang w:val="en-US"/>
+        </w:rPr>
+        <w:fldChar w:fldCharType="begin"/>
+      </w:r>
+      <w:r>
+        <w:rPr>
+          <w:lang w:val="en-US"/>
+        </w:rPr>
+        <w:instrText xml:space="preserve"> ADDIN ZOTERO_ITEM CSL_CITATION {"citationID":"uzAw4jiw","properties":{"formattedCitation":"(Moreau et al., 2020)","plainCitation":"(Moreau et al., 2020)","noteIndex":0},"citationItems":[{"id":1502,"uris":["http://zotero.org/users/3599437/items/A8XSM9YL"],"itemData":{"id":1502,"type":"article-journal","abstract":"Weeds are often solely considered with a negative viewpoint, but they may also provide services for agroecosystems. Especially, the residual weed flora that is tolerated by integrated crop protection may contribute to a reduction of nitrate leaching and soil erosion during the summer and autumn fallow. To date, the determinants underlying these environmental weed benefits are largely unknown. The present study developed new indicators to account for the potential beneficial role of annual weed flora to reduce nitrate leaching and soil erosion at the field scale, and then calculated them from the outputs of a weed dynamics model. The aim was to analyse which cropping systems facilitate residual weed flora to reduce nitrate leaching and soil erosion, while minimizing negative weed impacts on crop production. When developing the indicators, the potential weed-based reduction of nitrate leaching was considered to increase with both the growth of the weed flora and the weed species potential to take up nitrogen; the potential weed-based reduction of soil erosion was assumed to increase with soil cover by weeds when soil cover by cash crops was low. Our simulation study included 259 arable cropping systems (covering a wide range of herbicide and tillage intensity, with each cropping system simulated over 28 years and repeated 10 times with 10 different weather series) in which the dynamics of 25 annual weed species was simulated. Simulations showed that the cropping systems promoting a high potential weed-based reduction of nitrate leaching were generally also those with a high potential weed-based reduction of soil erosion, pointing to a compatibility between these benefits provided by the weed flora. However, the cropping systems promoting these environmental benefits were generally also those that presented the highest crop yield losses. Tillage and crop rotation were identified as the cultural techniques with the greatest influence on the potential weed-based reduction of nitrate leaching and soil erosion, while herbicides had a more limited effect. Most of the studied cropping systems (representing “real situations” in which farmers or experimenters make the decisions about crop rotations and cultural techniques) tended to favour low crop yield losses rather than high weed-based environmental benefits. Interestingly, a few systems achieved both objectives. Systems that achieved relatively low crop yield losses and high weed-based environmental benefits mainly combined infrequent superficial tillage operations, with a low proportion of winter crops in the rotation and a very low tillage depth. Finally, only a few weed traits determined the role of the weed flora to potentially reduce nitrate leaching and soil erosion. They were seed traits (seed lipid content, seed area per weight and seed coat thickness), driving the early and fast appearance of the weed canopy after weed seed shed. This suggests that, for annual weed species, a high weed flora potential to reduce nitrate leaching and soil erosion is not restricted to specific weed species able to take up nitrogen and cover soil. Thus, our simulation study indicates that such a high potential to reduce nitrate leaching and soil erosion could therefore be reached in very different agroecosystems in terms of weed seed bank.","container-title":"European Journal of Agronomy","DOI":"10.1016/j.eja.2020.126015","ISSN":"1161-0301","journalAbbreviation":"European Journal of Agronomy","page":"126015","source":"ScienceDirect","title":"In which cropping systems can residual weeds reduce nitrate leaching and soil erosion?","volume":"119","author":[{"family":"Moreau","given":"Delphine"},{"family":"Pointurier","given":"Olivia"},{"family":"Nicolardot","given":"Bernard"},{"family":"Villerd","given":"Jean"},{"family":"Colbach","given":"Nathalie"}],"issued":{"date-parts":[["2020",9,1]]}}}],"schema":"https://github.com/citation-style-language/schema/raw/master/csl-citation.json"} </w:instrText>
+      </w:r>
+      <w:r>
+        <w:rPr>
+          <w:lang w:val="en-US"/>
+        </w:rPr>
+        <w:fldChar w:fldCharType="separate"/>
+      </w:r>
+      <w:r>
+        <w:rPr>
+          <w:lang w:val="en-US"/>
+        </w:rPr>
+        <w:t>(Moreau et al., 2020)</w:t>
+      </w:r>
+      <w:r>
+        <w:fldChar w:fldCharType="end"/>
+      </w:r>
+      <w:r>
+        <w:rPr>
+          <w:lang w:val="en-US"/>
+        </w:rPr>
+        <w:t xml:space="preserve">. </w:t>
+      </w:r>
+    </w:p>
+    <w:p>
+      <w:pPr>
+        <w:spacing w:line="360" w:lineRule="auto"/>
+      </w:pPr>
+      <w:r>
+        <w:rPr>
+          <w:lang w:val="en-US"/>
+        </w:rPr>
+        <w:t xml:space="preserve">Several factors can </w:t>
+      </w:r>
+      <w:r>
+        <w:rPr>
+          <w:lang w:val="en-US"/>
+        </w:rPr>
+        <w:t>interact to shape fall vegetation characteristics</w:t>
+      </w:r>
+      <w:r>
+        <w:rPr>
+          <w:lang w:val="en-US"/>
+        </w:rPr>
+        <w:t>, including c</w:t>
+      </w:r>
+      <w:r>
+        <w:rPr>
+          <w:lang w:val="en-US"/>
+        </w:rPr>
+        <w:t>over crops, tillage, and straw management</w:t>
+      </w:r>
+      <w:r>
+        <w:rPr>
+          <w:lang w:val="en-US"/>
+        </w:rPr>
+        <w:t xml:space="preserve">. </w:t>
+      </w:r>
+      <w:r>
+        <w:rPr>
+          <w:lang w:val="en-US"/>
+        </w:rPr>
+        <w:t xml:space="preserve">While previous studies have looked at these interactions, it is most often within the framework of reducing </w:t>
+      </w:r>
+      <w:r>
+        <w:rPr>
+          <w:lang w:val="en-US"/>
+        </w:rPr>
+        <w:t>weeds</w:t>
       </w:r>
       <w:r>
         <w:rPr>
@@ -2974,13 +3223,19 @@
         <w:rPr>
           <w:lang w:val="en-US"/>
         </w:rPr>
+        <w:t>(e.g.,</w:t>
+      </w:r>
+      <w:r>
+        <w:rPr>
+          <w:lang w:val="en-US"/>
+        </w:rPr>
         <w:fldChar w:fldCharType="begin"/>
       </w:r>
       <w:r>
         <w:rPr>
           <w:lang w:val="en-US"/>
         </w:rPr>
-        <w:instrText xml:space="preserve"> ADDIN ZOTERO_ITEM CSL_CITATION {"citationID":"AxhvtgcX","properties":{"formattedCitation":"(Fanfarillo &amp; Kasperski, 2021)","plainCitation":"(Fanfarillo &amp; Kasperski, 2021)","noteIndex":0},"citationItems":[{"id":1618,"uris":["http://zotero.org/users/3599437/items/6CR9P3E2"],"itemData":{"id":1618,"type":"article-journal","abstract":"The value of arable plant communities from a natural and environmental perspective was recognized only recently. Human-dependent arable plant assemblages are acknowledged to support biodiversity in agroecosystems and to provide numerous ecosystem services. The conservation of such communities relies on low-input, traditional agriculture, which is vanishing worldwide. Both agricultural intensification and land abandonment negatively affected arable plant biodiversity, with a remarkable loss of species and communities of great conservation and ecological interest. In this paper, we introduce a floristic-ecological monitoring tool aiming at the quantification of the ecological value of arable plant communities, named ArEco. Starting from presence-absence community data, the index returns a numerical value derived from species richness and six features of arable vascular plants: life form, Ellenberg nutrient value, alien status, conservation status in Europe, support to pollinator insects, and support to feeding birds. A program for the calculations was written in Java, with a database of about 400 arable plant species. The effectiveness of the tool was tested on 270 arable vegetation plots of different crop types in Italy, a European hotspot of arable plant diversity. The results show that, in the study area, winter arable vegetation has a higher ecological value than summer arable vegetation. In a similar way, extensively managed arable land hosts communities of higher ecological value than those hosted by intensively managed arable land. In view of the present results, ArEco will be a useful tool for monitoring, conservation, and restoration activities of arable plant communities in Europe.","container-title":"Biodiversity and Conservation","DOI":"10.1007/s10531-021-02191-x","ISSN":"1572-9710","issue":"7","journalAbbreviation":"Biodivers Conserv","language":"en","page":"2145-2164","source":"Springer Link","title":"An index of ecological value for European arable plant communities","volume":"30","author":[{"family":"Fanfarillo","given":"E."},{"family":"Kasperski","given":"A."}],"issued":{"date-parts":[["2021",6,1]]}}}],"schema":"https://github.com/citation-style-language/schema/raw/master/csl-citation.json"} </w:instrText>
+        <w:instrText xml:space="preserve"> ADDIN ZOTERO_ITEM CSL_CITATION {"citationID":"MS8ltnRE","properties":{"formattedCitation":"(Shrestha et al., 2002; Swanton et al., 1999; Weber et al., 2017)","plainCitation":"(Shrestha et al., 2002; Swanton et al., 1999; Weber et al., 2017)","noteIndex":0},"citationItems":[{"id":2205,"uris":["http://zotero.org/users/3599437/items/IY4HKKVY"],"itemData":{"id":2205,"type":"article-journal","abstract":"The development of integrated weed management strategies requires knowledge of mechanisms that influence compositional changes in weed flora. A 9-year study was initiated in 1988 at Delhi, Canada, on a loamy sand soil to evaluate the effect of tillage systems [conventional (CT) and no-till (NT)] and cover crops (only in NT) on weed density, species composition and associations, and crop yield in a winter wheat (Triticum aestivum L.)/bean/winter wheat rotation. Three bean types: soyabean (Glycine max L. Merr.), white bean (Phaseolus vulgaris L.) and kidney bean (P. vulgaris L.) were included. The NT system included variations: rye (Secale cereale L.) or maize (Zea mays L.) cover crop, volunteer wheat disked after harvest and wheat stubble. Data were collected in 1994, 1995 and 1996. Tillage systems, cover crops and crop type had differential effects on weed densities, species composition and associations. Weed densities were not affected by tillage or cover crops in wheat but, in the beans, densities were greater in the CT than in the NT systems. Various associations of weed species with tillage system, cover crop and crop type were observed. Crop yields were not affected by tillage type or cover crop, except that soyabean yields were highest in plots with cover crops.","container-title":"Weed Research","DOI":"10.1046/j.1365-3180.2002.00264.x","ISSN":"1365-3180","issue":"1","language":"en","note":"_eprint: https://onlinelibrary.wiley.com/doi/pdf/10.1046/j.1365-3180.2002.00264.x","page":"76-87","source":"Wiley Online Library","title":"Effect of tillage, cover crop and crop rotation on the composition of weed flora in a sandy soil","volume":"42","author":[{"family":"Shrestha","given":"A"},{"family":"Knezevic","given":"S Z"},{"family":"Roy","given":"R C"},{"family":"Ball-Coelho","given":"B R"},{"family":"Swanton","given":"C J"}],"issued":{"date-parts":[["2002"]]}}},{"id":2198,"uris":["http://zotero.org/users/3599437/items/WEEPR33M"],"itemData":{"id":2198,"type":"article-journal","abstract":"The adoption of conservation tillage systems has been challenged by concerns potential weed species shifts. A 9-yr study from 1988 to 1996 was conducted Delhi, Ontario, on a loamy sand soil to evaluate the effect of tillage systems (conventional [CT] and no-till [NT]), cover crop Secale cereale, and nitrogen (N) rate (0, 50, 100, 125, 150, and 200 kg N ha−1) on monocrop Zea mays L. (corn) yield and changes in the composition of the weed flora. CT consisted of spring moldboard plowing followed by cultivation with a tooth cultivator. Weed counts were taken in the last 3 yr of the study (1994, 1995, and 1996) prior to postemergence herbicide application and then again 2 to 3 wk after herbicide treatment. Composition or the weed flora was analyzed by canonical discriminant analysis (CDA). The relationship between weed density and tillage system was not consistent. Weed species composition differed between CT and NT systems. Chenopodium album and Amaranthus retroflexus were associated with CT and Digitaria sanguinalis with NT. N rate and cover crop did not affect weed density or species composition. Proper management of weeds with herbicides appeared to minimize any long-term effect on the weed flora resulting from varying N rates. Zea mays yields did not differ between CT and NT systems but were greater in both systems with a cover crop at the higher N rates. Disturbance caused by tillage was more important than N rate and cover crop as a mechanism influencing composition of the weed flora.","container-title":"Weed Science","DOI":"10.1017/S0043174500092079","ISSN":"0043-1745, 1550-2759","issue":"4","language":"en","page":"454-461","source":"Cambridge University Press","title":"Effect of tillage systems, N, and cover crop on the composition of weed flora","volume":"47","author":[{"family":"Swanton","given":"Clarence J."},{"family":"Shrestha","given":"Anil"},{"family":"Roy","given":"Robert C."},{"family":"Ball-Coelho","given":"Bonnie R."},{"family":"Knezevic","given":"Stevan Z."}],"issued":{"date-parts":[["1999",8]]}}},{"id":2202,"uris":["http://zotero.org/users/3599437/items/VBGU9WK6"],"itemData":{"id":2202,"type":"article-journal","abstract":"Soybean field experiments were performed to investigate the weed-suppressing effects of different tillage systems and cover crop mulches at two locations in southwest Germany during 2014 and 2015. The influence of three different tillage systems on weed control efficacy, soybean plant density, and crop yield was determined. In the no-till system (NT), two different cover crops, (rye and barley), were treated by a roller-crimper before soybean sowing. For the reduced tillage system (RT), shallow soil cultivation (7.5 cm depth) using a cultivator after cover crop harvest was performed. The third system was conventional tillage (CT), which used a plow (25 cm depth) without any previous cover crop treatment. Finally, a CT system without weed control was used as a control treatment (C). Weed densities in the field experiments ranged from 1 to 164 plants m−2 with Chenopodium album (L.), Echinochloa crus-galli (L.) P. Beauv., and Sonchus arvensis (L.) as the predominant weed species. No difference in weed suppression was found between the two cover crops. The highest cover crop soil coverage was measured in the NT treatment. The greatest weed density (164 plants m−2) was measured in the untreated control. CT, RT and NT reduced weed density up to 71%, 85%, and 61%, respectively, to C, across both locations and years. Soybean plant density was reduced in NT (−36%) and CT (−18%) based on aimed sown plant density. Highest crop yields up to 2.4 t ha−1 were observed in RT, while NT resulted in lower yields (1.1 t ha−1). Our work reveals the importance of cover crops for weed suppression in soybean cropping systems without herbicide application.","container-title":"Agriculture","DOI":"10.3390/agriculture7050043","ISSN":"2077-0472","issue":"5","language":"en","license":"http://creativecommons.org/licenses/by/3.0/","note":"publisher: Multidisciplinary Digital Publishing Institute","page":"43","source":"www.mdpi.com","title":"Weed Control Using Conventional Tillage, Reduced Tillage, No-Tillage, and Cover Crops in Organic Soybean","volume":"7","author":[{"family":"Weber","given":"Jonas F."},{"family":"Kunz","given":"Christoph"},{"family":"Peteinatos","given":"Gerassimos G."},{"family":"Zikeli","given":"Sabine"},{"family":"Gerhards","given":"Roland"}],"issued":{"date-parts":[["2017",5]]}}}],"schema":"https://github.com/citation-style-language/schema/raw/master/csl-citation.json"} </w:instrText>
       </w:r>
       <w:r>
         <w:rPr>
@@ -2989,7 +3244,11 @@
         <w:fldChar w:fldCharType="separate"/>
       </w:r>
       <w:r>
-        <w:t>(Fanfarillo &amp; Kasperski, 2021)</w:t>
+        <w:t xml:space="preserve">(Shrestha et al., 2002; Swanton et </w:t>
+      </w:r>
+      <w:r>
+        <w:lastRenderedPageBreak/>
+        <w:t>al., 1999; Weber et al., 2017)</w:t>
       </w:r>
       <w:r>
         <w:rPr>
@@ -3001,64 +3260,222 @@
         <w:rPr>
           <w:lang w:val="en-US"/>
         </w:rPr>
-        <w:t xml:space="preserve">, provide food sources for a high diversity of organisms </w:t>
-      </w:r>
-      <w:r>
-        <w:rPr>
-          <w:lang w:val="en-US"/>
-        </w:rPr>
+        <w:t>)</w:t>
+      </w:r>
+      <w:r>
+        <w:rPr>
+          <w:lang w:val="en-US"/>
+        </w:rPr>
+        <w:t>. It is therefore</w:t>
+      </w:r>
+      <w:r>
+        <w:rPr>
+          <w:lang w:val="en-US"/>
+        </w:rPr>
+        <w:t xml:space="preserve"> unclear how these factors might be combined to optimize fall </w:t>
+      </w:r>
+      <w:r>
+        <w:rPr>
+          <w:lang w:val="en-US"/>
+        </w:rPr>
+        <w:t>plant communities</w:t>
+      </w:r>
+      <w:r>
+        <w:rPr>
+          <w:lang w:val="en-US"/>
+        </w:rPr>
+        <w:t xml:space="preserve"> between cash crops</w:t>
+      </w:r>
+      <w:r>
+        <w:rPr>
+          <w:lang w:val="en-US"/>
+        </w:rPr>
+        <w:t xml:space="preserve"> for achieving multiple goals</w:t>
+      </w:r>
+      <w:r>
+        <w:rPr>
+          <w:lang w:val="en-US"/>
+        </w:rPr>
+        <w:t>.</w:t>
+      </w:r>
+      <w:r>
+        <w:rPr>
+          <w:lang w:val="en-US"/>
+        </w:rPr>
+        <w:t xml:space="preserve"> </w:t>
+      </w:r>
+      <w:r>
+        <w:rPr>
+          <w:lang w:val="en-US"/>
+        </w:rPr>
+        <w:t>In addition</w:t>
+      </w:r>
+      <w:r>
+        <w:rPr>
+          <w:lang w:val="en-US"/>
+        </w:rPr>
+        <w:t xml:space="preserve">, while </w:t>
+      </w:r>
+      <w:r>
+        <w:rPr>
+          <w:lang w:val="en-US"/>
+        </w:rPr>
+        <w:t>p</w:t>
+      </w:r>
+      <w:r>
+        <w:t xml:space="preserve">esticides </w:t>
+      </w:r>
+      <w:r>
+        <w:t>are a common tool used in agriculture</w:t>
+      </w:r>
+      <w:r>
+        <w:t xml:space="preserve">, </w:t>
+      </w:r>
+      <w:r>
+        <w:t>they have</w:t>
+      </w:r>
+      <w:r>
+        <w:t xml:space="preserve"> </w:t>
+      </w:r>
+      <w:r>
+        <w:t>well-documented</w:t>
+      </w:r>
+      <w:r>
+        <w:t xml:space="preserve"> </w:t>
+      </w:r>
+      <w:r>
+        <w:t xml:space="preserve">externalities </w:t>
+      </w:r>
+      <w:r>
         <w:fldChar w:fldCharType="begin"/>
       </w:r>
       <w:r>
-        <w:rPr>
-          <w:lang w:val="en-US"/>
-        </w:rPr>
-        <w:instrText xml:space="preserve"> ADDIN ZOTERO_ITEM CSL_CITATION {"citationID":"qBzwzGc1","properties":{"formattedCitation":"(Balfour &amp; Ratnieks, 2022; Marshall et al., 2003)","plainCitation":"(Balfour &amp; Ratnieks, 2022; Marshall et al., 2003)","noteIndex":0},"citationItems":[{"id":470,"uris":["http://zotero.org/users/3599437/items/W3QPLB5Z"],"itemData":{"id":470,"type":"article-journal","abstract":"Agricultural intensification has been implicated in global biodiversity declines. In the European Union, agri-environmental schemes are designed to address this. For pollinating insects, funding has been provided to sow wildflower mixes. However, previous research indicates that a suite of agricultural weeds are also of great importance to pollinators. Here, we compare the biodiversity associated with the species which are considered harmful to agricultural production and legally deemed as ‘injurious’ by the United Kingdom 1959 Weeds Act (common ragwort Jacobaea vulgaris, creeping thistle Cirsium arvense, spear thistle C. vulgare, curled dock Rumex crispus and broadleaved dock R. obtusifolius), with plant species recommended for pollinator-targeted agri-environmental options. In our field study, the abundance and diversity of pollinators visiting the weed species averaged twice that of the recommended plants and included the main insect orders (Coleoptera, Diptera, Hymenoptera and Lepidoptera). This relationship was also seen in a meta-analysis of literature data, which indicates that fourfold more flower-visitor species and fivefold more conservation-listed species are associated with the weeds. Additionally, the literature shows that twice the number of herbivorous insect species are associated with these plants. We suggest that several factors are responsible for this pattern. Injurious weed species are widely distributed, their flower morphology allows access to a wide variety of pollinator species, and they produce, on average, four times more nectar sugar than the recommended plant species. Freedom of information requests to public bodies such as local councils, Natural England and Highways England indicate that c. £10 million per year is spent controlling injurious weeds. Meanwhile, the cost of the four pollinator-targeted agri-environmental options in the United Kingdom exceeds £40 m annually. Synthesis and applications. Our results clearly show that weeds have an underappreciated value to biodiversity. Unfortunately, current UK agricultural policy encourages neither land sparing for nor land sharing with weeds. The UK government is, however, currently committed to overhauling agricultural payments to encourage more wildlife- and climate-friendly practices. Thus, the challenge of reconciling the conflicts between agricultural production and these native and biodiverse species should be a renewed priority to land managers, researchers and policymakers.","container-title":"Journal of Applied Ecology","DOI":"10.1111/1365-2664.14132","ISSN":"1365-2664","issue":"5","language":"en","license":"© 2022 The Authors. Journal of Applied Ecology published by John Wiley &amp; Sons Ltd on behalf of British Ecological Society.","note":"_eprint: https://onlinelibrary.wiley.com/doi/pdf/10.1111/1365-2664.14132","page":"1209-1218","source":"Wiley Online Library","title":"The disproportionate value of ‘weeds’ to pollinators and biodiversity","volume":"59","author":[{"family":"Balfour","given":"Nicholas J."},{"family":"Ratnieks","given":"Francis L. W."}],"issued":{"date-parts":[["2022"]]}}},{"id":1290,"uris":["http://zotero.org/users/3599437/items/ILS777BG"],"itemData":{"id":1290,"type":"article-journal","abstract":"Weeds are major constraints on crop production, yet as part of the primary producers within farming systems, they may be important components of the agroecosystem. Using published literature, the role of weeds in arable systems for other above-ground trophic levels are examined. In the UK, there is evidence that weed flora have changed over the past century, with some species declining in abundance, whereas others have increased. There is also some evidence for a decline in the size of arable weed seedbanks. Some of these changes reflect improved agricultural efficiency, changes to more winter-sown crops in arable rotations and the use of more broad-spectrum herbicide combinations. Interrogation of a database of records of phytophagous insects associated with plant species in the UK reveals that many arable weed species support a high diversity of insect species. Reductions in abundances of host plants may affect associated insects and other taxa. A </w:instrText>
-      </w:r>
-      <w:r>
-        <w:rPr>
-          <w:lang w:val="en-US"/>
-        </w:rPr>
-        <w:instrText>number of insect groups and farmland birds</w:instrText>
-      </w:r>
-      <w:r>
-        <w:rPr>
-          <w:lang w:val="en-US"/>
-        </w:rPr>
-        <w:instrText xml:space="preserve"> have shown marked population declines over the past 30 years. Correlational studies indicate that many of these declines are associated with changes in agricultural practices. Certainly reductions in food availability in winter and for nestling birds in spring are implicated in the declines of several bird species, notably the grey partridge, Perdix perdix. Thus weeds have a role within agroecosystems in supporting biodiversity more generally. An understanding of weed competitivity and the importance of weeds for insects and birds may allow the identification of the most important weed species. This may form the first step in balancing the needs for weed control with the requirements for biodiversity and more sustainable production methods.","container-title":"Weed Research","DOI":"10.1046/j.1365-3180.2003.00326.x","ISSN":"1365-3180","issue":"2","language":"en","note":"_eprint: https://onlinelibrary.wiley.com/doi/pdf/10.1046/j.1365-3180.2003.00326.x","page":"77-89","source":"Wiley Online Library","title":"The role of weeds in supporting biological diversity within crop fields","volume":"43","author":[{"family":"Marshall","given":"E J P"},{"family":"Brown","given":"V K"},{"family":"Boatman","given":"N D"},{"family":"Lutman","given":"P J W"},{"family":"Squire","given":"G R"},{"family":"Ward","given":"L K"}],"issued":{"date-parts":[["2003"]]}}}],"schema":"https://github.com/citation-style-language/schema/raw/master/csl-citation.json"} </w:instrText>
-      </w:r>
-      <w:r>
-        <w:rPr>
-          <w:lang w:val="en-US"/>
-        </w:rPr>
+        <w:instrText xml:space="preserve"> ADDIN ZOTERO_ITEM CSL_CITATION {"citationID":"6HpAKEtD","properties":{"formattedCitation":"(Rani et al., 2021; Sharma et al., 2019; Wan et al., 2025)","plainCitation":"(Rani et al., 2021; Sharma et al., 2019; Wan et al., 2025)","noteIndex":0},"citationItems":[{"id":2245,"uris":["http://zotero.org/users/3599437/items/UBNVTLA9"],"itemData":{"id":2245,"type":"article-journal","abstract":"Pesticides are contributing in current agriculture to fulfil the need of raising population. Uses of pesticides are not limited to agriculture, but they are also used to control over domestic pests, disease insect vectors and home gardening. But they are very toxic in nature and pose acute risks on the human health and the environment. They negatively affected the agricultural workers and trigger social conflicts when employed extensively and without safety measures. Further, they also have adverse effects on the neighboring communities. Chiefly, agriculture workers meet with both direct and indirect exposure with these chemicals. Common man comes in contact with these chemicals by skin contacting which is due to leaking and drifting of pesticides during mixing and causing serious threat to human health such as diabetes, reproductive disorders, neurological dysfunction, cancer and respiratory disorders. In this review, we discussed classification, mechanisms, benefits and adverse effects of the pesticides on both human beings and the environment. We had also discussed some remedial measures to mitigate their toxicity. In future, research is needed to develop innovative ideas in current farming which are able to decrease the application of chemical pesticides.","container-title":"Journal of Cleaner Production","DOI":"10.1016/j.jclepro.2020.124657","ISSN":"0959-6526","journalAbbreviation":"Journal of Cleaner Production","page":"124657","source":"ScienceDirect","title":"An extensive review on the consequences of chemical pesticides on human health and environment","volume":"283","author":[{"family":"Rani","given":"Lata"},{"family":"Thapa","given":"Komal"},{"family":"Kanojia","given":"Neha"},{"family":"Sharma","given":"Neelam"},{"family":"Singh","given":"Sukhbir"},{"family":"Grewal","given":"Ajmer Singh"},{"family":"Srivastav","given":"Arun Lal"},{"family":"Kaushal","given":"Jyotsna"}],"issued":{"date-parts":[["2021",2,10]]}}},{"id":2127,"uris":["http://zotero.org/users/3599437/items/EH6NK3KU"],"itemData":{"id":2127,"type":"article-journal","abstract":"Pesticides are extensively used in modern agriculture and are an effective and economical way to enhance the yield quality and quantity, thus ensuring food security for the ever-growing population around the globe. Approximately, 2 million tonnes of pesticides are utilized annually worldwide, where China is the major contributing country, followed by the USA and Argentina, which is increasing rapidly. However, by the year 2020, the global pesticide usage has been estimated to increase up to 3.5 million tonnes. Although pesticides are beneficial for crop production point of view, extensive use of pesticides can possess serious consequences because of their bio-magnification and persistent nature. Diverse pesticides directly or indirectly polluted air, water, soil and overall ecosystem which cause serious health hazard for living being. In the present manuscript, an attempt has been made to critically review the global usage of different pesticides and their major adverse impacts on ecosystem, which will provide guidance for a wide range of researchers in this area.","container-title":"SN Applied Sciences","DOI":"10.1007/s42452-019-1485-1","ISSN":"2523-3971","issue":"11","journalAbbreviation":"SN Appl. Sci.","language":"en","page":"1446","source":"Springer Link","title":"Worldwide pesticide usage and its impacts on ecosystem","volume":"1","author":[{"family":"Sharma","given":"Anket"},{"family":"Kumar","given":"Vinod"},{"family":"Shahzad","given":"Babar"},{"family":"Tanveer","given":"Mohsin"},{"family":"Sidhu","given":"Gagan Preet Singh"},{"family":"Handa","given":"Neha"},{"family":"Kohli","given":"Sukhmeen Kaur"},{"family":"Yadav","given":"Poonam"},{"family":"Bali","given":"Aditi Shreeya"},{"family":"Parihar","given":"Ripu Daman"},{"family":"Dar","given":"Owias Iqbal"},{"family":"Singh","given":"Kirpal"},{"family":"Jasrotia","given":"Shivam"},{"family":"Bakshi","given":"Palak"},{"family":"Ramakrishnan","given":"M."},{"family":"Kumar","given":"Sandeep"},{"family":"Bhardwaj","given":"Renu"},{"family":"Thukral","given":"Ashwani Kumar"}],"issued":{"date-parts":[["2019",10,21]]}}},{"id":1517,"uris":["http://zotero.org/users/3599437/items/HQSCJ7X4"],"itemData":{"id":1517,"type":"article-journal","abstract":"Pesticides affect a diverse range of non-target species and may be linked to global biodiversity loss. The magnitude of this hazard remains only partially understood. We present a synthesis of pesticide (insecticide, herbicide and fungicide) impacts on multiple non-target organisms across trophic levels based on 20,212 effect sizes from 1,705 studies. For non-target plants, animals (invertebrate and vertebrates) and microorganisms (bacteria and fungi), we show negative responses of the growth, reproduction, behaviour and other physiological biomarkers within terrestrial and aquatic systems. Pesticides formulated for specific taxa negatively affected non-target groups, e.g. insecticidal neonicotinoids affecting amphibians. Negative effects were more pronounced in temperate than tropical regions but were consistent between aquatic and terrestrial environments, even after correcting for field-realistic terrestrial and environmentally relevant exposure scenarios. Our results question the sustainability of current pesticide use and support the need for enhanced risk assessments to reduce risks to biodiversity and ecosystems.","container-title":"Nature Communications","DOI":"10.1038/s41467-025-56732-x","ISSN":"2041-1723","issue":"1","journalAbbreviation":"Nat Commun","language":"en","license":"2025 The Author(s)","note":"publisher: Nature Publishing Group","page":"1360","source":"www.nature.com","title":"Pesticides have negative effects on non-target organisms","volume":"16","author":[{"family":"Wan","given":"Nian-Feng"},{"family":"Fu","given":"Liwan"},{"family":"Dainese","given":"Matteo"},{"family":"Kiær","given":"Lars Pødenphant"},{"family":"Hu","given":"Yue-Qing"},{"family":"Xin","given":"Fengfei"},{"family":"Goulson","given":"Dave"},{"family":"Woodcock","given":"Ben A."},{"family":"Vanbergen","given":"Adam J."},{"family":"Spurgeon","given":"David J."},{"family":"Shen","given":"Siyuan"},{"family":"Scherber","given":"Christoph"}],"issued":{"date-parts":[["2025",2,13]]}}}],"schema":"https://github.com/citation-style-language/schema/raw/master/csl-citation.json"} </w:instrText>
+      </w:r>
+      <w:r>
         <w:fldChar w:fldCharType="separate"/>
       </w:r>
       <w:r>
-        <w:rPr>
-          <w:lang w:val="en-US"/>
-        </w:rPr>
-        <w:t>(Balfour &amp; Ratnieks, 2022; Marshall et al., 2003)</w:t>
+        <w:t>(Rani et al., 2021; Sharma et al., 2019; Wan et al., 2025)</w:t>
       </w:r>
       <w:r>
         <w:fldChar w:fldCharType="end"/>
       </w:r>
       <w:r>
-        <w:rPr>
-          <w:lang w:val="en-US"/>
-        </w:rPr>
-        <w:t>, reduce</w:t>
-      </w:r>
-      <w:r>
-        <w:rPr>
-          <w:lang w:val="en-US"/>
-        </w:rPr>
-        <w:t xml:space="preserve"> fall</w:t>
-      </w:r>
-      <w:r>
-        <w:rPr>
-          <w:lang w:val="en-US"/>
-        </w:rPr>
-        <w:t xml:space="preserve"> nitrate leaching</w:t>
+        <w:t xml:space="preserve">. Inclusion of these unintended impacts </w:t>
+      </w:r>
+      <w:r>
+        <w:t xml:space="preserve">can contribute to a more comprehensive evaluation </w:t>
+      </w:r>
+      <w:r>
+        <w:t>of cropping systems</w:t>
+      </w:r>
+      <w:r>
+        <w:t xml:space="preserve"> when looking at multiple outcomes</w:t>
+      </w:r>
+      <w:r>
+        <w:rPr>
+          <w:lang w:val="en-US"/>
+        </w:rPr>
+        <w:t xml:space="preserve">. </w:t>
+      </w:r>
+    </w:p>
+    <w:p>
+      <w:pPr>
+        <w:spacing w:line="360" w:lineRule="auto"/>
+        <w:rPr>
+          <w:lang w:val="en-US"/>
+        </w:rPr>
+      </w:pPr>
+      <w:r>
+        <w:rPr>
+          <w:lang w:val="en-US"/>
+        </w:rPr>
+        <w:t xml:space="preserve">To better understand </w:t>
+      </w:r>
+      <w:r>
+        <w:rPr>
+          <w:lang w:val="en-US"/>
+        </w:rPr>
+        <w:t xml:space="preserve">tradeoffs and </w:t>
+      </w:r>
+      <w:r>
+        <w:rPr>
+          <w:lang w:val="en-US"/>
+        </w:rPr>
+        <w:t>potential for optimizing fall non-crop vegetation services</w:t>
+      </w:r>
+      <w:r>
+        <w:rPr>
+          <w:lang w:val="en-US"/>
+        </w:rPr>
+        <w:t xml:space="preserve">, </w:t>
+      </w:r>
+      <w:r>
+        <w:rPr>
+          <w:lang w:val="en-US"/>
+        </w:rPr>
+        <w:t xml:space="preserve">we </w:t>
+      </w:r>
+      <w:r>
+        <w:rPr>
+          <w:lang w:val="en-US"/>
+        </w:rPr>
+        <w:t>utiliz</w:t>
+      </w:r>
+      <w:r>
+        <w:rPr>
+          <w:lang w:val="en-US"/>
+        </w:rPr>
+        <w:t>ed</w:t>
+      </w:r>
+      <w:r>
+        <w:rPr>
+          <w:lang w:val="en-US"/>
+        </w:rPr>
+        <w:t xml:space="preserve"> a long-term </w:t>
+      </w:r>
+      <w:r>
+        <w:rPr>
+          <w:lang w:val="en-US"/>
+        </w:rPr>
+        <w:t xml:space="preserve">(&gt;20 years) </w:t>
+      </w:r>
+      <w:r>
+        <w:rPr>
+          <w:lang w:val="en-US"/>
+        </w:rPr>
+        <w:t>experimental platform</w:t>
+      </w:r>
+      <w:r>
+        <w:rPr>
+          <w:lang w:val="en-US"/>
+        </w:rPr>
+        <w:t xml:space="preserve"> </w:t>
+      </w:r>
+      <w:r>
+        <w:rPr>
+          <w:lang w:val="en-US"/>
+        </w:rPr>
+        <w:t xml:space="preserve">to examine the impact of cover crop addition to </w:t>
+      </w:r>
+      <w:r>
+        <w:rPr>
+          <w:lang w:val="en-US"/>
+        </w:rPr>
+        <w:t xml:space="preserve">different tillage/straw </w:t>
+      </w:r>
+      <w:r>
+        <w:rPr>
+          <w:lang w:val="en-US"/>
+        </w:rPr>
+        <w:t xml:space="preserve">management </w:t>
+      </w:r>
+      <w:r>
+        <w:rPr>
+          <w:lang w:val="en-US"/>
+        </w:rPr>
+        <w:t xml:space="preserve">combinations </w:t>
       </w:r>
       <w:r>
         <w:rPr>
@@ -3070,7 +3487,7 @@
         <w:rPr>
           <w:lang w:val="en-US"/>
         </w:rPr>
-        <w:instrText xml:space="preserve"> ADDIN ZOTERO_ITEM CSL_CITATION {"citationID":"x5xHEw6M","properties":{"formattedCitation":"(Miranda-V\\uc0\\u233{}lez et al., 2026; Sullivan et al., 2017)","plainCitation":"(Miranda-Vélez et al., 2026; Sullivan et al., 2017)","noteIndex":0},"citationItems":[{"id":2192,"uris":["http://zotero.org/users/3599437/items/BVDR97MB"],"itemData":{"id":2192,"type":"article-journal","abstract":"Nitrate leaching during winter is a pressing environmental issue for agricultural systems in temperate climates. Interactions between cover crops and conservation tillage could have important implications for NO3- leaching, both temporally in-season and aggregated per season. To investigate this, we carried out direct analysis of a subsoil NO3- N concentration (nit-N) time-series using generalized additive models (GAMs) as well as generalized linear mixed effects modeling of aggregated seasonal N fluxes (N-leaching) derived using simulated subsoil water percolation. Subsoil NO3- concentrations were measured for four seasons (2019–20, 2020–21, 2021–22 and 2022–23) in a field experiment located in Foulumgård, Denmark, involving three tillage treatments (ploughing, P; harrowing, H; and no-till; NT), three winter cover crop treatments (fodder radish as cover crop, Ref; weeds and volunteers, V; and bare soil during winter, B) and two crop rotations based on spring and winter cereals. GAM analysis showed that both V and Ref reduced subsoil nit-N relative to B, where the effect was greatest in Ref. No consistent effect was found for tillage treatments singly or in interaction with plant cover or different seasons. Differences in the timing or peak nit-N were solely determined by the season, likely due to different weather patterns. Ref reduced N-leaching by over 45 kg N ha−1 y−1 relative to B in average across seasons regardless of tillage, while V reduced it by 13–17 kg N ha−1 y−1 in tillage treatments P and H. In NT, however, there was no difference in either nit-N or N-leaching between V and B, suggesting weed growth and N uptake was suppressed after 20 years of consistent conservation tillage. Finally, we argue that direct analysis of subsoil NO3- concentrations using GAMs represents a valuable complement to derived aggregated NO3- leaching, which can provide useful insight about in-season temporal dimension of management practices and mitigation strategies.","container-title":"Agriculture, Ecosystems &amp; Environment","DOI":"10.1016/j.agee.2025.110011","ISSN":"0167-8809","journalAbbreviation":"Agriculture, Ecosystems &amp; Environment","page":"110011","source":"ScienceDirect","title":"In-season effects of winter cover crops and tillage on soil NO3- and N leaching – Analysis with generalized additive models","volume":"396","author":[{"family":"Miranda-Vélez","given":"Jorge Federico"},{"family":"Simpson","given":"Gavin L."},{"family":"Hansen","given":"Elly Møller"},{"family":"Munkholm","given":"Lars J."}],"issued":{"date-parts":[["2026",2,1]]}}},{"id":1491,"uris":["http://zotero.org/users/3599437/items/J4YQVFCA"],"itemData":{"id":1491,"type":"article-journal","abstract":"This study investigated the ability of several plant species commonly occurring as weeds in Australian cropping systems to produce root exudates that inhibit nitrification via biological nitrification inhibition (BNI). Seedlings of wild radish (Raphanus raphanistrum), great brome grass (Bromus diandrus), wild oats (Avena fatua), annual ryegrass (Lolium rigidum) and Brachiaria humidicola (BNI-positive control) were grown in hydroponics, and the impact of their root exudates on NO3– production by Nitrosomonas europaea was measured in a pure-culture assay. A pot study (soil-based assay) was then conducted to confirm the ability of the weeds to inhibit nitrification in whole soils. All of the tested weeds slowed NO3– production by N. europaea in the pure-culture assay and significantly inhibited potential nitrification rates in soil-based assays. Root exudates produced by wild radish were the most inhibitory, slowing NO3– production by the pure culture of N. europaea by 53 ± 6.1% and completely inhibiting nitrification in the soil-based assay. The other weed species all had BNI capacities comparable to that of B. humidicola and significantly higher than that previously reported for wheat cv. Janz. This study demonstrates that several commonly occurring weed species have BNI capacity. By altering the N cycle, and retaining NH4+ in the soils in which they grow, these weeds may gain a competitive advantage over species (including crops) that prefer NO3–. Increasing our understanding of how weeds compete with crops for N may open avenues for novel weed-management strategies.","container-title":"Crop and Pasture Science","DOI":"10.1071/CP17243","ISSN":"1836-5795","issue":"8","journalAbbreviation":"Crop Pasture Sci.","language":"en","note":"publisher: CSIRO PUBLISHING","page":"798-804","source":"www.publish.csiro.au","title":"Biological nitrification inhibition by weeds: wild radish, brome grass, wild oats and annual ryegrass decrease nitrification rates in their rhizospheres","title-short":"Biological nitrification inhibition by weeds","volume":"68","author":[{"family":"Sullivan","given":"Cathryn A. O’"},{"family":"Whisson","given":"Kelley"},{"family":"Treble","given":"Karen"},{"family":"Roper","given":"Margaret M."},{"family":"Micin","given":"Shayne F."},{"family":"Ward","given":"Philip R."}],"issued":{"date-parts":[["2017",10,6]]}}}],"schema":"https://github.com/citation-style-language/schema/raw/master/csl-citation.json"} </w:instrText>
+        <w:instrText xml:space="preserve"> ADDIN ZOTERO_ITEM CSL_CITATION {"citationID":"aLc1lXtN","properties":{"formattedCitation":"(G\\uc0\\u243{}mez-Mu\\uc0\\u241{}oz et al., 2021)","plainCitation":"(Gómez-Muñoz et al., 2021)","noteIndex":0},"citationItems":[{"id":2249,"uris":["http://zotero.org/users/3599437/items/XA52MIYG"],"itemData":{"id":2249,"type":"article-journal","abstract":"The main principles of conservationagriculture (CA) are minimal soil disturbance, permanent soil cover, diversification of crop rotations, and retention of crop residues. Tillage has been implicated with increased soil organic C (SOC) mineralization, but recently this has been contested. Residue retention and cover crops result in higher soil C inputs and are therefore expected to increase SOC. This study aimed to evaluate the effect of 17 yr of residue retention (with and without) and tillage (plowing and no-till) on soil C storage on two Danish sandy loam soils with different clay and SOC content under cool temperate humid climate conditions. Straw retention reduced bulk density at both sites. It also increased the C concentration with 0.47 mg C g–1 dry soil on average from 2002 to 2019, and SOC stocks in 2019 with 23 tonnes C ha–1, on average, at the site with higher initial SOC content. The effect of straw retention on soil C was higher when the soil was plowed, and no significant effect was observed in no-till soils. Straw retention did not significantly affect C concentration at the site with low initial SOC. Tillage altered the C distribution in the soil profile, so that the C concentration in the upper layer (0–25 cm) was higher in the no-till soils, but did not significantly increase total C concentration in deeper layers (0–50 cm). Use of no-till and straw retention did not consistently affect crop yield across site-years, but the interannual variability was large, obscuring possible differences in yields.","container-title":"Soil Science Society of America Journal","DOI":"10.1002/saj2.20312","ISSN":"1435-0661","issue":"5","language":"en","license":"© 2021 The Authors. Soil Science Society of America Journal © 2021 Soil Science Society of America","note":"_eprint: https://acsess.onlinelibrary.wiley.com/doi/pdf/10.1002/saj2.20312","page":"1465-1478","source":"Wiley Online Library","title":"Long-term effect of tillage and straw retention in conservation agriculture systems on soil carbon storage","volume":"85","author":[{"family":"Gómez-Muñoz","given":"Beatriz"},{"family":"Jensen","given":"Lars Stoumann"},{"family":"Munkholm","given":"Lars"},{"family":"Olesen","given":"Jørgen Eivind"},{"family":"Møller Hansen","given":"Elly"},{"family":"Bruun","given":"Sander"}],"issued":{"date-parts":[["2021"]]}}}],"schema":"https://github.com/citation-style-language/schema/raw/master/csl-citation.json"} </w:instrText>
       </w:r>
       <w:r>
         <w:rPr>
@@ -3079,7 +3496,7 @@
         <w:fldChar w:fldCharType="separate"/>
       </w:r>
       <w:r>
-        <w:t>(Miranda-Vélez et al., 2026; Sullivan et al., 2017)</w:t>
+        <w:t>(Gómez-Muñoz et al., 2021)</w:t>
       </w:r>
       <w:r>
         <w:rPr>
@@ -3091,7 +3508,155 @@
         <w:rPr>
           <w:lang w:val="en-US"/>
         </w:rPr>
-        <w:t xml:space="preserve">, contribute to soil organic carbon  </w:t>
+        <w:t xml:space="preserve">. </w:t>
+      </w:r>
+      <w:r>
+        <w:rPr>
+          <w:lang w:val="en-US"/>
+        </w:rPr>
+        <w:t xml:space="preserve">Yield of cash crops, soil coverage, fall biomass, plant community ecological value, presence of perennial weeds and pesticide toxicity were </w:t>
+      </w:r>
+      <w:r>
+        <w:rPr>
+          <w:lang w:val="en-US"/>
+        </w:rPr>
+        <w:t xml:space="preserve">chosen </w:t>
+      </w:r>
+      <w:r>
+        <w:rPr>
+          <w:lang w:val="en-US"/>
+        </w:rPr>
+        <w:t xml:space="preserve">as performance metrics </w:t>
+      </w:r>
+      <w:r>
+        <w:rPr>
+          <w:lang w:val="en-US"/>
+        </w:rPr>
+        <w:t xml:space="preserve">to </w:t>
+      </w:r>
+      <w:r>
+        <w:rPr>
+          <w:lang w:val="en-US"/>
+        </w:rPr>
+        <w:t>promote understanding of how cover cropping systems interact with tillage, residue removal, and weather in provision of various services and dis-services</w:t>
+      </w:r>
+      <w:r>
+        <w:rPr>
+          <w:lang w:val="en-US"/>
+        </w:rPr>
+        <w:t xml:space="preserve">. </w:t>
+      </w:r>
+    </w:p>
+    <w:p>
+      <w:pPr>
+        <w:spacing w:line="360" w:lineRule="auto"/>
+      </w:pPr>
+      <w:r>
+        <w:rPr>
+          <w:lang w:val="en-US"/>
+        </w:rPr>
+        <w:t xml:space="preserve">We hypothesized there would be tradeoffs between outcomes, with no single system offering the best performance in all desired areas, but that </w:t>
+      </w:r>
+      <w:r>
+        <w:rPr>
+          <w:lang w:val="en-US"/>
+        </w:rPr>
+        <w:t>multi</w:t>
+      </w:r>
+      <w:r>
+        <w:rPr>
+          <w:lang w:val="en-US"/>
+        </w:rPr>
+        <w:t>-</w:t>
+      </w:r>
+      <w:r>
+        <w:rPr>
+          <w:lang w:val="en-US"/>
+        </w:rPr>
+        <w:t xml:space="preserve">criteria evaluation would </w:t>
+      </w:r>
+      <w:r>
+        <w:rPr>
+          <w:lang w:val="en-US"/>
+        </w:rPr>
+        <w:t>highlight favorable combinations of practices.</w:t>
+      </w:r>
+    </w:p>
+    <w:p>
+      <w:pPr>
+        <w:spacing w:line="360" w:lineRule="auto"/>
+      </w:pPr>
+      <w:r>
+        <w:rPr>
+          <w:lang w:val="en-US"/>
+        </w:rPr>
+        <w:t xml:space="preserve">We </w:t>
+      </w:r>
+      <w:r>
+        <w:rPr>
+          <w:lang w:val="en-US"/>
+        </w:rPr>
+        <w:t xml:space="preserve">chose </w:t>
+      </w:r>
+      <w:r>
+        <w:rPr>
+          <w:lang w:val="en-US"/>
+        </w:rPr>
+        <w:t>not to</w:t>
+      </w:r>
+      <w:r>
+        <w:rPr>
+          <w:lang w:val="en-US"/>
+        </w:rPr>
+        <w:t xml:space="preserve"> include the costs </w:t>
+      </w:r>
+      <w:r>
+        <w:rPr>
+          <w:lang w:val="en-US"/>
+        </w:rPr>
+        <w:t xml:space="preserve">and labor </w:t>
+      </w:r>
+      <w:r>
+        <w:rPr>
+          <w:lang w:val="en-US"/>
+        </w:rPr>
+        <w:t xml:space="preserve">associated with cover crop implementation </w:t>
+      </w:r>
+      <w:r>
+        <w:rPr>
+          <w:lang w:val="en-US"/>
+        </w:rPr>
+        <w:t xml:space="preserve">due to the complexity and highly contextual nature of such estimates. For example, </w:t>
+      </w:r>
+      <w:r>
+        <w:rPr>
+          <w:lang w:val="en-US"/>
+        </w:rPr>
+        <w:t xml:space="preserve">in Denmark, cover crop implementations may be mandatory </w:t>
+      </w:r>
+      <w:r>
+        <w:rPr>
+          <w:lang w:val="en-US"/>
+        </w:rPr>
+        <w:t xml:space="preserve">depending on a given farm’s </w:t>
+      </w:r>
+      <w:r>
+        <w:rPr>
+          <w:lang w:val="en-US"/>
+        </w:rPr>
+        <w:t xml:space="preserve">crop compositions and </w:t>
+      </w:r>
+      <w:r>
+        <w:rPr>
+          <w:lang w:val="en-US"/>
+        </w:rPr>
+        <w:t>nutrient balance</w:t>
+      </w:r>
+      <w:r>
+        <w:rPr>
+          <w:lang w:val="en-US"/>
+        </w:rPr>
+        <w:t xml:space="preserve"> </w:t>
       </w:r>
       <w:r>
         <w:rPr>
@@ -3103,7 +3668,7 @@
         <w:rPr>
           <w:lang w:val="en-US"/>
         </w:rPr>
-        <w:instrText xml:space="preserve"> ADDIN ZOTERO_ITEM CSL_CITATION {"citationID":"c5pMaXqX","properties":{"formattedCitation":"(Jian et al., 2020)","plainCitation":"(Jian et al., 2020)","noteIndex":0},"citationItems":[{"id":1482,"uris":["http://zotero.org/users/3599437/items/EL75SHRF"],"itemData":{"id":1482,"type":"article-journal","abstract":"Including cover crops within agricultural rotations may increase soil organic carbon (SOC). However, contradictory findings generated by on-site experiments make it necessary to perform a comprehensive assessment of interactions between cover crops, environmental and management factors, and changes in SOC. In this study, we collected data from studies that compared agricultural production with and without cover crops, and then analyzed those data using meta-analysis and regression. Our results showed that including cover crops into rotations significantly increased SOC, with an overall mean change of 15.5% (95% confidence interval of 13.8%–17.3%). Whereas medium-textured soils had highest SOC stocks (overall means of 39 Mg ha−1 with and 37 Mg ha−1 without cover crops), fine-textured soils showed the greatest increase in SOC after the inclusion of cover crops (mean change of 39.5%). Coarse-textured (11.4%) and medium-textured soils (10.3%) had comparatively smaller changes in SOC, while soils in temperate climates had greater changes (18.7%) than those in tropical climates (7.2%). Cover crop mixtures resulted in greater increases in SOC compared to mono-species cover crops, and using legumes caused greater SOC increases than grass species. Cover crop biomass positively affected SOC changes while carbon:nitrogen ratio of cover crop biomass was negatively correlated with SOC changes. Cover cropping was associated with significant SOC increases in shallow soils (≤30 cm), but not in subsurface soils (&gt;30 cm). The regression analysis revealed that SOC changes from cover cropping correlated with improvements in soil quality, specifically decreased runoff and erosion and increased mineralizable carbon, mineralizable nitrogen, and soil nitrogen. Soil carbon change was also affected by annual temperature, number of years after start of cover crop usage, latitude, and initial SOC concentrations. Finally, the mean rate of carbon sequestration from cover cropping across all studies was 0.56 Mg ha−1 yr−1. If 15% of current global cropland were to adopt cover crops, this value would translate to 0.16 ± 0.06 Pg of carbon sequestered per year, which is ~1–2% of current fossil fuels emissions. Altogether, these results indicated that the inclusion of cover crops into agricultural rotations can enhance soil carbon concentrations, improve many soil quality parameters, and serve as a potential sink for atmosphere CO2.","container-title":"Soil Biology and Biochemistry","DOI":"10.1016/j.soilbio.2020.107735","ISSN":"0038-0717","journalAbbreviation":"Soil Biology and Biochemistry","page":"107735","source":"ScienceDirect","title":"A meta-analysis of global cropland soil carbon changes due to cover cropping","volume":"143","author":[{"family":"Jian","given":"Jinshi"},{"family":"Du","given":"Xuan"},{"family":"Reiter","given":"Mark S."},{"family":"Stewart","given":"Ryan D."}],"issued":{"date-parts":[["2020",4,1]]}}}],"schema":"https://github.com/citation-style-language/schema/raw/master/csl-citation.json"} </w:instrText>
+        <w:instrText xml:space="preserve"> ADDIN ZOTERO_ITEM CSL_CITATION {"citationID":"dadKV20t","properties":{"formattedCitation":"(Dalgaard et al., 2014)","plainCitation":"(Dalgaard et al., 2014)","noteIndex":0},"citationItems":[{"id":713,"uris":["http://zotero.org/users/3599437/items/AYH3VANB"],"itemData":{"id":713,"type":"article-journal","abstract":"With more than 60% of the land farmed, with vulnerable freshwater and marine environments, and with one of the most intensive, export-oriented livestock sectors in the world, the nitrogen (N) pollution pressure from Danish agriculture is severe. Consequently, a series of policy action plans have been implemented since the mid 1980s with significant effects on the surplus, efficiency and environmental loadings of N. This paper reviews the policies and actions taken and their ability to mitigate effects of reactive N (Nr) while maintaining agricultural production. In summary, the average N-surplus has been reduced from approximately 170 kg N ha−1 yr−1 to below 100 kg N ha−1 yr−1 during the past 30 yrs, while the overall N-efficiency for the agricultural sector (crop + livestock farming) has increased from around 20–30% to 40–45%, the N-leaching from the field root zone has been halved, and N losses to the aquatic and atmospheric environment have been significantly reduced. This has been achieved through a combination of approaches and measures (ranging from command and control legislation, over market-based regulation and governmental expenditure to information and voluntary action), with specific measures addressing the whole N cascade, in order to improve the quality of ground- and surface waters, and to reduce the deposition to terrestrial natural ecosystems. However, there is still a major challenge in complying with the EU Water Framework and Habitats Directives, calling for new approaches, measures and technologies to mitigate agricultural N losses and control N flows.","container-title":"Environmental Research Letters","DOI":"10.1088/1748-9326/9/11/115002","ISSN":"1748-9326","issue":"11","journalAbbreviation":"Environ. Res. Lett.","language":"en","note":"publisher: IOP Publishing","page":"115002","source":"Institute of Physics","title":"Policies for agricultural nitrogen management—trends, challenges and prospects for improved efficiency in Denmark","volume":"9","author":[{"family":"Dalgaard","given":"Tommy"},{"family":"Hansen","given":"Birgitte"},{"family":"Hasler","given":"Berit"},{"family":"Hertel","given":"Ole"},{"family":"Hutchings","given":"Nicholas J."},{"family":"Jacobsen","given":"Brian H."},{"family":"Jensen","given":"Lars Stoumann"},{"family":"Kronvang","given":"Brian"},{"family":"Olesen","given":"Jørgen E."},{"family":"Schjørring","given":"Jan K."},{"family":"Kristensen","given":"Ib Sillebak"},{"family":"Graversgaard","given":"Morten"},{"family":"Termansen","given":"Mette"},{"family":"Vejre","given":"Henrik"}],"issued":{"date-parts":[["2014",11]]}}}],"schema":"https://github.com/citation-style-language/schema/raw/master/csl-citation.json"} </w:instrText>
       </w:r>
       <w:r>
         <w:rPr>
@@ -3112,12 +3677,12 @@
         <w:fldChar w:fldCharType="separate"/>
       </w:r>
       <w:r>
-        <w:rPr>
-          <w:lang w:val="en-US"/>
-        </w:rPr>
-        <w:t>(Jian et al., 2020)</w:t>
-      </w:r>
-      <w:r>
+        <w:t>(Dalgaard et al., 2014)</w:t>
+      </w:r>
+      <w:r>
+        <w:rPr>
+          <w:lang w:val="en-US"/>
+        </w:rPr>
         <w:fldChar w:fldCharType="end"/>
       </w:r>
       <w:r>
@@ -3130,910 +3695,6 @@
         <w:rPr>
           <w:lang w:val="en-US"/>
         </w:rPr>
-        <w:t>and</w:t>
-      </w:r>
-      <w:r>
-        <w:rPr>
-          <w:lang w:val="en-US"/>
-        </w:rPr>
-        <w:t xml:space="preserve"> mitigate soil erosion </w:t>
-      </w:r>
-      <w:r>
-        <w:rPr>
-          <w:lang w:val="en-US"/>
-        </w:rPr>
-        <w:fldChar w:fldCharType="begin"/>
-      </w:r>
-      <w:r>
-        <w:rPr>
-          <w:lang w:val="en-US"/>
-        </w:rPr>
-        <w:instrText xml:space="preserve"> ADDIN ZOTERO_ITEM CSL_CITATION {"citationID":"uzAw4jiw","properties":{"formattedCitation":"(Moreau et al., 2020)","plainCitation":"(Moreau et al., 2020)","noteIndex":0},"citationItems":[{"id":1502,"uris":["http://zotero.org/users/3599437/items/A8XSM9YL"],"itemData":{"id":1502,"type":"article-journal","abstract":"Weeds are often solely considered with a negative viewpoint, but they may also provide services for agroecosystems. Especially, the residual weed flora that is tolerated by integrated crop protection may contribute to a reduction of nitrate leaching and soil erosion during the summer and autumn fallow. To date, the determinants underlying these environmental weed benefits are largely unknown. The present study developed new indicators to account for the potential beneficial role of annual weed flora to reduce nitrate leaching and soil erosion at the field scale, and then calculated them from the outputs of a weed dynamics model. The aim was to analyse which cropping systems facilitate residual weed flora to reduce nitrate leaching and soil erosion, while minimizing negative weed impacts on crop production. When developing the indicators, the potential weed-based reduction of nitrate leaching was considered to increase with both the growth of the weed flora and the weed species potential to take up nitrogen; the potential weed-based reduction of soil erosion was assumed to increase with soil cover by weeds when soil cover by cash crops was low. Our simulation study included 259 arable cropping systems (covering a wide range of herbicide and tillage intensity, with each cropping system simulated over 28 years and repeated 10 times with 10 different weather series) in which the dynamics of 25 annual weed species was simulated. Simulations showed that the cropping systems promoting a high potential weed-based reduction of nitrate leaching were generally also those with a high potential weed-based reduction of soil erosion, pointing to a compatibility between these benefits provided by the weed flora. However, the cropping systems promoting these environmental benefits were generally also those that presented the highest crop yield losses. Tillage and crop rotation were identified as the cultural techniques with the greatest influence on the potential weed-based reduction of nitrate leaching and soil erosion, while herbicides had a more limited effect. Most of the studied cropping systems (representing “real situations” in which farmers or experimenters make the decisions about crop rotations and cultural techniques) tended to favour low crop yield losses rather than high weed-based environmental benefits. Interestingly, a few systems achieved both objectives. Systems that achieved relatively low crop yield losses and high weed-based environmental benefits mainly combined infrequent superficial tillage operations, with a low proportion of winter crops in the rotation and a very low tillage depth. Finally, only a few weed traits determined the role of the weed flora to potentially reduce nitrate leaching and soil erosion. They were seed traits (seed lipid content, seed area per weight and seed coat thickness), driving the early and fast appearance of the weed canopy after weed seed shed. This suggests that, for annual weed species, a high weed flora potential to reduce nitrate leaching and soil erosion is not restricted to specific weed species able to take up nitrogen and cover soil. Thus, our simulation study indicates that such a high potential to reduce nitrate leaching and soil erosion could therefore be reached in very different agroecosystems in terms of weed seed bank.","container-title":"European Journal of Agronomy","DOI":"10.1016/j.eja.2020.126015","ISSN":"1161-0301","journalAbbreviation":"European Journal of Agronomy","page":"126015","source":"ScienceDirect","title":"In which cropping systems can residual weeds reduce nitrate leaching and soil erosion?","volume":"119","author":[{"family":"Moreau","given":"Delphine"},{"family":"Pointurier","given":"Olivia"},{"family":"Nicolardot","given":"Bernard"},{"family":"Villerd","given":"Jean"},{"family":"Colbach","given":"Nathalie"}],"issued":{"date-parts":[["2020",9,1]]}}}],"schema":"https://github.com/citation-style-language/schema/raw/master/csl-citation.json"} </w:instrText>
-      </w:r>
-      <w:r>
-        <w:rPr>
-          <w:lang w:val="en-US"/>
-        </w:rPr>
-        <w:fldChar w:fldCharType="separate"/>
-      </w:r>
-      <w:r>
-        <w:rPr>
-          <w:lang w:val="en-US"/>
-        </w:rPr>
-        <w:t>(Moreau et al., 2020)</w:t>
-      </w:r>
-      <w:r>
-        <w:fldChar w:fldCharType="end"/>
-      </w:r>
-      <w:r>
-        <w:rPr>
-          <w:lang w:val="en-US"/>
-        </w:rPr>
-        <w:t xml:space="preserve">. </w:t>
-      </w:r>
-      <w:r>
-        <w:rPr>
-          <w:lang w:val="en-US"/>
-        </w:rPr>
-        <w:t xml:space="preserve">While direct measurements of benefits are the most reliable, such measurements are not always available nor feasible. </w:t>
-      </w:r>
-      <w:r>
-        <w:rPr>
-          <w:lang w:val="en-US"/>
-        </w:rPr>
-        <w:t>To enable more accessible accounting of benefits, s</w:t>
-      </w:r>
-      <w:r>
-        <w:rPr>
-          <w:lang w:val="en-US"/>
-        </w:rPr>
-        <w:t xml:space="preserve">everal methodologies for estimating </w:t>
-      </w:r>
-      <w:r>
-        <w:t>the potential values</w:t>
-      </w:r>
-      <w:r>
-        <w:t xml:space="preserve"> and/or services</w:t>
-      </w:r>
-      <w:r>
-        <w:t xml:space="preserve"> </w:t>
-      </w:r>
-      <w:r>
-        <w:t>as well as</w:t>
-      </w:r>
-      <w:r>
-        <w:t xml:space="preserve"> </w:t>
-      </w:r>
-      <w:r>
-        <w:t xml:space="preserve">potential </w:t>
-      </w:r>
-      <w:r>
-        <w:t xml:space="preserve">harms </w:t>
-      </w:r>
-      <w:r>
-        <w:lastRenderedPageBreak/>
-        <w:t xml:space="preserve">of </w:t>
-      </w:r>
-      <w:r>
-        <w:t>agricultural plant communities</w:t>
-      </w:r>
-      <w:r>
-        <w:rPr>
-          <w:lang w:val="en-US"/>
-        </w:rPr>
-        <w:t xml:space="preserve"> h</w:t>
-      </w:r>
-      <w:r>
-        <w:rPr>
-          <w:lang w:val="en-US"/>
-        </w:rPr>
-        <w:t xml:space="preserve">ave been proposed </w:t>
-      </w:r>
-      <w:r>
-        <w:rPr>
-          <w:lang w:val="en-US"/>
-        </w:rPr>
-        <w:fldChar w:fldCharType="begin"/>
-      </w:r>
-      <w:r>
-        <w:rPr>
-          <w:lang w:val="en-US"/>
-        </w:rPr>
-        <w:instrText xml:space="preserve"> ADDIN ZOTERO_ITEM CSL_CITATION {"citationID":"jOzF71V8","properties":{"formattedCitation":"(Gentili et al., in review)","plainCitation":"(Gentili et al., in review)","noteIndex":0},"citationItems":[{"id":2416,"uris":["http://zotero.org/users/3599437/items/28TEFI94"],"itemData":{"id":2416,"type":"article-journal","container-title":"Weed Research","title":"Functional Roles of Weeds in Arable Ecosystems: A Review of Methods to Assess Eco-system Services and Disservices","author":[{"family":"Gentili","given":"Marco"},{"family":"Nichols","given":"Virginia"},{"family":"Jørgensen","given":"Johannes R."},{"family":"Jørgensen","given":"Rasmus N."},{"family":"Gislum","given":"René"}],"issued":{"literal":"in review"}}}],"schema":"https://github.com/citation-style-language/schema/raw/master/csl-citation.json"} </w:instrText>
-      </w:r>
-      <w:r>
-        <w:rPr>
-          <w:lang w:val="en-US"/>
-        </w:rPr>
-        <w:fldChar w:fldCharType="separate"/>
-      </w:r>
-      <w:r>
-        <w:t>(Gentili et al., in review)</w:t>
-      </w:r>
-      <w:r>
-        <w:rPr>
-          <w:lang w:val="en-US"/>
-        </w:rPr>
-        <w:fldChar w:fldCharType="end"/>
-      </w:r>
-      <w:r>
-        <w:rPr>
-          <w:lang w:val="en-US"/>
-        </w:rPr>
-        <w:t xml:space="preserve">. </w:t>
-      </w:r>
-      <w:r>
-        <w:rPr>
-          <w:lang w:val="en-US"/>
-        </w:rPr>
-        <w:t>E</w:t>
-      </w:r>
-      <w:r>
-        <w:rPr>
-          <w:lang w:val="en-US"/>
-        </w:rPr>
-        <w:t xml:space="preserve">ach approach </w:t>
-      </w:r>
-      <w:r>
-        <w:rPr>
-          <w:lang w:val="en-US"/>
-        </w:rPr>
-        <w:t>h</w:t>
-      </w:r>
-      <w:r>
-        <w:rPr>
-          <w:lang w:val="en-US"/>
-        </w:rPr>
-        <w:t>as different data requirements and produces outcomes that vary in scope, scale, and applicability</w:t>
-      </w:r>
-      <w:r>
-        <w:rPr>
-          <w:lang w:val="en-US"/>
-        </w:rPr>
-        <w:t xml:space="preserve">. However, </w:t>
-      </w:r>
-      <w:r>
-        <w:t>within the context of a single study</w:t>
-      </w:r>
-      <w:r>
-        <w:t>,</w:t>
-      </w:r>
-      <w:r>
-        <w:t xml:space="preserve"> </w:t>
-      </w:r>
-      <w:r>
-        <w:t xml:space="preserve">estimating </w:t>
-      </w:r>
-      <w:r>
-        <w:t xml:space="preserve">relative </w:t>
-      </w:r>
-      <w:r>
-        <w:t xml:space="preserve">potential </w:t>
-      </w:r>
-      <w:r>
-        <w:t xml:space="preserve">services and disservices of vegetation communities </w:t>
-      </w:r>
-      <w:r>
-        <w:t xml:space="preserve">can provide valuable </w:t>
-      </w:r>
-      <w:r>
-        <w:t>insight</w:t>
-      </w:r>
-      <w:r>
-        <w:t xml:space="preserve"> </w:t>
-      </w:r>
-      <w:r>
-        <w:fldChar w:fldCharType="begin"/>
-      </w:r>
-      <w:r>
-        <w:instrText xml:space="preserve"> ADDIN ZOTERO_ITEM CSL_CITATION {"citationID":"DBybQn30","properties":{"formattedCitation":"(Bensch et al., 2025; Yvoz et al., 2020)","plainCitation":"(Bensch et al., 2025; Yvoz et al., 2020)","noteIndex":0},"citationItems":[{"id":2180,"uris":["http://zotero.org/users/3599437/items/UP2NMLWW"],"itemData":{"id":2180,"type":"article-journal","abstract":"Weeds on arable land present a double-edged sword: they negatively influence the quantity and qualities of cash crops, but they can also provide biodiversity benefits. The benefits are categorized into use (support for predators/parasitoids, pollinators, herbivores, and granivores) and non-use values (existence value) based on examples from the literature. Recognizing the potential benefits of weeds, it is important to integrate these aspects into weed control decision-making process. Building upon the traditional economic threshold model for insect pests, this paper presents a first step toward upgrading the economic threshold for arable weeds by incorporating biodiversity benefits of weeds. To determine the traditional threshold, a tool estimating crop yield loss caused by weeds was used. This tool also incorporates the intra- and inter-specific competition among weed plants. Due to the data limitation, we focus on the existence value of weeds in a case study for winter wheat in Germany. We estimated the weed economic thresholds incorporating existence values for three weed scenarios varying in species and densities. The results indicate that the updated weed thresholds would generally increase. This study highlights the importance to consider biodiversity benefits of weeds when developing a more holistic, agroecological approach to weed management.","container-title":"Journal of Crop Health","DOI":"10.1007/s10343-025-01165-1","ISSN":"2948-2658","issue":"3","journalAbbreviation":"Journal of Crop Health","language":"en","page":"96","source":"Springer Link","title":"Integrating Biodiversity Benefits of Weeds into the Economic Threshold Concept","volume":"77","author":[{"family":"Bensch","given":"Johanna"},{"family":"Mol","given":"Friederike","non-dropping-particle":"de"},{"family":"Gerowitt","given":"Bärbel"},{"family":"Zhang","given":"Han"}],"issued":{"date-parts":[["2025",5,24]]}}},{"id":734,"uris":["http://zotero.org/users/3599437/items/GWVUS7CM"],"itemData":{"id":734,"type":"article-journal","abstract":"Farmers facing the same production situation may have different farming objectives and thus farming practices. However, the latter are rarely precisely described since studies often use a unique indicator of soil use intensity, showing a weak explanatory value of biotic pressures. Our aim was to develop a framework to identify crop management strategies based on (i) 14 indicators of farming practices collected in 203 fields from 2004 to 2016 through interviews with the 23 farmers managing the fields, and (ii) a discussion with the farmers to assess to what extent they are valid. Then, we assessed how much these strategies helped improving our understanding of 412 weed communities surveyed in their fields. Indicators of farming intensity (e.g. treatment frequency index) was converted into ratios by dividing with the mean value of all the fields cultivated with the same crop in the same year. We identified eight crop management strategies with cluster analysis within a 950-ha area exposed to the same production situation. They differed, in decreasing order of importance, by the diversity of crops, tillage intensity, pesticide and fertiliser uses. The interviews of the farmers validated their assignment to each strategy. The interviews revealed the reasons why farmers implement a single or various strategies in their fields (seven farmers practiced two or three strategies because of differences in soil types or history of fields). The outputs of the classification gave them additional information on how their farming system differed from those of their neighbours. Using crop management strategies improved the quality of the statistical models predicting weed richness, cumulated weed richness over the 2008–2013 period, weed abundance and the frequency of weeding failure. This framework is useful to identify crop management strategies and to share information with farmers in order to be used to redesign cropping systems toward a more environmentally friendly agriculture.","container-title":"European Journal of Agronomy","DOI":"10.1016/j.eja.2020.126009","ISSN":"11610301","journalAbbreviation":"European Journal of Agronomy","language":"en","page":"126009","source":"DOI.org (Crossref)","title":"A framework to type crop management strategies within a production situation to improve the comprehension of weed communities","volume":"115","author":[{"family":"Yvoz","given":"Séverin"},{"family":"Petit","given":"Sandrine"},{"family":"Biju-Duval","given":"Luc"},{"family":"Cordeau","given":"Stéphane"}],"issued":{"date-parts":[["2020",4]]}}}],"schema":"https://github.com/citation-style-language/schema/raw/master/csl-citation.json"} </w:instrText>
-      </w:r>
-      <w:r>
-        <w:fldChar w:fldCharType="separate"/>
-      </w:r>
-      <w:r>
-        <w:t>(Bensch et al., 2025; Yvoz et al., 2020)</w:t>
-      </w:r>
-      <w:r>
-        <w:fldChar w:fldCharType="end"/>
-      </w:r>
-      <w:r>
-        <w:t>.</w:t>
-      </w:r>
-      <w:r>
-        <w:t xml:space="preserve"> </w:t>
-      </w:r>
-    </w:p>
-    <w:p>
-      <w:pPr>
-        <w:spacing w:line="360" w:lineRule="auto"/>
-        <w:rPr>
-          <w:lang w:val="en-US"/>
-        </w:rPr>
-      </w:pPr>
-      <w:r>
-        <w:rPr>
-          <w:lang w:val="en-US"/>
-        </w:rPr>
-        <w:t xml:space="preserve">Cover crops, tillage, and straw management interact to shape fall vegetation characteristics. </w:t>
-      </w:r>
-      <w:r>
-        <w:rPr>
-          <w:lang w:val="en-US"/>
-        </w:rPr>
-        <w:t xml:space="preserve">While previous studies have looked at these interactions, it is most often within the framework of reducing </w:t>
-      </w:r>
-      <w:r>
-        <w:rPr>
-          <w:lang w:val="en-US"/>
-        </w:rPr>
-        <w:t>weeds</w:t>
-      </w:r>
-      <w:r>
-        <w:rPr>
-          <w:lang w:val="en-US"/>
-        </w:rPr>
-        <w:t xml:space="preserve"> </w:t>
-      </w:r>
-      <w:r>
-        <w:rPr>
-          <w:lang w:val="en-US"/>
-        </w:rPr>
-        <w:t>(e.g.,</w:t>
-      </w:r>
-      <w:r>
-        <w:rPr>
-          <w:lang w:val="en-US"/>
-        </w:rPr>
-        <w:fldChar w:fldCharType="begin"/>
-      </w:r>
-      <w:r>
-        <w:rPr>
-          <w:lang w:val="en-US"/>
-        </w:rPr>
-        <w:instrText xml:space="preserve"> ADDIN ZOTERO_ITEM CSL_CITATION {"citationID":"MS8ltnRE","properties":{"formattedCitation":"(Shrestha et al., 2002; Swanton et al., 1999; Weber et al., 2017)","plainCitation":"(Shrestha et al., 2002; Swanton et al., 1999; Weber et al., 2017)","noteIndex":0},"citationItems":[{"id":2205,"uris":["http://zotero.org/users/3599437/items/IY4HKKVY"],"itemData":{"id":2205,"type":"article-journal","abstract":"The development of integrated weed management strategies requires knowledge of mechanisms that influence compositional changes in weed flora. A 9-year study was initiated in 1988 at Delhi, Canada, on a loamy sand soil to evaluate the effect of tillage systems [conventional (CT) and no-till (NT)] and cover crops (only in NT) on weed density, species composition and associations, and crop yield in a winter wheat (Triticum aestivum L.)/bean/winter wheat rotation. Three bean types: soyabean (Glycine max L. Merr.), white bean (Phaseolus vulgaris L.) and kidney bean (P. vulgaris L.) were included. The NT system included variations: rye (Secale cereale L.) or maize (Zea mays L.) cover crop, volunteer wheat disked after harvest and wheat stubble. Data were collected in 1994, 1995 and 1996. Tillage systems, cover crops and crop type had differential effects on weed densities, species composition and associations. Weed densities were not affected by tillage or cover crops in wheat but, in the beans, densities were greater in the CT than in the NT systems. Various associations of weed species with tillage system, cover crop and crop type were observed. Crop yields were not affected by tillage type or cover crop, except that soyabean yields were highest in plots with cover crops.","container-title":"Weed Research","DOI":"10.1046/j.1365-3180.2002.00264.x","ISSN":"1365-3180","issue":"1","language":"en","note":"_eprint: https://onlinelibrary.wiley.com/doi/pdf/10.1046/j.1365-3180.2002.00264.x","page":"76-87","source":"Wiley Online Library","title":"Effect of tillage, cover crop and crop rotation on the composition of weed flora in a sandy soil","volume":"42","author":[{"family":"Shrestha","given":"A"},{"family":"Knezevic","given":"S Z"},{"family":"Roy","given":"R C"},{"family":"Ball-Coelho","given":"B R"},{"family":"Swanton","given":"C J"}],"issued":{"date-parts":[["2002"]]}}},{"id":2198,"uris":["http://zotero.org/users/3599437/items/WEEPR33M"],"itemData":{"id":2198,"type":"article-journal","abstract":"The adoption of conservation tillage systems has been challenged by concerns potential weed species shifts. A 9-yr study from 1988 to 1996 was conducted Delhi, Ontario, on a loamy sand soil to evaluate the effect of tillage systems (conventional [CT] and no-till [NT]), cover crop Secale cereale, and nitrogen (N) rate (0, 50, 100, 125, 150, and 200 kg N ha−1) on monocrop Zea mays L. (corn) yield and changes in the composition of the weed flora. CT consisted of spring moldboard plowing followed by cultivation with a tooth cultivator. Weed counts were taken in the last 3 yr of the study (1994, 1995, and 1996) prior to postemergence herbicide application and then again 2 to 3 wk after herbicide treatment. Composition or the weed flora was analyzed by canonical discriminant analysis (CDA). The relationship between weed density and tillage system was not consistent. Weed species composition differed between CT and NT systems. Chenopodium album and Amaranthus retroflexus were associated with CT and Digitaria sanguinalis with NT. N rate and cover crop did not affect weed density or species composition. Proper management of weeds with herbicides appeared to minimize any long-term effect on the weed flora resulting from varying N rates. Zea mays yields did not differ between CT and NT systems but were greater in both systems with a cover crop at the higher N rates. Disturbance caused by tillage was more important than N rate and cover crop as a mechanism influencing composition of the weed flora.","container-title":"Weed Science","DOI":"10.1017/S0043174500092079","ISSN":"0043-1745, 1550-2759","issue":"4","language":"en","page":"454-461","source":"Cambridge University Press","title":"Effect of tillage systems, N, and cover crop on the composition of weed flora","volume":"47","author":[{"family":"Swanton","given":"Clarence J."},{"family":"Shrestha","given":"Anil"},{"family":"Roy","given":"Robert C."},{"family":"Ball-Coelho","given":"Bonnie R."},{"family":"Knezevic","given":"Stevan Z."}],"issued":{"date-parts":[["1999",8]]}}},{"id":2202,"uris":["http://zotero.org/users/3599437/items/VBGU9WK6"],"itemData":{"id":2202,"type":"article-journal","abstract":"Soybean field experiments were performed to investigate the weed-suppressing effects of different tillage systems and cover crop mulches at two locations in southwest Germany during 2014 and 2015. The influence of three different tillage systems on weed control efficacy, soybean plant density, and crop yield was determined. In the no-till system (NT), two different cover crops, (rye and barley), were treated by a roller-crimper before soybean sowing. For the reduced tillage system (RT), shallow soil cultivation (7.5 cm depth) using a cultivator after cover crop harvest was performed. The third system was conventional tillage (CT), which used a plow (25 cm depth) without any previous cover crop treatment. Finally, a CT system without weed control was used as a control treatment (C). Weed densities in the field experiments ranged from 1 to 164 plants m−2 with Chenopodium album (L.), Echinochloa crus-galli (L.) P. Beauv., and Sonchus arvensis (L.) as the predominant weed species. No difference in weed suppression was found between the two cover crops. The highest cover crop soil coverage was measured in the NT treatment. The greatest weed density (164 plants m−2) was measured in the untreated control. CT, RT and NT reduced weed density up to 71%, 85%, and 61%, respectively, to C, across both locations and years. Soybean plant density was reduced in NT (−36%) and CT (−18%) based on aimed sown plant density. Highest crop yields up to 2.4 t ha−1 were observed in RT, while NT resulted in lower yields (1.1 t ha−1). Our work reveals the importance of cover crops for weed suppression in soybean cropping systems without herbicide application.","container-title":"Agriculture","DOI":"10.3390/agriculture7050043","ISSN":"2077-0472","issue":"5","language":"en","license":"http://creativecommons.org/licenses/by/3.0/","note":"publisher: Multidisciplinary Digital Publishing Institute","page":"43","source":"www.mdpi.com","title":"Weed Control Using Conventional Tillage, Reduced Tillage, No-Tillage, and Cover Crops in Organic Soybean","volume":"7","author":[{"family":"Weber","given":"Jonas F."},{"family":"Kunz","given":"Christoph"},{"family":"Peteinatos","given":"Gerassimos G."},{"family":"Zikeli","given":"Sabine"},{"family":"Gerhards","given":"Roland"}],"issued":{"date-parts":[["2017",5]]}}}],"schema":"https://github.com/citation-style-language/schema/raw/master/csl-citation.json"} </w:instrText>
-      </w:r>
-      <w:r>
-        <w:rPr>
-          <w:lang w:val="en-US"/>
-        </w:rPr>
-        <w:fldChar w:fldCharType="separate"/>
-      </w:r>
-      <w:r>
-        <w:t>(Shrestha et al., 2002; Swanton et al., 1999; Weber et al., 2017)</w:t>
-      </w:r>
-      <w:r>
-        <w:rPr>
-          <w:lang w:val="en-US"/>
-        </w:rPr>
-        <w:fldChar w:fldCharType="end"/>
-      </w:r>
-      <w:r>
-        <w:rPr>
-          <w:lang w:val="en-US"/>
-        </w:rPr>
-        <w:t>)</w:t>
-      </w:r>
-      <w:r>
-        <w:rPr>
-          <w:lang w:val="en-US"/>
-        </w:rPr>
-        <w:t>. It is therefore</w:t>
-      </w:r>
-      <w:r>
-        <w:rPr>
-          <w:lang w:val="en-US"/>
-        </w:rPr>
-        <w:t xml:space="preserve"> unclear how these factors might be combined to optimize the </w:t>
-      </w:r>
-      <w:r>
-        <w:rPr>
-          <w:lang w:val="en-US"/>
-        </w:rPr>
-        <w:t xml:space="preserve">potential </w:t>
-      </w:r>
-      <w:r>
-        <w:rPr>
-          <w:lang w:val="en-US"/>
-        </w:rPr>
-        <w:t xml:space="preserve">services </w:t>
-      </w:r>
-      <w:r>
-        <w:rPr>
-          <w:lang w:val="en-US"/>
-        </w:rPr>
-        <w:t xml:space="preserve">that could be </w:t>
-      </w:r>
-      <w:r>
-        <w:rPr>
-          <w:lang w:val="en-US"/>
-        </w:rPr>
-        <w:t xml:space="preserve">provided by fall </w:t>
-      </w:r>
-      <w:r>
-        <w:rPr>
-          <w:lang w:val="en-US"/>
-        </w:rPr>
-        <w:t>plant communities</w:t>
-      </w:r>
-      <w:r>
-        <w:rPr>
-          <w:lang w:val="en-US"/>
-        </w:rPr>
-        <w:t xml:space="preserve"> between cash crops</w:t>
-      </w:r>
-      <w:r>
-        <w:rPr>
-          <w:lang w:val="en-US"/>
-        </w:rPr>
-        <w:t>.</w:t>
-      </w:r>
-    </w:p>
-    <w:p>
-      <w:pPr>
-        <w:spacing w:line="360" w:lineRule="auto"/>
-      </w:pPr>
-      <w:r>
-        <w:rPr>
-          <w:lang w:val="en-US"/>
-        </w:rPr>
-        <w:t>In addition to management</w:t>
-      </w:r>
-      <w:r>
-        <w:rPr>
-          <w:lang w:val="en-US"/>
-        </w:rPr>
-        <w:t xml:space="preserve"> such as tillage and </w:t>
-      </w:r>
-      <w:r>
-        <w:rPr>
-          <w:lang w:val="en-US"/>
-        </w:rPr>
-        <w:t>cover crop use</w:t>
-      </w:r>
-      <w:r>
-        <w:rPr>
-          <w:lang w:val="en-US"/>
-        </w:rPr>
-        <w:t>, p</w:t>
-      </w:r>
-      <w:r>
-        <w:t xml:space="preserve">esticides are key contributors in shaping </w:t>
-      </w:r>
-      <w:r>
-        <w:t>plant</w:t>
-      </w:r>
-      <w:r>
-        <w:t xml:space="preserve"> communities</w:t>
-      </w:r>
-      <w:r>
-        <w:t xml:space="preserve">, and pesticide use can (and should) differ by </w:t>
-      </w:r>
-      <w:r>
-        <w:t xml:space="preserve">cropping system. </w:t>
-      </w:r>
-      <w:r>
-        <w:t xml:space="preserve">For example, tillage can be used to replace </w:t>
-      </w:r>
-      <w:r>
-        <w:t>herbicide</w:t>
-      </w:r>
-      <w:r>
-        <w:t xml:space="preserve"> application, and the type of crop present dictates which herbicides can be utilized. </w:t>
-      </w:r>
-      <w:r>
-        <w:t xml:space="preserve">Given the </w:t>
-      </w:r>
-      <w:r>
-        <w:t>well-documented</w:t>
-      </w:r>
-      <w:r>
-        <w:t xml:space="preserve"> </w:t>
-      </w:r>
-      <w:r>
-        <w:t xml:space="preserve">externalities </w:t>
-      </w:r>
-      <w:r>
-        <w:t>of pesticide use</w:t>
-      </w:r>
-      <w:r>
-        <w:t xml:space="preserve"> </w:t>
-      </w:r>
-      <w:r>
-        <w:fldChar w:fldCharType="begin"/>
-      </w:r>
-      <w:r>
-        <w:instrText xml:space="preserve"> ADDIN ZOTERO_ITEM CSL_CITATION {"citationID":"6HpAKEtD","properties":{"formattedCitation":"(Rani et al., 2021; Sharma et al., 2019; Wan et al., 2025)","plainCitation":"(Rani et al., 2021; Sharma et al., 2019; Wan et al., 2025)","noteIndex":0},"citationItems":[{"id":2245,"uris":["http://zotero.org/users/3599437/items/UBNVTLA9"],"itemData":{"id":2245,"type":"article-journal","abstract":"Pesticides are contributing in current agriculture to fulfil the need of raising population. Uses of pesticides are not limited to agriculture, but they are also used to control over domestic pests, disease insect vectors and home gardening. But they are very toxic in nature and pose acute risks on the human health and the environment. They negatively affected the agricultural workers and trigger social conflicts when employed extensively and without safety measures. Further, they also have adverse effects on the neighboring communities. Chiefly, agriculture workers meet with both direct and indirect exposure with these chemicals. Common man comes in contact with these chemicals by skin contacting which is due to leaking and drifting of pesticides during mixing and causing serious threat to human health such as diabetes, reproductive disorders, neurological dysfunction, cancer and respiratory disorders. In this review, we discussed classification, mechanisms, benefits and adverse effects of the pesticides on both human beings and the environment. We had also discussed some remedial measures to mitigate their toxicity. In future, research is needed to develop innovative ideas in current farming which are able to decrease the application of chemical pesticides.","container-title":"Journal of Cleaner Production","DOI":"10.1016/j.jclepro.2020.124657","ISSN":"0959-6526","journalAbbreviation":"Journal of Cleaner Production","page":"124657","source":"ScienceDirect","title":"An extensive review on the consequences of chemical pesticides on human health and environment","volume":"283","author":[{"family":"Rani","given":"Lata"},{"family":"Thapa","given":"Komal"},{"family":"Kanojia","given":"Neha"},{"family":"Sharma","given":"Neelam"},{"family":"Singh","given":"Sukhbir"},{"family":"Grewal","given":"Ajmer Singh"},{"family":"Srivastav","given":"Arun Lal"},{"family":"Kaushal","given":"Jyotsna"}],"issued":{"date-parts":[["2021",2,10]]}}},{"id":2127,"uris":["http://zotero.org/users/3599437/items/EH6NK3KU"],"itemData":{"id":2127,"type":"article-journal","abstract":"Pesticides are extensively used in modern agriculture and are an effective and economical way to enhance the yield quality and quantity, thus ensuring food security for the ever-growing population around the globe. Approximately, 2 million tonnes of pesticides are utilized annually worldwide, where China is the major contributing country, followed by the USA and Argentina, which is increasing rapidly. However, by the year 2020, the global pesticide usage has been estimated to increase up to 3.5 million tonnes. Although pesticides are beneficial for crop production point of view, extensive use of pesticides can possess serious consequences because of their bio-magnification and persistent nature. Diverse pesticides directly or indirectly polluted air, water, soil and overall ecosystem which cause serious health hazard for living being. In the present manuscript, an attempt has been made to critically review the global usage of different pesticides and their major adverse impacts on ecosystem, which will provide guidance for a wide range of researchers in this area.","container-title":"SN Applied Sciences","DOI":"10.1007/s42452-019-1485-1","ISSN":"2523-3971","issue":"11","journalAbbreviation":"SN Appl. Sci.","language":"en","page":"1446","source":"Springer Link","title":"Worldwide pesticide usage and its impacts on ecosystem","volume":"1","author":[{"family":"Sharma","given":"Anket"},{"family":"Kumar","given":"Vinod"},{"family":"Shahzad","given":"Babar"},{"family":"Tanveer","given":"Mohsin"},{"family":"Sidhu","given":"Gagan Preet Singh"},{"family":"Handa","given":"Neha"},{"family":"Kohli","given":"Sukhmeen Kaur"},{"family":"Yadav","given":"Poonam"},{"family":"Bali","given":"Aditi Shreeya"},{"family":"Parihar","given":"Ripu Daman"},{"family":"Dar","given":"Owias Iqbal"},{"family":"Singh","given":"Kirpal"},{"family":"Jasrotia","given":"Shivam"},{"family":"Bakshi","given":"Palak"},{"family":"Ramakrishnan","given":"M."},{"family":"Kumar","given":"Sandeep"},{"family":"Bhardwaj","given":"Renu"},{"family":"Thukral","given":"Ashwani Kumar"}],"issued":{"date-parts":[["2019",10,21]]}}},{"id":1517,"uris":["http://zotero.org/users/3599437/items/HQSCJ7X4"],"itemData":{"id":1517,"type":"article-journal","abstract":"Pesticides affect a diverse range of non-target species and may be linked to global biodiversity loss. The magnitude of this hazard remains only partially understood. We present a synthesis of pesticide (insecticide, herbicide and fungicide) impacts on multiple non-target organisms across trophic levels based on 20,212 effect sizes from 1,705 studies. For non-target plants, animals (invertebrate and vertebrates) and microorganisms (bacteria and fungi), we show negative responses of the growth, reproduction, behaviour and other physiological biomarkers within terrestrial and aquatic systems. Pesticides formulated for specific taxa negatively affected non-target groups, e.g. insecticidal neonicotinoids affecting amphibians. Negative effects were more pronounced in temperate than tropical regions but were consistent between aquatic and terrestrial environments, even after correcting for field-realistic terrestrial and environmentally relevant exposure scenarios. Our results question the sustainability of current pesticide use and support the need for enhanced risk assessments to reduce risks to biodiversity and ecosystems.","container-title":"Nature Communications","DOI":"10.1038/s41467-025-56732-x","ISSN":"2041-1723","issue":"1","journalAbbreviation":"Nat Commun","language":"en","license":"2025 The Author(s)","note":"publisher: Nature Publishing Group","page":"1360","source":"www.nature.com","title":"Pesticides have negative effects on non-target organisms","volume":"16","author":[{"family":"Wan","given":"Nian-Feng"},{"family":"Fu","given":"Liwan"},{"family":"Dainese","given":"Matteo"},{"family":"Kiær","given":"Lars Pødenphant"},{"family":"Hu","given":"Yue-Qing"},{"family":"Xin","given":"Fengfei"},{"family":"Goulson","given":"Dave"},{"family":"Woodcock","given":"Ben A."},{"family":"Vanbergen","given":"Adam J."},{"family":"Spurgeon","given":"David J."},{"family":"Shen","given":"Siyuan"},{"family":"Scherber","given":"Christoph"}],"issued":{"date-parts":[["2025",2,13]]}}}],"schema":"https://github.com/citation-style-language/schema/raw/master/csl-citation.json"} </w:instrText>
-      </w:r>
-      <w:r>
-        <w:fldChar w:fldCharType="separate"/>
-      </w:r>
-      <w:r>
-        <w:t>(Rani et al., 2021; Sharma et al., 2019; Wan et al., 2025)</w:t>
-      </w:r>
-      <w:r>
-        <w:fldChar w:fldCharType="end"/>
-      </w:r>
-      <w:r>
-        <w:t xml:space="preserve">, </w:t>
-      </w:r>
-      <w:r>
-        <w:t xml:space="preserve">accounting for both the benefits and </w:t>
-      </w:r>
-      <w:r>
-        <w:t>risks from</w:t>
-      </w:r>
-      <w:r>
-        <w:t xml:space="preserve"> pesticide use can contribute to a more comprehensive evaluation </w:t>
-      </w:r>
-      <w:r>
-        <w:t>of cropping systems</w:t>
-      </w:r>
-      <w:r>
-        <w:rPr>
-          <w:lang w:val="en-US"/>
-        </w:rPr>
-        <w:t xml:space="preserve">. Indices or characterization factors based on the </w:t>
-      </w:r>
-      <w:r>
-        <w:rPr>
-          <w:i/>
-          <w:iCs/>
-          <w:lang w:val="en-US"/>
-        </w:rPr>
-        <w:t>potential</w:t>
-      </w:r>
-      <w:r>
-        <w:rPr>
-          <w:lang w:val="en-US"/>
-        </w:rPr>
-        <w:t xml:space="preserve"> impacts such as the Pesticide Load Indicators </w:t>
-      </w:r>
-      <w:r>
-        <w:rPr>
-          <w:lang w:val="en-US"/>
-        </w:rPr>
-        <w:fldChar w:fldCharType="begin"/>
-      </w:r>
-      <w:r>
-        <w:rPr>
-          <w:lang w:val="en-US"/>
-        </w:rPr>
-        <w:instrText xml:space="preserve"> ADDIN ZOTERO_ITEM CSL_CITATION {"citationID":"apIHkteE","properties":{"formattedCitation":"(Kudsk et al., 2018; Vandevoorde et al., 2025)","plainCitation":"(Kudsk et al., 2018; Vandevoorde et al., 2025)","noteIndex":0},"citationItems":[{"id":49,"uris":["http://zotero.org/users/3599437/items/NAVLB2GA"],"itemData":{"id":49,"type":"article-journal","abstract":"Pesticides provide growers with an effective tool for the control of damaging crop pests preventing yield losses that could jeopardise food security. In recent years the potentially adverse effects of their use on human health and the environment has received increasing attention by the public and the competent authorities. In this context reliable pesticide risk indicators are pivotal to assess the potential risk associated with the use of pesticide. Several pesticide risk indicators, serving various purposes, have been developed over the years. Recently, a new pesticide risk indicator, the Pesticide Load (PL), was introduced in Denmark. The PL has replaced the Treatment Frequency Index (TFI) as the official pesticide risk indicator. The PL consists of three sub-indicators for human health, ecotoxicology and environmental fate, respectively. For each of the three sub-indicators a pesticide load (PL) is calculated and expressed as the PL per unit commercial product (kg, L or tablet). PL for human health (PLHH) is based on the risk phrases on the product label, while PL for ecotoxicology (PLECO) is calculated on basis of the LC/LD/EC50 values of the active ingredients for acute toxicity to mammals, birds, fish, daphnia, algae, aquatic plants, earthworms and bees and NOEC values for chronic toxicity to fish, daphnia and earthworms. PL for environmental fate (PLFATE) is calculated on basis of the half-life in soil (DT50), the bioaccumulation factor (BCF) and the SCI-GROW index. PL does not consider the actual exposure, i.e. it reflects the relative risks associated with the use of pesticides. Besides using PL for monitoring the yearly trend in pesticide use and load, the PL was also used for setting up a new pesticide tax scheme and for setting quantitative reduction targets. In Denmark, it is now compulsory for farmers to upload their pesticide use data, i.e. the annual pesticide statistics and the calculation of the PL can be produced on basis of pesticide use data rather than sales data that may not reflect the actual use by farmers. Because pesticide use data is available for each farm, maps providing detailed information on pesticide use in different regions can be produced. From 2010/11 to 2013/14 only minor differences were observed in the PL and, overall, similar trends were observed for the PL and TFI. Significant geographical differences, which could be attributed to differences in crop rotations, were apparent when estimating PL for each of the four major groups of pesticides (herbicides, fungicides, insecticides and plant growth regulators). The maps produced from the pesticide use data revealed significant variation in PL for ecotoxicological effects on aqueous organisms and bees as well as environmental parameters such as leaching potential. It is suggested to use the maps to identify ‘hot spots’ and design monitoring programmes or to launch initiatives that can reduce the PL. By linking information on mode of action to each commercial pesticide product it was also possible to obtain detailed information on the use pattern of the various pesticide modes of action, which is relevant information assessing the risk of evolution of pesticide resistance.","container-title":"Land Use Policy","DOI":"10.1016/j.landusepol.2017.11.010","ISSN":"0264-8377","journalAbbreviation":"Land Use Policy","language":"en","page":"384-393","source":"ScienceDirect","title":"Pesticide Load—A new Danish pesticide risk indicator with multiple applications","volume":"70","author":[{"family":"Kudsk","given":"Per"},{"family":"Jørgensen","given":"Lise Nistrup"},{"family":"Ørum","given":"Jens Erik"}],"issued":{"date-parts":[["2018",1,1]]}}},{"id":2352,"uris":["http://zotero.org/users/3599437/items/FZUK6AJJ"],"itemData":{"id":2352,"type":"article-journal","abstract":"The effectiveness of pesticide reduction policies in the European Union (EU) depends critically on robust, scientifically grounded indicators that can reliably monitor pesticide-related risks across Member States. The Pesticide Load Indicator (PLI), developed in Denmark in the 2000s, offers a transparent and policy-relevant framework for assessing pesticide risk. Although</w:instrText>
-      </w:r>
-      <w:r>
-        <w:rPr>
-          <w:lang w:val="da-DK"/>
-        </w:rPr>
-        <w:instrText xml:space="preserve"> it has successfully supported Denmark’s national strategies for over a decade and is drawing attention in other EU countries, several methodological limitations hinder its broader applicability. This letter identifies five such limitations and proposes corresponding updates to enhance the indicator’s scientific robustness and scalability across the EU: (1) consistent hazard assessment across compartments, (2) precautionary treatment of missing data, (3) updated hazard metric selection, (4) harmonised normalisation procedures and (5) a statistically grounded weighting protocol. These methodological updates aim to establish a harmonised PLI suitable for EU-wide policy applications, such as fiscal instruments (e.g. differentiated taxation based on hazard levels) and pesticide risk assessments.","container-title":"Environmental Research Letters","DOI":"10.1088/1748-9326/ae269b","ISSN":"1748-9326","issue":"12","journalAbbreviation":"Environ. Res. Lett.","language":"en","note":"publisher: IOP Publishing","page":"124070","source":"Institute of Physics","title":"Five methodological updates of the Danish Pesticide Load Indicator to support EU-wide pesticide risk reduction policies","volume":"20","author":[{"family":"Vandevoorde","given":"Noé"},{"family":"Kudsk","given":"Per"},{"family":"Agnan","given":"Yannick"},{"family":"Baret","given":"Philippe V"}],"issued":{"date-parts":[["2025",12]]}}}],"schema":"https://github.com/citation-style-language/schema/raw/master/csl-citation.json"} </w:instrText>
-      </w:r>
-      <w:r>
-        <w:rPr>
-          <w:lang w:val="en-US"/>
-        </w:rPr>
-        <w:fldChar w:fldCharType="separate"/>
-      </w:r>
-      <w:r>
-        <w:rPr>
-          <w:lang w:val="da-DK"/>
-        </w:rPr>
-        <w:t>(Kudsk et al., 2018; Vandevoorde et al., 2025)</w:t>
-      </w:r>
-      <w:r>
-        <w:rPr>
-          <w:lang w:val="en-US"/>
-        </w:rPr>
-        <w:fldChar w:fldCharType="end"/>
-      </w:r>
-      <w:r>
-        <w:rPr>
-          <w:lang w:val="da-DK"/>
-        </w:rPr>
-        <w:t xml:space="preserve"> or </w:t>
-      </w:r>
-      <w:r>
-        <w:rPr>
-          <w:lang w:val="en-US"/>
-        </w:rPr>
-        <w:t xml:space="preserve">the USEtox database </w:t>
-      </w:r>
-      <w:r>
-        <w:rPr>
-          <w:lang w:val="en-US"/>
-        </w:rPr>
-        <w:fldChar w:fldCharType="begin"/>
-      </w:r>
-      <w:r>
-        <w:rPr>
-          <w:lang w:val="en-US"/>
-        </w:rPr>
-        <w:instrText xml:space="preserve"> ADDIN ZOTERO_ITEM CSL_CITATION {"citationID":"M96lZbit","properties":{"formattedCitation":"(Westh et al., 2015)","plainCitation":"(Westh et al., 2015)","noteIndex":0},"citationItems":[{"id":2359,"uris":["http://zotero.org/users/3599437/items/9ZTSDU6R"],"itemData":{"id":2359,"type":"article-journal","abstract":"USEtox is a scientific consensus model for assessing human toxicological and ecotoxicological impacts that is widely used in life cycle assessment (LCA) and other comparative assessments. However, how user requirements are met has never been investigated. To guide future model developments, we analyzed user expectations and experiences and compared them with the developers’ visions.","container-title":"The International Journal of Life Cycle Assessment","DOI":"10.1007/s11367-014-0829-8","ISSN":"1614-7502","issue":"2","journalAbbreviation":"Int J Life Cycle Assess","language":"en","page":"299-310","source":"Springer Link","title":"The USEtox story: a survey of model developer visions and user requirements","title-short":"The USEtox story","volume":"20","author":[{"family":"Westh","given":"Torbjørn Bochsen"},{"family":"Hauschild","given":"Michael Zwicky"},{"family":"Birkved","given":"Morten"},{"family":"Jørgensen","given":"Michael Søgaard"},{"family":"Rosenbaum","given":"Ralph K."},{"family":"Fantke","given":"Peter"}],"issued":{"date-parts":[["2015",2,1]]}}}],"schema":"https://github.com/citation-sty</w:instrText>
-      </w:r>
-      <w:r>
-        <w:rPr>
-          <w:lang w:val="en-US"/>
-        </w:rPr>
-        <w:instrText xml:space="preserve">le-language/schema/raw/master/csl-citation.json"} </w:instrText>
-      </w:r>
-      <w:r>
-        <w:rPr>
-          <w:lang w:val="en-US"/>
-        </w:rPr>
-        <w:fldChar w:fldCharType="separate"/>
-      </w:r>
-      <w:r>
-        <w:rPr>
-          <w:lang w:val="en-US"/>
-        </w:rPr>
-        <w:t>(Westh et al., 2015)</w:t>
-      </w:r>
-      <w:r>
-        <w:rPr>
-          <w:lang w:val="en-US"/>
-        </w:rPr>
-        <w:fldChar w:fldCharType="end"/>
-      </w:r>
-      <w:r>
-        <w:rPr>
-          <w:lang w:val="en-US"/>
-        </w:rPr>
-        <w:t xml:space="preserve"> </w:t>
-      </w:r>
-      <w:r>
-        <w:rPr>
-          <w:lang w:val="en-US"/>
-        </w:rPr>
-        <w:t xml:space="preserve">can provide reliable and scientifically based estimates based only on active ingredients and application rates </w:t>
-      </w:r>
-      <w:r>
-        <w:rPr>
-          <w:lang w:val="en-US"/>
-        </w:rPr>
-        <w:fldChar w:fldCharType="begin"/>
-      </w:r>
-      <w:r>
-        <w:rPr>
-          <w:lang w:val="en-US"/>
-        </w:rPr>
-        <w:instrText xml:space="preserve"> ADDIN ZOTERO_ITEM CSL_CITATION {"citationID":"2XTxnsdb","properties":{"formattedCitation":"(Lewis et al., 2021)","plainCitation":"(Lewis et al., 2021)","noteIndex":0},"citationItems":[{"id":828,"uris":["http://zotero.org/users/3599437/items/EKBAID76"],"itemData":{"id":828,"type":"article-journal","abstract":"Pesticides are an important component of worldwide agriculture systems and have contributed to significant increases in crop quality and yields and therefore to food security. However, despite their societal benefits, pesticides can be hazardous to humans and the environment. Therefore, effective pesticide polices are needed that balance the societal and economic benefits with the unintentional and undesirable environmental and health impacts. As a result, there has been consistent policy interest in pragmatic and practical techniques that are suitable for assessing the environmental and human health implications of agricultural pesticide use from a national perspective for assisting in the development of policy initiatives and for communicating policy outcomes to the public. The work described herein explored the appropriateness of the Danish Pesticide Load Indictor for assessing agricultural pesticides applied in the United Kingdom from 2016 and 2018. The findings for the two datasets appear broadly comparable, suggesting that the overall environmental load from pesticides on the U.K. environment remained relatively constant during this period. Regional differences in environmental load and the major contributing substances were identified. Where large differences between the two years were seen, regulatory interventions appear to have been the cause. Overall, the indicator behaves as expected and appears to be sufficiently responsive to changes in pesticide use. However, various concerns were identified that may lead to modifications in how the indicator is calculated and what parameters are included to make it better able to deliver U.K. policy objectives.","container-title":"Journal of Environmental Quality","DOI":"10.1002/jeq2.20262","ISSN":"1537-2537","issue":"5","language":"en","license":"© 2021 The Authors. Journal of Environmental Quality published by Wiley Periodicals LLC on behalf of American Society of Agronomy, Crop Science Society of America, and Soil Science Society of America","note":"_eprint: https://onlinelibrary.wiley.com/doi/pdf/10.1002/jeq2.20262","page":"1110-1122","source":"Wiley Online Library","title":"Application of the Danish pesticide load indicator to arable agriculture in the United Kingdom","volume":"50","author":[{"family":"Lewis","given":"Kathleen"},{"family":"Rainford","given":"James"},{"family":"Tzilivakis","given":"John"},{"family":"Garthwaite","given":"David"}],"issued":{"date-parts":[["2021"]]}}}],"schema":"https://github.com/citation-style-language/schema/raw/master/csl-citation.json"} </w:instrText>
-      </w:r>
-      <w:r>
-        <w:rPr>
-          <w:lang w:val="en-US"/>
-        </w:rPr>
-        <w:fldChar w:fldCharType="separate"/>
-      </w:r>
-      <w:r>
-        <w:t>(Lewis et al., 2021)</w:t>
-      </w:r>
-      <w:r>
-        <w:rPr>
-          <w:lang w:val="en-US"/>
-        </w:rPr>
-        <w:fldChar w:fldCharType="end"/>
-      </w:r>
-      <w:r>
-        <w:rPr>
-          <w:lang w:val="en-US"/>
-        </w:rPr>
-        <w:t xml:space="preserve">. </w:t>
-      </w:r>
-    </w:p>
-    <w:p>
-      <w:pPr>
-        <w:spacing w:line="360" w:lineRule="auto"/>
-        <w:rPr>
-          <w:lang w:val="en-US"/>
-        </w:rPr>
-      </w:pPr>
-      <w:r>
-        <w:rPr>
-          <w:lang w:val="en-US"/>
-        </w:rPr>
-        <w:t xml:space="preserve">To better understand </w:t>
-      </w:r>
-      <w:r>
-        <w:rPr>
-          <w:lang w:val="en-US"/>
-        </w:rPr>
-        <w:t xml:space="preserve">the tradeoffs and </w:t>
-      </w:r>
-      <w:r>
-        <w:rPr>
-          <w:lang w:val="en-US"/>
-        </w:rPr>
-        <w:t>potential for optimizing fall non-crop vegetation services</w:t>
-      </w:r>
-      <w:r>
-        <w:rPr>
-          <w:lang w:val="en-US"/>
-        </w:rPr>
-        <w:t xml:space="preserve">, </w:t>
-      </w:r>
-      <w:r>
-        <w:rPr>
-          <w:lang w:val="en-US"/>
-        </w:rPr>
-        <w:t xml:space="preserve">we </w:t>
-      </w:r>
-      <w:r>
-        <w:rPr>
-          <w:lang w:val="en-US"/>
-        </w:rPr>
-        <w:t>utiliz</w:t>
-      </w:r>
-      <w:r>
-        <w:rPr>
-          <w:lang w:val="en-US"/>
-        </w:rPr>
-        <w:t>ed</w:t>
-      </w:r>
-      <w:r>
-        <w:rPr>
-          <w:lang w:val="en-US"/>
-        </w:rPr>
-        <w:t xml:space="preserve"> a long-term </w:t>
-      </w:r>
-      <w:r>
-        <w:rPr>
-          <w:lang w:val="en-US"/>
-        </w:rPr>
-        <w:t xml:space="preserve">(&gt;20 years) </w:t>
-      </w:r>
-      <w:r>
-        <w:rPr>
-          <w:lang w:val="en-US"/>
-        </w:rPr>
-        <w:t>experimental platform</w:t>
-      </w:r>
-      <w:r>
-        <w:rPr>
-          <w:lang w:val="en-US"/>
-        </w:rPr>
-        <w:t xml:space="preserve"> </w:t>
-      </w:r>
-      <w:r>
-        <w:rPr>
-          <w:lang w:val="en-US"/>
-        </w:rPr>
-        <w:t xml:space="preserve">to examine the impact of cover crop addition to </w:t>
-      </w:r>
-      <w:r>
-        <w:rPr>
-          <w:lang w:val="en-US"/>
-        </w:rPr>
-        <w:t xml:space="preserve">different tillage/straw </w:t>
-      </w:r>
-      <w:r>
-        <w:rPr>
-          <w:lang w:val="en-US"/>
-        </w:rPr>
-        <w:t xml:space="preserve">management </w:t>
-      </w:r>
-      <w:r>
-        <w:rPr>
-          <w:lang w:val="en-US"/>
-        </w:rPr>
-        <w:t xml:space="preserve">combinations </w:t>
-      </w:r>
-      <w:r>
-        <w:rPr>
-          <w:lang w:val="en-US"/>
-        </w:rPr>
-        <w:fldChar w:fldCharType="begin"/>
-      </w:r>
-      <w:r>
-        <w:rPr>
-          <w:lang w:val="en-US"/>
-        </w:rPr>
-        <w:instrText xml:space="preserve"> ADDIN ZOTERO_ITEM CSL_CITATION {"citationID":"aLc1lXtN","properties":{"formattedCitation":"(G\\uc0\\u243{}mez-Mu\\uc0\\u241{}oz et al., 2021)","plainCitation":"(Gómez-Muñoz et al., 2021)","noteIndex":0},"citationItems":[{"id":2249,"uris":["http://zotero.org/users/3599437/items/XA52MIYG"],"itemData":{"id":2249,"type":"article-journal","abstract":"The main principles of conservationagriculture (CA) are minimal soil disturbance, permanent soil cover, diversification of crop rotations, and retention of crop residues. Tillage has been implicated with increased soil organic C (SOC) mineralization, but recently this has been contested. Residue retention and cover crops result in higher soil C inputs and are therefore expected to increase SOC. This study aimed to evaluate the effect of 17 yr of residue retention (with and without) and tillage (plowing and no-till) on soil C storage on two Danish sandy loam soils with different clay and SOC content under cool temperate humid climate conditions. Straw retention reduced bulk density at both sites. It also increased the C concentration with 0.47 mg C g–1 dry soil on average from 2002 to 2019, and SOC stocks in 2019 with 23 tonnes C ha–1, on average, at the site with higher initial SOC content. The effect of straw retention on soil C was higher when the soil was plowed, and no significant effect was observed in no-till soils. Straw retention did not significantly affect C concentration at the site with low initial SOC. Tillage altered the C distribution in the soil profile, so that the C concentration in the upper layer (0–25 cm) was higher in the no-till soils, but did not significantly increase total C concentration in deeper layers (0–50 cm). Use of no-till and straw retention did not consistently affect crop yield across site-years, but the interannual variability was large, obscuring possible differences in yields.","container-title":"Soil Science Society of America Journal","DOI":"10.1002/saj2.20312","ISSN":"1435-0661","issue":"5","language":"en","license":"© 2021 The Authors. Soil Science Society of America Journal © 2021 Soil Science Society of America","note":"_eprint: https://acsess.onlinelibrary.wiley.com/doi/pdf/10.1002/saj2.20312","page":"1465-1478","source":"Wiley Online Library","title":"Long-term effect of tillage and straw retention in conservation agriculture systems on soil carbon storage","volume":"85","author":[{"family":"Gómez-Muñoz","given":"Beatriz"},{"family":"Jensen","given":"Lars Stoumann"},{"family":"Munkholm","given":"Lars"},{"family":"Olesen","given":"Jørgen Eivind"},{"family":"Møller Hansen","given":"Elly"},{"family":"Bruun","given":"Sander"}],"issued":{"date-parts":[["2021"]]}}}],"schema":"https://github.com/citation-style-language/schema/raw/master/csl-citation.json"} </w:instrText>
-      </w:r>
-      <w:r>
-        <w:rPr>
-          <w:lang w:val="en-US"/>
-        </w:rPr>
-        <w:fldChar w:fldCharType="separate"/>
-      </w:r>
-      <w:r>
-        <w:t>(Gómez-Muñoz et al., 2021)</w:t>
-      </w:r>
-      <w:r>
-        <w:rPr>
-          <w:lang w:val="en-US"/>
-        </w:rPr>
-        <w:fldChar w:fldCharType="end"/>
-      </w:r>
-      <w:r>
-        <w:rPr>
-          <w:lang w:val="en-US"/>
-        </w:rPr>
-        <w:t xml:space="preserve">. </w:t>
-      </w:r>
-      <w:r>
-        <w:rPr>
-          <w:lang w:val="en-US"/>
-        </w:rPr>
-        <w:t xml:space="preserve">Yield of cash crops, soil coverage, fall biomass, plant community ecological value, presence of perennial weeds and pesticide toxicity were </w:t>
-      </w:r>
-      <w:r>
-        <w:rPr>
-          <w:lang w:val="en-US"/>
-        </w:rPr>
-        <w:t xml:space="preserve">chosen </w:t>
-      </w:r>
-      <w:r>
-        <w:rPr>
-          <w:lang w:val="en-US"/>
-        </w:rPr>
-        <w:t xml:space="preserve">as performance metrics </w:t>
-      </w:r>
-      <w:r>
-        <w:rPr>
-          <w:lang w:val="en-US"/>
-        </w:rPr>
-        <w:t xml:space="preserve">to </w:t>
-      </w:r>
-      <w:r>
-        <w:rPr>
-          <w:lang w:val="en-US"/>
-        </w:rPr>
-        <w:t>promote understanding of how cover cropping systems interact with tillage, residue removal, and weather in provision of various services and dis-services</w:t>
-      </w:r>
-      <w:r>
-        <w:rPr>
-          <w:lang w:val="en-US"/>
-        </w:rPr>
-        <w:t xml:space="preserve">. </w:t>
-      </w:r>
-    </w:p>
-    <w:p>
-      <w:pPr>
-        <w:spacing w:line="360" w:lineRule="auto"/>
-      </w:pPr>
-      <w:r>
-        <w:rPr>
-          <w:lang w:val="en-US"/>
-        </w:rPr>
-        <w:t xml:space="preserve">We hypothesized there would be tradeoffs between outcomes, with no single system offering the best performance in all desired areas, but that clear accounting </w:t>
-      </w:r>
-      <w:r>
-        <w:rPr>
-          <w:lang w:val="en-US"/>
-        </w:rPr>
-        <w:t>using multi</w:t>
-      </w:r>
-      <w:r>
-        <w:rPr>
-          <w:lang w:val="en-US"/>
-        </w:rPr>
-        <w:t>-</w:t>
-      </w:r>
-      <w:r>
-        <w:rPr>
-          <w:lang w:val="en-US"/>
-        </w:rPr>
-        <w:t xml:space="preserve">criteria evaluation methods would </w:t>
-      </w:r>
-      <w:r>
-        <w:rPr>
-          <w:lang w:val="en-US"/>
-        </w:rPr>
-        <w:t>highlight favorable combinations of practices.</w:t>
-      </w:r>
-    </w:p>
-    <w:p>
-      <w:pPr>
-        <w:spacing w:line="360" w:lineRule="auto"/>
-      </w:pPr>
-      <w:r>
-        <w:rPr>
-          <w:lang w:val="en-US"/>
-        </w:rPr>
-        <w:t xml:space="preserve">We </w:t>
-      </w:r>
-      <w:r>
-        <w:rPr>
-          <w:lang w:val="en-US"/>
-        </w:rPr>
-        <w:t xml:space="preserve">chose </w:t>
-      </w:r>
-      <w:r>
-        <w:rPr>
-          <w:lang w:val="en-US"/>
-        </w:rPr>
-        <w:t>not to</w:t>
-      </w:r>
-      <w:r>
-        <w:rPr>
-          <w:lang w:val="en-US"/>
-        </w:rPr>
-        <w:t xml:space="preserve"> include the costs </w:t>
-      </w:r>
-      <w:r>
-        <w:rPr>
-          <w:lang w:val="en-US"/>
-        </w:rPr>
-        <w:t xml:space="preserve">and labor </w:t>
-      </w:r>
-      <w:r>
-        <w:rPr>
-          <w:lang w:val="en-US"/>
-        </w:rPr>
-        <w:t xml:space="preserve">associated with cover crop implementation </w:t>
-      </w:r>
-      <w:r>
-        <w:rPr>
-          <w:lang w:val="en-US"/>
-        </w:rPr>
-        <w:t xml:space="preserve">due to the complexity and highly contextual nature of such estimates. For example, </w:t>
-      </w:r>
-      <w:r>
-        <w:rPr>
-          <w:lang w:val="en-US"/>
-        </w:rPr>
-        <w:t xml:space="preserve">in Denmark, cover crop implementations may be mandatory </w:t>
-      </w:r>
-      <w:r>
-        <w:rPr>
-          <w:lang w:val="en-US"/>
-        </w:rPr>
-        <w:t xml:space="preserve">depending on a given farm’s </w:t>
-      </w:r>
-      <w:r>
-        <w:rPr>
-          <w:lang w:val="en-US"/>
-        </w:rPr>
-        <w:t xml:space="preserve">crop compositions and </w:t>
-      </w:r>
-      <w:r>
-        <w:rPr>
-          <w:lang w:val="en-US"/>
-        </w:rPr>
-        <w:t>nutrient balance</w:t>
-      </w:r>
-      <w:r>
-        <w:rPr>
-          <w:lang w:val="en-US"/>
-        </w:rPr>
-        <w:t xml:space="preserve"> </w:t>
-      </w:r>
-      <w:r>
-        <w:rPr>
-          <w:lang w:val="en-US"/>
-        </w:rPr>
-        <w:fldChar w:fldCharType="begin"/>
-      </w:r>
-      <w:r>
-        <w:rPr>
-          <w:lang w:val="en-US"/>
-        </w:rPr>
-        <w:instrText xml:space="preserve"> ADDIN ZOTERO_ITEM CSL_CITATION {"citationID":"dadKV20t","properties":{"formattedCitation":"(Dalgaard et al., 2014)","plainCitation":"(Dalgaard et al., 2014)","noteIndex":0},"citationItems":[{"id":713,"uris":["http://zotero.org/users/3599437/items/AYH3VANB"],"itemData":{"id":713,"type":"article-journal","abstract":"With more than 60% of the land farmed, with vulnerable freshwater and marine environments, and with one of the most intensive, export-oriented livestock sectors in the world, the nitrogen (N) pollution pressure from Danish agriculture is severe. Consequently, a series of policy action plans have been implemented since the mid 1980s with significant effects on the surplus, efficiency and environmental loadings of N. This paper reviews the policies and actions taken and their ability to mitigate effects of reactive N (Nr) while maintaining agricultural production. In summary, the average N-surplus has been reduced from approximately 170 kg N ha−1 yr−1 to below 100 kg N ha−1 yr−1 during the past 30 yrs, while the overall N-efficiency for the agricultural sector (crop + livestock farming) has increased from around 20–30% to 40–45%, the N-leaching from the field root zone has been halved, and N losses to the aquatic and atmospheric environment have been significantly reduced. This has been achieved through a combination of approaches and measures (ranging from command and control legislation, over market-based regulation and governmental expenditure to information and voluntary action), with specific measures addressing the whole N cascade, in order to improve the quality of ground- and surface waters, and to reduce the deposition to terrestrial natural ecosystems. However, there is still a major challenge in complying with the EU Water Framework and Habitats Directives, calling for new approaches, measures and technologies to mitigate agricultural N losses and control N flows.","container-title":"Environmental Research Letters","DOI":"10.1088/1748-9326/9/11/115002","ISSN":"1748-9326","issue":"11","journalAbbreviation":"Environ. Res. Lett.","language":"en","note":"publisher: IOP Publishing","page":"115002","source":"Institute of Physics","title":"Policies for agricultural nitrogen management—trends, challenges and prospects for improved efficiency in Denmark","volume":"9","author":[{"family":"Dalgaard","given":"Tommy"},{"family":"Hansen","given":"Birgitte"},{"family":"Hasler","given":"Berit"},{"family":"Hertel","given":"Ole"},{"family":"Hutchings","given":"Nicholas J."},{"family":"Jacobsen","given":"Brian H."},{"family":"Jensen","given":"Lars Stoumann"},{"family":"Kronvang","given":"Brian"},{"family":"Olesen","given":"Jørgen E."},{"family":"Schjørring","given":"Jan K."},{"family":"Kristensen","given":"Ib Sillebak"},{"family":"Graversgaard","given":"Morten"},{"family":"Termansen","given":"Mette"},{"family":"Vejre","given":"Henrik"}],"issued":{"date-parts":[["2014",11]]}}}],"schema":"https://github.com/citation-style-language/schema/raw/master/csl-citation.json"} </w:instrText>
-      </w:r>
-      <w:r>
-        <w:rPr>
-          <w:lang w:val="en-US"/>
-        </w:rPr>
-        <w:fldChar w:fldCharType="separate"/>
-      </w:r>
-      <w:r>
-        <w:t>(Dalgaard et al., 2014)</w:t>
-      </w:r>
-      <w:r>
-        <w:rPr>
-          <w:lang w:val="en-US"/>
-        </w:rPr>
-        <w:fldChar w:fldCharType="end"/>
-      </w:r>
-      <w:r>
-        <w:rPr>
-          <w:lang w:val="en-US"/>
-        </w:rPr>
-        <w:t xml:space="preserve">, </w:t>
-      </w:r>
-      <w:r>
-        <w:rPr>
-          <w:lang w:val="en-US"/>
-        </w:rPr>
         <w:t>or</w:t>
       </w:r>
       <w:r>
@@ -4052,7 +3713,6 @@
         <w:rPr>
           <w:lang w:val="en-US"/>
         </w:rPr>
-        <w:lastRenderedPageBreak/>
         <w:t>subsidi</w:t>
       </w:r>
       <w:r>
@@ -4398,7 +4058,14 @@
         <w:rPr>
           <w:lang w:val="en-US"/>
         </w:rPr>
-        <w:t>The 30-year average air temperature and precipitation for this site</w:t>
+        <w:t xml:space="preserve">The 30-year average air temperature and precipitation </w:t>
+      </w:r>
+      <w:r>
+        <w:rPr>
+          <w:lang w:val="en-US"/>
+        </w:rPr>
+        <w:lastRenderedPageBreak/>
+        <w:t>for this site</w:t>
       </w:r>
       <w:r>
         <w:rPr>
@@ -4555,7 +4222,49 @@
         <w:rPr>
           <w:lang w:val="en-US"/>
         </w:rPr>
-        <w:t>The long-term trial on which this experiment was superimposed includes crop</w:t>
+        <w:t xml:space="preserve">The long-term trial on which this experiment was superimposed </w:t>
+      </w:r>
+      <w:r>
+        <w:rPr>
+          <w:lang w:val="en-US"/>
+        </w:rPr>
+        <w:t>i</w:t>
+      </w:r>
+      <w:r>
+        <w:rPr>
+          <w:lang w:val="en-US"/>
+        </w:rPr>
+        <w:t xml:space="preserve">s a </w:t>
+      </w:r>
+      <w:r>
+        <w:rPr>
+          <w:lang w:val="en-US"/>
+        </w:rPr>
+        <w:t xml:space="preserve">split-split plot </w:t>
+      </w:r>
+      <w:r>
+        <w:rPr>
+          <w:lang w:val="en-US"/>
+        </w:rPr>
+        <w:t xml:space="preserve">randomized complete block design </w:t>
+      </w:r>
+      <w:r>
+        <w:rPr>
+          <w:lang w:val="en-US"/>
+        </w:rPr>
+        <w:t>with four replications</w:t>
+      </w:r>
+      <w:r>
+        <w:rPr>
+          <w:lang w:val="en-US"/>
+        </w:rPr>
+        <w:t xml:space="preserve">. The trial </w:t>
+      </w:r>
+      <w:r>
+        <w:rPr>
+          <w:lang w:val="en-US"/>
+        </w:rPr>
+        <w:t>includes crop</w:t>
       </w:r>
       <w:r>
         <w:rPr>
@@ -4612,7 +4321,19 @@
         <w:rPr>
           <w:lang w:val="en-US"/>
         </w:rPr>
-        <w:t xml:space="preserve">, but for this experiment plots from only </w:t>
+        <w:t>, but for th</w:t>
+      </w:r>
+      <w:r>
+        <w:rPr>
+          <w:lang w:val="en-US"/>
+        </w:rPr>
+        <w:t>e present</w:t>
+      </w:r>
+      <w:r>
+        <w:rPr>
+          <w:lang w:val="en-US"/>
+        </w:rPr>
+        <w:t xml:space="preserve"> experiment plots from only </w:t>
       </w:r>
       <w:r>
         <w:rPr>
@@ -4666,48 +4387,13 @@
         <w:rPr>
           <w:lang w:val="en-US"/>
         </w:rPr>
-        <w:t>, making this study a</w:t>
-      </w:r>
-      <w:r>
-        <w:rPr>
-          <w:lang w:val="en-US"/>
-        </w:rPr>
-        <w:t xml:space="preserve">  split-split plot </w:t>
-      </w:r>
-      <w:r>
-        <w:rPr>
-          <w:lang w:val="en-US"/>
-        </w:rPr>
-        <w:t xml:space="preserve">randomized complete block design </w:t>
-      </w:r>
-      <w:r>
-        <w:rPr>
-          <w:lang w:val="en-US"/>
-        </w:rPr>
-        <w:t>with four replications.</w:t>
-      </w:r>
-      <w:r>
-        <w:rPr>
-          <w:lang w:val="en-US"/>
-        </w:rPr>
-        <w:t xml:space="preserve"> </w:t>
-      </w:r>
-      <w:commentRangeStart w:id="2"/>
-      <w:commentRangeEnd w:id="2"/>
-      <w:r>
-        <w:rPr>
-          <w:rStyle w:val="CommentReference"/>
-          <w:sz w:val="24"/>
-          <w:szCs w:val="24"/>
-          <w:lang w:val="en-US"/>
-        </w:rPr>
-        <w:commentReference w:id="2"/>
-      </w:r>
-      <w:r>
-        <w:rPr>
-          <w:lang w:val="en-US"/>
-        </w:rPr>
-        <w:t xml:space="preserve">For the present study, </w:t>
+        <w:t>, so in this study</w:t>
+      </w:r>
+      <w:r>
+        <w:rPr>
+          <w:lang w:val="en-US"/>
+        </w:rPr>
+        <w:t xml:space="preserve">, </w:t>
       </w:r>
       <w:r>
         <w:rPr>
@@ -4916,7 +4602,6 @@
           <w:b/>
           <w:bCs/>
         </w:rPr>
-        <w:lastRenderedPageBreak/>
         <w:t>2.1.</w:t>
       </w:r>
       <w:r>
@@ -5269,13 +4954,25 @@
         <w:rPr>
           <w:lang w:val="en-US"/>
         </w:rPr>
-        <w:t>While the overall tillage philosophies have remained the same, t</w:t>
-      </w:r>
-      <w:r>
-        <w:rPr>
-          <w:lang w:val="en-US"/>
-        </w:rPr>
-        <w:t xml:space="preserve">he exact machinery and timing of operations have varied since 2002 (Scherner et al., 2016; Hansen et al., 2010). In the present experiment (2018-2020), plots under the </w:t>
+        <w:t>While the overall tillage philosophies have remained the same</w:t>
+      </w:r>
+      <w:r>
+        <w:rPr>
+          <w:lang w:val="en-US"/>
+        </w:rPr>
+        <w:t xml:space="preserve"> since 2002</w:t>
+      </w:r>
+      <w:r>
+        <w:rPr>
+          <w:lang w:val="en-US"/>
+        </w:rPr>
+        <w:t>, t</w:t>
+      </w:r>
+      <w:r>
+        <w:rPr>
+          <w:lang w:val="en-US"/>
+        </w:rPr>
+        <w:t xml:space="preserve">he exact machinery and timing of operations have varied (Scherner et al., 2016; Hansen et al., 2010). In the present experiment (2018-2020), plots under the </w:t>
       </w:r>
       <w:r>
         <w:rPr>
@@ -5347,7 +5044,11 @@
         <w:t>sown</w:t>
       </w:r>
       <w:r>
-        <w:t xml:space="preserve"> radish cover crop treatment, plots were also harrowed to a depth of 3-4 cm after cash crop harvest to prepare the soil for </w:t>
+        <w:t xml:space="preserve"> radish cover crop treatment, plots were also harrowed to a depth of 3-4 cm after cash crop harvest to </w:t>
+      </w:r>
+      <w:r>
+        <w:lastRenderedPageBreak/>
+        <w:t xml:space="preserve">prepare the soil for </w:t>
       </w:r>
       <w:r>
         <w:t xml:space="preserve">sowing of the radish </w:t>
@@ -5356,6 +5057,9 @@
         <w:t>cover crop (see Table 1)</w:t>
       </w:r>
       <w:r>
+        <w:t>, while no post-harvest tillage was performed in the other cover crop treatments</w:t>
+      </w:r>
+      <w:r>
         <w:t>.</w:t>
       </w:r>
     </w:p>
@@ -5419,7 +5123,19 @@
         <w:t>sowing</w:t>
       </w:r>
       <w:r>
-        <w:t xml:space="preserve">, and harrowed (3-4 cm depth) before the </w:t>
+        <w:t xml:space="preserve">, and </w:t>
+      </w:r>
+      <w:r>
+        <w:t xml:space="preserve">similarly </w:t>
+      </w:r>
+      <w:r>
+        <w:t xml:space="preserve">harrowed (3-4 cm depth) </w:t>
+      </w:r>
+      <w:r>
+        <w:t xml:space="preserve">only </w:t>
+      </w:r>
+      <w:r>
+        <w:t xml:space="preserve">before the </w:t>
       </w:r>
       <w:r>
         <w:t>late-</w:t>
@@ -5429,6 +5145,9 @@
       </w:r>
       <w:r>
         <w:t xml:space="preserve"> radish cover crop treatment</w:t>
+      </w:r>
+      <w:r>
+        <w:t xml:space="preserve"> but not before the other cover crop treatments</w:t>
       </w:r>
       <w:r>
         <w:t xml:space="preserve">. </w:t>
@@ -5831,7 +5550,6 @@
                 <w:bCs/>
                 <w:lang w:val="en-US"/>
               </w:rPr>
-              <w:lastRenderedPageBreak/>
               <w:t xml:space="preserve">Cover crop </w:t>
             </w:r>
             <w:r>
@@ -6007,7 +5725,7 @@
               </w:rPr>
               <w:t>(</w:t>
             </w:r>
-            <w:commentRangeStart w:id="3"/>
+            <w:commentRangeStart w:id="1"/>
             <w:r>
               <w:rPr>
                 <w:lang w:val="en-US"/>
@@ -6020,7 +5738,7 @@
               </w:rPr>
               <w:t xml:space="preserve"> or 17.5 cm, see section 2.1.2</w:t>
             </w:r>
-            <w:commentRangeEnd w:id="3"/>
+            <w:commentRangeEnd w:id="1"/>
             <w:r>
               <w:rPr>
                 <w:rStyle w:val="CommentReference"/>
@@ -6028,7 +5746,7 @@
                 <w:szCs w:val="24"/>
                 <w:lang w:val="en-US"/>
               </w:rPr>
-              <w:commentReference w:id="3"/>
+              <w:commentReference w:id="1"/>
             </w:r>
             <w:r>
               <w:rPr>
@@ -6418,7 +6136,19 @@
               <w:rPr>
                 <w:lang w:val="en-US"/>
               </w:rPr>
-              <w:t>Broadcast into the crop stubble post crop harvest</w:t>
+              <w:t xml:space="preserve">Broadcast into the crop stubble </w:t>
+            </w:r>
+            <w:r>
+              <w:rPr>
+                <w:lang w:val="en-US"/>
+              </w:rPr>
+              <w:t>after</w:t>
+            </w:r>
+            <w:r>
+              <w:rPr>
+                <w:lang w:val="en-US"/>
+              </w:rPr>
+              <w:t xml:space="preserve"> crop harvest</w:t>
             </w:r>
           </w:p>
         </w:tc>
@@ -6483,6 +6213,7 @@
               <w:rPr>
                 <w:lang w:val="en-US"/>
               </w:rPr>
+              <w:lastRenderedPageBreak/>
               <w:t>NoCC</w:t>
             </w:r>
           </w:p>
@@ -9184,7 +8915,11 @@
         <w:t xml:space="preserve">-season weed control, herbicide packages applied in the MixE treatment had to accommodate </w:t>
       </w:r>
       <w:r>
-        <w:t xml:space="preserve">the presence of the grass and clover </w:t>
+        <w:t xml:space="preserve">the presence of the grass and </w:t>
+      </w:r>
+      <w:r>
+        <w:lastRenderedPageBreak/>
+        <w:t xml:space="preserve">clover </w:t>
       </w:r>
       <w:r>
         <w:t>crops and were therefore different from those applied in all other cover crop treatments. After emergence</w:t>
@@ -9226,7 +8961,7 @@
       <w:r>
         <w:t xml:space="preserve">. </w:t>
       </w:r>
-      <w:bookmarkStart w:id="4" w:name="_Hlk190689276"/>
+      <w:bookmarkStart w:id="2" w:name="_Hlk190689276"/>
       <w:r>
         <w:t xml:space="preserve">Following faba bean </w:t>
       </w:r>
@@ -9262,7 +8997,7 @@
       <w:r>
         <w:t xml:space="preserve">). </w:t>
       </w:r>
-      <w:bookmarkEnd w:id="4"/>
+      <w:bookmarkEnd w:id="2"/>
     </w:p>
     <w:p>
       <w:pPr>
@@ -9764,14 +9499,7 @@
         <w:rPr>
           <w:lang w:val="en-US"/>
         </w:rPr>
-        <w:t xml:space="preserve"> to ensure the establishment of </w:t>
-      </w:r>
-      <w:r>
-        <w:rPr>
-          <w:lang w:val="en-US"/>
-        </w:rPr>
-        <w:lastRenderedPageBreak/>
-        <w:t>all treatments. Irrigation was done with sprinklers mounted on a boom that was dragged through the experiment.</w:t>
+        <w:t xml:space="preserve"> to ensure the establishment of all treatments. Irrigation was done with sprinklers mounted on a boom that was dragged through the experiment.</w:t>
       </w:r>
       <w:r>
         <w:rPr>
@@ -9883,7 +9611,7 @@
       <w:r>
         <w:t>InfraTec™ 1241 Grain Analyzer, Foss A/S; </w:t>
       </w:r>
-      <w:bookmarkStart w:id="5" w:name="bbib4"/>
+      <w:bookmarkStart w:id="3" w:name="bbib4"/>
       <w:r>
         <w:fldChar w:fldCharType="begin"/>
       </w:r>
@@ -9902,7 +9630,7 @@
       <w:r>
         <w:t>]</w:t>
       </w:r>
-      <w:bookmarkEnd w:id="5"/>
+      <w:bookmarkEnd w:id="3"/>
       <w:r>
         <w:t>). Grain yields are reported on a dry matter basis.</w:t>
       </w:r>
@@ -10013,6 +9741,7 @@
           <w:iCs/>
           <w:lang w:val="en-US"/>
         </w:rPr>
+        <w:lastRenderedPageBreak/>
         <w:t xml:space="preserve">Table </w:t>
       </w:r>
       <w:r>
@@ -10346,6 +10075,19 @@
               <w:rPr>
                 <w:lang w:val="en-US"/>
               </w:rPr>
+              <w:t>Cash crop volunteer**</w:t>
+            </w:r>
+          </w:p>
+          <w:p>
+            <w:pPr>
+              <w:rPr>
+                <w:lang w:val="en-US"/>
+              </w:rPr>
+            </w:pPr>
+            <w:r>
+              <w:rPr>
+                <w:lang w:val="en-US"/>
+              </w:rPr>
               <w:t xml:space="preserve">Other </w:t>
             </w:r>
             <w:r>
@@ -10498,6 +10240,19 @@
               <w:t xml:space="preserve"> for Latin names</w:t>
             </w:r>
           </w:p>
+          <w:p>
+            <w:pPr>
+              <w:rPr>
+                <w:lang w:val="en-US"/>
+              </w:rPr>
+            </w:pPr>
+            <w:r>
+              <w:rPr>
+                <w:lang w:val="en-US"/>
+              </w:rPr>
+              <w:t>**Only collected in 2018</w:t>
+            </w:r>
+          </w:p>
         </w:tc>
       </w:tr>
     </w:tbl>
@@ -10579,14 +10334,14 @@
         </w:rPr>
         <w:fldChar w:fldCharType="end"/>
       </w:r>
-      <w:commentRangeStart w:id="6"/>
+      <w:commentRangeStart w:id="4"/>
       <w:r>
         <w:rPr>
           <w:lang w:val="en-US"/>
         </w:rPr>
         <w:t>.</w:t>
       </w:r>
-      <w:commentRangeEnd w:id="6"/>
+      <w:commentRangeEnd w:id="4"/>
       <w:r>
         <w:rPr>
           <w:rStyle w:val="CommentReference"/>
@@ -10594,7 +10349,7 @@
           <w:szCs w:val="24"/>
           <w:lang w:val="en-US"/>
         </w:rPr>
-        <w:commentReference w:id="6"/>
+        <w:commentReference w:id="4"/>
       </w:r>
       <w:r>
         <w:rPr>
@@ -10723,156 +10478,169 @@
         <w:rPr>
           <w:lang w:val="en-US"/>
         </w:rPr>
+        <w:t>‘volunteer’ or ‘other</w:t>
+      </w:r>
+      <w:r>
+        <w:rPr>
+          <w:lang w:val="en-US"/>
+        </w:rPr>
+        <w:t>.</w:t>
+      </w:r>
+      <w:r>
+        <w:rPr>
+          <w:lang w:val="en-US"/>
+        </w:rPr>
+        <w:t xml:space="preserve">’ </w:t>
+      </w:r>
+      <w:r>
+        <w:rPr>
+          <w:lang w:val="en-US"/>
+        </w:rPr>
+        <w:t xml:space="preserve">Species/genus coverages were assessed (not including soil as a coverage category) for evenness by dividing Shannon’s </w:t>
+      </w:r>
+      <w:r>
+        <w:rPr>
+          <w:lang w:val="en-US"/>
+        </w:rPr>
+        <w:t>d</w:t>
+      </w:r>
+      <w:r>
+        <w:rPr>
+          <w:lang w:val="en-US"/>
+        </w:rPr>
+        <w:t xml:space="preserve">iversity </w:t>
+      </w:r>
+      <w:r>
+        <w:rPr>
+          <w:lang w:val="en-US"/>
+        </w:rPr>
+        <w:t>i</w:t>
+      </w:r>
+      <w:r>
+        <w:rPr>
+          <w:lang w:val="en-US"/>
+        </w:rPr>
+        <w:t>ndex by the natural log of species richness</w:t>
+      </w:r>
+      <w:r>
+        <w:rPr>
+          <w:lang w:val="en-US"/>
+        </w:rPr>
+        <w:t xml:space="preserve"> </w:t>
+      </w:r>
+      <w:r>
+        <w:rPr>
+          <w:lang w:val="en-US"/>
+        </w:rPr>
+        <w:fldChar w:fldCharType="begin"/>
+      </w:r>
+      <w:r>
+        <w:rPr>
+          <w:lang w:val="en-US"/>
+        </w:rPr>
+        <w:instrText xml:space="preserve"> ADDIN ZOTERO_ITEM CSL_CITATION {"citationID":"EedOhEaM","properties":{"formattedCitation":"(Pielou, 1966)","plainCitation":"(Pielou, 1966)","noteIndex":0},"citationItems":[{"id":2227,"uris":["http://zotero.org/users/3599437/items/PUY6BT86"],"itemData":{"id":2227,"type":"article-journal","container-title":"Journal of Theoretical Biology","DOI":"10.1016/0022-5193(66)90013-0","issue":"1","page":"131–144","title":"The measurement of diversity in different types of biological collections","volume":"13","author":[{"family":"Pielou","given":"E. C."}],"issued":{"date-parts":[["1966"]]}}}],"schema":"https://github.com/citation-style-language/schema/raw/master/csl-citation.json"} </w:instrText>
+      </w:r>
+      <w:r>
+        <w:rPr>
+          <w:lang w:val="en-US"/>
+        </w:rPr>
+        <w:fldChar w:fldCharType="separate"/>
+      </w:r>
+      <w:r>
+        <w:t>(Pielou, 1966)</w:t>
+      </w:r>
+      <w:r>
+        <w:rPr>
+          <w:lang w:val="en-US"/>
+        </w:rPr>
+        <w:fldChar w:fldCharType="end"/>
+      </w:r>
+      <w:r>
+        <w:rPr>
+          <w:lang w:val="en-US"/>
+        </w:rPr>
+        <w:t xml:space="preserve">. </w:t>
+      </w:r>
+    </w:p>
+    <w:p>
+      <w:pPr>
+        <w:spacing w:line="360" w:lineRule="auto"/>
+        <w:rPr>
+          <w:lang w:val="en-US"/>
+        </w:rPr>
+      </w:pPr>
+      <w:r>
+        <w:rPr>
+          <w:lang w:val="en-US"/>
+        </w:rPr>
+        <w:t>The amount of aboveground vegetative biomass in each treatment was measured shortly after image collection (15</w:t>
+      </w:r>
+      <w:r>
+        <w:rPr>
+          <w:lang w:val="en-US"/>
+        </w:rPr>
+        <w:t>-Nov</w:t>
+      </w:r>
+      <w:r>
+        <w:rPr>
+          <w:lang w:val="en-US"/>
+        </w:rPr>
+        <w:t xml:space="preserve"> 2018 and 13</w:t>
+      </w:r>
+      <w:r>
+        <w:rPr>
+          <w:lang w:val="en-US"/>
+        </w:rPr>
+        <w:t>-Nov</w:t>
+      </w:r>
+      <w:r>
+        <w:rPr>
+          <w:lang w:val="en-US"/>
+        </w:rPr>
+        <w:t xml:space="preserve"> 2019, respectively). Two 0.5 m</w:t>
+      </w:r>
+      <w:r>
+        <w:rPr>
+          <w:vertAlign w:val="superscript"/>
+          <w:lang w:val="en-US"/>
+        </w:rPr>
+        <w:t>2</w:t>
+      </w:r>
+      <w:r>
+        <w:rPr>
+          <w:lang w:val="en-US"/>
+        </w:rPr>
+        <w:t xml:space="preserve"> quadrats were randomly placed in each plot, and all aboveground biomass was cut at ground level and removed. The biomass samples from the two quadrats were separated into three fractions: cover crops, </w:t>
+      </w:r>
+      <w:r>
+        <w:rPr>
+          <w:lang w:val="en-US"/>
+        </w:rPr>
+        <w:t xml:space="preserve">volunteers, and </w:t>
+      </w:r>
+      <w:r>
+        <w:rPr>
+          <w:lang w:val="en-US"/>
+        </w:rPr>
+        <w:t>weeds</w:t>
+      </w:r>
+      <w:r>
+        <w:rPr>
+          <w:lang w:val="en-US"/>
+        </w:rPr>
+        <w:t xml:space="preserve"> in 2018. In 2019, biomass was only separated into two fractions (cover crops and other, the latter of which included both weeds and volunteers). Therefore, the categories ‘cover crop’ and ‘other’ were used for all </w:t>
+      </w:r>
+      <w:r>
+        <w:rPr>
+          <w:lang w:val="en-US"/>
+        </w:rPr>
+        <w:t xml:space="preserve">aboveground biomass </w:t>
+      </w:r>
+      <w:r>
+        <w:rPr>
+          <w:lang w:val="en-US"/>
+        </w:rPr>
         <w:lastRenderedPageBreak/>
-        <w:t>‘volunteer’ or ‘other</w:t>
-      </w:r>
-      <w:r>
-        <w:rPr>
-          <w:lang w:val="en-US"/>
-        </w:rPr>
-        <w:t>.</w:t>
-      </w:r>
-      <w:r>
-        <w:rPr>
-          <w:lang w:val="en-US"/>
-        </w:rPr>
-        <w:t xml:space="preserve">’ </w:t>
-      </w:r>
-      <w:r>
-        <w:rPr>
-          <w:lang w:val="en-US"/>
-        </w:rPr>
-        <w:t xml:space="preserve">Species/genus coverages were assessed (not including soil as a coverage category) for evenness by dividing Shannon’s </w:t>
-      </w:r>
-      <w:r>
-        <w:rPr>
-          <w:lang w:val="en-US"/>
-        </w:rPr>
-        <w:t>d</w:t>
-      </w:r>
-      <w:r>
-        <w:rPr>
-          <w:lang w:val="en-US"/>
-        </w:rPr>
-        <w:t xml:space="preserve">iversity </w:t>
-      </w:r>
-      <w:r>
-        <w:rPr>
-          <w:lang w:val="en-US"/>
-        </w:rPr>
-        <w:t>i</w:t>
-      </w:r>
-      <w:r>
-        <w:rPr>
-          <w:lang w:val="en-US"/>
-        </w:rPr>
-        <w:t>ndex by the natural log of species richness</w:t>
-      </w:r>
-      <w:r>
-        <w:rPr>
-          <w:lang w:val="en-US"/>
-        </w:rPr>
-        <w:t xml:space="preserve"> </w:t>
-      </w:r>
-      <w:r>
-        <w:rPr>
-          <w:lang w:val="en-US"/>
-        </w:rPr>
-        <w:fldChar w:fldCharType="begin"/>
-      </w:r>
-      <w:r>
-        <w:rPr>
-          <w:lang w:val="en-US"/>
-        </w:rPr>
-        <w:instrText xml:space="preserve"> ADDIN ZOTERO_ITEM CSL_CITATION {"citationID":"EedOhEaM","properties":{"formattedCitation":"(Pielou, 1966)","plainCitation":"(Pielou, 1966)","noteIndex":0},"citationItems":[{"id":2227,"uris":["http://zotero.org/users/3599437/items/PUY6BT86"],"itemData":{"id":2227,"type":"article-journal","container-title":"Journal of Theoretical Biology","DOI":"10.1016/0022-5193(66)90013-0","issue":"1","page":"131–144","title":"The measurement of diversity in different types of biological collections","volume":"13","author":[{"family":"Pielou","given":"E. C."}],"issued":{"date-parts":[["1966"]]}}}],"schema":"https://github.com/citation-style-language/schema/raw/master/csl-citation.json"} </w:instrText>
-      </w:r>
-      <w:r>
-        <w:rPr>
-          <w:lang w:val="en-US"/>
-        </w:rPr>
-        <w:fldChar w:fldCharType="separate"/>
-      </w:r>
-      <w:r>
-        <w:t>(Pielou, 1966)</w:t>
-      </w:r>
-      <w:r>
-        <w:rPr>
-          <w:lang w:val="en-US"/>
-        </w:rPr>
-        <w:fldChar w:fldCharType="end"/>
-      </w:r>
-      <w:r>
-        <w:rPr>
-          <w:lang w:val="en-US"/>
-        </w:rPr>
-        <w:t xml:space="preserve">. </w:t>
-      </w:r>
-    </w:p>
-    <w:p>
-      <w:pPr>
-        <w:spacing w:line="360" w:lineRule="auto"/>
-        <w:rPr>
-          <w:lang w:val="en-US"/>
-        </w:rPr>
-      </w:pPr>
-      <w:r>
-        <w:rPr>
-          <w:lang w:val="en-US"/>
-        </w:rPr>
-        <w:t>The amount of aboveground vegetative biomass in each treatment was measured shortly after image collection (15</w:t>
-      </w:r>
-      <w:r>
-        <w:rPr>
-          <w:lang w:val="en-US"/>
-        </w:rPr>
-        <w:t>-Nov</w:t>
-      </w:r>
-      <w:r>
-        <w:rPr>
-          <w:lang w:val="en-US"/>
-        </w:rPr>
-        <w:t xml:space="preserve"> 2018 and 13</w:t>
-      </w:r>
-      <w:r>
-        <w:rPr>
-          <w:lang w:val="en-US"/>
-        </w:rPr>
-        <w:t>-Nov</w:t>
-      </w:r>
-      <w:r>
-        <w:rPr>
-          <w:lang w:val="en-US"/>
-        </w:rPr>
-        <w:t xml:space="preserve"> 2019, respectively). Two 0.5 m2 quadrats were randomly placed in each plot, and all aboveground biomass was cut at ground level and removed. The biomass samples from the two quadrats were separated into three fractions: cover crops, </w:t>
-      </w:r>
-      <w:r>
-        <w:rPr>
-          <w:lang w:val="en-US"/>
-        </w:rPr>
-        <w:t xml:space="preserve">volunteers, and </w:t>
-      </w:r>
-      <w:r>
-        <w:rPr>
-          <w:lang w:val="en-US"/>
-        </w:rPr>
-        <w:t>weeds</w:t>
-      </w:r>
-      <w:r>
-        <w:rPr>
-          <w:lang w:val="en-US"/>
-        </w:rPr>
-        <w:t xml:space="preserve"> in 2018. In 2019, biomass was only separated into two fractions (cover crops and other, the latter of which included both weeds and volunteers). Therefore, the categories ‘cover crop’ and ‘other’ were used for all </w:t>
-      </w:r>
-      <w:r>
-        <w:rPr>
-          <w:lang w:val="en-US"/>
-        </w:rPr>
-        <w:t xml:space="preserve">aboveground biomass </w:t>
-      </w:r>
-      <w:r>
-        <w:rPr>
-          <w:lang w:val="en-US"/>
-        </w:rPr>
         <w:t xml:space="preserve">statistics (Table </w:t>
       </w:r>
       <w:r>
@@ -11145,7 +10913,64 @@
         <w:spacing w:line="360" w:lineRule="auto"/>
       </w:pPr>
       <w:r>
-        <w:t xml:space="preserve">Potential ecological value was estimated using a methodology </w:t>
+        <w:rPr>
+          <w:lang w:val="en-US"/>
+        </w:rPr>
+        <w:t xml:space="preserve">While direct measurements of benefits are the most reliable, such measurements are not always available nor feasible. To enable more accessible accounting of benefits, several methodologies for estimating </w:t>
+      </w:r>
+      <w:r>
+        <w:t>the potential values and/or services as well as potential harms of agricultural plant communities</w:t>
+      </w:r>
+      <w:r>
+        <w:rPr>
+          <w:lang w:val="en-US"/>
+        </w:rPr>
+        <w:t xml:space="preserve"> h</w:t>
+      </w:r>
+      <w:r>
+        <w:rPr>
+          <w:lang w:val="en-US"/>
+        </w:rPr>
+        <w:t xml:space="preserve">ave been proposed </w:t>
+      </w:r>
+      <w:r>
+        <w:rPr>
+          <w:lang w:val="en-US"/>
+        </w:rPr>
+        <w:fldChar w:fldCharType="begin"/>
+      </w:r>
+      <w:r>
+        <w:rPr>
+          <w:lang w:val="en-US"/>
+        </w:rPr>
+        <w:instrText xml:space="preserve"> ADDIN ZOTERO_ITEM CSL_CITATION {"citationID":"jOzF71V8","properties":{"formattedCitation":"(Gentili et al., in review)","plainCitation":"(Gentili et al., in review)","noteIndex":0},"citationItems":[{"id":2416,"uris":["http://zotero.org/users/3599437/items/28TEFI94"],"itemData":{"id":2416,"type":"article-journal","container-title":"Weed Research","title":"Functional Roles of Weeds in Arable Ecosystems: A Review of Methods to Assess Eco-system Services and Disservices","author":[{"family":"Gentili","given":"Marco"},{"family":"Nichols","given":"Virginia"},{"family":"Jørgensen","given":"Johannes R."},{"family":"Jørgensen","given":"Rasmus N."},{"family":"Gislum","given":"René"}],"issued":{"literal":"in review"}}}],"schema":"https://github.com/citation-style-language/schema/raw/master/csl-citation.json"} </w:instrText>
+      </w:r>
+      <w:r>
+        <w:rPr>
+          <w:lang w:val="en-US"/>
+        </w:rPr>
+        <w:fldChar w:fldCharType="separate"/>
+      </w:r>
+      <w:r>
+        <w:t>(Gentili et al., in review)</w:t>
+      </w:r>
+      <w:r>
+        <w:rPr>
+          <w:lang w:val="en-US"/>
+        </w:rPr>
+        <w:fldChar w:fldCharType="end"/>
+      </w:r>
+      <w:r>
+        <w:rPr>
+          <w:lang w:val="en-US"/>
+        </w:rPr>
+        <w:t xml:space="preserve">. </w:t>
+      </w:r>
+      <w:r>
+        <w:t>For this study, p</w:t>
+      </w:r>
+      <w:r>
+        <w:t xml:space="preserve">otential ecological value was estimated using a methodology </w:t>
       </w:r>
       <w:r>
         <w:t xml:space="preserve">and database </w:t>
@@ -11267,140 +11092,140 @@
         <w:t>(CAPBP, CIRAR, EPHEX, PAPRH, TAROF, TRFRE)</w:t>
       </w:r>
       <w:r>
-        <w:t xml:space="preserve">. For the </w:t>
+        <w:t xml:space="preserve">. For the other species and genus (Table </w:t>
+      </w:r>
+      <w:r>
+        <w:t>3</w:t>
+      </w:r>
+      <w:r>
+        <w:t>), the mean value</w:t>
+      </w:r>
+      <w:r>
+        <w:t>s</w:t>
+      </w:r>
+      <w:r>
+        <w:t xml:space="preserve"> for all species within th</w:t>
+      </w:r>
+      <w:r>
+        <w:t>e matching</w:t>
+      </w:r>
+      <w:r>
+        <w:t xml:space="preserve"> </w:t>
+      </w:r>
+      <w:r>
+        <w:t xml:space="preserve">database </w:t>
+      </w:r>
+      <w:r>
+        <w:t xml:space="preserve">genus were used. </w:t>
+      </w:r>
+      <w:r>
+        <w:t>The volunteer crops (barley, oats) did not have values in the database</w:t>
+      </w:r>
+      <w:r>
+        <w:t xml:space="preserve">. Cereals are </w:t>
+      </w:r>
+      <w:r>
+        <w:t>sown</w:t>
+      </w:r>
+      <w:r>
+        <w:t xml:space="preserve"> on 50% of Denmark’s agricultural land, totalling 1.3M hectares</w:t>
+      </w:r>
+      <w:r>
+        <w:t xml:space="preserve"> </w:t>
+      </w:r>
+      <w:r>
+        <w:fldChar w:fldCharType="begin"/>
+      </w:r>
+      <w:r>
+        <w:instrText xml:space="preserve"> ADDIN ZOTERO_ITEM CSL_CITATION {"citationID":"WmNDsI1f","properties":{"formattedCitation":"(Statistics Denmark, 2025)","plainCitation":"(Statistics Denmark, 2025)","noteIndex":0},"citationItems":[{"id":2357,"uris":["http://zotero.org/users/3599437/items/4LNVMRBH"],"itemData":{"id":2357,"type":"webpage","language":"en","title":"Cropland","URL":"https://www.dst.dk/en/Statistik/emner/erhvervsliv/landbrug-gartneri-og-skovbrug/det-dyrkede-areal","author":[{"family":"Statistics Denmark","given":""}],"accessed":{"date-parts":[["2026",1,21]]},"issued":{"date-parts":[["2025"]]}}}],"schema":"https://github.com/citation-style-language/schema/raw/master/csl-citation.json"} </w:instrText>
+      </w:r>
+      <w:r>
+        <w:fldChar w:fldCharType="separate"/>
+      </w:r>
+      <w:r>
+        <w:t>(Statistics Denmark, 2025)</w:t>
+      </w:r>
+      <w:r>
+        <w:fldChar w:fldCharType="end"/>
+      </w:r>
+      <w:r>
+        <w:t xml:space="preserve">. The cereal crop volunteers </w:t>
+      </w:r>
+      <w:r>
+        <w:t xml:space="preserve">were </w:t>
+      </w:r>
+      <w:r>
+        <w:t xml:space="preserve">therefore </w:t>
+      </w:r>
+      <w:r>
+        <w:t xml:space="preserve">assigned </w:t>
+      </w:r>
+      <w:r>
+        <w:t xml:space="preserve">no </w:t>
+      </w:r>
+      <w:r>
+        <w:t xml:space="preserve">ecological </w:t>
+      </w:r>
+      <w:r>
+        <w:t>value</w:t>
+      </w:r>
+      <w:r>
+        <w:t xml:space="preserve"> based on </w:t>
+      </w:r>
+      <w:r>
+        <w:t>an assumption of</w:t>
+      </w:r>
+      <w:r>
+        <w:t xml:space="preserve"> </w:t>
+      </w:r>
+      <w:r>
+        <w:t>‘additional value</w:t>
+      </w:r>
+      <w:r>
+        <w:t xml:space="preserve"> saturation</w:t>
+      </w:r>
+      <w:r>
+        <w:t>’</w:t>
+      </w:r>
+      <w:r>
+        <w:t xml:space="preserve"> </w:t>
+      </w:r>
+      <w:r>
+        <w:fldChar w:fldCharType="begin"/>
+      </w:r>
+      <w:r>
+        <w:instrText xml:space="preserve"> ADDIN ZOTERO_ITEM CSL_CITATION {"citationID":"FndwpBQ0","properties":{"formattedCitation":"(Bensch et al., 2025)","plainCitation":"(Bensch et al., 2025)","noteIndex":0},"citationItems":[{"id":2180,"uris":["http://zotero.org/users/3599437/items/UP2NMLWW"],"itemData":{"id":2180,"type":"article-journal","abstract":"Weeds on arable land present a double-edged sword: they negatively influence the quantity and qualities of cash crops, but they can also provide biodiversity benefits. The benefits are categorized into use (support for predators/parasitoids, pollinators, herbivores, and granivores) and non-use values (existence value) based on examples from the literature. Recognizing the potential benefits of weeds, it is important to integrate these aspects into weed control decision-making process. Building upon the traditional economic threshold model for insect pests, this paper presents a first step toward upgrading the economic threshold for arable weeds by incorporating biodiversity benefits of weeds. To determine the traditional threshold, a tool estimating crop yield loss caused by weeds was used. This tool also incorporates the intra- and inter-specific competition among weed plants. Due to the data limitation, we focus on the existence value of weeds in a case study for winter wheat in Germany. We estimated the weed economic thresholds incorporating existence values for three weed scenarios varying in species and densities. The results indicate that the updated weed thresholds would generally increase. This study highlights the importance to consider biodiversity benefits of weeds when developing a more holistic, agroecological approach to weed management.","container-title":"Journal of Crop Health","DOI":"10.1007/s10343-025-01165-1","ISSN":"2948-2658","issue":"3","journalAbbreviation":"Journal of Crop Health","language":"en","page":"96","source":"Springer Link","title":"Integrating Biodiversity Benefits of Weeds into the Economic Threshold Concept","volume":"77","author":[{"family":"Bensch","given":"Johanna"},{"family":"Mol","given":"Friederike","non-dropping-particle":"de"},{"family":"Gerowitt","given":"Bärbel"},{"family":"Zhang","given":"Han"}],"issued":{"date-parts":[["2025",5,24]]}}}],"schema":"https://github.com/citation-style-language/schema/raw/master/csl-citation.json"} </w:instrText>
+      </w:r>
+      <w:r>
+        <w:fldChar w:fldCharType="separate"/>
+      </w:r>
+      <w:r>
+        <w:t>(Bensch et al., 2025)</w:t>
+      </w:r>
+      <w:r>
+        <w:fldChar w:fldCharType="end"/>
+      </w:r>
+      <w:r>
+        <w:t xml:space="preserve">, </w:t>
+      </w:r>
+      <w:r>
+        <w:t>which presumes that</w:t>
+      </w:r>
+      <w:r>
+        <w:t xml:space="preserve"> the additional value of these plants</w:t>
+      </w:r>
+      <w:r>
+        <w:t xml:space="preserve"> in the landscape</w:t>
+      </w:r>
+      <w:r>
+        <w:t xml:space="preserve"> is minimal </w:t>
+      </w:r>
+      <w:r>
+        <w:t xml:space="preserve">given the </w:t>
       </w:r>
       <w:r>
         <w:lastRenderedPageBreak/>
-        <w:t xml:space="preserve">other species and genus (Table </w:t>
-      </w:r>
-      <w:r>
-        <w:t>3</w:t>
-      </w:r>
-      <w:r>
-        <w:t>), the mean value</w:t>
-      </w:r>
-      <w:r>
-        <w:t>s</w:t>
-      </w:r>
-      <w:r>
-        <w:t xml:space="preserve"> for all species within th</w:t>
-      </w:r>
-      <w:r>
-        <w:t>e matching</w:t>
-      </w:r>
-      <w:r>
-        <w:t xml:space="preserve"> </w:t>
-      </w:r>
-      <w:r>
-        <w:t xml:space="preserve">database </w:t>
-      </w:r>
-      <w:r>
-        <w:t xml:space="preserve">genus were used. </w:t>
-      </w:r>
-      <w:r>
-        <w:t>The volunteer crops (barley, oats) did not have values in the database</w:t>
-      </w:r>
-      <w:r>
-        <w:t xml:space="preserve">. Cereals are </w:t>
-      </w:r>
-      <w:r>
-        <w:t>sown</w:t>
-      </w:r>
-      <w:r>
-        <w:t xml:space="preserve"> on 50% of Denmark’s agricultural land, totalling 1.3M hectares</w:t>
-      </w:r>
-      <w:r>
-        <w:t xml:space="preserve"> </w:t>
-      </w:r>
-      <w:r>
-        <w:fldChar w:fldCharType="begin"/>
-      </w:r>
-      <w:r>
-        <w:instrText xml:space="preserve"> ADDIN ZOTERO_ITEM CSL_CITATION {"citationID":"WmNDsI1f","properties":{"formattedCitation":"(Statistics Denmark, 2025)","plainCitation":"(Statistics Denmark, 2025)","noteIndex":0},"citationItems":[{"id":2357,"uris":["http://zotero.org/users/3599437/items/4LNVMRBH"],"itemData":{"id":2357,"type":"webpage","language":"en","title":"Cropland","URL":"https://www.dst.dk/en/Statistik/emner/erhvervsliv/landbrug-gartneri-og-skovbrug/det-dyrkede-areal","author":[{"family":"Statistics Denmark","given":""}],"accessed":{"date-parts":[["2026",1,21]]},"issued":{"date-parts":[["2025"]]}}}],"schema":"https://github.com/citation-style-language/schema/raw/master/csl-citation.json"} </w:instrText>
-      </w:r>
-      <w:r>
-        <w:fldChar w:fldCharType="separate"/>
-      </w:r>
-      <w:r>
-        <w:t>(Statistics Denmark, 2025)</w:t>
-      </w:r>
-      <w:r>
-        <w:fldChar w:fldCharType="end"/>
-      </w:r>
-      <w:r>
-        <w:t xml:space="preserve">. The cereal crop volunteers </w:t>
-      </w:r>
-      <w:r>
-        <w:t xml:space="preserve">were </w:t>
-      </w:r>
-      <w:r>
-        <w:t xml:space="preserve">therefore </w:t>
-      </w:r>
-      <w:r>
-        <w:t xml:space="preserve">assigned </w:t>
-      </w:r>
-      <w:r>
-        <w:t xml:space="preserve">no </w:t>
-      </w:r>
-      <w:r>
-        <w:t xml:space="preserve">ecological </w:t>
-      </w:r>
-      <w:r>
-        <w:t>value</w:t>
-      </w:r>
-      <w:r>
-        <w:t xml:space="preserve"> based on </w:t>
-      </w:r>
-      <w:r>
-        <w:t>an assumption of</w:t>
-      </w:r>
-      <w:r>
-        <w:t xml:space="preserve"> </w:t>
-      </w:r>
-      <w:r>
-        <w:t>‘additional value</w:t>
-      </w:r>
-      <w:r>
-        <w:t xml:space="preserve"> saturation</w:t>
-      </w:r>
-      <w:r>
-        <w:t>’</w:t>
-      </w:r>
-      <w:r>
-        <w:t xml:space="preserve"> </w:t>
-      </w:r>
-      <w:r>
-        <w:fldChar w:fldCharType="begin"/>
-      </w:r>
-      <w:r>
-        <w:instrText xml:space="preserve"> ADDIN ZOTERO_ITEM CSL_CITATION {"citationID":"FndwpBQ0","properties":{"formattedCitation":"(Bensch et al., 2025)","plainCitation":"(Bensch et al., 2025)","noteIndex":0},"citationItems":[{"id":2180,"uris":["http://zotero.org/users/3599437/items/UP2NMLWW"],"itemData":{"id":2180,"type":"article-journal","abstract":"Weeds on arable land present a double-edged sword: they negatively influence the quantity and qualities of cash crops, but they can also provide biodiversity benefits. The benefits are categorized into use (support for predators/parasitoids, pollinators, herbivores, and granivores) and non-use values (existence value) based on examples from the literature. Recognizing the potential benefits of weeds, it is important to integrate these aspects into weed control decision-making process. Building upon the traditional economic threshold model for insect pests, this paper presents a first step toward upgrading the economic threshold for arable weeds by incorporating biodiversity benefits of weeds. To determine the traditional threshold, a tool estimating crop yield loss caused by weeds was used. This tool also incorporates the intra- and inter-specific competition among weed plants. Due to the data limitation, we focus on the existence value of weeds in a case study for winter wheat in Germany. We estimated the weed economic thresholds incorporating existence values for three weed scenarios varying in species and densities. The results indicate that the updated weed thresholds would generally increase. This study highlights the importance to consider biodiversity benefits of weeds when developing a more holistic, agroecological approach to weed management.","container-title":"Journal of Crop Health","DOI":"10.1007/s10343-025-01165-1","ISSN":"2948-2658","issue":"3","journalAbbreviation":"Journal of Crop Health","language":"en","page":"96","source":"Springer Link","title":"Integrating Biodiversity Benefits of Weeds into the Economic Threshold Concept","volume":"77","author":[{"family":"Bensch","given":"Johanna"},{"family":"Mol","given":"Friederike","non-dropping-particle":"de"},{"family":"Gerowitt","given":"Bärbel"},{"family":"Zhang","given":"Han"}],"issued":{"date-parts":[["2025",5,24]]}}}],"schema":"https://github.com/citation-style-language/schema/raw/master/csl-citation.json"} </w:instrText>
-      </w:r>
-      <w:r>
-        <w:fldChar w:fldCharType="separate"/>
-      </w:r>
-      <w:r>
-        <w:t>(Bensch et al., 2025)</w:t>
-      </w:r>
-      <w:r>
-        <w:fldChar w:fldCharType="end"/>
-      </w:r>
-      <w:r>
-        <w:t xml:space="preserve">, </w:t>
-      </w:r>
-      <w:r>
-        <w:t>which presumes that</w:t>
-      </w:r>
-      <w:r>
-        <w:t xml:space="preserve"> the additional value of these plants</w:t>
-      </w:r>
-      <w:r>
-        <w:t xml:space="preserve"> in the landscape</w:t>
-      </w:r>
-      <w:r>
-        <w:t xml:space="preserve"> is minimal </w:t>
-      </w:r>
-      <w:r>
-        <w:t>given the prevalence of winter cereal fields in Denmark</w:t>
+        <w:t>prevalence of winter cereal fields in Denmark</w:t>
       </w:r>
       <w:r>
         <w:t>.</w:t>
@@ -11813,109 +11638,112 @@
         <w:rPr>
           <w:lang w:val="en-US"/>
         </w:rPr>
+        <w:t xml:space="preserve">Herbicide use data was translated into potential toxicity loads using the Danish Pesticide Load (DPL) values </w:t>
+      </w:r>
+      <w:r>
+        <w:rPr>
+          <w:lang w:val="en-US"/>
+        </w:rPr>
+        <w:fldChar w:fldCharType="begin"/>
+      </w:r>
+      <w:r>
+        <w:rPr>
+          <w:lang w:val="en-US"/>
+        </w:rPr>
+        <w:instrText xml:space="preserve"> ADDIN ZOTERO_ITEM CSL_CITATION {"citationID":"7gwdhikr","properties":{"formattedCitation":"(Kudsk et al., 2018)","plainCitation":"(Kudsk et al., 2018)","noteIndex":0},"citationItems":[{"id":49,"uris":["http://zotero.org/users/3599437/items/NAVLB2GA"],"itemData":{"id":49,"type":"article-journal","abstract":"Pesticides provide growers with an effective tool for the control of damaging crop pests preventing yield losses that could jeopardise food security. In recent years the potentially adverse effects of their use on human health and the environment has received increasing attention by the public and the competent authorities. In this context reliable pesticide risk indicators are pivotal to assess the potential risk associated with the use of pesticide. Several pesticide risk indicators, serving various purposes, have been developed over the years. Recently, a new pesticide risk indicator, the Pesticide Load (PL), was introduced in Denmark. The PL has replaced the Treatment Frequency Index (TFI) as the official pesticide risk indicator. The PL consists of three sub-indicators for human health, ecotoxicology and environmental fate, respectively. For each of the three sub-indicators a pesticide load (PL) is calculated and expressed as the PL per unit commercial product (kg, L or tablet). PL for human health (PLHH) is based on the risk phrases on the product label, while PL for ecotoxicology (PLECO) is calculated on basis of the LC/LD/EC50 values of the active ingredients for acute toxicity to mammals, birds, fish, daphnia, algae, aquatic plants, earthworms and bees and NOEC values for chronic toxicity to fish, daphnia and earthworms. PL for environmental fate (PLFATE) is calculated on basis of the half-life in soil (DT50), the bioaccumulation factor (BCF) and the SCI-GROW index. PL does not consider the actual exposure, i.e. it reflects the relative risks associated with the use of pesticides. Besides using PL for monitoring the yearly trend in pesticide use and load, the PL was also used for setting up a new pesticide tax scheme and for setting quantitative reduction targets. In Denmark, it is now compulsory for farmers to upload their pesticide use data, i.e. the annual pesticide statistics and the calculation of the PL can be produced on basis of pesticide use data rather than sales data that may not reflect the actual use by farmers. Because pesticide use data is available for each farm, maps providing detailed information on pesticide use in different regions can be produced. From 2010/11 to 2013/14 only minor differences were observed in the PL and, overall, similar trends were observed for the PL and TFI. Significant geographical differences, which could be attributed to differences in crop rotations, were apparent when estimating PL for each of the four major groups of pesticides (herbicides, fungicides, insecticides and plant growth regulators). The maps produced from the pesticide use data revealed significant variation in PL for ecotoxicological effects on aqueous organisms and bees as well as environmental parameters such as leaching potential. It is suggested to use the maps to identify ‘hot spots’ and design monitoring programmes or to launch initiatives that can reduce the PL. By linking information on mode of action to each commercial pesticide product it was also possible to obtain detailed information on the use pattern of the various pesticide modes of action, which is relevant information assessing the risk of evolution of pesticide resistance.","container-title":"Land Use Policy","DOI":"10.1016/j.landusepol.2017.11.010","ISSN":"0264-8377","journalAbbreviation":"Land Use Policy","language":"en","page":"384-393","source":"ScienceDirect","title":"Pesticide Load—A new Danish pesticide risk indicator with multiple applications","volume":"70","author":[{"family":"Kudsk","given":"Per"},{"family":"Jørgensen","given":"Lise Nistrup"},{"family":"Ørum","given":"Jens Erik"}],"issued":{"date-parts":[["2018",1,1]]}}}],"schema":"https://github.com/citation-style-language/schema/raw/master/csl-citation.json"} </w:instrText>
+      </w:r>
+      <w:r>
+        <w:rPr>
+          <w:lang w:val="en-US"/>
+        </w:rPr>
+        <w:fldChar w:fldCharType="separate"/>
+      </w:r>
+      <w:r>
+        <w:rPr>
+          <w:lang w:val="en-US"/>
+        </w:rPr>
+        <w:t>(Kudsk et al., 2018)</w:t>
+      </w:r>
+      <w:r>
+        <w:rPr>
+          <w:lang w:val="en-US"/>
+        </w:rPr>
+        <w:fldChar w:fldCharType="end"/>
+      </w:r>
+      <w:r>
+        <w:rPr>
+          <w:lang w:val="en-US"/>
+        </w:rPr>
+        <w:t>, and the total DPL was summed for each of the 30 cropping systems over the three year study period.</w:t>
+      </w:r>
+    </w:p>
+    <w:p>
+      <w:pPr>
+        <w:spacing w:line="360" w:lineRule="auto"/>
+      </w:pPr>
+      <w:r>
+        <w:t xml:space="preserve">To summarise the </w:t>
+      </w:r>
+      <w:r>
+        <w:t xml:space="preserve">performance </w:t>
+      </w:r>
+      <w:r>
+        <w:t>of each system in</w:t>
+      </w:r>
+      <w:r>
+        <w:t xml:space="preserve"> our</w:t>
+      </w:r>
+      <w:r>
+        <w:t xml:space="preserve"> six metrics, we used multi-criteria decision making</w:t>
+      </w:r>
+      <w:r>
+        <w:t xml:space="preserve"> </w:t>
+      </w:r>
+      <w:r>
+        <w:t xml:space="preserve">scaling processes assuming equal weights for each metric </w:t>
+      </w:r>
+      <w:r>
+        <w:fldChar w:fldCharType="begin"/>
+      </w:r>
+      <w:r>
+        <w:instrText xml:space="preserve"> ADDIN ZOTERO_ITEM CSL_CITATION {"citationID":"mScoP90h","properties":{"formattedCitation":"(Monat, 2009)","plainCitation":"(Monat, 2009)","noteIndex":0},"citationItems":[{"id":2253,"uris":["http://zotero.org/users/3599437/items/ENE8GSGX"],"itemData":{"id":2253,"type":"article-journal","abstract":"When there are multiple competing objectives in a decision-making process, Multi-Attribute Choice scoring models are excellent tools, permitting the incorporation of both subjective and objective attributes. However, their accuracy depends upon the subjective techniques used to construct the attribute scales and their concomitant weights. Conventional techniques using local scales tend to overemphasize small differences in attribute measures, which may yield erroneous conclusions. The Range Sensitivity Principle (RSP) is often invoked to adjust attribute weights when local scales are used. In practice, however, decision makers often do not follow the prescriptions of the Range Sensitivity Principle and under-adjust the weights, resulting in potentially poor decisions. Examples are discussed as is a proposed solution: the use of global scales instead of local scales.","container-title":"Judgment and Decision Making","DOI":"10.1017/S1930297500004034","ISSN":"1930-2975","issue":"6","language":"en","page":"492-508","source":"Cambridge University Press","title":"The benefits of global scaling in multi-criteria decision analysis","volume":"4","author":[{"family":"Monat","given":"Jamie P."}],"issued":{"date-parts":[["2009",10]]}}}],"schema":"https://github.com/citation-style-language/schema/raw/master/csl-citation.json"} </w:instrText>
+      </w:r>
+      <w:r>
+        <w:fldChar w:fldCharType="separate"/>
+      </w:r>
+      <w:r>
+        <w:t>(Monat, 2009)</w:t>
+      </w:r>
+      <w:r>
+        <w:fldChar w:fldCharType="end"/>
+      </w:r>
+      <w:r>
+        <w:t>.</w:t>
+      </w:r>
+      <w:r>
+        <w:t xml:space="preserve"> </w:t>
+      </w:r>
+      <w:r>
+        <w:t xml:space="preserve">First, </w:t>
+      </w:r>
+      <w:r>
+        <w:t xml:space="preserve">estimated marginal </w:t>
+      </w:r>
+      <w:r>
+        <w:t xml:space="preserve">mean values for each cropping system were </w:t>
+      </w:r>
+      <w:r>
+        <w:t>extracted from statistical models</w:t>
+      </w:r>
+      <w:r>
+        <w:t xml:space="preserve"> in the performance metric’s original units. </w:t>
+      </w:r>
+      <w:r>
+        <w:t xml:space="preserve">In all metrics, a value of zero </w:t>
+      </w:r>
+      <w:r>
         <w:lastRenderedPageBreak/>
-        <w:t xml:space="preserve">Herbicide use data was translated into potential toxicity loads using the Danish Pesticide Load (DPL) values </w:t>
-      </w:r>
-      <w:r>
-        <w:rPr>
-          <w:lang w:val="en-US"/>
-        </w:rPr>
-        <w:fldChar w:fldCharType="begin"/>
-      </w:r>
-      <w:r>
-        <w:rPr>
-          <w:lang w:val="en-US"/>
-        </w:rPr>
-        <w:instrText xml:space="preserve"> ADDIN ZOTERO_ITEM CSL_CITATION {"citationID":"7gwdhikr","properties":{"formattedCitation":"(Kudsk et al., 2018)","plainCitation":"(Kudsk et al., 2018)","noteIndex":0},"citationItems":[{"id":49,"uris":["http://zotero.org/users/3599437/items/NAVLB2GA"],"itemData":{"id":49,"type":"article-journal","abstract":"Pesticides provide growers with an effective tool for the control of damaging crop pests preventing yield losses that could jeopardise food security. In recent years the potentially adverse effects of their use on human health and the environment has received increasing attention by the public and the competent authorities. In this context reliable pesticide risk indicators are pivotal to assess the potential risk associated with the use of pesticide. Several pesticide risk indicators, serving various purposes, have been developed over the years. Recently, a new pesticide risk indicator, the Pesticide Load (PL), was introduced in Denmark. The PL has replaced the Treatment Frequency Index (TFI) as the official pesticide risk indicator. The PL consists of three sub-indicators for human health, ecotoxicology and environmental fate, respectively. For each of the three sub-indicators a pesticide load (PL) is calculated and expressed as the PL per unit commercial product (kg, L or tablet). PL for human health (PLHH) is based on the risk phrases on the product label, while PL for ecotoxicology (PLECO) is calculated on basis of the LC/LD/EC50 values of the active ingredients for acute toxicity to mammals, birds, fish, daphnia, algae, aquatic plants, earthworms and bees and NOEC values for chronic toxicity to fish, daphnia and earthworms. PL for environmental fate (PLFATE) is calculated on basis of the half-life in soil (DT50), the bioaccumulation factor (BCF) and the SCI-GROW index. PL does not consider the actual exposure, i.e. it reflects the relative risks associated with the use of pesticides. Besides using PL for monitoring the yearly trend in pesticide use and load, the PL was also used for setting up a new pesticide tax scheme and for setting quantitative reduction targets. In Denmark, it is now compulsory for farmers to upload their pesticide use data, i.e. the annual pesticide statistics and the calculation of the PL can be produced on basis of pesticide use data rather than sales data that may not reflect the actual use by farmers. Because pesticide use data is available for each farm, maps providing detailed information on pesticide use in different regions can be produced. From 2010/11 to 2013/14 only minor differences were observed in the PL and, overall, similar trends were observed for the PL and TFI. Significant geographical differences, which could be attributed to differences in crop rotations, were apparent when estimating PL for each of the four major groups of pesticides (herbicides, fungicides, insecticides and plant growth regulators). The maps produced from the pesticide use data revealed significant variation in PL for ecotoxicological effects on aqueous organisms and bees as well as environmental parameters such as leaching potential. It is suggested to use the maps to identify ‘hot spots’ and design monitoring programmes or to launch initiatives that can reduce the PL. By linking information on mode of action to each commercial pesticide product it was also possible to obtain detailed information on the use pattern of the various pesticide modes of action, which is relevant information assessing the risk of evolution of pesticide resistance.","container-title":"Land Use Policy","DOI":"10.1016/j.landusepol.2017.11.010","ISSN":"0264-8377","journalAbbreviation":"Land Use Policy","language":"en","page":"384-393","source":"ScienceDirect","title":"Pesticide Load—A new Danish pesticide risk indicator with multiple applications","volume":"70","author":[{"family":"Kudsk","given":"Per"},{"family":"Jørgensen","given":"Lise Nistrup"},{"family":"Ørum","given":"Jens Erik"}],"issued":{"date-parts":[["2018",1,1]]}}}],"schema":"https://github.com/citation-style-language/schema/raw/master/csl-citation.json"} </w:instrText>
-      </w:r>
-      <w:r>
-        <w:rPr>
-          <w:lang w:val="en-US"/>
-        </w:rPr>
-        <w:fldChar w:fldCharType="separate"/>
-      </w:r>
-      <w:r>
-        <w:rPr>
-          <w:lang w:val="en-US"/>
-        </w:rPr>
-        <w:t>(Kudsk et al., 2018)</w:t>
-      </w:r>
-      <w:r>
-        <w:rPr>
-          <w:lang w:val="en-US"/>
-        </w:rPr>
-        <w:fldChar w:fldCharType="end"/>
-      </w:r>
-      <w:r>
-        <w:rPr>
-          <w:lang w:val="en-US"/>
-        </w:rPr>
-        <w:t>, and the total DPL was summed for each of the 30 cropping systems over the three year study period.</w:t>
-      </w:r>
-    </w:p>
-    <w:p>
-      <w:pPr>
-        <w:spacing w:line="360" w:lineRule="auto"/>
-      </w:pPr>
-      <w:r>
-        <w:t xml:space="preserve">To summarise the </w:t>
-      </w:r>
-      <w:r>
-        <w:t xml:space="preserve">performance </w:t>
-      </w:r>
-      <w:r>
-        <w:t>of each system in</w:t>
-      </w:r>
-      <w:r>
-        <w:t xml:space="preserve"> our</w:t>
-      </w:r>
-      <w:r>
-        <w:t xml:space="preserve"> six metrics, we used multi-criteria decision making</w:t>
-      </w:r>
-      <w:r>
-        <w:t xml:space="preserve"> </w:t>
-      </w:r>
-      <w:r>
-        <w:t xml:space="preserve">scaling processes assuming equal weights for each metric </w:t>
-      </w:r>
-      <w:r>
-        <w:fldChar w:fldCharType="begin"/>
-      </w:r>
-      <w:r>
-        <w:instrText xml:space="preserve"> ADDIN ZOTERO_ITEM CSL_CITATION {"citationID":"mScoP90h","properties":{"formattedCitation":"(Monat, 2009)","plainCitation":"(Monat, 2009)","noteIndex":0},"citationItems":[{"id":2253,"uris":["http://zotero.org/users/3599437/items/ENE8GSGX"],"itemData":{"id":2253,"type":"article-journal","abstract":"When there are multiple competing objectives in a decision-making process, Multi-Attribute Choice scoring models are excellent tools, permitting the incorporation of both subjective and objective attributes. However, their accuracy depends upon the subjective techniques used to construct the attribute scales and their concomitant weights. Conventional techniques using local scales tend to overemphasize small differences in attribute measures, which may yield erroneous conclusions. The Range Sensitivity Principle (RSP) is often invoked to adjust attribute weights when local scales are used. In practice, however, decision makers often do not follow the prescriptions of the Range Sensitivity Principle and under-adjust the weights, resulting in potentially poor decisions. Examples are discussed as is a proposed solution: the use of global scales instead of local scales.","container-title":"Judgment and Decision Making","DOI":"10.1017/S1930297500004034","ISSN":"1930-2975","issue":"6","language":"en","page":"492-508","source":"Cambridge University Press","title":"The benefits of global scaling in multi-criteria decision analysis","volume":"4","author":[{"family":"Monat","given":"Jamie P."}],"issued":{"date-parts":[["2009",10]]}}}],"schema":"https://github.com/citation-style-language/schema/raw/master/csl-citation.json"} </w:instrText>
-      </w:r>
-      <w:r>
-        <w:fldChar w:fldCharType="separate"/>
-      </w:r>
-      <w:r>
-        <w:t>(Monat, 2009)</w:t>
-      </w:r>
-      <w:r>
-        <w:fldChar w:fldCharType="end"/>
-      </w:r>
-      <w:r>
-        <w:t>.</w:t>
-      </w:r>
-      <w:r>
-        <w:t xml:space="preserve"> </w:t>
-      </w:r>
-      <w:r>
-        <w:t xml:space="preserve">First, </w:t>
-      </w:r>
-      <w:r>
-        <w:t xml:space="preserve">estimated marginal </w:t>
-      </w:r>
-      <w:r>
-        <w:t xml:space="preserve">mean values for each cropping system were </w:t>
-      </w:r>
-      <w:r>
-        <w:t>extracted from statistical models</w:t>
-      </w:r>
-      <w:r>
-        <w:t xml:space="preserve"> in the performance metric’s original units. </w:t>
-      </w:r>
-      <w:r>
-        <w:t>In all metrics, a value of zero had a physical interpretation, so we scaled the performances by dividing by the maximum performance value observed</w:t>
+        <w:t>had a physical interpretation, so we scaled the performances by dividing by the maximum performance value observed</w:t>
       </w:r>
       <w:r>
         <w:t xml:space="preserve"> (rather than subtracting the minimum value before scaling</w:t>
@@ -12402,7 +12230,6 @@
           <w:i/>
           <w:iCs/>
         </w:rPr>
-        <w:lastRenderedPageBreak/>
         <w:t>3.1 Weather and crop yields</w:t>
       </w:r>
     </w:p>
@@ -12453,6 +12280,7 @@
                 <w:noProof/>
                 <w:lang w:val="da-DK"/>
               </w:rPr>
+              <w:lastRenderedPageBreak/>
               <w:drawing>
                 <wp:inline distT="0" distB="0" distL="0" distR="0" wp14:anchorId="18558CE9" wp14:editId="2217A150">
                   <wp:extent cx="5731510" cy="4457700"/>
@@ -12803,59 +12631,59 @@
         <w:t>-1</w:t>
       </w:r>
       <w:r>
-        <w:t xml:space="preserve">, and in 2020 faba bean yields averaged 3.47 Mg </w:t>
+        <w:t>, and in 2020 faba bean yields averaged 3.47 Mg ha</w:t>
+      </w:r>
+      <w:r>
+        <w:rPr>
+          <w:vertAlign w:val="superscript"/>
+        </w:rPr>
+        <w:t>-1</w:t>
+      </w:r>
+      <w:r>
+        <w:t xml:space="preserve">. </w:t>
+      </w:r>
+      <w:r>
+        <w:t>While the interaction between cover crop and year was not significant</w:t>
+      </w:r>
+      <w:r>
+        <w:t xml:space="preserve"> (p</w:t>
+      </w:r>
+      <w:r>
+        <w:t>=0.20)</w:t>
+      </w:r>
+      <w:r>
+        <w:t xml:space="preserve">, there was an amplification of the differences over time (Figure 1). </w:t>
+      </w:r>
+      <w:r>
+        <w:t>On average, the RadM cover crop treatment exhibited 8% higher crop yields compared to all other cover crop treatments</w:t>
+      </w:r>
+      <w:r>
+        <w:t xml:space="preserve"> (p&lt;0.001)</w:t>
+      </w:r>
+      <w:r>
+        <w:t xml:space="preserve">; the other cover crop treatments </w:t>
+      </w:r>
+      <w:r>
+        <w:t>did not vary significantly from each other</w:t>
+      </w:r>
+      <w:r>
+        <w:t xml:space="preserve"> at a p=0.05 significance threshold (adjusted for multiple comparisons using the Tukey method)</w:t>
+      </w:r>
+      <w:r>
+        <w:t xml:space="preserve">. </w:t>
+      </w:r>
+      <w:r>
+        <w:t xml:space="preserve">There was a significant interaction between tillage and </w:t>
+      </w:r>
+      <w:r>
+        <w:t>year</w:t>
+      </w:r>
+      <w:r>
+        <w:t xml:space="preserve"> (p=0.02), which was driven by </w:t>
       </w:r>
       <w:r>
         <w:lastRenderedPageBreak/>
-        <w:t>ha</w:t>
-      </w:r>
-      <w:r>
-        <w:rPr>
-          <w:vertAlign w:val="superscript"/>
-        </w:rPr>
-        <w:t>-1</w:t>
-      </w:r>
-      <w:r>
-        <w:t xml:space="preserve">. </w:t>
-      </w:r>
-      <w:r>
-        <w:t>While the interaction between cover crop and year was not significant</w:t>
-      </w:r>
-      <w:r>
-        <w:t xml:space="preserve"> (p</w:t>
-      </w:r>
-      <w:r>
-        <w:t>=0.20)</w:t>
-      </w:r>
-      <w:r>
-        <w:t xml:space="preserve">, there was an amplification of the differences over time (Figure 1). </w:t>
-      </w:r>
-      <w:r>
-        <w:t>On average, the RadM cover crop treatment exhibited 8% higher crop yields compared to all other cover crop treatments</w:t>
-      </w:r>
-      <w:r>
-        <w:t xml:space="preserve"> (p&lt;0.001)</w:t>
-      </w:r>
-      <w:r>
-        <w:t xml:space="preserve">; the other cover crop treatments </w:t>
-      </w:r>
-      <w:r>
-        <w:t>did not vary significantly from each other</w:t>
-      </w:r>
-      <w:r>
-        <w:t xml:space="preserve"> at a p=0.05 significance threshold (adjusted for multiple comparisons using the Tukey method)</w:t>
-      </w:r>
-      <w:r>
-        <w:t xml:space="preserve">. </w:t>
-      </w:r>
-      <w:r>
-        <w:t xml:space="preserve">There was a significant interaction between tillage and </w:t>
-      </w:r>
-      <w:r>
-        <w:t>year</w:t>
-      </w:r>
-      <w:r>
-        <w:t xml:space="preserve"> (p=0.02), which was driven by lower yields in the 2020 faba bean in the surface and NT treatments; crop yields did not vary by tillage treatment in any other year.  </w:t>
+        <w:t xml:space="preserve">lower yields in the 2020 faba bean in the surface and NT treatments; crop yields did not vary by tillage treatment in any other year.  </w:t>
       </w:r>
     </w:p>
     <w:p>
@@ -13088,15 +12916,13 @@
             </w:pPr>
             <w:r>
               <w:rPr>
-                <w:noProof/>
                 <w:lang w:val="da-DK"/>
               </w:rPr>
-              <w:lastRenderedPageBreak/>
               <w:drawing>
-                <wp:inline distT="0" distB="0" distL="0" distR="0" wp14:anchorId="4F3F98CA" wp14:editId="19672004">
+                <wp:inline distT="0" distB="0" distL="0" distR="0" wp14:anchorId="1D537457" wp14:editId="3FC571C1">
                   <wp:extent cx="5731510" cy="4011930"/>
                   <wp:effectExtent l="0" t="0" r="2540" b="7620"/>
-                  <wp:docPr id="1598459490" name="Picture 2"/>
+                  <wp:docPr id="330900151" name="Picture 4"/>
                   <wp:cNvGraphicFramePr>
                     <a:graphicFrameLocks xmlns:a="http://schemas.openxmlformats.org/drawingml/2006/main" noChangeAspect="1"/>
                   </wp:cNvGraphicFramePr>
@@ -13104,7 +12930,7 @@
                     <a:graphicData uri="http://schemas.openxmlformats.org/drawingml/2006/picture">
                       <pic:pic xmlns:pic="http://schemas.openxmlformats.org/drawingml/2006/picture">
                         <pic:nvPicPr>
-                          <pic:cNvPr id="0" name="Picture 6"/>
+                          <pic:cNvPr id="0" name="Picture 13"/>
                           <pic:cNvPicPr>
                             <a:picLocks noChangeAspect="1" noChangeArrowheads="1"/>
                           </pic:cNvPicPr>
@@ -13182,6 +13008,7 @@
                 <w:i/>
                 <w:iCs/>
               </w:rPr>
+              <w:lastRenderedPageBreak/>
               <w:t>Figure 2</w:t>
             </w:r>
             <w:r>
@@ -13541,302 +13368,302 @@
         <w:rPr>
           <w:lang w:val="en-US"/>
         </w:rPr>
+        <w:t xml:space="preserve"> (</w:t>
+      </w:r>
+      <w:r>
+        <w:rPr>
+          <w:lang w:val="en-US"/>
+        </w:rPr>
+        <w:t>SM2</w:t>
+      </w:r>
+      <w:r>
+        <w:rPr>
+          <w:lang w:val="en-US"/>
+        </w:rPr>
+        <w:t>)</w:t>
+      </w:r>
+      <w:r>
+        <w:rPr>
+          <w:lang w:val="en-US"/>
+        </w:rPr>
+        <w:t>. Therefore, the use of a cover crop</w:t>
+      </w:r>
+      <w:r>
+        <w:rPr>
+          <w:lang w:val="en-US"/>
+        </w:rPr>
+        <w:t xml:space="preserve"> resulted in more stable soil coverage compared to no cover crop. Inversion tillage increased the soil coverage offered by the MixE </w:t>
+      </w:r>
+      <w:r>
+        <w:rPr>
+          <w:lang w:val="en-US"/>
+        </w:rPr>
+        <w:t xml:space="preserve">(86%; CI:84-90%) </w:t>
+      </w:r>
+      <w:r>
+        <w:rPr>
+          <w:lang w:val="en-US"/>
+        </w:rPr>
+        <w:t>compared to other tillage treatments (</w:t>
+      </w:r>
+      <w:r>
+        <w:rPr>
+          <w:lang w:val="en-US"/>
+        </w:rPr>
+        <w:t>80%</w:t>
+      </w:r>
+      <w:r>
+        <w:rPr>
+          <w:lang w:val="en-US"/>
+        </w:rPr>
+        <w:t>;</w:t>
+      </w:r>
+      <w:r>
+        <w:rPr>
+          <w:lang w:val="en-US"/>
+        </w:rPr>
+        <w:t xml:space="preserve"> CI:77-84%) but did not strongly impact the coverage in the other cover crop treatments (SM2).</w:t>
+      </w:r>
+      <w:r>
+        <w:rPr>
+          <w:lang w:val="en-US"/>
+        </w:rPr>
+        <w:t xml:space="preserve">   </w:t>
+      </w:r>
+    </w:p>
+    <w:p>
+      <w:pPr>
+        <w:spacing w:line="360" w:lineRule="auto"/>
+        <w:rPr>
+          <w:lang w:val="en-US"/>
+        </w:rPr>
+      </w:pPr>
+      <w:r>
+        <w:t>Within the vegetative cover contribution, cash crop volunteers</w:t>
+      </w:r>
+      <w:r>
         <w:t xml:space="preserve"> </w:t>
       </w:r>
       <w:r>
-        <w:rPr>
-          <w:lang w:val="en-US"/>
-        </w:rPr>
+        <w:t>constituted an average of 61% of the vegetation cover, followed by cover crops (average of 35%) with weeds contributing an average of 4% to the total vegetation cover</w:t>
+      </w:r>
+      <w:r>
+        <w:t xml:space="preserve">. </w:t>
+      </w:r>
+      <w:r>
+        <w:t>The cover crop</w:t>
+      </w:r>
+      <w:r>
+        <w:t xml:space="preserve"> contribution to coverage</w:t>
+      </w:r>
+      <w:r>
+        <w:t xml:space="preserve"> </w:t>
+      </w:r>
+      <w:r>
+        <w:t xml:space="preserve">likewise exhibited complex interactions which were mainly driven by the variability of MixE from year to year, and </w:t>
+      </w:r>
+      <w:r>
+        <w:t>its</w:t>
+      </w:r>
+      <w:r>
+        <w:t xml:space="preserve"> higher cover crop coverage in inversion tillage compared to other tillages</w:t>
+      </w:r>
+      <w:r>
+        <w:t xml:space="preserve"> (SM2). </w:t>
+      </w:r>
+      <w:r>
+        <w:t>I</w:t>
+      </w:r>
+      <w:r>
+        <w:t xml:space="preserve">n 2018 the </w:t>
+      </w:r>
+      <w:r>
+        <w:t xml:space="preserve">MixE </w:t>
+      </w:r>
+      <w:r>
+        <w:t>cover crop</w:t>
+      </w:r>
+      <w:r>
+        <w:t>s</w:t>
+      </w:r>
+      <w:r>
+        <w:t xml:space="preserve"> contributed an average of </w:t>
+      </w:r>
+      <w:r>
+        <w:t>14</w:t>
+      </w:r>
+      <w:r>
+        <w:t>% (</w:t>
+      </w:r>
+      <w:r>
+        <w:t>CI</w:t>
+      </w:r>
+      <w:r>
+        <w:t>:</w:t>
+      </w:r>
+      <w:r>
+        <w:t>12-17</w:t>
+      </w:r>
+      <w:r>
+        <w:t xml:space="preserve">%) </w:t>
+      </w:r>
+      <w:r>
+        <w:t xml:space="preserve">coverage, </w:t>
+      </w:r>
+      <w:r>
+        <w:t xml:space="preserve">while in 2019 </w:t>
+      </w:r>
+      <w:r>
+        <w:t xml:space="preserve">they contributed an </w:t>
+      </w:r>
+      <w:r>
+        <w:t>average of 5</w:t>
+      </w:r>
+      <w:r>
+        <w:t>7</w:t>
+      </w:r>
+      <w:r>
+        <w:t>% (</w:t>
+      </w:r>
+      <w:r>
+        <w:t>CI</w:t>
+      </w:r>
+      <w:r>
+        <w:t>:</w:t>
+      </w:r>
+      <w:r>
+        <w:t>52</w:t>
+      </w:r>
+      <w:r>
+        <w:t>-</w:t>
+      </w:r>
+      <w:r>
+        <w:t>62</w:t>
+      </w:r>
+      <w:r>
+        <w:t>%</w:t>
+      </w:r>
+      <w:r>
+        <w:t>; Figure 2</w:t>
+      </w:r>
+      <w:r>
+        <w:t>).</w:t>
+      </w:r>
+      <w:r>
+        <w:t xml:space="preserve"> Rad</w:t>
+      </w:r>
+      <w:r>
+        <w:t>M</w:t>
+      </w:r>
+      <w:r>
+        <w:t xml:space="preserve"> </w:t>
+      </w:r>
+      <w:r>
+        <w:t xml:space="preserve">did not vary by year (p=0.80) and </w:t>
+      </w:r>
+      <w:r>
+        <w:t>offered the highest cover crop coverage at 50% (CI:46-55%)</w:t>
+      </w:r>
+      <w:r>
+        <w:t>.</w:t>
+      </w:r>
+      <w:r>
+        <w:t xml:space="preserve"> </w:t>
+      </w:r>
+      <w:r>
+        <w:t>Both MixM and RadL</w:t>
+      </w:r>
+      <w:r>
+        <w:t xml:space="preserve"> </w:t>
+      </w:r>
+      <w:r>
+        <w:t xml:space="preserve">cover crop coverage was moderate, with moderate variability between years.  </w:t>
+      </w:r>
+    </w:p>
+    <w:p>
+      <w:pPr>
+        <w:spacing w:line="360" w:lineRule="auto"/>
+        <w:rPr>
+          <w:i/>
+          <w:iCs/>
+        </w:rPr>
+      </w:pPr>
+      <w:r>
+        <w:rPr>
+          <w:i/>
+          <w:iCs/>
+        </w:rPr>
+        <w:t xml:space="preserve">3.2.3 </w:t>
+      </w:r>
+      <w:r>
+        <w:rPr>
+          <w:i/>
+          <w:iCs/>
+        </w:rPr>
+        <w:t>Fall vegetation c</w:t>
+      </w:r>
+      <w:r>
+        <w:rPr>
+          <w:i/>
+          <w:iCs/>
+        </w:rPr>
+        <w:t>ommunity</w:t>
+      </w:r>
+    </w:p>
+    <w:p>
+      <w:pPr>
+        <w:spacing w:line="360" w:lineRule="auto"/>
+      </w:pPr>
+      <w:r>
+        <w:t>Cash crop volunteers were assigned a dummy code consistent across years to allow for more generalized inference of patterns across years. C</w:t>
+      </w:r>
+      <w:r>
+        <w:t xml:space="preserve">over crop treatment explained </w:t>
+      </w:r>
+      <w:r>
+        <w:t xml:space="preserve">over half of the </w:t>
+      </w:r>
+      <w:r>
+        <w:t>variance</w:t>
+      </w:r>
+      <w:r>
+        <w:t xml:space="preserve"> (SM2)</w:t>
+      </w:r>
+      <w:r>
+        <w:t xml:space="preserve"> and had a significant effect on community structure (p&lt;0.001), </w:t>
+      </w:r>
+      <w:r>
+        <w:t xml:space="preserve">with </w:t>
+      </w:r>
+      <w:r>
+        <w:t xml:space="preserve">year </w:t>
+      </w:r>
+      <w:r>
         <w:lastRenderedPageBreak/>
-        <w:t>(</w:t>
-      </w:r>
-      <w:r>
-        <w:rPr>
-          <w:lang w:val="en-US"/>
-        </w:rPr>
-        <w:t>SM2</w:t>
-      </w:r>
-      <w:r>
-        <w:rPr>
-          <w:lang w:val="en-US"/>
-        </w:rPr>
-        <w:t>)</w:t>
-      </w:r>
-      <w:r>
-        <w:rPr>
-          <w:lang w:val="en-US"/>
-        </w:rPr>
-        <w:t>. Therefore, the use of a cover crop</w:t>
-      </w:r>
-      <w:r>
-        <w:rPr>
-          <w:lang w:val="en-US"/>
-        </w:rPr>
-        <w:t xml:space="preserve"> resulted in more stable soil coverage compared to no cover crop. Inversion tillage increased the soil coverage offered by the MixE </w:t>
-      </w:r>
-      <w:r>
-        <w:rPr>
-          <w:lang w:val="en-US"/>
-        </w:rPr>
-        <w:t xml:space="preserve">(86%; CI:84-90%) </w:t>
-      </w:r>
-      <w:r>
-        <w:rPr>
-          <w:lang w:val="en-US"/>
-        </w:rPr>
-        <w:t>compared to other tillage treatments (</w:t>
-      </w:r>
-      <w:r>
-        <w:rPr>
-          <w:lang w:val="en-US"/>
-        </w:rPr>
-        <w:t>80%</w:t>
-      </w:r>
-      <w:r>
-        <w:rPr>
-          <w:lang w:val="en-US"/>
-        </w:rPr>
-        <w:t>;</w:t>
-      </w:r>
-      <w:r>
-        <w:rPr>
-          <w:lang w:val="en-US"/>
-        </w:rPr>
-        <w:t xml:space="preserve"> CI:77-84%) but did not strongly impact the coverage in the other cover crop treatments (SM2).</w:t>
-      </w:r>
-      <w:r>
-        <w:rPr>
-          <w:lang w:val="en-US"/>
-        </w:rPr>
-        <w:t xml:space="preserve">   </w:t>
-      </w:r>
-    </w:p>
-    <w:p>
-      <w:pPr>
-        <w:spacing w:line="360" w:lineRule="auto"/>
-        <w:rPr>
-          <w:lang w:val="en-US"/>
-        </w:rPr>
-      </w:pPr>
-      <w:r>
-        <w:t>Within the vegetative cover contribution, cash crop volunteers</w:t>
+        <w:t xml:space="preserve">explaining 8% of the variance, and </w:t>
+      </w:r>
+      <w:r>
+        <w:t xml:space="preserve">tillage and </w:t>
+      </w:r>
+      <w:r>
+        <w:t>residue</w:t>
       </w:r>
       <w:r>
         <w:t xml:space="preserve"> </w:t>
       </w:r>
       <w:r>
-        <w:t>constituted an average of 61% of the vegetation cover, followed by cover crops (average of 35%) with weeds contributing an average of 4% to the total vegetation cover</w:t>
+        <w:t xml:space="preserve">management </w:t>
+      </w:r>
+      <w:r>
+        <w:t>explaining less than 1% of the total variance each, respectively</w:t>
+      </w:r>
+      <w:r>
+        <w:t xml:space="preserve"> (SM2)</w:t>
       </w:r>
       <w:r>
         <w:t xml:space="preserve">. </w:t>
       </w:r>
       <w:r>
-        <w:t>The cover crop</w:t>
-      </w:r>
-      <w:r>
-        <w:t xml:space="preserve"> contribution to coverage</w:t>
-      </w:r>
-      <w:r>
-        <w:t xml:space="preserve"> </w:t>
-      </w:r>
-      <w:r>
-        <w:t xml:space="preserve">likewise exhibited complex interactions which were mainly driven by the variability of MixE from year to year, and </w:t>
-      </w:r>
-      <w:r>
-        <w:t>its</w:t>
-      </w:r>
-      <w:r>
-        <w:t xml:space="preserve"> higher cover crop coverage in inversion tillage compared to other tillages</w:t>
-      </w:r>
-      <w:r>
-        <w:t xml:space="preserve"> (SM2). </w:t>
-      </w:r>
-      <w:r>
-        <w:t>I</w:t>
-      </w:r>
-      <w:r>
-        <w:t xml:space="preserve">n 2018 the </w:t>
-      </w:r>
-      <w:r>
-        <w:t xml:space="preserve">MixE </w:t>
-      </w:r>
-      <w:r>
-        <w:t>cover crop</w:t>
-      </w:r>
-      <w:r>
-        <w:t>s</w:t>
-      </w:r>
-      <w:r>
-        <w:t xml:space="preserve"> contributed an average of </w:t>
-      </w:r>
-      <w:r>
-        <w:t>14</w:t>
-      </w:r>
-      <w:r>
-        <w:t>% (</w:t>
-      </w:r>
-      <w:r>
-        <w:t>CI</w:t>
-      </w:r>
-      <w:r>
-        <w:t>:</w:t>
-      </w:r>
-      <w:r>
-        <w:t>12-17</w:t>
-      </w:r>
-      <w:r>
-        <w:t xml:space="preserve">%) </w:t>
-      </w:r>
-      <w:r>
-        <w:t xml:space="preserve">coverage, </w:t>
-      </w:r>
-      <w:r>
-        <w:t xml:space="preserve">while in 2019 </w:t>
-      </w:r>
-      <w:r>
-        <w:t xml:space="preserve">they contributed an </w:t>
-      </w:r>
-      <w:r>
-        <w:t>average of 5</w:t>
-      </w:r>
-      <w:r>
-        <w:t>7</w:t>
-      </w:r>
-      <w:r>
-        <w:t>% (</w:t>
-      </w:r>
-      <w:r>
-        <w:t>CI</w:t>
-      </w:r>
-      <w:r>
-        <w:t>:</w:t>
-      </w:r>
-      <w:r>
-        <w:t>52</w:t>
-      </w:r>
-      <w:r>
-        <w:t>-</w:t>
-      </w:r>
-      <w:r>
-        <w:t>62</w:t>
-      </w:r>
-      <w:r>
-        <w:t>%</w:t>
-      </w:r>
-      <w:r>
-        <w:t>; Figure 2</w:t>
-      </w:r>
-      <w:r>
-        <w:t>).</w:t>
-      </w:r>
-      <w:r>
-        <w:t xml:space="preserve"> Rad</w:t>
-      </w:r>
-      <w:r>
-        <w:t>M</w:t>
-      </w:r>
-      <w:r>
-        <w:t xml:space="preserve"> </w:t>
-      </w:r>
-      <w:r>
-        <w:t xml:space="preserve">did not vary by year (p=0.80) and </w:t>
-      </w:r>
-      <w:r>
-        <w:t>offered the highest cover crop coverage at 50% (CI:46-55%)</w:t>
-      </w:r>
-      <w:r>
-        <w:t>.</w:t>
-      </w:r>
-      <w:r>
-        <w:t xml:space="preserve"> </w:t>
-      </w:r>
-      <w:r>
-        <w:t>Both MixM and RadL</w:t>
-      </w:r>
-      <w:r>
-        <w:t xml:space="preserve"> </w:t>
-      </w:r>
-      <w:r>
-        <w:t xml:space="preserve">cover crop coverage was moderate, with moderate variability between years.  </w:t>
-      </w:r>
-    </w:p>
-    <w:p>
-      <w:pPr>
-        <w:spacing w:line="360" w:lineRule="auto"/>
-        <w:rPr>
-          <w:i/>
-          <w:iCs/>
-        </w:rPr>
-      </w:pPr>
-      <w:r>
-        <w:rPr>
-          <w:i/>
-          <w:iCs/>
-        </w:rPr>
-        <w:t xml:space="preserve">3.2.3 </w:t>
-      </w:r>
-      <w:r>
-        <w:rPr>
-          <w:i/>
-          <w:iCs/>
-        </w:rPr>
-        <w:t>Fall vegetation c</w:t>
-      </w:r>
-      <w:r>
-        <w:rPr>
-          <w:i/>
-          <w:iCs/>
-        </w:rPr>
-        <w:t>ommunity</w:t>
-      </w:r>
-    </w:p>
-    <w:p>
-      <w:pPr>
-        <w:spacing w:line="360" w:lineRule="auto"/>
-      </w:pPr>
-      <w:r>
-        <w:t>Cash crop volunteers were assigned a dummy code consistent across years to allow for more generalized inference of patterns across years. C</w:t>
-      </w:r>
-      <w:r>
-        <w:t xml:space="preserve">over crop treatment explained </w:t>
-      </w:r>
-      <w:r>
-        <w:t xml:space="preserve">over half of the </w:t>
-      </w:r>
-      <w:r>
-        <w:t>variance</w:t>
-      </w:r>
-      <w:r>
-        <w:t xml:space="preserve"> (SM2)</w:t>
-      </w:r>
-      <w:r>
-        <w:t xml:space="preserve"> and had a significant effect on community structure (p&lt;0.001), </w:t>
-      </w:r>
-      <w:r>
-        <w:t xml:space="preserve">year explaining 8% of the variance, and </w:t>
-      </w:r>
-      <w:r>
-        <w:t xml:space="preserve">tillage and </w:t>
-      </w:r>
-      <w:r>
-        <w:t>residue</w:t>
-      </w:r>
-      <w:r>
-        <w:t xml:space="preserve"> </w:t>
-      </w:r>
-      <w:r>
-        <w:t xml:space="preserve">management </w:t>
-      </w:r>
-      <w:r>
-        <w:t>explaining less than 1% of the total variance each, respectively</w:t>
-      </w:r>
-      <w:r>
-        <w:t xml:space="preserve"> (SM2)</w:t>
-      </w:r>
-      <w:r>
-        <w:t xml:space="preserve">. </w:t>
-      </w:r>
-      <w:r>
         <w:t>The</w:t>
       </w:r>
       <w:r>
@@ -13852,7 +13679,13 @@
         <w:t xml:space="preserve">he </w:t>
       </w:r>
       <w:r>
-        <w:t>MixE community had a higher presence of the grass/clover cover crop species, but shared many of the same species with the MixM and NoCC. The higher soil exposure in the NoCC and radish cover crop treatments (Figure 2) is also shown in the community assemblies</w:t>
+        <w:t>MixE community had a higher presence of the grass/clover cover crop species, but shared many of the same species with the MixM and NoCC. The higher soil exposure in the NoCC and radish cover crop treatments (Figure 2) is also s</w:t>
+      </w:r>
+      <w:r>
+        <w:t>ee</w:t>
+      </w:r>
+      <w:r>
+        <w:t>n in the community assemblies</w:t>
       </w:r>
       <w:r>
         <w:t xml:space="preserve">. </w:t>
@@ -13862,6 +13695,14 @@
       <w:tblPr>
         <w:tblStyle w:val="TableGrid"/>
         <w:tblW w:w="0" w:type="auto"/>
+        <w:tblBorders>
+          <w:top w:val="none" w:sz="0" w:space="0" w:color="auto"/>
+          <w:left w:val="none" w:sz="0" w:space="0" w:color="auto"/>
+          <w:bottom w:val="none" w:sz="0" w:space="0" w:color="auto"/>
+          <w:right w:val="none" w:sz="0" w:space="0" w:color="auto"/>
+          <w:insideH w:val="none" w:sz="0" w:space="0" w:color="auto"/>
+          <w:insideV w:val="none" w:sz="0" w:space="0" w:color="auto"/>
+        </w:tblBorders>
         <w:tblLook w:val="04A0" w:firstRow="1" w:lastRow="0" w:firstColumn="1" w:lastColumn="0" w:noHBand="0" w:noVBand="1"/>
       </w:tblPr>
       <w:tblGrid>
@@ -13881,15 +13722,13 @@
             </w:pPr>
             <w:r>
               <w:rPr>
-                <w:noProof/>
                 <w:lang w:val="da-DK"/>
               </w:rPr>
-              <w:lastRenderedPageBreak/>
               <w:drawing>
-                <wp:inline distT="0" distB="0" distL="0" distR="0" wp14:anchorId="54E144CD" wp14:editId="6FDFA78F">
-                  <wp:extent cx="5731510" cy="2865755"/>
-                  <wp:effectExtent l="0" t="0" r="2540" b="0"/>
-                  <wp:docPr id="1628033631" name="Picture 4"/>
+                <wp:inline distT="0" distB="0" distL="0" distR="0" wp14:anchorId="6BC69073" wp14:editId="02722F40">
+                  <wp:extent cx="5585460" cy="2792730"/>
+                  <wp:effectExtent l="0" t="0" r="0" b="7620"/>
+                  <wp:docPr id="1276063798" name="Picture 6"/>
                   <wp:cNvGraphicFramePr>
                     <a:graphicFrameLocks xmlns:a="http://schemas.openxmlformats.org/drawingml/2006/main" noChangeAspect="1"/>
                   </wp:cNvGraphicFramePr>
@@ -13897,7 +13736,7 @@
                     <a:graphicData uri="http://schemas.openxmlformats.org/drawingml/2006/picture">
                       <pic:pic xmlns:pic="http://schemas.openxmlformats.org/drawingml/2006/picture">
                         <pic:nvPicPr>
-                          <pic:cNvPr id="0" name="Picture 13"/>
+                          <pic:cNvPr id="0" name="Picture 20"/>
                           <pic:cNvPicPr>
                             <a:picLocks noChangeAspect="1" noChangeArrowheads="1"/>
                           </pic:cNvPicPr>
@@ -13918,7 +13757,7 @@
                         <pic:spPr bwMode="auto">
                           <a:xfrm>
                             <a:off x="0" y="0"/>
-                            <a:ext cx="5731510" cy="2865755"/>
+                            <a:ext cx="5585460" cy="2792730"/>
                           </a:xfrm>
                           <a:prstGeom prst="rect">
                             <a:avLst/>
@@ -13935,6 +13774,14 @@
               </w:drawing>
             </w:r>
           </w:p>
+          <w:p>
+            <w:pPr>
+              <w:spacing w:line="360" w:lineRule="auto"/>
+              <w:rPr>
+                <w:lang w:val="da-DK"/>
+              </w:rPr>
+            </w:pPr>
+          </w:p>
         </w:tc>
       </w:tr>
       <w:tr>
@@ -14171,7 +14018,7 @@
         <w:t xml:space="preserve"> were estimated to have the highest ecological value</w:t>
       </w:r>
       <w:r>
-        <w:t xml:space="preserve"> (SM1). The other cover crop species (LOLPE, TRFRE) likewise had relatively low ecological value,</w:t>
+        <w:t xml:space="preserve"> (SM1). The other cover crop species (LOLPE, TRFRE) had relatively low ecological value,</w:t>
       </w:r>
       <w:r>
         <w:t xml:space="preserve"> while spring barley and spring oat volunteers had no value (</w:t>
@@ -14243,6 +14090,7 @@
         <w:t xml:space="preserve"> small contributions to the percent coverage, and therefore did not result in high estimated </w:t>
       </w:r>
       <w:r>
+        <w:lastRenderedPageBreak/>
         <w:t>ecological</w:t>
       </w:r>
       <w:r>
@@ -14293,11 +14141,13 @@
         <w:t xml:space="preserve"> </w:t>
       </w:r>
       <w:r>
-        <w:t xml:space="preserve">ranged from 0.09 to </w:t>
-      </w:r>
-      <w:r>
-        <w:lastRenderedPageBreak/>
-        <w:t xml:space="preserve">1, and there was an amplifying interaction between cover crop treatment and year (p&lt;0.001). Evenness was generally higher in the radish cover crop treatments because those communities were not dominated by the cash crop volunteers (Figure 2), followed by MixE, followed by MixM and NoCC treatments; this pattern was </w:t>
+        <w:t>ranged from 0.09 to 1</w:t>
+      </w:r>
+      <w:r>
+        <w:t xml:space="preserve"> (the community had multiple species)</w:t>
+      </w:r>
+      <w:r>
+        <w:t xml:space="preserve">, and there was an amplifying interaction between cover crop treatment and year (p&lt;0.001). Evenness was generally higher in the radish cover crop treatments because those communities were not dominated by the cash crop volunteers (Figure 2), followed by MixE, followed by MixM and NoCC treatments; this pattern was </w:t>
       </w:r>
       <w:r>
         <w:t xml:space="preserve">generally </w:t>
@@ -14929,7 +14779,7 @@
                 <w:i/>
                 <w:iCs/>
               </w:rPr>
-              <w:t>with</w:t>
+              <w:t>(bars)</w:t>
             </w:r>
             <w:r>
               <w:rPr>
@@ -14945,7 +14795,30 @@
                 <w:i/>
                 <w:iCs/>
               </w:rPr>
+              <w:t>with</w:t>
+            </w:r>
+            <w:r>
+              <w:rPr>
+                <w:b/>
+                <w:bCs/>
+                <w:i/>
+                <w:iCs/>
+              </w:rPr>
+              <w:t xml:space="preserve"> </w:t>
+            </w:r>
+            <w:r>
+              <w:rPr>
+                <w:i/>
+                <w:iCs/>
+              </w:rPr>
               <w:t>standard errors of the means</w:t>
+            </w:r>
+            <w:r>
+              <w:rPr>
+                <w:i/>
+                <w:iCs/>
+              </w:rPr>
+              <w:t xml:space="preserve"> (vertical lines)</w:t>
             </w:r>
             <w:r>
               <w:rPr>
@@ -15127,7 +15000,13 @@
         <w:t xml:space="preserve">averaged </w:t>
       </w:r>
       <w:r>
-        <w:t>significantly more in the NT (</w:t>
+        <w:t xml:space="preserve">significantly more </w:t>
+      </w:r>
+      <w:r>
+        <w:t xml:space="preserve">perennial weeds </w:t>
+      </w:r>
+      <w:r>
+        <w:t>in the NT (</w:t>
       </w:r>
       <w:r>
         <w:t>10</w:t>
@@ -15151,23 +15030,34 @@
         <w:t>CI:3-7)</w:t>
       </w:r>
       <w:r>
-        <w:t xml:space="preserve">, but did not differ in the inversion tillage. None of the other cover crop treatment’s perennial weed count differed each other. </w:t>
-      </w:r>
-      <w:commentRangeStart w:id="7"/>
-      <w:r>
-        <w:t>Removal of residue resulted in a small but significant increase in perennial weeds in 2019, but not in 2020 (SM2).</w:t>
-      </w:r>
-      <w:commentRangeEnd w:id="7"/>
-      <w:r>
-        <w:rPr>
-          <w:rStyle w:val="CommentReference"/>
-          <w:sz w:val="24"/>
-          <w:szCs w:val="24"/>
-        </w:rPr>
-        <w:commentReference w:id="7"/>
-      </w:r>
-      <w:r>
-        <w:t xml:space="preserve"> </w:t>
+        <w:t xml:space="preserve"> compared to other cover crop treatments</w:t>
+      </w:r>
+      <w:r>
+        <w:t xml:space="preserve">, but did not differ in the inversion tillage. None of the other cover crop treatment’s perennial weed count differed </w:t>
+      </w:r>
+      <w:r>
+        <w:t xml:space="preserve">from </w:t>
+      </w:r>
+      <w:r>
+        <w:t xml:space="preserve">each other. </w:t>
+      </w:r>
+      <w:r>
+        <w:t>Contrary to the total number of weeds, r</w:t>
+      </w:r>
+      <w:r>
+        <w:t>e</w:t>
+      </w:r>
+      <w:r>
+        <w:t xml:space="preserve">taining straw </w:t>
+      </w:r>
+      <w:r>
+        <w:t xml:space="preserve">resulted in a small but significant </w:t>
+      </w:r>
+      <w:r>
+        <w:t>de</w:t>
+      </w:r>
+      <w:r>
+        <w:t xml:space="preserve">crease in perennial weeds in 2019, but not in 2020 (SM2). </w:t>
       </w:r>
       <w:r>
         <w:t>In the last year of the trial, t</w:t>
@@ -15315,10 +15205,22 @@
         <w:t xml:space="preserve"> compared to the other cover crop treatments</w:t>
       </w:r>
       <w:r>
-        <w:t xml:space="preserve"> due to the different herbicide package necessitated for post-emergence weed control</w:t>
-      </w:r>
-      <w:r>
-        <w:t xml:space="preserve"> (</w:t>
+        <w:t xml:space="preserve"> due to the different herbicide package </w:t>
+      </w:r>
+      <w:r>
+        <w:t>required</w:t>
+      </w:r>
+      <w:r>
+        <w:t xml:space="preserve"> for post-emergence weed control</w:t>
+      </w:r>
+      <w:r>
+        <w:t xml:space="preserve"> </w:t>
+      </w:r>
+      <w:r>
+        <w:t xml:space="preserve">when the grass/clover cover crop was present </w:t>
+      </w:r>
+      <w:r>
+        <w:t>(</w:t>
       </w:r>
       <w:r>
         <w:t>SM1</w:t>
@@ -15482,7 +15384,13 @@
         <w:t>NT</w:t>
       </w:r>
       <w:r>
-        <w:t xml:space="preserve"> systems. </w:t>
+        <w:t xml:space="preserve"> systems</w:t>
+      </w:r>
+      <w:r>
+        <w:t>, largely due to the suppression of perennial weeds</w:t>
+      </w:r>
+      <w:r>
+        <w:t xml:space="preserve">. </w:t>
       </w:r>
     </w:p>
     <w:tbl>
@@ -16383,100 +16291,7 @@
         <w:rPr>
           <w:lang w:val="en-US"/>
         </w:rPr>
-        <w:t>. While this analysis focused on short-term biophysical impacts</w:t>
-      </w:r>
-      <w:r>
-        <w:rPr>
-          <w:lang w:val="en-US"/>
-        </w:rPr>
-        <w:t xml:space="preserve"> and proxies</w:t>
-      </w:r>
-      <w:r>
-        <w:rPr>
-          <w:lang w:val="en-US"/>
-        </w:rPr>
-        <w:t xml:space="preserve">, an </w:t>
-      </w:r>
-      <w:r>
-        <w:rPr>
-          <w:lang w:val="en-US"/>
-        </w:rPr>
-        <w:t xml:space="preserve">analysis that includes </w:t>
-      </w:r>
-      <w:r>
-        <w:rPr>
-          <w:lang w:val="en-US"/>
-        </w:rPr>
-        <w:t xml:space="preserve">more holistic and long-term </w:t>
-      </w:r>
-      <w:r>
-        <w:rPr>
-          <w:lang w:val="en-US"/>
-        </w:rPr>
-        <w:t xml:space="preserve">outcomes </w:t>
-      </w:r>
-      <w:r>
-        <w:rPr>
-          <w:lang w:val="en-US"/>
-        </w:rPr>
-        <w:t xml:space="preserve">coupled with </w:t>
-      </w:r>
-      <w:r>
-        <w:rPr>
-          <w:lang w:val="en-US"/>
-        </w:rPr>
-        <w:t>producer-weighted value</w:t>
-      </w:r>
-      <w:r>
-        <w:rPr>
-          <w:lang w:val="en-US"/>
-        </w:rPr>
-        <w:t xml:space="preserve">s for each outcome </w:t>
-      </w:r>
-      <w:r>
-        <w:rPr>
-          <w:lang w:val="en-US"/>
-        </w:rPr>
-        <w:t xml:space="preserve">would </w:t>
-      </w:r>
-      <w:r>
-        <w:rPr>
-          <w:lang w:val="en-US"/>
-        </w:rPr>
-        <w:t>offer a more complete picture of system tradeoffs</w:t>
-      </w:r>
-      <w:r>
-        <w:rPr>
-          <w:lang w:val="en-US"/>
-        </w:rPr>
-        <w:t xml:space="preserve"> </w:t>
-      </w:r>
-      <w:r>
-        <w:rPr>
-          <w:lang w:val="en-US"/>
-        </w:rPr>
-        <w:fldChar w:fldCharType="begin"/>
-      </w:r>
-      <w:r>
-        <w:rPr>
-          <w:lang w:val="en-US"/>
-        </w:rPr>
-        <w:instrText xml:space="preserve"> ADDIN ZOTERO_ITEM CSL_CITATION {"citationID":"LKGrJkKI","properties":{"formattedCitation":"(Upadhaya et al., 2021)","plainCitation":"(Upadhaya et al., 2021)","noteIndex":0},"citationItems":[{"id":1893,"uris":["http://zotero.org/users/3599437/items/LSNN9K5D"],"itemData":{"id":1893,"type":"article-journal","abstract":"Understanding factors that motivate conservation behavior among farmers is crucial to addressing societal, soil, water, and wildlife conservation goals. Farmers employ soil conservation practices to maintain agricultural productivity while minimizing impacts to water and wildlife in the long-term. The majority of conservation programs are voluntary in nature and some farmers are more willing and/or able to implement conservation practices than others. To inform the development of more effective conservation outreach and incentive programs, we created a farmer typology using data from three waves (2015, 2016, 2018) of a longitudinal survey of 358 farmers from Iowa, a highly productive agricultural state in the U.S. Midwest. Using multivariate analysis (Principal Component Analysis, and Cluster Analysis), we employed 26 summated scale variables measuring largely unobservable and latent constructs related to conservation, including awareness, attitudes, beliefs, and perceived motivations and barriers to practice adoption. Through this analysis, we identified four types of farmers-Conservationist, Deliberative, Productivist, and Traditionalist—based on the salient characteristics of each group. “Conservationist” farmers scored highest on measures of stewardship motivations and identity. “Deliberative” farmers appeared to be favorably disposed toward conservation, but also seem to consider agronomic and economic impediments more than other groups. “Productivist” farmers had the highest scores on profit motivation and emphasis on input use. “Traditionalist” farmers reported being heavily influenced by family members and scored highest on social and regulatory influence on conservation motivations. Detailed understanding of between-groups differences on key conservation-related factors can contribute to developing targeted messages for specific subgroups of a given population, potentially resulting in higher adoption of voluntary conservation programs in Iowa and beyond.","container-title":"Land Use Policy","DOI":"10.1016/j.landusepol.2020.105157","ISSN":"0264-8377","journalAbbreviation":"Land Use Policy","page":"105157","source":"ScienceDirect","title":"Developing farmer typologies to inform conservation outreach in agricultural landscapes","volume":"101","author":[{"family":"Upadhaya","given":"Suraj"},{"family":"Arbuckle","given":"J. Gordon"},{"family":"Schulte","given":"Lisa A."}],"issued":{"date-parts":[["2021",2,1]]}}}],"schema":"https://github.com/citation-style-language/schema/raw/master/csl-citation.json"} </w:instrText>
-      </w:r>
-      <w:r>
-        <w:rPr>
-          <w:lang w:val="en-US"/>
-        </w:rPr>
-        <w:fldChar w:fldCharType="separate"/>
-      </w:r>
-      <w:r>
-        <w:t>(Upadhaya et al., 2021)</w:t>
-      </w:r>
-      <w:r>
-        <w:rPr>
-          <w:lang w:val="en-US"/>
-        </w:rPr>
-        <w:fldChar w:fldCharType="end"/>
+        <w:t>, which would need to be accounted for in long-term perspective</w:t>
       </w:r>
       <w:r>
         <w:rPr>
@@ -16495,231 +16310,25 @@
       </w:pPr>
       <w:r>
         <w:rPr>
+          <w:lang w:val="en-US"/>
+        </w:rPr>
+        <w:t>B</w:t>
+      </w:r>
+      <w:r>
+        <w:t>y using the utility values to rank the different cover crop systems within a tillage/residue combination, this complex information can be distilled into a digestible way (</w:t>
+      </w:r>
+      <w:r>
+        <w:rPr>
           <w:b/>
           <w:bCs/>
         </w:rPr>
-        <w:t xml:space="preserve">4.3 Fall community compositions </w:t>
-      </w:r>
-    </w:p>
-    <w:p>
-      <w:pPr>
-        <w:spacing w:line="360" w:lineRule="auto"/>
-      </w:pPr>
-      <w:r>
-        <w:t>In our study, fall vegetation was mainly comprised of cash crop volunteers, which</w:t>
-      </w:r>
-      <w:r>
-        <w:t xml:space="preserve"> very</w:t>
-      </w:r>
-      <w:r>
-        <w:t xml:space="preserve"> effectively competed with weeds (Figure 2). Previous studies in </w:t>
-      </w:r>
-      <w:r>
-        <w:t>similar climates</w:t>
-      </w:r>
-      <w:r>
-        <w:t xml:space="preserve"> have shown that fall communities dominated by cash crop volunteers reduce nitrate leaching compared to fallow land, </w:t>
-      </w:r>
-      <w:r>
-        <w:t xml:space="preserve">suggesting cash crop volunteers are a significant source of fall biomass and therefore nitrogen sinks in </w:t>
-      </w:r>
-      <w:r>
-        <w:t xml:space="preserve">these </w:t>
-      </w:r>
-      <w:r>
-        <w:t xml:space="preserve">production environments; however, these studies also show </w:t>
-      </w:r>
-      <w:r>
-        <w:t xml:space="preserve">radish cover cropping systems consistently </w:t>
-      </w:r>
-      <w:r>
-        <w:t xml:space="preserve">exhibit higher biomass production compared to relying on </w:t>
-      </w:r>
-      <w:r>
-        <w:t>crop volunteers and weeds</w:t>
-      </w:r>
-      <w:r>
-        <w:t xml:space="preserve"> </w:t>
-      </w:r>
-      <w:r>
-        <w:fldChar w:fldCharType="begin"/>
-      </w:r>
-      <w:r>
-        <w:instrText xml:space="preserve"> ADDIN ZOTERO_ITEM CSL_CITATION {"citationID":"6eUg4iQW","properties":{"formattedCitation":"(Elhakeem et al., 2023; Miranda-V\\uc0\\u233{}lez et al., 2026)","plainCitation":"(Elhakeem et al., 2023; Miranda-Vélez et al., 2026)","noteIndex":0},"citationItems":[{"id":2264,"uris":["http://zotero.org/users/3599437/items/7G5WW9KY"],"itemData":{"id":2264,"type":"article-journal","abstract":"Agricultural soils are at risk of nitrogen (N) leaching especially during the fallow period in autumn and winter. Cover crops are grown to capture soil mineral N that otherwise would leach to the groundwater. They can serve as green manure providing mineral N to the cash crop in spring. We investigated whether mixing species of cover crops can enhance N capture and therefore reduce N leaching more effectively than pure stands in autumn without increasing the risk of N leaching in spring. We hypothesised that mixed species with complementary traits will capture more N and accumulate more biomass. It was also expected that residues from cover crops with higher biomass and lower C:N ratio would mineralise faster and subsequently increase N leaching in spring. In a 4-year field experiment, cover crops were grown between August and February in a rotation with different cash crops. We used eight cover crop treatments, including three pure stands: radish (Raphanus sativus), vetch (Vicia sativa) and oats (Avena strigosa), all possible 2- and 3-species mixtures and a fallow (no cover crop). Treatment effects on leaching losses were estimated by analysing N concentrations in samples of leached pore water below the rooting zone and by modelling the volume of water leached per plot. Most N leaching occurred in autumn and winter while the amount of N leached in spring was negligible due to the lower precipitation. N leaching in autumn correlated negatively with cover crop biomass, N uptake and root length density. Radish and oats were the most productive species and dominated mixtures. Compared to the fallow, radish and mixtures that contained radish reduced N leaching by 49–73% and were characterized by quick soil cover, high N uptake and low to moderate C:N ratio. Subsequently, residues from radish and mixtures containing radish mineralized quickly, resulting in an increase in soil mineral N in spring by 70–110% as compared to fallow. This mineral N did not leach in spring and was available to the subsequent cash crop. This study demonstrates the importance of species selection in cover crop mixtures and recommends the use of radish-based mixtures if the purpose is to reduce N leaching in autumn and provide mineral N in spring.","container-title":"Field Crops Research","DOI":"10.1016/j.fcr.2022.108803","ISSN":"0378-4290","journalAbbreviation":"Field Crops Research","page":"108803","source":"ScienceDirect","title":"Radish-based cover crop mixtures mitigate leaching and increase availability of nitrogen to the cash crop","volume":"292","author":[{"family":"Elhakeem","given":"Ali"},{"family":"Porre","given":"Rima J."},{"family":"Hoffland","given":"Ellis"},{"family":"Van Dam","given":"Jos C."},{"family":"Drost","given":"Sytske M."},{"family":"De Deyn","given":"Gerlinde B."}],"issued":{"date-parts":[["2023",3,1]]}}},{"id":2192,"uris":["http://zotero.org/users/3599437/items/BVDR97MB"],"itemData":{"id":2192,"type":"article-journal","abstract":"Nitrate leaching during winter is a pressing environmental issue for agricultural systems in temperate climates. Interactions between cover crops and conservation tillage could have important implications for NO3- leaching, both temporally in-season and aggregated per season. To investigate this, we carried out direct analysis of a subsoil NO3- N concentration (nit-N) time-series using generalized additive models (GAMs) as well as generalized linear mixed effects modeling of aggregated seasonal N fluxes (N-leaching) derived using simulated subsoil water percolation. Subsoil NO3- concentrations were measured for four seasons (2019–20, 2020–21, 2021–22 and 2022–23) in a field experiment located in Foulumgård, Denmark, involving three tillage treatments (ploughing, P; harrowing, H; and no-till; NT), three winter cover crop treatments (fodder radish as cover crop, Ref; weeds and volunteers, V; and bare soil during winter, B) and two crop rotations based on spring and winter cereals. GAM analysis showed that both V and Ref reduced subsoil nit-N relative to B, where the effect was greatest in Ref. No consistent effect was found for tillage treatments singly or in interaction with plant cover or different seasons. Differences in the timing or peak nit-N were solely determined by the season, likely due to different weather patterns. Ref reduced N-leaching by over 45 kg N ha−1 y−1 relative to B in average across seasons regardless of tillage, while V reduced it by 13–17 kg N ha−1 y−1 in tillage treatments P and H. In NT, however, there was no difference in either nit-N or N-leaching between V and B, suggesting weed growth and N uptake was suppressed after 20 years of consistent conservation tillage. Finally, we argue that direct analysis of subsoil NO3- concentrations using GAMs represents a valuable complement to derived aggregated NO3- leaching, which can provide useful insight about in-season temporal dimension of management practices and mitigation strategies.","container-title":"Agriculture, Ecosystems &amp; Environment","DOI":"10.1016/j.agee.2025.110011","ISSN":"0167-8809","journalAbbreviation":"Agriculture, Ecosystems &amp; Environment","page":"110011","source":"ScienceDirect","title":"In-season effects of winter cover crops and tillage on soil NO3- and N leaching – Analysis with generalized additive models","volume":"396","author":[{"family":"Miranda-Vélez","given":"Jorge Federico"},{"family":"Simpson","given":"Gavin L."},{"family":"Hansen","given":"Elly Møller"},{"family":"Munkholm","given":"Lars J."}],"issued":{"date-parts":[["2026",2,1]]}}}],"schema":"https://github.com/citation-style-language/schema/raw/master/csl-citation.json"} </w:instrText>
-      </w:r>
-      <w:r>
-        <w:fldChar w:fldCharType="separate"/>
-      </w:r>
-      <w:r>
-        <w:t>(Elhakeem et al., 2023; Miranda-Vélez et al., 2026)</w:t>
-      </w:r>
-      <w:r>
-        <w:fldChar w:fldCharType="end"/>
-      </w:r>
-      <w:r>
-        <w:t>. The high ecological value of radish cover crops, coupled with this higher biomass and concomitant lowered nitrate leaching, suggests radish cover crops provides an effective and valuable displacement to volunteers and weeds (Figure 3) in the fall shoulder season</w:t>
-      </w:r>
-      <w:r>
-        <w:t>. Our results s</w:t>
-      </w:r>
-      <w:r>
-        <w:t>upport</w:t>
-      </w:r>
-      <w:r>
-        <w:t xml:space="preserve"> </w:t>
-      </w:r>
-      <w:r>
-        <w:t xml:space="preserve">other studies that show radish cover crops produce </w:t>
-      </w:r>
-      <w:r>
-        <w:t xml:space="preserve">high biomass that effectively competes with other vegetation </w:t>
-      </w:r>
-      <w:r>
-        <w:fldChar w:fldCharType="begin"/>
-      </w:r>
-      <w:r>
-        <w:instrText xml:space="preserve"> ADDIN ZOTERO_ITEM CSL_CITATION {"citationID":"UIjqETbO","properties":{"formattedCitation":"(Brust et al., 2014; Lawley et al., 2012)","plainCitation":"(Brust et al., 2014; Lawley et al., 2012)","noteIndex":0},"citationItems":[{"id":2431,"uris":["http://zotero.org/users/3599437/items/PTYBI8GF"],"itemData":{"id":2431,"type":"article-journal","abstract":"Cover crops have a wide-ranging influence on the agroecosystem and create multiple benefits for farmers. A major benefit of cover crops is the suppression of weeds during fall and winter, which can help to reduce soil tillage and herbicide use. However, only a small number of cover crop species are currently grown in Germany. To enlarge this number, four new cover crop species including tartary buckwheat, forage radish, red oat and grain amaranth were tested in comparison with common cover crop species such as white mustard, oilseed radish and phacelia. Emergence, soil coverage, dry matter production and weed suppression ability was assessed for all cover crop species. White mustard emerged faster than all other cover crops and produced the highest amount of shoot dry matter at both locations in southwest Germany twelve weeks after planting (WAP). Oilseed radish was the only cover crop that reduced the weed dry matter in all experiments eight WAP. Phacelia was able to reduce weed density by 77% at Meiereihof twelve WAP. Tartary buckwheat offered the highest soil coverage four WAP, produced the greatest shoot dry matter eight WAP and reduced weed dry matter by more than 96% at Meiereihof and Ihinger Hof twelve WAP. Forage radish produced the highest root dry matter and reduced spring weed density by more than 81% in all experiments. Red oat and grain amaranth emerged slowly, produced less biomass than other cover crops and did not suppress weed growth. The results show that tartary buckwheat and forage radish are well suited as new cover crops in Germany due to their fast growth and good weed suppression ability.","container-title":"Crop Protection","DOI":"10.1016/j.cropro.2014.04.022","ISSN":"0261-2194","journalAbbreviation":"Crop Protection","page":"1-8","source":"ScienceDirect","title":"Growth and weed suppression ability of common and new cover crops in Germany","volume":"63","author":[{"family":"Brust","given":"Jochen"},{"family":"Claupein","given":"Wilhelm"},{"family":"Gerhards","given":"Roland"}],"issued":{"date-parts":[["2014",9,1]]}}},{"id":2223,"uris":["http://zotero.org/users/3599437/items/YBXMEIRX"],"itemData":{"id":2223,"type":"article-journal","abstract":"Little is known about the mechanism of winter annual weed suppression by forage radish (Raphanus sativus L. variety longipinnatus) winter cover crops. Previous studies suggest that allelopathy from decomposing residue and competition due to rapid canopy development contribute to weed suppression by other Brassica cover crops. Four contrasting experimental approaches were used to identify the mechanism of weed suppression by forage radish cover crops. Results of a field based cover crop residue-transfer experiment supported the hypothesis that fall cover crop weed competition is the dominant mechanism of weed suppression following forage radish cover crops. A high level of early spring weed suppression was observed where forage radish grew in the fall regardless of whether residues were left in place or removed. In contrast, there was limited weed suppression in bare soil treatments that received additions of forage radish tissues. Bioassays using cover crop amended soil or aqueous extracts of cover crop tissues and amended soil did not reveal any allelopathic activity limiting seed germination or seedling establishment. In a field-based weed seed bioassay, forage radish cover crops did not inhibit emergence of winter-planted weed seeds relative to a no cover crop control. Forage radish amended soils stimulated seedling growth of lettuce (Lactuca sativa L.) in all types of bioassays. The results of the four experiments in this study point to a common conclusion that fall weed competition is the dominant mechanism for early spring weed suppression following forage radish winter cover crops.","container-title":"Agronomy Journal","DOI":"10.2134/agronj2011.0128","ISSN":"1435-0645","issue":"2","language":"en","license":"Copyright © 2012 by the American Society of Agronomy, Inc.","note":"_eprint: https://acsess.onlinelibrary.wiley.com/doi/pdf/10.2134/agronj2011.0128","page":"205-214","source":"Wiley Online Library","title":"The Mechanism for Weed Suppression by a Forage Radish Cover Crop","volume":"104","author":[{"family":"Lawley","given":"Yvonne E."},{"family":"Teasdale","given":"John R."},{"family":"Weil","given":"Ray R."}],"issued":{"date-parts":[["2012"]]}}}],"schema":"https://github.com/citation-style-language/schema/raw/master/csl-citation.json"} </w:instrText>
-      </w:r>
-      <w:r>
-        <w:fldChar w:fldCharType="separate"/>
-      </w:r>
-      <w:r>
-        <w:t>(Brust et al., 2014; Lawley et al., 2012)</w:t>
-      </w:r>
-      <w:r>
-        <w:fldChar w:fldCharType="end"/>
-      </w:r>
-      <w:r>
-        <w:t xml:space="preserve">. While the other treatments supported more diverse fall communities, </w:t>
-      </w:r>
-      <w:r>
-        <w:t xml:space="preserve">those </w:t>
-      </w:r>
-      <w:r>
-        <w:t>communities had lower evenness than the</w:t>
-      </w:r>
-      <w:r>
-        <w:t xml:space="preserve"> radish treatments; the contributions of </w:t>
-      </w:r>
-      <w:r>
-        <w:t>weed</w:t>
-      </w:r>
-      <w:r>
-        <w:rPr>
-          <w:lang w:val="en-US"/>
-        </w:rPr>
-        <w:t xml:space="preserve"> </w:t>
-      </w:r>
-      <w:r>
-        <w:t xml:space="preserve">species to soil cover was small compared to the cash crop volunteers, resulting in small contributions to the potential ecological value of the communities. </w:t>
-      </w:r>
-      <w:r>
-        <w:t>Therefore, i</w:t>
-      </w:r>
-      <w:r>
-        <w:t xml:space="preserve">n our study, </w:t>
-      </w:r>
-      <w:r>
-        <w:t xml:space="preserve">weeds </w:t>
-      </w:r>
-      <w:r>
-        <w:t>contributed very little biomass</w:t>
-      </w:r>
-      <w:r>
-        <w:t>/coverage</w:t>
-      </w:r>
-      <w:r>
-        <w:t xml:space="preserve"> to the fall communities and were therefore not </w:t>
-      </w:r>
-      <w:r>
-        <w:t xml:space="preserve">important to the </w:t>
-      </w:r>
-      <w:r>
-        <w:t xml:space="preserve">ecological or environmental value </w:t>
-      </w:r>
-      <w:r>
-        <w:t>provision</w:t>
-      </w:r>
-      <w:r>
-        <w:t xml:space="preserve">s. </w:t>
-      </w:r>
-      <w:r>
-        <w:t xml:space="preserve">Our research suggests that while policies currently support radish cover crops for reducing fall nitrate leaching, they may also be promoting vegetation that provides value to ecosystems more broadly. However, the methods available for calculating potential </w:t>
-      </w:r>
-      <w:r>
-        <w:t>ecological</w:t>
-      </w:r>
-      <w:r>
-        <w:t xml:space="preserve"> value are generalized and do not reflect local landscape compositions and ecologies, and more robust methods are needed to evaluate this hypothesis. </w:t>
-      </w:r>
-      <w:r>
-        <w:lastRenderedPageBreak/>
-        <w:t xml:space="preserve">Additionally, the potential for radish cover crops to provide winter bridges for disease and insect pest propagation requires consideration. </w:t>
-      </w:r>
-    </w:p>
-    <w:p>
-      <w:pPr>
-        <w:spacing w:line="360" w:lineRule="auto"/>
-        <w:rPr>
-          <w:b/>
-          <w:bCs/>
-        </w:rPr>
-      </w:pPr>
-      <w:r>
-        <w:rPr>
-          <w:b/>
-          <w:bCs/>
-        </w:rPr>
-        <w:t>4.</w:t>
-      </w:r>
-      <w:r>
-        <w:rPr>
-          <w:b/>
-          <w:bCs/>
-        </w:rPr>
-        <w:t>4</w:t>
-      </w:r>
-      <w:r>
-        <w:rPr>
-          <w:b/>
-          <w:bCs/>
-        </w:rPr>
-        <w:t xml:space="preserve"> </w:t>
-      </w:r>
-      <w:r>
-        <w:rPr>
-          <w:b/>
-          <w:bCs/>
-        </w:rPr>
-        <w:t>Multiple criteria optimization</w:t>
-      </w:r>
-    </w:p>
-    <w:p>
-      <w:pPr>
-        <w:spacing w:line="360" w:lineRule="auto"/>
-        <w:rPr>
-          <w:b/>
-          <w:bCs/>
-        </w:rPr>
-      </w:pPr>
-      <w:r>
-        <w:t>Through multicriteria analysis, we were able to highlight systems with good performance, while identifying areas for improvement</w:t>
+        <w:t>Figure 6</w:t>
+      </w:r>
+      <w:r>
+        <w:t>)</w:t>
       </w:r>
       <w:r>
         <w:t xml:space="preserve">. </w:t>
-      </w:r>
-      <w:r>
-        <w:t>Additionally, by using the utility values to rank the different cover crop systems within a tillage/residue combination, this complex information can be distilled into a digestible way (</w:t>
-      </w:r>
-      <w:r>
-        <w:rPr>
-          <w:b/>
-          <w:bCs/>
-        </w:rPr>
-        <w:t>Figure 6</w:t>
-      </w:r>
-      <w:r>
-        <w:t xml:space="preserve">), which clearly shows the sensitivity of the MixE performance to the agronomic context in which it is deployed. </w:t>
       </w:r>
     </w:p>
     <w:p>
@@ -16765,7 +16374,7 @@
                 <w:noProof/>
               </w:rPr>
               <w:drawing>
-                <wp:inline distT="0" distB="0" distL="0" distR="0" wp14:anchorId="6B908B58" wp14:editId="73411798">
+                <wp:inline distT="0" distB="0" distL="0" distR="0" wp14:anchorId="0EDECDD4" wp14:editId="148AE6EE">
                   <wp:extent cx="5731510" cy="3056890"/>
                   <wp:effectExtent l="0" t="0" r="2540" b="0"/>
                   <wp:docPr id="1575523533" name="Picture 4"/>
@@ -16841,25 +16450,7 @@
                 <w:i/>
                 <w:iCs/>
               </w:rPr>
-              <w:t xml:space="preserve">Figure </w:t>
-            </w:r>
-            <w:r>
-              <w:rPr>
-                <w:b/>
-                <w:bCs/>
-                <w:i/>
-                <w:iCs/>
-              </w:rPr>
-              <w:t>6</w:t>
-            </w:r>
-            <w:r>
-              <w:rPr>
-                <w:b/>
-                <w:bCs/>
-                <w:i/>
-                <w:iCs/>
-              </w:rPr>
-              <w:t xml:space="preserve">. </w:t>
+              <w:t xml:space="preserve">Figure 6. </w:t>
             </w:r>
             <w:r>
               <w:rPr>
@@ -16924,204 +16515,460 @@
         <w:spacing w:line="360" w:lineRule="auto"/>
       </w:pPr>
       <w:r>
-        <w:t>In this study we gave equal weight to each category – in reality these weights would differ according to farmer values and priorities, as well as policy and financial contexts. Utilizing different weightings to represent these different contexts could help identify systems best suited to certain farm ideotypes, or identify policy levers to promote certain outcomes. Datasets such as the one produced in the present study could also be combined to utilize machine learning techniques to design systems that optimize outcomes</w:t>
+        <w:t xml:space="preserve">This presentation </w:t>
+      </w:r>
+      <w:r>
+        <w:t>clearly shows the sensitivity of the MixE performance to the agronomic context in which it is deployed</w:t>
+      </w:r>
+      <w:r>
+        <w:t>, and the consistency of the RadM performance across systems</w:t>
+      </w:r>
+      <w:r>
+        <w:t>.</w:t>
+      </w:r>
+      <w:r>
+        <w:t xml:space="preserve"> While this representation exaggerates small differences in utility, it offers an accurate overall picture of the systems and their outcomes.</w:t>
       </w:r>
       <w:r>
         <w:t xml:space="preserve"> </w:t>
       </w:r>
-      <w:r>
+    </w:p>
+    <w:p>
+      <w:pPr>
+        <w:spacing w:line="360" w:lineRule="auto"/>
+      </w:pPr>
+      <w:r>
+        <w:rPr>
+          <w:lang w:val="en-US"/>
+        </w:rPr>
+        <w:t>I</w:t>
+      </w:r>
+      <w:r>
+        <w:t xml:space="preserve">n this study we gave equal weight to each category – in reality these weights would differ according to farmer values and priorities, as well as policy and financial contexts. Utilizing different weightings to represent these different contexts could help identify systems best </w:t>
+      </w:r>
+      <w:r>
+        <w:lastRenderedPageBreak/>
+        <w:t>suited to certain farm ideotypes, or identify policy levers to promote certain outcomes</w:t>
+      </w:r>
+      <w:r>
+        <w:t xml:space="preserve"> </w:t>
+      </w:r>
+      <w:r>
+        <w:rPr>
+          <w:lang w:val="en-US"/>
+        </w:rPr>
+        <w:t xml:space="preserve"> </w:t>
+      </w:r>
+      <w:r>
+        <w:rPr>
+          <w:lang w:val="en-US"/>
+        </w:rPr>
         <w:fldChar w:fldCharType="begin"/>
       </w:r>
       <w:r>
-        <w:instrText xml:space="preserve"> ADDIN ZOTERO_ITEM CSL_CITATION {"citationID":"Es9420UU","properties":{"formattedCitation":"(Xiao et al., 2022)","plainCitation":"(Xiao et al., 2022)","noteIndex":0},"citationItems":[{"id":2433,"uris":["http://zotero.org/users/3599437/items/QD7PSKER"],"itemData":{"id":2433,"type":"article-journal","abstract":"Process-based agricultural system models are a major tool for assessing climate-agriculture-management interactions. However, their application across large scales is limited by computational cost, model uncertainty, and data availability, hindering policy-making for sustainable agricultural production at the scale meaningful for land management by farmers. Using the Agricultural Production System sIMulator (APSIM) as an example model, the APSIM model was run for 101 years from 1980 to 2080 in a typical cropping region (i.e., the Huang-Huai-Hai plain) of China. Then, machine learning (ML)-based models were trained to emulate the performance of the APSIM model and used to map crop production and soil carbon (which is a key indicator of soil health and quality) dynamics under a great number of nitrogen and water management scenarios. We found that ML-based emulators can accurately and quickly reproduce APSIM predictions of crop yield and soil carbon dynamics across the region under different spatial resolutions, and capture main processes driving APSIM predictions with much less input data. In addition, the emulators can be easily and quickly applied to identify optimal nitrogen management to achieve yield potential and sequester soil carbon across the region. The approach can be used for modelling other complex systems and amplifying the usage of agricultural system models for guiding agricultural management strategies and policy-making to address global environmental challenges from agriculture intensification.","container-title":"Environmental Research Letters","DOI":"10.1088/1748-9326/ac9c71","ISSN":"1748-9326","issue":"11","journalAbbreviation":"Environ. Res. Lett.","language":"en","note":"publisher: IOP Publishing","page":"114027","source":"Institute of Physics","title":"Coupling agricultural system models with machine learning to facilitate regional predictions of management practices and crop production","volume":"17","author":[{"family":"Xiao","given":"Liujun"},{"family":"Wang","given":"Guocheng"},{"family":"Zhou","given":"Hangxin"},{"family":"Jin","given":"Xiao"},{"family":"Luo","given":"Zhongkui"}],"issued":{"date-parts":[["2022",11]]}}}],"schema":"https://github.com/citation-style-language/schema/raw/master/csl-citation.json"} </w:instrText>
-      </w:r>
-      <w:r>
+        <w:rPr>
+          <w:lang w:val="en-US"/>
+        </w:rPr>
+        <w:instrText xml:space="preserve"> ADDIN ZOTERO_ITEM CSL_CITATION {"citationID":"LKGrJkKI","properties":{"formattedCitation":"(Upadhaya et al., 2021)","plainCitation":"(Upadhaya et al., 2021)","noteIndex":0},"citationItems":[{"id":1893,"uris":["http://zotero.org/users/3599437/items/LSNN9K5D"],"itemData":{"id":1893,"type":"article-journal","abstract":"Understanding factors that motivate conservation behavior among farmers is crucial to addressing societal, soil, water, and wildlife conservation goals. Farmers employ soil conservation practices to maintain agricultural productivity while minimizing impacts to water and wildlife in the long-term. The majority of conservation programs are voluntary in nature and some farmers are more willing and/or able to implement conservation practices than others. To inform the development of more effective conservation outreach and incentive programs, we created a farmer typology using data from three waves (2015, 2016, 2018) of a longitudinal survey of 358 farmers from Iowa, a highly productive agricultural state in the U.S. Midwest. Using multivariate analysis (Principal Component Analysis, and Cluster Analysis), we employed 26 summated scale variables measuring largely unobservable and latent constructs related to conservation, including awareness, attitudes, beliefs, and perceived motivations and barriers to practice adoption. Through this analysis, we identified four types of farmers-Conservationist, Deliberative, Productivist, and Traditionalist—based on the salient characteristics of each group. “Conservationist” farmers scored highest on measures of stewardship motivations and identity. “Deliberative” farmers appeared to be favorably disposed toward conservation, but also seem to consider agronomic and economic impediments more than other groups. “Productivist” farmers had the highest scores on profit motivation and emphasis on input use. “Traditionalist” farmers reported being heavily influenced by family members and scored highest on social and regulatory influence on conservation motivations. Detailed understanding of between-groups differences on key conservation-related factors can contribute to developing targeted messages for specific subgroups of a given population, potentially resulting in higher adoption of voluntary conservation programs in Iowa and beyond.","container-title":"Land Use Policy","DOI":"10.1016/j.landusepol.2020.105157","ISSN":"0264-8377","journalAbbreviation":"Land Use Policy","page":"105157","source":"ScienceDirect","title":"Developing farmer typologies to inform conservation outreach in agricultural landscapes","volume":"101","author":[{"family":"Upadhaya","given":"Suraj"},{"family":"Arbuckle","given":"J. Gordon"},{"family":"Schulte","given":"Lisa A."}],"issued":{"date-parts":[["2021",2,1]]}}}],"schema":"https://github.com/citation-style-language/schema/raw/master/csl-citation.json"} </w:instrText>
+      </w:r>
+      <w:r>
+        <w:rPr>
+          <w:lang w:val="en-US"/>
+        </w:rPr>
         <w:fldChar w:fldCharType="separate"/>
       </w:r>
       <w:r>
-        <w:t>(Xiao et al., 2022)</w:t>
-      </w:r>
-      <w:r>
+        <w:t>(Upadhaya et al., 2021)</w:t>
+      </w:r>
+      <w:r>
+        <w:rPr>
+          <w:lang w:val="en-US"/>
+        </w:rPr>
         <w:fldChar w:fldCharType="end"/>
       </w:r>
       <w:r>
-        <w:t xml:space="preserve">.   </w:t>
-      </w:r>
-      <w:r>
+        <w:t>.</w:t>
+      </w:r>
+    </w:p>
+    <w:p>
+      <w:pPr>
+        <w:spacing w:line="360" w:lineRule="auto"/>
         <w:rPr>
           <w:b/>
           <w:bCs/>
         </w:rPr>
-        <w:t xml:space="preserve"> </w:t>
-      </w:r>
-    </w:p>
-    <w:p>
-      <w:pPr>
-        <w:spacing w:line="360" w:lineRule="auto"/>
-      </w:pPr>
-    </w:p>
-    <w:p>
-      <w:pPr>
-        <w:spacing w:line="360" w:lineRule="auto"/>
+      </w:pPr>
+      <w:r>
         <w:rPr>
           <w:b/>
           <w:bCs/>
         </w:rPr>
-      </w:pPr>
-      <w:r>
+        <w:t xml:space="preserve">4.3 Fall community compositions </w:t>
+      </w:r>
+    </w:p>
+    <w:p>
+      <w:pPr>
+        <w:spacing w:line="360" w:lineRule="auto"/>
+      </w:pPr>
+      <w:r>
+        <w:t>In our study, fall vegetation was mainly comprised of cash crop volunteers, which</w:t>
+      </w:r>
+      <w:r>
+        <w:t xml:space="preserve"> very</w:t>
+      </w:r>
+      <w:r>
+        <w:t xml:space="preserve"> effectively competed with weeds (Figure 2). Previous studies in </w:t>
+      </w:r>
+      <w:r>
+        <w:t>similar climates</w:t>
+      </w:r>
+      <w:r>
+        <w:t xml:space="preserve"> have shown that fall communities dominated by cash crop volunteers reduce nitrate leaching compared to fallow land, </w:t>
+      </w:r>
+      <w:r>
+        <w:t xml:space="preserve">suggesting cash crop volunteers are a significant source of fall biomass and therefore nitrogen sinks in </w:t>
+      </w:r>
+      <w:r>
+        <w:t xml:space="preserve">these </w:t>
+      </w:r>
+      <w:r>
+        <w:t xml:space="preserve">production environments; however, these studies also show </w:t>
+      </w:r>
+      <w:r>
+        <w:t xml:space="preserve">radish cover cropping systems consistently </w:t>
+      </w:r>
+      <w:r>
+        <w:t xml:space="preserve">exhibit higher biomass production compared to relying on </w:t>
+      </w:r>
+      <w:r>
+        <w:t>crop volunteers and weeds</w:t>
+      </w:r>
+      <w:r>
+        <w:t xml:space="preserve"> </w:t>
+      </w:r>
+      <w:r>
+        <w:fldChar w:fldCharType="begin"/>
+      </w:r>
+      <w:r>
+        <w:instrText xml:space="preserve"> ADDIN ZOTERO_ITEM CSL_CITATION {"citationID":"6eUg4iQW","properties":{"formattedCitation":"(Elhakeem et al., 2023; Miranda-V\\uc0\\u233{}lez et al., 2026)","plainCitation":"(Elhakeem et al., 2023; Miranda-Vélez et al., 2026)","noteIndex":0},"citationItems":[{"id":2264,"uris":["http://zotero.org/users/3599437/items/7G5WW9KY"],"itemData":{"id":2264,"type":"article-journal","abstract":"Agricultural soils are at risk of nitrogen (N) leaching especially during the fallow period in autumn and winter. Cover crops are grown to capture soil mineral N that otherwise would leach to the groundwater. They can serve as green manure providing mineral N to the cash crop in spring. We investigated whether mixing species of cover crops can enhance N capture and therefore reduce N leaching more effectively than pure stands in autumn without increasing the risk of N leaching in spring. We hypothesised that mixed species with complementary traits will capture more N and accumulate more biomass. It was also expected that residues from cover crops with higher biomass and lower C:N ratio would mineralise faster and subsequently increase N leaching in spring. In a 4-year field experiment, cover crops were grown between August and February in a rotation with different cash crops. We used eight cover crop treatments, including three pure stands: radish (Raphanus sativus), vetch (Vicia sativa) and oats (Avena strigosa), all possible 2- and 3-species mixtures and a fallow (no cover crop). Treatment effects on leaching losses were estimated by analysing N concentrations in samples of leached pore water below the rooting zone and by modelling the volume of water leached per plot. Most N leaching occurred in autumn and winter while the amount of N leached in spring was negligible due to the lower precipitation. N leaching in autumn correlated negatively with cover crop biomass, N uptake and root length density. Radish and oats were the most productive species and dominated mixtures. Compared to the fallow, radish and mixtures that contained radish reduced N leaching by 49–73% and were characterized by quick soil cover, high N uptake and low to moderate C:N ratio. Subsequently, residues from radish and mixtures containing radish mineralized quickly, resulting in an increase in soil mineral N in spring by 70–110% as compared to fallow. This mineral N did not leach in spring and was available to the subsequent cash crop. This study demonstrates the importance of species selection in cover crop mixtures and recommends the use of radish-based mixtures if the purpose is to reduce N leaching in autumn and provide mineral N in spring.","container-title":"Field Crops Research","DOI":"10.1016/j.fcr.2022.108803","ISSN":"0378-4290","journalAbbreviation":"Field Crops Research","page":"108803","source":"ScienceDirect","title":"Radish-based cover crop mixtures mitigate leaching and increase availability of nitrogen to the cash crop","volume":"292","author":[{"family":"Elhakeem","given":"Ali"},{"family":"Porre","given":"Rima J."},{"family":"Hoffland","given":"Ellis"},{"family":"Van Dam","given":"Jos C."},{"family":"Drost","given":"Sytske M."},{"family":"De Deyn","given":"Gerlinde B."}],"issued":{"date-parts":[["2023",3,1]]}}},{"id":2192,"uris":["http://zotero.org/users/3599437/items/BVDR97MB"],"itemData":{"id":2192,"type":"article-journal","abstract":"Nitrate leaching during winter is a pressing environmental issue for agricultural systems in temperate climates. Interactions between cover crops and conservation tillage could have important implications for NO3- leaching, both temporally in-season and aggregated per season. To investigate this, we carried out direct analysis of a subsoil NO3- N concentration (nit-N) time-series using generalized additive models (GAMs) as well as generalized linear mixed effects modeling of aggregated seasonal N fluxes (N-leaching) derived using simulated subsoil water percolation. Subsoil NO3- concentrations were measured for four seasons (2019–20, 2020–21, 2021–22 and 2022–23) in a field experiment located in Foulumgård, Denmark, involving three tillage treatments (ploughing, P; harrowing, H; and no-till; NT), three winter cover crop treatments (fodder radish as cover crop, Ref; weeds and volunteers, V; and bare soil during winter, B) and two crop rotations based on spring and winter cereals. GAM analysis showed that both V and Ref reduced subsoil nit-N relative to B, where the effect was greatest in Ref. No consistent effect was found for tillage treatments singly or in interaction with plant cover or different seasons. Differences in the timing or peak nit-N were solely determined by the season, likely due to different weather patterns. Ref reduced N-leaching by over 45 kg N ha−1 y−1 relative to B in average across seasons regardless of tillage, while V reduced it by 13–17 kg N ha−1 y−1 in tillage treatments P and H. In NT, however, there was no difference in either nit-N or N-leaching between V and B, suggesting weed growth and N uptake was suppressed after 20 years of consistent conservation tillage. Finally, we argue that direct analysis of subsoil NO3- concentrations using GAMs represents a valuable complement to derived aggregated NO3- leaching, which can provide useful insight about in-season temporal dimension of management practices and mitigation strategies.","container-title":"Agriculture, Ecosystems &amp; Environment","DOI":"10.1016/j.agee.2025.110011","ISSN":"0167-8809","journalAbbreviation":"Agriculture, Ecosystems &amp; Environment","page":"110011","source":"ScienceDirect","title":"In-season effects of winter cover crops and tillage on soil NO3- and N leaching – Analysis with generalized additive models","volume":"396","author":[{"family":"Miranda-Vélez","given":"Jorge Federico"},{"family":"Simpson","given":"Gavin L."},{"family":"Hansen","given":"Elly Møller"},{"family":"Munkholm","given":"Lars J."}],"issued":{"date-parts":[["2026",2,1]]}}}],"schema":"https://github.com/citation-style-language/schema/raw/master/csl-citation.json"} </w:instrText>
+      </w:r>
+      <w:r>
+        <w:fldChar w:fldCharType="separate"/>
+      </w:r>
+      <w:r>
+        <w:t>(Elhakeem et al., 2023; Miranda-Vélez et al., 2026)</w:t>
+      </w:r>
+      <w:r>
+        <w:fldChar w:fldCharType="end"/>
+      </w:r>
+      <w:r>
+        <w:t xml:space="preserve">. The high ecological value of radish cover crops, coupled with this higher biomass </w:t>
+      </w:r>
+      <w:r>
+        <w:t xml:space="preserve">production </w:t>
+      </w:r>
+      <w:r>
+        <w:t xml:space="preserve">and concomitant </w:t>
+      </w:r>
+      <w:r>
+        <w:t>reduction in</w:t>
+      </w:r>
+      <w:r>
+        <w:t xml:space="preserve"> nitrate leaching, suggests radish cover crops provides an effective and valuable displacement to volunteers and weeds (Figure 3) in the fall shoulder season</w:t>
+      </w:r>
+      <w:r>
+        <w:t>. Our results s</w:t>
+      </w:r>
+      <w:r>
+        <w:t>upport</w:t>
+      </w:r>
+      <w:r>
+        <w:t xml:space="preserve"> </w:t>
+      </w:r>
+      <w:r>
+        <w:t xml:space="preserve">other studies that show radish cover crops produce </w:t>
+      </w:r>
+      <w:r>
+        <w:t xml:space="preserve">high biomass that effectively competes with other vegetation </w:t>
+      </w:r>
+      <w:r>
+        <w:fldChar w:fldCharType="begin"/>
+      </w:r>
+      <w:r>
+        <w:instrText xml:space="preserve"> ADDIN ZOTERO_ITEM CSL_CITATION {"citationID":"UIjqETbO","properties":{"formattedCitation":"(Brust et al., 2014; Lawley et al., 2012)","plainCitation":"(Brust et al., 2014; Lawley et al., 2012)","noteIndex":0},"citationItems":[{"id":2431,"uris":["http://zotero.org/users/3599437/items/PTYBI8GF"],"itemData":{"id":2431,"type":"article-journal","abstract":"Cover crops have a wide-ranging influence on the agroecosystem and create multiple benefits for farmers. A major benefit of cover crops is the suppression of weeds during fall and winter, which can help to reduce soil tillage and herbicide use. However, only a small number of cover crop species are currently grown in Germany. To enlarge this number, four new cover crop species including tartary buckwheat, forage radish, red oat and grain amaranth were tested in comparison with common cover crop species such as white mustard, oilseed radish and phacelia. Emergence, soil coverage, dry matter production and weed suppression ability was assessed for all cover crop species. White mustard emerged faster than all other cover crops and produced the highest amount of shoot dry matter at both locations in southwest Germany twelve weeks after planting (WAP). Oilseed radish was the only cover crop that reduced the weed dry matter in all experiments eight WAP. Phacelia was able to reduce weed density by 77% at Meiereihof twelve WAP. Tartary buckwheat offered the highest soil coverage four WAP, produced the greatest shoot dry matter eight WAP and reduced weed dry matter by more than 96% at Meiereihof and Ihinger Hof twelve WAP. Forage radish produced the highest root dry matter and reduced spring weed density by more than 81% in all experiments. Red oat and grain amaranth emerged slowly, produced less biomass than other cover crops and did not suppress weed growth. The results show that tartary buckwheat and forage radish are well suited as new cover crops in Germany due to their fast growth and good weed suppression ability.","container-title":"Crop Protection","DOI":"10.1016/j.cropro.2014.04.022","ISSN":"0261-2194","journalAbbreviation":"Crop Protection","page":"1-8","source":"ScienceDirect","title":"Growth and weed suppression ability of common and new cover crops in Germany","volume":"63","author":[{"family":"Brust","given":"Jochen"},{"family":"Claupein","given":"Wilhelm"},{"family":"Gerhards","given":"Roland"}],"issued":{"date-parts":[["2014",9,1]]}}},{"id":2223,"uris":["http://zotero.org/users/3599437/items/YBXMEIRX"],"itemData":{"id":2223,"type":"article-journal","abstract":"Little is known about the mechanism of winter annual weed suppression by forage radish (Raphanus sativus L. variety longipinnatus) winter cover crops. Previous studies suggest that allelopathy from decomposing residue and competition due to rapid canopy development contribute to weed suppression by other Brassica cover crops. Four contrasting experimental approaches were used to identify the mechanism of weed suppression by forage radish cover crops. Results of a field based cover crop residue-transfer experiment supported the hypothesis that fall cover crop weed competition is the dominant mechanism of weed suppression following forage radish cover crops. A high level of early spring weed suppression was observed where forage radish grew in the fall regardless of whether residues were left in place or removed. In contrast, there was limited weed suppression in bare soil treatments that received additions of forage radish tissues. Bioassays using cover crop amended soil or aqueous extracts of cover crop tissues and amended soil did not reveal any allelopathic activity limiting seed germination or seedling establishment. In a field-based weed seed bioassay, forage radish cover crops did not inhibit emergence of winter-planted weed seeds relative to a no cover crop control. Forage radish amended soils stimulated seedling growth of lettuce (Lactuca sativa L.) in all types of bioassays. The results of the four experiments in this study point to a common conclusion that fall weed competition is the dominant mechanism for early spring weed suppression following forage radish winter cover crops.","container-title":"Agronomy Journal","DOI":"10.2134/agronj2011.0128","ISSN":"1435-0645","issue":"2","language":"en","license":"Copyright © 2012 by the American Society of Agronomy, Inc.","note":"_eprint: https://acsess.onlinelibrary.wiley.com/doi/pdf/10.2134/agronj2011.0128","page":"205-214","source":"Wiley Online Library","title":"The Mechanism for Weed Suppression by a Forage Radish Cover Crop","volume":"104","author":[{"family":"Lawley","given":"Yvonne E."},{"family":"Teasdale","given":"John R."},{"family":"Weil","given":"Ray R."}],"issued":{"date-parts":[["2012"]]}}}],"schema":"https://github.com/citation-style-language/schema/raw/master/csl-citation.json"} </w:instrText>
+      </w:r>
+      <w:r>
+        <w:fldChar w:fldCharType="separate"/>
+      </w:r>
+      <w:r>
+        <w:t>(Brust et al., 2014; Lawley et al., 2012)</w:t>
+      </w:r>
+      <w:r>
+        <w:fldChar w:fldCharType="end"/>
+      </w:r>
+      <w:r>
+        <w:t xml:space="preserve">. While the other </w:t>
+      </w:r>
+      <w:r>
+        <w:t xml:space="preserve">cover crop </w:t>
+      </w:r>
+      <w:r>
+        <w:t xml:space="preserve">treatments supported more diverse fall communities, </w:t>
+      </w:r>
+      <w:r>
+        <w:t xml:space="preserve">those </w:t>
+      </w:r>
+      <w:r>
+        <w:t>communities had lower evenness than the</w:t>
+      </w:r>
+      <w:r>
+        <w:t xml:space="preserve"> radish treatments; the contributions of </w:t>
+      </w:r>
+      <w:r>
+        <w:t>weed</w:t>
+      </w:r>
+      <w:r>
+        <w:rPr>
+          <w:lang w:val="en-US"/>
+        </w:rPr>
+        <w:t xml:space="preserve"> </w:t>
+      </w:r>
+      <w:r>
+        <w:t xml:space="preserve">species to soil cover was small compared to the cash crop volunteers, resulting in small contributions to the potential ecological value of the communities. </w:t>
+      </w:r>
+      <w:r>
+        <w:t>Therefore, i</w:t>
+      </w:r>
+      <w:r>
+        <w:t xml:space="preserve">n our study, </w:t>
+      </w:r>
+      <w:r>
+        <w:t xml:space="preserve">weeds </w:t>
+      </w:r>
+      <w:r>
+        <w:t>contributed very little biomass</w:t>
+      </w:r>
+      <w:r>
+        <w:t>/coverage</w:t>
+      </w:r>
+      <w:r>
+        <w:t xml:space="preserve"> to the fall communities and were therefore not </w:t>
+      </w:r>
+      <w:r>
+        <w:t xml:space="preserve">important to the </w:t>
+      </w:r>
+      <w:r>
+        <w:t xml:space="preserve">ecological or environmental value </w:t>
+      </w:r>
+      <w:r>
+        <w:t>provision</w:t>
+      </w:r>
+      <w:r>
+        <w:t xml:space="preserve">s. </w:t>
+      </w:r>
+    </w:p>
+    <w:p>
+      <w:pPr>
+        <w:spacing w:line="360" w:lineRule="auto"/>
+      </w:pPr>
+      <w:r>
+        <w:t xml:space="preserve">Our research suggests that while policies currently support radish cover crops for reducing fall nitrate leaching, they may also be promoting vegetation that provides value to ecosystems more broadly. However, the methods available for calculating potential </w:t>
+      </w:r>
+      <w:r>
+        <w:t>ecological</w:t>
+      </w:r>
+      <w:r>
+        <w:t xml:space="preserve"> value are generalized and do not reflect local landscape compositions and ecologies, and more robust methods are needed to evaluate this hypothesis. Additionally, the potential for radish cover crops to provide winter bridges for disease and insect pest propagation requires consideration. </w:t>
+      </w:r>
+    </w:p>
+    <w:p>
+      <w:pPr>
+        <w:spacing w:line="360" w:lineRule="auto"/>
         <w:rPr>
           <w:b/>
           <w:bCs/>
         </w:rPr>
-        <w:t>5  CONCLUSIONS</w:t>
-      </w:r>
-    </w:p>
-    <w:p>
-      <w:pPr>
-        <w:spacing w:line="360" w:lineRule="auto"/>
-      </w:pPr>
-    </w:p>
-    <w:p>
-      <w:pPr>
-        <w:spacing w:line="360" w:lineRule="auto"/>
+      </w:pPr>
+      <w:r>
         <w:rPr>
           <w:b/>
           <w:bCs/>
         </w:rPr>
-      </w:pPr>
-      <w:r>
+        <w:t>5  CONCLUSIONS</w:t>
+      </w:r>
+    </w:p>
+    <w:p>
+      <w:pPr>
+        <w:spacing w:line="360" w:lineRule="auto"/>
+      </w:pPr>
+      <w:r>
+        <w:t xml:space="preserve">Through multicriteria analysis, we were able to highlight systems with good performance, while identifying areas for improvement. </w:t>
+      </w:r>
+      <w:r>
+        <w:t xml:space="preserve">Mid-season planted radish performed reliably well across our performance metrics, but post-harvest planting significantly reduced the radish cover crop’s utility. The early planted cover crop mixture performed variably, but on average performed well in an inversion tillage system. </w:t>
+      </w:r>
+      <w:r>
+        <w:rPr>
+          <w:lang w:val="en-US"/>
+        </w:rPr>
+        <w:t xml:space="preserve">While this analysis focused on short-term biophysical impacts and proxies, an analysis that includes more holistic and long-term </w:t>
+      </w:r>
+      <w:r>
+        <w:rPr>
+          <w:lang w:val="en-US"/>
+        </w:rPr>
+        <w:lastRenderedPageBreak/>
+        <w:t xml:space="preserve">outcomes coupled with producer-weighted values for each outcome would offer a more complete picture of system tradeoffs. </w:t>
+      </w:r>
+    </w:p>
+    <w:p>
+      <w:pPr>
+        <w:spacing w:line="360" w:lineRule="auto"/>
+      </w:pPr>
+      <w:r>
+        <w:t xml:space="preserve"> </w:t>
+      </w:r>
+    </w:p>
+    <w:p>
+      <w:pPr>
+        <w:spacing w:line="360" w:lineRule="auto"/>
         <w:rPr>
           <w:b/>
           <w:bCs/>
         </w:rPr>
-        <w:lastRenderedPageBreak/>
-        <w:t>ACKNOWLEDGEMENTS</w:t>
-      </w:r>
-    </w:p>
-    <w:p>
-      <w:pPr>
-        <w:spacing w:line="360" w:lineRule="auto"/>
-      </w:pPr>
-    </w:p>
-    <w:p>
-      <w:pPr>
-        <w:spacing w:line="360" w:lineRule="auto"/>
-      </w:pPr>
-      <w:r>
-        <w:t>The authors acknowledge the contributions of Eugene Driessen</w:t>
-      </w:r>
-      <w:r>
-        <w:t xml:space="preserve"> and</w:t>
-      </w:r>
-      <w:r>
-        <w:t xml:space="preserve"> Karen </w:t>
-      </w:r>
-      <w:r>
-        <w:t>Heinager</w:t>
-      </w:r>
-      <w:r>
-        <w:t xml:space="preserve"> who collected all data presented and whose field and laboratory expertise contributed significantly to this work. </w:t>
-      </w:r>
-    </w:p>
-    <w:p>
-      <w:pPr>
-        <w:spacing w:line="360" w:lineRule="auto"/>
-      </w:pPr>
-    </w:p>
-    <w:p>
-      <w:pPr>
-        <w:spacing w:line="360" w:lineRule="auto"/>
+      </w:pPr>
+      <w:r>
         <w:rPr>
           <w:b/>
           <w:bCs/>
         </w:rPr>
-      </w:pPr>
-      <w:r>
+        <w:t>ACKNOWLEDGEMENTS</w:t>
+      </w:r>
+    </w:p>
+    <w:p>
+      <w:pPr>
+        <w:spacing w:line="360" w:lineRule="auto"/>
+      </w:pPr>
+    </w:p>
+    <w:p>
+      <w:pPr>
+        <w:spacing w:line="360" w:lineRule="auto"/>
+      </w:pPr>
+      <w:r>
+        <w:t>The authors acknowledge the contributions of Eugene Driessen</w:t>
+      </w:r>
+      <w:r>
+        <w:t xml:space="preserve"> and</w:t>
+      </w:r>
+      <w:r>
+        <w:t xml:space="preserve"> Karen </w:t>
+      </w:r>
+      <w:r>
+        <w:t>Heinager</w:t>
+      </w:r>
+      <w:r>
+        <w:t xml:space="preserve"> who collected all data presented and whose field and laboratory expertise contributed significantly to this work. </w:t>
+      </w:r>
+    </w:p>
+    <w:p>
+      <w:pPr>
+        <w:spacing w:line="360" w:lineRule="auto"/>
+      </w:pPr>
+    </w:p>
+    <w:p>
+      <w:pPr>
+        <w:spacing w:line="360" w:lineRule="auto"/>
         <w:rPr>
           <w:b/>
           <w:bCs/>
         </w:rPr>
-        <w:t>CONFLICT OF INTEREST</w:t>
-      </w:r>
-    </w:p>
-    <w:p>
-      <w:pPr>
-        <w:spacing w:line="360" w:lineRule="auto"/>
-      </w:pPr>
-    </w:p>
-    <w:p>
-      <w:pPr>
-        <w:spacing w:line="360" w:lineRule="auto"/>
-      </w:pPr>
-      <w:r>
-        <w:t xml:space="preserve">Please state any conflicts of interest. </w:t>
-      </w:r>
-    </w:p>
-    <w:p>
-      <w:pPr>
-        <w:spacing w:line="360" w:lineRule="auto"/>
-      </w:pPr>
-    </w:p>
-    <w:p>
-      <w:pPr>
-        <w:spacing w:line="360" w:lineRule="auto"/>
-      </w:pPr>
-    </w:p>
-    <w:p>
-      <w:pPr>
-        <w:spacing w:line="360" w:lineRule="auto"/>
+      </w:pPr>
+      <w:r>
         <w:rPr>
           <w:b/>
           <w:bCs/>
         </w:rPr>
-      </w:pPr>
-      <w:r>
+        <w:t>CONFLICT OF INTEREST</w:t>
+      </w:r>
+    </w:p>
+    <w:p>
+      <w:pPr>
+        <w:spacing w:line="360" w:lineRule="auto"/>
+      </w:pPr>
+    </w:p>
+    <w:p>
+      <w:pPr>
+        <w:spacing w:line="360" w:lineRule="auto"/>
+      </w:pPr>
+      <w:r>
+        <w:t xml:space="preserve">Please state any conflicts of interest. </w:t>
+      </w:r>
+    </w:p>
+    <w:p>
+      <w:pPr>
+        <w:spacing w:line="360" w:lineRule="auto"/>
+      </w:pPr>
+    </w:p>
+    <w:p>
+      <w:pPr>
+        <w:spacing w:line="360" w:lineRule="auto"/>
+      </w:pPr>
+    </w:p>
+    <w:p>
+      <w:pPr>
+        <w:spacing w:line="360" w:lineRule="auto"/>
         <w:rPr>
           <w:b/>
           <w:bCs/>
         </w:rPr>
-        <w:t>Supporting Information</w:t>
-      </w:r>
-    </w:p>
-    <w:p>
-      <w:pPr>
-        <w:spacing w:line="360" w:lineRule="auto"/>
+      </w:pPr>
+      <w:r>
         <w:rPr>
           <w:b/>
           <w:bCs/>
         </w:rPr>
-      </w:pPr>
-      <w:r>
+        <w:t>Supporting Information</w:t>
+      </w:r>
+    </w:p>
+    <w:p>
+      <w:pPr>
+        <w:spacing w:line="360" w:lineRule="auto"/>
         <w:rPr>
           <w:b/>
           <w:bCs/>
         </w:rPr>
-        <w:t>REFERENCES</w:t>
-      </w:r>
-    </w:p>
-    <w:p>
-      <w:pPr>
-        <w:pStyle w:val="Bibliography"/>
       </w:pPr>
       <w:r>
         <w:rPr>
           <w:b/>
           <w:bCs/>
         </w:rPr>
-        <w:fldChar w:fldCharType="begin"/>
-      </w:r>
+        <w:t>REFERENCES</w:t>
+      </w:r>
+    </w:p>
+    <w:p>
+      <w:pPr>
+        <w:pStyle w:val="Bibliography"/>
+      </w:pPr>
       <w:r>
         <w:rPr>
           <w:b/>
           <w:bCs/>
         </w:rPr>
-        <w:instrText xml:space="preserve"> ADDIN ZOTERO_BIBL {"uncited":[],"omitted":[],"custom":[]} CSL_BIBLIOGRAPHY </w:instrText>
+        <w:fldChar w:fldCharType="begin"/>
       </w:r>
       <w:r>
         <w:rPr>
           <w:b/>
           <w:bCs/>
         </w:rPr>
+        <w:instrText xml:space="preserve"> ADDIN ZOTERO_BIBL {"uncited":[],"omitted":[],"custom":[]} CSL_BIBLIOGRAPHY </w:instrText>
+      </w:r>
+      <w:r>
+        <w:rPr>
+          <w:b/>
+          <w:bCs/>
+        </w:rPr>
         <w:fldChar w:fldCharType="separate"/>
       </w:r>
       <w:r>
@@ -17209,6 +17056,7 @@
         <w:pStyle w:val="Bibliography"/>
       </w:pPr>
       <w:r>
+        <w:lastRenderedPageBreak/>
         <w:t xml:space="preserve">Balfour, N. J., &amp; Ratnieks, F. L. W. (2022). The disproportionate value of ‘weeds’ to pollinators and biodiversity. </w:t>
       </w:r>
       <w:r>
@@ -17237,15 +17085,183 @@
         <w:pStyle w:val="Bibliography"/>
       </w:pPr>
       <w:r>
+        <w:t xml:space="preserve">Bates, D., Mächler, M., Bolker, B., &amp; Walker, S. (2015). Fitting Linear Mixed-Effects Models Using lme4. </w:t>
+      </w:r>
+      <w:r>
+        <w:rPr>
+          <w:i/>
+          <w:iCs/>
+        </w:rPr>
+        <w:t>Journal of Statistical Software</w:t>
+      </w:r>
+      <w:r>
+        <w:t xml:space="preserve">, </w:t>
+      </w:r>
+      <w:r>
+        <w:rPr>
+          <w:i/>
+          <w:iCs/>
+        </w:rPr>
+        <w:t>67</w:t>
+      </w:r>
+      <w:r>
+        <w:t>(1), 1–48. https://doi.org/10.18637/jss.v067.i01</w:t>
+      </w:r>
+    </w:p>
+    <w:p>
+      <w:pPr>
+        <w:pStyle w:val="Bibliography"/>
+      </w:pPr>
+      <w:r>
+        <w:t xml:space="preserve">Bensch, J., de Mol, F., Gerowitt, B., &amp; Zhang, H. (2025). Integrating Biodiversity Benefits of Weeds into the Economic Threshold Concept. </w:t>
+      </w:r>
+      <w:r>
+        <w:rPr>
+          <w:i/>
+          <w:iCs/>
+        </w:rPr>
+        <w:t>Journal of Crop Health</w:t>
+      </w:r>
+      <w:r>
+        <w:t xml:space="preserve">, </w:t>
+      </w:r>
+      <w:r>
+        <w:rPr>
+          <w:i/>
+          <w:iCs/>
+        </w:rPr>
+        <w:t>77</w:t>
+      </w:r>
+      <w:r>
+        <w:t>(3), 96. https://doi.org/10.1007/s10343-025-01165-1</w:t>
+      </w:r>
+    </w:p>
+    <w:p>
+      <w:pPr>
+        <w:pStyle w:val="Bibliography"/>
+      </w:pPr>
+      <w:r>
+        <w:t xml:space="preserve">Blaix, C., Moonen, A. C., Dostatny, D. F., Izquierdo, J., Le Corff, J., Morrison, J., Von Redwitz, C., Schumacher, M., &amp; Westerman, P. R. (2018). Quantification of regulating ecosystem services provided by weeds in annual cropping systems using a systematic map approach. </w:t>
+      </w:r>
+      <w:r>
+        <w:rPr>
+          <w:i/>
+          <w:iCs/>
+        </w:rPr>
+        <w:t>Weed Research</w:t>
+      </w:r>
+      <w:r>
+        <w:t xml:space="preserve">, </w:t>
+      </w:r>
+      <w:r>
+        <w:rPr>
+          <w:i/>
+          <w:iCs/>
+        </w:rPr>
+        <w:t>58</w:t>
+      </w:r>
+      <w:r>
+        <w:t>(3), 151–164. https://doi.org/10.1111/wre.12303</w:t>
+      </w:r>
+    </w:p>
+    <w:p>
+      <w:pPr>
+        <w:pStyle w:val="Bibliography"/>
+      </w:pPr>
+      <w:r>
+        <w:t xml:space="preserve">Bozdogan, H. (1987). Model Selection and Akaike’s Information Criterion (AIC): The General Theory and its Analytical Extensions. </w:t>
+      </w:r>
+      <w:r>
+        <w:rPr>
+          <w:i/>
+          <w:iCs/>
+        </w:rPr>
+        <w:t>Psychometrika</w:t>
+      </w:r>
+      <w:r>
+        <w:t xml:space="preserve">, </w:t>
+      </w:r>
+      <w:r>
+        <w:rPr>
+          <w:i/>
+          <w:iCs/>
+        </w:rPr>
+        <w:t>52</w:t>
+      </w:r>
+      <w:r>
+        <w:t>(3), 345–370. https://doi.org/10.1007/BF02294361</w:t>
+      </w:r>
+    </w:p>
+    <w:p>
+      <w:pPr>
+        <w:pStyle w:val="Bibliography"/>
+      </w:pPr>
+      <w:r>
+        <w:t xml:space="preserve">Brooks, M. E., Kristensen, K., Benthem, K. J. van, Magnusson, A., Berg, C. W., Nielsen, A., Skaug, H. J., Maechler, M., &amp; Bolker, B. M. (2017). glmmTMB Balances Speed and Flexibility Among Packages for Zero-inflated Generalized Linear Mixed Modeling. </w:t>
+      </w:r>
+      <w:r>
+        <w:rPr>
+          <w:i/>
+          <w:iCs/>
+        </w:rPr>
+        <w:t>The R Journal</w:t>
+      </w:r>
+      <w:r>
+        <w:t xml:space="preserve">, </w:t>
+      </w:r>
+      <w:r>
+        <w:rPr>
+          <w:i/>
+          <w:iCs/>
+        </w:rPr>
+        <w:t>9</w:t>
+      </w:r>
+      <w:r>
+        <w:t>(2), 378–400. https://doi.org/10.32614/RJ-2017-066</w:t>
+      </w:r>
+    </w:p>
+    <w:p>
+      <w:pPr>
+        <w:pStyle w:val="Bibliography"/>
+      </w:pPr>
+      <w:r>
+        <w:t xml:space="preserve">Brust, J., Claupein, W., &amp; Gerhards, R. (2014). Growth and weed suppression ability of common and new cover crops in Germany. </w:t>
+      </w:r>
+      <w:r>
+        <w:rPr>
+          <w:i/>
+          <w:iCs/>
+        </w:rPr>
+        <w:t>Crop Protection</w:t>
+      </w:r>
+      <w:r>
+        <w:t xml:space="preserve">, </w:t>
+      </w:r>
+      <w:r>
+        <w:rPr>
+          <w:i/>
+          <w:iCs/>
+        </w:rPr>
+        <w:t>63</w:t>
+      </w:r>
+      <w:r>
+        <w:t>, 1–8. https://doi.org/10.1016/j.cropro.2014.04.022</w:t>
+      </w:r>
+    </w:p>
+    <w:p>
+      <w:pPr>
+        <w:pStyle w:val="Bibliography"/>
+      </w:pPr>
+      <w:r>
         <w:lastRenderedPageBreak/>
-        <w:t xml:space="preserve">Bates, D., Mächler, M., Bolker, B., &amp; Walker, S. (2015). Fitting Linear Mixed-Effects Models Using lme4. </w:t>
-      </w:r>
-      <w:r>
-        <w:rPr>
-          <w:i/>
-          <w:iCs/>
-        </w:rPr>
-        <w:t>Journal of Statistical Software</w:t>
+        <w:t xml:space="preserve">Büchmann, N. B., Josefsson, H., &amp; Cowe, I. A. (2001). Performance of European Artificial Neural Network (ANN) Calibrations for Moisture and Protein in Cereals Using the Danish Near-Infrared Transmission (NIT) Network. </w:t>
+      </w:r>
+      <w:r>
+        <w:rPr>
+          <w:i/>
+          <w:iCs/>
+        </w:rPr>
+        <w:t>Cereal Chemistry</w:t>
       </w:r>
       <w:r>
         <w:t xml:space="preserve">, </w:t>
@@ -17255,10 +17271,10 @@
           <w:i/>
           <w:iCs/>
         </w:rPr>
-        <w:t>67</w:t>
-      </w:r>
-      <w:r>
-        <w:t>(1), 1–48. https://doi.org/10.18637/jss.v067.i01</w:t>
+        <w:t>78</w:t>
+      </w:r>
+      <w:r>
+        <w:t>(5), 572–577. https://doi.org/10.1094/CCHEM.2001.78.5.572</w:t>
       </w:r>
     </w:p>
     <w:p>
@@ -17266,14 +17282,14 @@
         <w:pStyle w:val="Bibliography"/>
       </w:pPr>
       <w:r>
-        <w:t xml:space="preserve">Bensch, J., de Mol, F., Gerowitt, B., &amp; Zhang, H. (2025). Integrating Biodiversity Benefits of Weeds into the Economic Threshold Concept. </w:t>
-      </w:r>
-      <w:r>
-        <w:rPr>
-          <w:i/>
-          <w:iCs/>
-        </w:rPr>
-        <w:t>Journal of Crop Health</w:t>
+        <w:t xml:space="preserve">Burns, F., Eaton, M. A., Barlow, K. E., Beckmann, B. C., Brereton, T., Brooks, D. R., Brown, P. M. J., Fulaij, N. A., Gent, T., Henderson, I., Noble, D. G., Parsons, M., Powney, G. D., Roy, H. E., Stroh, P., Walker, K., Wilkinson, J. W., Wotton, S. R., &amp; Gregory, R. D. (2016). Agricultural Management and Climatic Change Are the Major Drivers of Biodiversity Change in the UK. </w:t>
+      </w:r>
+      <w:r>
+        <w:rPr>
+          <w:i/>
+          <w:iCs/>
+        </w:rPr>
+        <w:t>PLOS ONE</w:t>
       </w:r>
       <w:r>
         <w:t xml:space="preserve">, </w:t>
@@ -17283,10 +17299,10 @@
           <w:i/>
           <w:iCs/>
         </w:rPr>
-        <w:t>77</w:t>
-      </w:r>
-      <w:r>
-        <w:t>(3), 96. https://doi.org/10.1007/s10343-025-01165-1</w:t>
+        <w:t>11</w:t>
+      </w:r>
+      <w:r>
+        <w:t>(3), e0151595. https://doi.org/10.1371/journal.pone.0151595</w:t>
       </w:r>
     </w:p>
     <w:p>
@@ -17294,7 +17310,311 @@
         <w:pStyle w:val="Bibliography"/>
       </w:pPr>
       <w:r>
-        <w:t xml:space="preserve">Blaix, C., Moonen, A. C., Dostatny, D. F., Izquierdo, J., Le Corff, J., Morrison, J., Von Redwitz, C., Schumacher, M., &amp; Westerman, P. R. (2018). Quantification of regulating ecosystem services provided by weeds in annual cropping systems using a systematic map approach. </w:t>
+        <w:t xml:space="preserve">Ceballos, G., Ehrlich, P. R., &amp; Dirzo, R. (2017). Biological annihilation via the ongoing sixth mass extinction signaled by vertebrate population losses and declines. </w:t>
+      </w:r>
+      <w:r>
+        <w:rPr>
+          <w:i/>
+          <w:iCs/>
+        </w:rPr>
+        <w:t>Proceedings of the National Academy of Sciences</w:t>
+      </w:r>
+      <w:r>
+        <w:t xml:space="preserve">, </w:t>
+      </w:r>
+      <w:r>
+        <w:rPr>
+          <w:i/>
+          <w:iCs/>
+        </w:rPr>
+        <w:t>114</w:t>
+      </w:r>
+      <w:r>
+        <w:t>(30), E6089–E6096. https://doi.org/10.1073/pnas.1704949114</w:t>
+      </w:r>
+    </w:p>
+    <w:p>
+      <w:pPr>
+        <w:pStyle w:val="Bibliography"/>
+      </w:pPr>
+      <w:r>
+        <w:t xml:space="preserve">Cusser, S., Bahlai, C., Swinton, S. M., Robertson, G. P., &amp; Haddad, N. M. (2020). Long-term research avoids spurious and misleading trends in sustainability attributes of no-till. </w:t>
+      </w:r>
+      <w:r>
+        <w:rPr>
+          <w:i/>
+          <w:iCs/>
+        </w:rPr>
+        <w:t>Global Change Biology</w:t>
+      </w:r>
+      <w:r>
+        <w:t xml:space="preserve">, </w:t>
+      </w:r>
+      <w:r>
+        <w:rPr>
+          <w:i/>
+          <w:iCs/>
+        </w:rPr>
+        <w:t>26</w:t>
+      </w:r>
+      <w:r>
+        <w:t>(6), 3715–3725. https://doi.org/10.1111/gcb.15080</w:t>
+      </w:r>
+    </w:p>
+    <w:p>
+      <w:pPr>
+        <w:pStyle w:val="Bibliography"/>
+      </w:pPr>
+      <w:r>
+        <w:t xml:space="preserve">Dalgaard, T., Hansen, B., Hasler, B., Hertel, O., Hutchings, N. J., Jacobsen, B. H., Jensen, L. S., Kronvang, B., Olesen, J. E., Schjørring, J. K., Kristensen, I. S., Graversgaard, M., Termansen, M., &amp; Vejre, H. (2014). Policies for agricultural nitrogen management—Trends, challenges and prospects for improved efficiency in Denmark. </w:t>
+      </w:r>
+      <w:r>
+        <w:rPr>
+          <w:i/>
+          <w:iCs/>
+        </w:rPr>
+        <w:t>Env</w:t>
+      </w:r>
+      <w:r>
+        <w:rPr>
+          <w:i/>
+          <w:iCs/>
+        </w:rPr>
+        <w:lastRenderedPageBreak/>
+        <w:t>ironmental Research Letters</w:t>
+      </w:r>
+      <w:r>
+        <w:t xml:space="preserve">, </w:t>
+      </w:r>
+      <w:r>
+        <w:rPr>
+          <w:i/>
+          <w:iCs/>
+        </w:rPr>
+        <w:t>9</w:t>
+      </w:r>
+      <w:r>
+        <w:t>(11), 115002. https://doi.org/10.1088/1748-9326/9/11/115002</w:t>
+      </w:r>
+    </w:p>
+    <w:p>
+      <w:pPr>
+        <w:pStyle w:val="Bibliography"/>
+      </w:pPr>
+      <w:r>
+        <w:t xml:space="preserve">Dirzo, R., Young, H. S., Galetti, M., Ceballos, G., Isaac, N. J. B., &amp; Collen, B. (2014). Defaunation in the Anthropocene. </w:t>
+      </w:r>
+      <w:r>
+        <w:rPr>
+          <w:i/>
+          <w:iCs/>
+        </w:rPr>
+        <w:t>Science</w:t>
+      </w:r>
+      <w:r>
+        <w:t xml:space="preserve">, </w:t>
+      </w:r>
+      <w:r>
+        <w:rPr>
+          <w:i/>
+          <w:iCs/>
+        </w:rPr>
+        <w:t>345</w:t>
+      </w:r>
+      <w:r>
+        <w:t>(6195), 401–406. https://doi.org/10.1126/science.1251817</w:t>
+      </w:r>
+    </w:p>
+    <w:p>
+      <w:pPr>
+        <w:pStyle w:val="Bibliography"/>
+      </w:pPr>
+      <w:r>
+        <w:t xml:space="preserve">DMI. (2025). </w:t>
+      </w:r>
+      <w:r>
+        <w:rPr>
+          <w:i/>
+          <w:iCs/>
+        </w:rPr>
+        <w:t>Denmark Meteorological Institute Open Data</w:t>
+      </w:r>
+      <w:r>
+        <w:t>. https://www.dmi.dk/friedata/dokumentation/data</w:t>
+      </w:r>
+    </w:p>
+    <w:p>
+      <w:pPr>
+        <w:pStyle w:val="Bibliography"/>
+      </w:pPr>
+      <w:r>
+        <w:t xml:space="preserve">Elhakeem, A., Porre, R. J., Hoffland, E., Van Dam, J. C., Drost, S. M., &amp; De Deyn, G. B. (2023). Radish-based cover crop mixtures mitigate leaching and increase availability of nitrogen to the cash crop. </w:t>
+      </w:r>
+      <w:r>
+        <w:rPr>
+          <w:i/>
+          <w:iCs/>
+        </w:rPr>
+        <w:t>Field Crops Research</w:t>
+      </w:r>
+      <w:r>
+        <w:t xml:space="preserve">, </w:t>
+      </w:r>
+      <w:r>
+        <w:rPr>
+          <w:i/>
+          <w:iCs/>
+        </w:rPr>
+        <w:t>292</w:t>
+      </w:r>
+      <w:r>
+        <w:t>, 108803. https://doi.org/10.1016/j.fcr.2022.108803</w:t>
+      </w:r>
+    </w:p>
+    <w:p>
+      <w:pPr>
+        <w:pStyle w:val="Bibliography"/>
+      </w:pPr>
+      <w:r>
+        <w:t xml:space="preserve">Esposito, M., Westbrook, A. S., Maggio, A., Cirillo, V., &amp; DiTommaso, A. (2023). Neutral weed communities: The intersection between crop productivity, biodiversity, and weed ecosystem services. </w:t>
+      </w:r>
+      <w:r>
+        <w:rPr>
+          <w:i/>
+          <w:iCs/>
+        </w:rPr>
+        <w:t>Weed Science</w:t>
+      </w:r>
+      <w:r>
+        <w:t xml:space="preserve">, </w:t>
+      </w:r>
+      <w:r>
+        <w:rPr>
+          <w:i/>
+          <w:iCs/>
+        </w:rPr>
+        <w:t>71</w:t>
+      </w:r>
+      <w:r>
+        <w:t>(4), 301–311. https://doi.org/10.1017/wsc.2023.27</w:t>
+      </w:r>
+    </w:p>
+    <w:p>
+      <w:pPr>
+        <w:pStyle w:val="Bibliography"/>
+      </w:pPr>
+      <w:r>
+        <w:t xml:space="preserve">Fanfarillo, E., &amp; Kasperski, A. (2021). An index of ecological value for European arable plant communities. </w:t>
+      </w:r>
+      <w:r>
+        <w:rPr>
+          <w:i/>
+          <w:iCs/>
+        </w:rPr>
+        <w:t>Biodiversity and Conservation</w:t>
+      </w:r>
+      <w:r>
+        <w:t xml:space="preserve">, </w:t>
+      </w:r>
+      <w:r>
+        <w:rPr>
+          <w:i/>
+          <w:iCs/>
+        </w:rPr>
+        <w:t>30</w:t>
+      </w:r>
+      <w:r>
+        <w:t>(7), 2145–2164. https://doi.org/10.1007/s10531-021-02191-x</w:t>
+      </w:r>
+    </w:p>
+    <w:p>
+      <w:pPr>
+        <w:pStyle w:val="Bibliography"/>
+      </w:pPr>
+      <w:r>
+        <w:t xml:space="preserve">FAO. (2023). </w:t>
+      </w:r>
+      <w:r>
+        <w:rPr>
+          <w:i/>
+          <w:iCs/>
+        </w:rPr>
+        <w:t>Crop and Livestock Products</w:t>
+      </w:r>
+      <w:r>
+        <w:t xml:space="preserve"> [Dataset]. Food and Agriculture Organization of the United Nations. https://www.fao.org/faostat/en/#data/QCL</w:t>
+      </w:r>
+    </w:p>
+    <w:p>
+      <w:pPr>
+        <w:pStyle w:val="Bibliography"/>
+      </w:pPr>
+      <w:r>
+        <w:t xml:space="preserve">Florence, A. M., &amp; McGuire, A. M. (2020). Do diverse cover crop mixtures perform better than monocultures? A systematic review. </w:t>
+      </w:r>
+      <w:r>
+        <w:rPr>
+          <w:i/>
+          <w:iCs/>
+        </w:rPr>
+        <w:t>Agronomy Journal</w:t>
+      </w:r>
+      <w:r>
+        <w:t xml:space="preserve">, </w:t>
+      </w:r>
+      <w:r>
+        <w:rPr>
+          <w:i/>
+          <w:iCs/>
+        </w:rPr>
+        <w:t>112</w:t>
+      </w:r>
+      <w:r>
+        <w:t>(5), 3513–3534. https://doi.org/10.1002/agj2.20340</w:t>
+      </w:r>
+    </w:p>
+    <w:p>
+      <w:pPr>
+        <w:pStyle w:val="Bibliography"/>
+      </w:pPr>
+      <w:r>
+        <w:t xml:space="preserve">Gaba, S., Cheviron, N., Perrot, T., Piutti, S., Gautier, J.-L., &amp; Bretagnolle, V. (2020). Weeds Enhance Multifunctionality in Arable Lands in South-West of France. </w:t>
+      </w:r>
+      <w:r>
+        <w:rPr>
+          <w:i/>
+          <w:iCs/>
+        </w:rPr>
+        <w:t>Frontiers in Sustai</w:t>
+      </w:r>
+      <w:r>
+        <w:rPr>
+          <w:i/>
+          <w:iCs/>
+        </w:rPr>
+        <w:lastRenderedPageBreak/>
+        <w:t>nable Food Systems</w:t>
+      </w:r>
+      <w:r>
+        <w:t xml:space="preserve">, </w:t>
+      </w:r>
+      <w:r>
+        <w:rPr>
+          <w:i/>
+          <w:iCs/>
+        </w:rPr>
+        <w:t>4</w:t>
+      </w:r>
+      <w:r>
+        <w:t>. https://doi.org/10.3389/fsufs.2020.00071</w:t>
+      </w:r>
+    </w:p>
+    <w:p>
+      <w:pPr>
+        <w:pStyle w:val="Bibliography"/>
+      </w:pPr>
+      <w:r>
+        <w:t xml:space="preserve">Gentili, M., Nichols, V., Jørgensen, J. R., Jørgensen, R. N., &amp; Gislum, R. (in review). Functional Roles of Weeds in Arable Ecosystems: A Review of Methods to Assess Eco-system Services and Disservices. </w:t>
       </w:r>
       <w:r>
         <w:rPr>
@@ -17304,6 +17624,24 @@
         <w:t>Weed Research</w:t>
       </w:r>
       <w:r>
+        <w:t>.</w:t>
+      </w:r>
+    </w:p>
+    <w:p>
+      <w:pPr>
+        <w:pStyle w:val="Bibliography"/>
+      </w:pPr>
+      <w:r>
+        <w:t xml:space="preserve">Gómez-Muñoz, B., Jensen, L. S., Munkholm, L., Olesen, J. E., Møller Hansen, E., &amp; Bruun, S. (2021). Long-term effect of tillage and straw retention in conservation agriculture systems on soil carbon storage. </w:t>
+      </w:r>
+      <w:r>
+        <w:rPr>
+          <w:i/>
+          <w:iCs/>
+        </w:rPr>
+        <w:t>Soil Science Society of America Journal</w:t>
+      </w:r>
+      <w:r>
         <w:t xml:space="preserve">, </w:t>
       </w:r>
       <w:r>
@@ -17311,10 +17649,10 @@
           <w:i/>
           <w:iCs/>
         </w:rPr>
-        <w:t>58</w:t>
-      </w:r>
-      <w:r>
-        <w:t>(3), 151–164. https://doi.org/10.1111/wre.12303</w:t>
+        <w:t>85</w:t>
+      </w:r>
+      <w:r>
+        <w:t>(5), 1465–1478. https://doi.org/10.1002/saj2.20312</w:t>
       </w:r>
     </w:p>
     <w:p>
@@ -17322,14 +17660,14 @@
         <w:pStyle w:val="Bibliography"/>
       </w:pPr>
       <w:r>
-        <w:t xml:space="preserve">Bozdogan, H. (1987). Model Selection and Akaike’s Information Criterion (AIC): The General Theory and its Analytical Extensions. </w:t>
-      </w:r>
-      <w:r>
-        <w:rPr>
-          <w:i/>
-          <w:iCs/>
-        </w:rPr>
-        <w:t>Psychometrika</w:t>
+        <w:t xml:space="preserve">Hansen, E. M., Munkholm, L. J., Olesen, J. E., &amp; Melander, B. (2015). Nitrate Leaching, Yields and Carbon Sequestration after Noninversion Tillage, Catch Crops, and Straw Retention. </w:t>
+      </w:r>
+      <w:r>
+        <w:rPr>
+          <w:i/>
+          <w:iCs/>
+        </w:rPr>
+        <w:t>Journal of Environmental Quality</w:t>
       </w:r>
       <w:r>
         <w:t xml:space="preserve">, </w:t>
@@ -17339,10 +17677,10 @@
           <w:i/>
           <w:iCs/>
         </w:rPr>
-        <w:t>52</w:t>
-      </w:r>
-      <w:r>
-        <w:t>(3), 345–370. https://doi.org/10.1007/BF02294361</w:t>
+        <w:t>44</w:t>
+      </w:r>
+      <w:r>
+        <w:t>(3), 868–881. https://doi.org/10.2134/jeq2014.11.0482</w:t>
       </w:r>
     </w:p>
     <w:p>
@@ -17350,14 +17688,14 @@
         <w:pStyle w:val="Bibliography"/>
       </w:pPr>
       <w:r>
-        <w:t xml:space="preserve">Brooks, M. E., Kristensen, K., Benthem, K. J. van, Magnusson, A., Berg, C. W., Nielsen, A., Skaug, H. J., Maechler, M., &amp; Bolker, B. M. (2017). glmmTMB Balances Speed and Flexibility Among Packages for Zero-inflated Generalized Linear Mixed Modeling. </w:t>
-      </w:r>
-      <w:r>
-        <w:rPr>
-          <w:i/>
-          <w:iCs/>
-        </w:rPr>
-        <w:t>The R Journal</w:t>
+        <w:t xml:space="preserve">Henle, K., Alard, D., Clitherow, J., Cobb, P., Firbank, L., Kull, T., McCracken, D., Moritz, R. F. A., Niemelä, J., Rebane, M., Wascher, D., Watt, A., &amp; Young, J. (2008). Identifying and managing the conflicts between agriculture and biodiversity conservation in Europe–A review. </w:t>
+      </w:r>
+      <w:r>
+        <w:rPr>
+          <w:i/>
+          <w:iCs/>
+        </w:rPr>
+        <w:t>Agriculture, Ecosystems &amp; Environment, Special Section: Problems and Prospects of Grassland Agroecosystems in Western China</w:t>
       </w:r>
       <w:r>
         <w:t xml:space="preserve">, </w:t>
@@ -17367,10 +17705,10 @@
           <w:i/>
           <w:iCs/>
         </w:rPr>
-        <w:t>9</w:t>
-      </w:r>
-      <w:r>
-        <w:t>(2), 378–400. https://doi.org/10.32614/RJ-2017-066</w:t>
+        <w:t>124</w:t>
+      </w:r>
+      <w:r>
+        <w:t>(1), 60–71. https://doi.org/10.1016/j.agee.2007.09.005</w:t>
       </w:r>
     </w:p>
     <w:p>
@@ -17378,14 +17716,32 @@
         <w:pStyle w:val="Bibliography"/>
       </w:pPr>
       <w:r>
-        <w:t xml:space="preserve">Brust, J., Claupein, W., &amp; Gerhards, R. (2014). Growth and weed suppression ability of common and new cover crops in Germany. </w:t>
-      </w:r>
-      <w:r>
-        <w:rPr>
-          <w:i/>
-          <w:iCs/>
-        </w:rPr>
-        <w:t>Crop Protection</w:t>
+        <w:t xml:space="preserve">Hothorn, T., Bretz, F., &amp; Westfall, P. (2002). </w:t>
+      </w:r>
+      <w:r>
+        <w:rPr>
+          <w:i/>
+          <w:iCs/>
+        </w:rPr>
+        <w:t>multcomp: Simultaneous Inference in General Parametric Models</w:t>
+      </w:r>
+      <w:r>
+        <w:t xml:space="preserve"> (p. 1.4-30) [Dataset]. https://doi.org/10.32614/CRAN.package.multcomp</w:t>
+      </w:r>
+    </w:p>
+    <w:p>
+      <w:pPr>
+        <w:pStyle w:val="Bibliography"/>
+      </w:pPr>
+      <w:r>
+        <w:t xml:space="preserve">Jian, J., Du, X., Reiter, M. S., &amp; Stewart, R. D. (2020). A meta-analysis of global cropland soil carbon changes due to cover cropping. </w:t>
+      </w:r>
+      <w:r>
+        <w:rPr>
+          <w:i/>
+          <w:iCs/>
+        </w:rPr>
+        <w:t>Soil Biology and Biochemistry</w:t>
       </w:r>
       <w:r>
         <w:t xml:space="preserve">, </w:t>
@@ -17395,10 +17751,1028 @@
           <w:i/>
           <w:iCs/>
         </w:rPr>
+        <w:t>143</w:t>
+      </w:r>
+      <w:r>
+        <w:t>, 107735. https</w:t>
+      </w:r>
+      <w:r>
+        <w:lastRenderedPageBreak/>
+        <w:t>://doi.org/10.1016/j.soilbio.2020.107735</w:t>
+      </w:r>
+    </w:p>
+    <w:p>
+      <w:pPr>
+        <w:pStyle w:val="Bibliography"/>
+      </w:pPr>
+      <w:r>
+        <w:t xml:space="preserve">Kathage, J., Smit, B., Janssens, B., Haagsma, W., &amp; Adrados, J. L. (2022). How much is policy driving the adoption of cover crops? Evidence from four EU regions. </w:t>
+      </w:r>
+      <w:r>
+        <w:rPr>
+          <w:i/>
+          <w:iCs/>
+        </w:rPr>
+        <w:t>Land Use Policy</w:t>
+      </w:r>
+      <w:r>
+        <w:t xml:space="preserve">, </w:t>
+      </w:r>
+      <w:r>
+        <w:rPr>
+          <w:i/>
+          <w:iCs/>
+        </w:rPr>
+        <w:t>116</w:t>
+      </w:r>
+      <w:r>
+        <w:t>, 106016. https://doi.org/10.1016/j.landusepol.2022.106016</w:t>
+      </w:r>
+    </w:p>
+    <w:p>
+      <w:pPr>
+        <w:pStyle w:val="Bibliography"/>
+      </w:pPr>
+      <w:r>
+        <w:t xml:space="preserve">Kudsk, P., Jørgensen, L. N., &amp; Ørum, J. E. (2018). Pesticide Load—A new Danish pesticide risk indicator with multiple applications. </w:t>
+      </w:r>
+      <w:r>
+        <w:rPr>
+          <w:i/>
+          <w:iCs/>
+        </w:rPr>
+        <w:t>Land Use Policy</w:t>
+      </w:r>
+      <w:r>
+        <w:t xml:space="preserve">, </w:t>
+      </w:r>
+      <w:r>
+        <w:rPr>
+          <w:i/>
+          <w:iCs/>
+        </w:rPr>
+        <w:t>70</w:t>
+      </w:r>
+      <w:r>
+        <w:t>, 384–393. https://doi.org/10.1016/j.landusepol.2017.11.010</w:t>
+      </w:r>
+    </w:p>
+    <w:p>
+      <w:pPr>
+        <w:pStyle w:val="Bibliography"/>
+      </w:pPr>
+      <w:r>
+        <w:t xml:space="preserve">Labeyrie, V., Antona, M., Baudry, J., Bazile, D., Bodin, Ö., Caillon, S., Leclerc, C., Le Page, C., Louafi, S., Mariel, J., Massol, F., &amp; Thomas, M. (2021). Networking agrobiodiversity management to foster biodiversity-based agriculture. A review. </w:t>
+      </w:r>
+      <w:r>
+        <w:rPr>
+          <w:i/>
+          <w:iCs/>
+        </w:rPr>
+        <w:t>Agronomy for Sustainable Development</w:t>
+      </w:r>
+      <w:r>
+        <w:t xml:space="preserve">, </w:t>
+      </w:r>
+      <w:r>
+        <w:rPr>
+          <w:i/>
+          <w:iCs/>
+        </w:rPr>
+        <w:t>41</w:t>
+      </w:r>
+      <w:r>
+        <w:t>(1), 4. https://doi.org/10.1007/s13593-020-00662-z</w:t>
+      </w:r>
+    </w:p>
+    <w:p>
+      <w:pPr>
+        <w:pStyle w:val="Bibliography"/>
+      </w:pPr>
+      <w:r>
+        <w:t xml:space="preserve">Lacroix, C., Vandenberghe, C., Monty, A., &amp; Dumont, B. (2024). Effect of long-term tillage and residue managements on weed flora and its impact on winter wheat development. </w:t>
+      </w:r>
+      <w:r>
+        <w:rPr>
+          <w:i/>
+          <w:iCs/>
+        </w:rPr>
+        <w:t>Agriculture, Ecosystems &amp; Environment</w:t>
+      </w:r>
+      <w:r>
+        <w:t xml:space="preserve">, </w:t>
+      </w:r>
+      <w:r>
+        <w:rPr>
+          <w:i/>
+          <w:iCs/>
+        </w:rPr>
+        <w:t>366</w:t>
+      </w:r>
+      <w:r>
+        <w:t>, 108937. https://doi.org/10.1016/j.agee.2024.108937</w:t>
+      </w:r>
+    </w:p>
+    <w:p>
+      <w:pPr>
+        <w:pStyle w:val="Bibliography"/>
+      </w:pPr>
+      <w:r>
+        <w:t xml:space="preserve">Lawley, Y. E., Teasdale, J. R., &amp; Weil, R. R. (2012). The Mechanism for Weed Suppression by a Forage Radish Cover Crop. </w:t>
+      </w:r>
+      <w:r>
+        <w:rPr>
+          <w:i/>
+          <w:iCs/>
+        </w:rPr>
+        <w:t>Agronomy Journal</w:t>
+      </w:r>
+      <w:r>
+        <w:t xml:space="preserve">, </w:t>
+      </w:r>
+      <w:r>
+        <w:rPr>
+          <w:i/>
+          <w:iCs/>
+        </w:rPr>
+        <w:t>104</w:t>
+      </w:r>
+      <w:r>
+        <w:t>(2), 205–214. https://doi.org/10.2134/agronj2011.0128</w:t>
+      </w:r>
+    </w:p>
+    <w:p>
+      <w:pPr>
+        <w:pStyle w:val="Bibliography"/>
+      </w:pPr>
+      <w:r>
+        <w:t xml:space="preserve">Lenth, R. V. (2024). </w:t>
+      </w:r>
+      <w:r>
+        <w:rPr>
+          <w:i/>
+          <w:iCs/>
+        </w:rPr>
+        <w:t>emmeans: Estimated Marginal Means, aka Least-Squares Means</w:t>
+      </w:r>
+      <w:r>
+        <w:t>. https://CRAN.R-project.org/package=emmeans</w:t>
+      </w:r>
+    </w:p>
+    <w:p>
+      <w:pPr>
+        <w:pStyle w:val="Bibliography"/>
+      </w:pPr>
+      <w:r>
+        <w:t>Leskovšek, R., Eler, K., &amp; Zamljen, S. A. (2025). Weed suppression and maize yield influenced by cover crop mixture diversity and till</w:t>
+      </w:r>
+      <w:r>
+        <w:lastRenderedPageBreak/>
+        <w:t xml:space="preserve">age. </w:t>
+      </w:r>
+      <w:r>
+        <w:rPr>
+          <w:i/>
+          <w:iCs/>
+        </w:rPr>
+        <w:t>Agriculture, Ecosystems &amp; Environment</w:t>
+      </w:r>
+      <w:r>
+        <w:t xml:space="preserve">, </w:t>
+      </w:r>
+      <w:r>
+        <w:rPr>
+          <w:i/>
+          <w:iCs/>
+        </w:rPr>
+        <w:t>383</w:t>
+      </w:r>
+      <w:r>
+        <w:t>, 109530. https://doi.org/10.1016/j.agee.2025.109530</w:t>
+      </w:r>
+    </w:p>
+    <w:p>
+      <w:pPr>
+        <w:pStyle w:val="Bibliography"/>
+      </w:pPr>
+      <w:r>
+        <w:t xml:space="preserve">Lu, X. (2020). A meta-analysis of the effects of crop residue return on crop yields and water use efficiency. </w:t>
+      </w:r>
+      <w:r>
+        <w:rPr>
+          <w:i/>
+          <w:iCs/>
+        </w:rPr>
+        <w:t>PLOS ONE</w:t>
+      </w:r>
+      <w:r>
+        <w:t xml:space="preserve">, </w:t>
+      </w:r>
+      <w:r>
+        <w:rPr>
+          <w:i/>
+          <w:iCs/>
+        </w:rPr>
+        <w:t>15</w:t>
+      </w:r>
+      <w:r>
+        <w:t>(4), e0231740. https://doi.org/10.1371/journal.pone.0231740</w:t>
+      </w:r>
+    </w:p>
+    <w:p>
+      <w:pPr>
+        <w:pStyle w:val="Bibliography"/>
+      </w:pPr>
+      <w:r>
+        <w:t xml:space="preserve">MacLaren, C., Swanepoel, P., Bennett, J., Wright, J., &amp; Dehnen-Schmutz, K. (2019). Cover crop biomass production is more important than diversity for weed suppression. </w:t>
+      </w:r>
+      <w:r>
+        <w:rPr>
+          <w:i/>
+          <w:iCs/>
+        </w:rPr>
+        <w:t>Crop Science</w:t>
+      </w:r>
+      <w:r>
+        <w:t xml:space="preserve">, </w:t>
+      </w:r>
+      <w:r>
+        <w:rPr>
+          <w:i/>
+          <w:iCs/>
+        </w:rPr>
+        <w:t>59</w:t>
+      </w:r>
+      <w:r>
+        <w:t>(2), 733–748.</w:t>
+      </w:r>
+    </w:p>
+    <w:p>
+      <w:pPr>
+        <w:pStyle w:val="Bibliography"/>
+      </w:pPr>
+      <w:r>
+        <w:t xml:space="preserve">Marshall, E. J. P., Brown, V. K., Boatman, N. D., Lutman, P. J. W., Squire, G. R., &amp; Ward, L. K. (2003). The role of weeds in supporting biological diversity within crop fields. </w:t>
+      </w:r>
+      <w:r>
+        <w:rPr>
+          <w:i/>
+          <w:iCs/>
+        </w:rPr>
+        <w:t>Weed Research</w:t>
+      </w:r>
+      <w:r>
+        <w:t xml:space="preserve">, </w:t>
+      </w:r>
+      <w:r>
+        <w:rPr>
+          <w:i/>
+          <w:iCs/>
+        </w:rPr>
+        <w:t>43</w:t>
+      </w:r>
+      <w:r>
+        <w:t>(2), 77–89. https://doi.org/10.1046/j.1365-3180.2003.00326.x</w:t>
+      </w:r>
+    </w:p>
+    <w:p>
+      <w:pPr>
+        <w:pStyle w:val="Bibliography"/>
+      </w:pPr>
+      <w:r>
+        <w:t xml:space="preserve">McKenzie-Gopsill, A., Mills, A., MacDonald, A. N., &amp; Wyand, S. (2022). The importance of species selection in cover crop mixture design. </w:t>
+      </w:r>
+      <w:r>
+        <w:rPr>
+          <w:i/>
+          <w:iCs/>
+        </w:rPr>
+        <w:t>Weed Science</w:t>
+      </w:r>
+      <w:r>
+        <w:t xml:space="preserve">, </w:t>
+      </w:r>
+      <w:r>
+        <w:rPr>
+          <w:i/>
+          <w:iCs/>
+        </w:rPr>
+        <w:t>70</w:t>
+      </w:r>
+      <w:r>
+        <w:t>(4), 436–447. https://doi.org/10.1017/wsc.2022.28</w:t>
+      </w:r>
+    </w:p>
+    <w:p>
+      <w:pPr>
+        <w:pStyle w:val="Bibliography"/>
+      </w:pPr>
+      <w:r>
+        <w:t xml:space="preserve">Melander, B., Nørremark, M., &amp; Kristensen, E. F. (2013). Combining mechanical rhizome removal and cover crops for Elytrigia repens control in organic barley systems. </w:t>
+      </w:r>
+      <w:r>
+        <w:rPr>
+          <w:i/>
+          <w:iCs/>
+        </w:rPr>
+        <w:t>Weed Research</w:t>
+      </w:r>
+      <w:r>
+        <w:t xml:space="preserve">, </w:t>
+      </w:r>
+      <w:r>
+        <w:rPr>
+          <w:i/>
+          <w:iCs/>
+        </w:rPr>
+        <w:t>53</w:t>
+      </w:r>
+      <w:r>
+        <w:t>(6), 461–469. https://doi.org/10.1111/wre.12042</w:t>
+      </w:r>
+    </w:p>
+    <w:p>
+      <w:pPr>
+        <w:pStyle w:val="Bibliography"/>
+      </w:pPr>
+      <w:r>
+        <w:t xml:space="preserve">Miranda-Vélez, J. F., Simpson, G. L., Hansen, E. M., &amp; Munkholm, L. J. (2026). In-season effects of winter cover crops and tillage on soil NO3- and N leaching – Analysis with generalized additive models. </w:t>
+      </w:r>
+      <w:r>
+        <w:rPr>
+          <w:i/>
+          <w:iCs/>
+        </w:rPr>
+        <w:t>Agriculture, Ecosystems &amp; Environment</w:t>
+      </w:r>
+      <w:r>
+        <w:t xml:space="preserve">, </w:t>
+      </w:r>
+      <w:r>
+        <w:rPr>
+          <w:i/>
+          <w:iCs/>
+        </w:rPr>
+        <w:t>396</w:t>
+      </w:r>
+      <w:r>
+        <w:t>, 110011. https://doi.org/10.1016/j.agee.2025.110011</w:t>
+      </w:r>
+    </w:p>
+    <w:p>
+      <w:pPr>
+        <w:pStyle w:val="Bibliography"/>
+      </w:pPr>
+      <w:r>
+        <w:t xml:space="preserve">Monat, J. P. (2009). The benefits of global scaling in multi-criteria decision analysis. </w:t>
+      </w:r>
+      <w:r>
+        <w:rPr>
+          <w:i/>
+          <w:iCs/>
+        </w:rPr>
+        <w:t>Judgment and Decision Making</w:t>
+      </w:r>
+      <w:r>
+        <w:t xml:space="preserve">, </w:t>
+      </w:r>
+      <w:r>
+        <w:rPr>
+          <w:i/>
+          <w:iCs/>
+        </w:rPr>
+        <w:t>4</w:t>
+      </w:r>
+      <w:r>
+        <w:t>(6), 492–508. https://doi.org/10.1017/S1930297500004034</w:t>
+      </w:r>
+    </w:p>
+    <w:p>
+      <w:pPr>
+        <w:pStyle w:val="Bibliography"/>
+      </w:pPr>
+      <w:r>
+        <w:t>Moreau, D., Pointurier, O., Nicolardot, B., Villerd, J., &amp; Colbach, N. (2020). In which cropping systems can residual weeds reduce nitrate l</w:t>
+      </w:r>
+      <w:r>
+        <w:lastRenderedPageBreak/>
+        <w:t xml:space="preserve">eaching and soil erosion? </w:t>
+      </w:r>
+      <w:r>
+        <w:rPr>
+          <w:i/>
+          <w:iCs/>
+        </w:rPr>
+        <w:t>European Journal of Agronomy</w:t>
+      </w:r>
+      <w:r>
+        <w:t xml:space="preserve">, </w:t>
+      </w:r>
+      <w:r>
+        <w:rPr>
+          <w:i/>
+          <w:iCs/>
+        </w:rPr>
+        <w:t>119</w:t>
+      </w:r>
+      <w:r>
+        <w:t>, 126015. https://doi.org/10.1016/j.eja.2020.126015</w:t>
+      </w:r>
+    </w:p>
+    <w:p>
+      <w:pPr>
+        <w:pStyle w:val="Bibliography"/>
+      </w:pPr>
+      <w:r>
+        <w:t xml:space="preserve">Oksanen, J., Simpson, G. L., Blanchet, F. G., Kindt, R., Legendre, P., Minchin, P. R., O’Hara, R. B., Solymos, P., Stevens, M. H. H., Szoecs, E., Wagner, H., Barbour, M., Bedward, M., Bolker, B., Borcard, D., Carvalho, G., Chirico, M., Caceres, M. D., Durand, S., … Weedon, J. (2024). </w:t>
+      </w:r>
+      <w:r>
+        <w:rPr>
+          <w:i/>
+          <w:iCs/>
+        </w:rPr>
+        <w:t>vegan: Community Ecology Package</w:t>
+      </w:r>
+      <w:r>
+        <w:t>. https://CRAN.R-project.org/package=vegan</w:t>
+      </w:r>
+    </w:p>
+    <w:p>
+      <w:pPr>
+        <w:pStyle w:val="Bibliography"/>
+      </w:pPr>
+      <w:r>
+        <w:t xml:space="preserve">Peel, M. C., Finlayson, B. L., &amp; McMahon, T. A. (2007). Updated world map of the Köppen–Geiger climate classification. </w:t>
+      </w:r>
+      <w:r>
+        <w:rPr>
+          <w:i/>
+          <w:iCs/>
+        </w:rPr>
+        <w:t>Hydrology and Earth System Sciences</w:t>
+      </w:r>
+      <w:r>
+        <w:t xml:space="preserve">, </w:t>
+      </w:r>
+      <w:r>
+        <w:rPr>
+          <w:i/>
+          <w:iCs/>
+        </w:rPr>
+        <w:t>11</w:t>
+      </w:r>
+      <w:r>
+        <w:t>(5), 1633–1644. https://doi.org/10.5194/hess-11-1633-2007</w:t>
+      </w:r>
+    </w:p>
+    <w:p>
+      <w:pPr>
+        <w:pStyle w:val="Bibliography"/>
+      </w:pPr>
+      <w:r>
+        <w:t xml:space="preserve">Petit, S., Boursault, A., Guilloux, M., Munier-Jolain, N., &amp; Reboud, X. (2011). Weeds in agricultural landscapes. A review. </w:t>
+      </w:r>
+      <w:r>
+        <w:rPr>
+          <w:i/>
+          <w:iCs/>
+        </w:rPr>
+        <w:t>Agronomy for Sustainable Development</w:t>
+      </w:r>
+      <w:r>
+        <w:t xml:space="preserve">, </w:t>
+      </w:r>
+      <w:r>
+        <w:rPr>
+          <w:i/>
+          <w:iCs/>
+        </w:rPr>
+        <w:t>31</w:t>
+      </w:r>
+      <w:r>
+        <w:t>(2), 309–317. https://doi.org/10.1051/agro/2010020</w:t>
+      </w:r>
+    </w:p>
+    <w:p>
+      <w:pPr>
+        <w:pStyle w:val="Bibliography"/>
+      </w:pPr>
+      <w:r>
+        <w:t xml:space="preserve">Petit, S., Munier-Jolain, N., Bretagnolle, V., Bockstaller, C., Gaba, S., Cordeau, S., Lechenet, M., Mézière, D., &amp; Colbach, N. (2015). Ecological Intensification Through Pesticide Reduction: Weed Control, Weed Biodiversity and Sustainability in Arable Farming. </w:t>
+      </w:r>
+      <w:r>
+        <w:rPr>
+          <w:i/>
+          <w:iCs/>
+        </w:rPr>
+        <w:t>Environmental Management</w:t>
+      </w:r>
+      <w:r>
+        <w:t xml:space="preserve">, </w:t>
+      </w:r>
+      <w:r>
+        <w:rPr>
+          <w:i/>
+          <w:iCs/>
+        </w:rPr>
+        <w:t>56</w:t>
+      </w:r>
+      <w:r>
+        <w:t>(5), 1078–1090. https://doi.org/10.1007/s00267-015-0554-5</w:t>
+      </w:r>
+    </w:p>
+    <w:p>
+      <w:pPr>
+        <w:pStyle w:val="Bibliography"/>
+      </w:pPr>
+      <w:r>
+        <w:t xml:space="preserve">Pielou, E. C. (1966). The measurement of diversity in different types of biological collections. </w:t>
+      </w:r>
+      <w:r>
+        <w:rPr>
+          <w:i/>
+          <w:iCs/>
+        </w:rPr>
+        <w:t>Journal of Theoretical Biology</w:t>
+      </w:r>
+      <w:r>
+        <w:t xml:space="preserve">, </w:t>
+      </w:r>
+      <w:r>
+        <w:rPr>
+          <w:i/>
+          <w:iCs/>
+        </w:rPr>
+        <w:t>13</w:t>
+      </w:r>
+      <w:r>
+        <w:t>(1), 131–144. https://doi.org/10.1016/0022-5193(66)90013-0</w:t>
+      </w:r>
+    </w:p>
+    <w:p>
+      <w:pPr>
+        <w:pStyle w:val="Bibliography"/>
+      </w:pPr>
+      <w:r>
+        <w:t xml:space="preserve">Pittelkow, C. M., Liang, X., Linquist, B. A., van Groenigen, K. J., Lee, J., Lundy, M. E., van Gestel, N., Six, J., Venterea, R. T., &amp; van Kessel, C. (2015). Productivity limits and potentials of the principles of conservation agriculture. </w:t>
+      </w:r>
+      <w:r>
+        <w:rPr>
+          <w:i/>
+          <w:iCs/>
+        </w:rPr>
+        <w:t>Nature</w:t>
+      </w:r>
+      <w:r>
+        <w:t xml:space="preserve">, </w:t>
+      </w:r>
+      <w:r>
+        <w:rPr>
+          <w:i/>
+          <w:iCs/>
+        </w:rPr>
+        <w:t>517</w:t>
+      </w:r>
+      <w:r>
+        <w:t>(7534), 365–368. https://doi.org/10.1038/nature13809</w:t>
+      </w:r>
+    </w:p>
+    <w:p>
+      <w:pPr>
+        <w:pStyle w:val="Bibliography"/>
+      </w:pPr>
+      <w:r>
+        <w:t>Pratt, R.</w:t>
+      </w:r>
+      <w:r>
+        <w:lastRenderedPageBreak/>
+        <w:t xml:space="preserve"> C., Schutte, B. J., Idowu, O. J., Uchanski, M., &amp; Grant, L. (2023). Fall-sown small grain cover crops for weed suppression and soil moisture management in an irrigated organic agroecosystem. </w:t>
+      </w:r>
+      <w:r>
+        <w:rPr>
+          <w:i/>
+          <w:iCs/>
+        </w:rPr>
+        <w:t>Renewable Agriculture and Food Systems</w:t>
+      </w:r>
+      <w:r>
+        <w:t xml:space="preserve">, </w:t>
+      </w:r>
+      <w:r>
+        <w:rPr>
+          <w:i/>
+          <w:iCs/>
+        </w:rPr>
+        <w:t>38</w:t>
+      </w:r>
+      <w:r>
+        <w:t>, e1. https://doi.org/10.1017/S174217052200028X</w:t>
+      </w:r>
+    </w:p>
+    <w:p>
+      <w:pPr>
+        <w:pStyle w:val="Bibliography"/>
+      </w:pPr>
+      <w:r>
+        <w:t xml:space="preserve">R Core Team. (2024). </w:t>
+      </w:r>
+      <w:r>
+        <w:rPr>
+          <w:i/>
+          <w:iCs/>
+        </w:rPr>
+        <w:t>R: A Language and Environment for Statistical Computing</w:t>
+      </w:r>
+      <w:r>
+        <w:t>. R Foundation for Statistical Computing. https://www.R-project.org/</w:t>
+      </w:r>
+    </w:p>
+    <w:p>
+      <w:pPr>
+        <w:pStyle w:val="Bibliography"/>
+      </w:pPr>
+      <w:r>
+        <w:t xml:space="preserve">Rani, L., Thapa, K., Kanojia, N., Sharma, N., Singh, S., Grewal, A. S., Srivastav, A. L., &amp; Kaushal, J. (2021). An extensive review on the consequences of chemical pesticides on human health and environment. </w:t>
+      </w:r>
+      <w:r>
+        <w:rPr>
+          <w:i/>
+          <w:iCs/>
+        </w:rPr>
+        <w:t>Journal of Cleaner Production</w:t>
+      </w:r>
+      <w:r>
+        <w:t xml:space="preserve">, </w:t>
+      </w:r>
+      <w:r>
+        <w:rPr>
+          <w:i/>
+          <w:iCs/>
+        </w:rPr>
+        <w:t>283</w:t>
+      </w:r>
+      <w:r>
+        <w:t>, 124657. https://doi.org/10.1016/j.jclepro.2020.124657</w:t>
+      </w:r>
+    </w:p>
+    <w:p>
+      <w:pPr>
+        <w:pStyle w:val="Bibliography"/>
+      </w:pPr>
+      <w:r>
+        <w:t xml:space="preserve">Ritchie, H., &amp; Roser, M. (2019). Half of the world’s habitable land is used for agriculture. </w:t>
+      </w:r>
+      <w:r>
+        <w:rPr>
+          <w:i/>
+          <w:iCs/>
+        </w:rPr>
+        <w:t>Our World in Data</w:t>
+      </w:r>
+      <w:r>
+        <w:t>.</w:t>
+      </w:r>
+    </w:p>
+    <w:p>
+      <w:pPr>
+        <w:pStyle w:val="Bibliography"/>
+      </w:pPr>
+      <w:r>
+        <w:t xml:space="preserve">Rouge, A., Adeux, G., Busset, H., Hugard, R., Martin, J., Matejicek, A., Moreau, D., Guillemin, J.-P., &amp; Cordeau, S. (2023). Carry-over effects of cover crops on weeds and crop productivity in no-till systems. </w:t>
+      </w:r>
+      <w:r>
+        <w:rPr>
+          <w:i/>
+          <w:iCs/>
+        </w:rPr>
+        <w:t>Field Crops Research</w:t>
+      </w:r>
+      <w:r>
+        <w:t xml:space="preserve">, </w:t>
+      </w:r>
+      <w:r>
+        <w:rPr>
+          <w:i/>
+          <w:iCs/>
+        </w:rPr>
+        <w:t>295</w:t>
+      </w:r>
+      <w:r>
+        <w:t>, 108899. https://doi.org/10.1016/j.fcr.2023.108899</w:t>
+      </w:r>
+    </w:p>
+    <w:p>
+      <w:pPr>
+        <w:pStyle w:val="Bibliography"/>
+      </w:pPr>
+      <w:r>
+        <w:t xml:space="preserve">Salonen, J., Andersson, L., Andreasen, C., &amp; Semb Torresen, K. (2008). </w:t>
+      </w:r>
+      <w:r>
+        <w:rPr>
+          <w:i/>
+          <w:iCs/>
+        </w:rPr>
+        <w:t>Key perennial weeds in arable crops in the Nordic countries</w:t>
+      </w:r>
+      <w:r>
+        <w:t>.</w:t>
+      </w:r>
+    </w:p>
+    <w:p>
+      <w:pPr>
+        <w:pStyle w:val="Bibliography"/>
+      </w:pPr>
+      <w:r>
+        <w:t xml:space="preserve">Schatke, M., Ulber, L., Musavi, T., Wäldchen, J., &amp; von Redwitz, C. (2024). From unwanted to wanted: Blending functional weed traits into weed distribution maps. </w:t>
+      </w:r>
+      <w:r>
+        <w:rPr>
+          <w:i/>
+          <w:iCs/>
+        </w:rPr>
+        <w:t>Weed Research</w:t>
+      </w:r>
+      <w:r>
+        <w:t xml:space="preserve">, </w:t>
+      </w:r>
+      <w:r>
+        <w:rPr>
+          <w:i/>
+          <w:iCs/>
+        </w:rPr>
+        <w:t>64</w:t>
+      </w:r>
+      <w:r>
+        <w:t>(6), 407–417. https://doi.org/10.1111/wre.12664</w:t>
+      </w:r>
+    </w:p>
+    <w:p>
+      <w:pPr>
+        <w:pStyle w:val="Bibliography"/>
+      </w:pPr>
+      <w:r>
+        <w:t xml:space="preserve">Scherner, A., Melander, B., &amp; Kudsk, P. (2016). Vertical distribution and composition of weed seeds within the plough layer after eleven years of contrasting crop rotation and tillage schemes. </w:t>
+      </w:r>
+      <w:r>
+        <w:rPr>
+          <w:i/>
+          <w:iCs/>
+        </w:rPr>
+        <w:t>Soil and Tillage Research</w:t>
+      </w:r>
+      <w:r>
+        <w:t xml:space="preserve">, </w:t>
+      </w:r>
+      <w:r>
+        <w:rPr>
+          <w:i/>
+          <w:iCs/>
+        </w:rPr>
+        <w:t>161</w:t>
+      </w:r>
+      <w:r>
+        <w:t>, 135–142. https://doi.org/10.1</w:t>
+      </w:r>
+      <w:r>
+        <w:lastRenderedPageBreak/>
+        <w:t>016/j.still.2016.04.005</w:t>
+      </w:r>
+    </w:p>
+    <w:p>
+      <w:pPr>
+        <w:pStyle w:val="Bibliography"/>
+      </w:pPr>
+      <w:r>
+        <w:t xml:space="preserve">Sharma, A., Kumar, V., Shahzad, B., Tanveer, M., Sidhu, G. P. S., Handa, N., Kohli, S. K., Yadav, P., Bali, A. S., Parihar, R. D., Dar, O. I., Singh, K., Jasrotia, S., Bakshi, P., Ramakrishnan, M., Kumar, S., Bhardwaj, R., &amp; Thukral, A. K. (2019). Worldwide pesticide usage and its impacts on ecosystem. </w:t>
+      </w:r>
+      <w:r>
+        <w:rPr>
+          <w:i/>
+          <w:iCs/>
+        </w:rPr>
+        <w:t>SN Applied Sciences</w:t>
+      </w:r>
+      <w:r>
+        <w:t xml:space="preserve">, </w:t>
+      </w:r>
+      <w:r>
+        <w:rPr>
+          <w:i/>
+          <w:iCs/>
+        </w:rPr>
+        <w:t>1</w:t>
+      </w:r>
+      <w:r>
+        <w:t>(11), 1446. https://doi.org/10.1007/s42452-019-1485-1</w:t>
+      </w:r>
+    </w:p>
+    <w:p>
+      <w:pPr>
+        <w:pStyle w:val="Bibliography"/>
+      </w:pPr>
+      <w:r>
+        <w:t xml:space="preserve">Shi, S., Yin, W., Niu, F., Yin, X., &amp; Shi, Y. (2026). Sustainable agricultural practices shape the weed seed bank. A meta-analysis. </w:t>
+      </w:r>
+      <w:r>
+        <w:rPr>
+          <w:i/>
+          <w:iCs/>
+        </w:rPr>
+        <w:t>Agronomy for Sustainable Development</w:t>
+      </w:r>
+      <w:r>
+        <w:t xml:space="preserve">, </w:t>
+      </w:r>
+      <w:r>
+        <w:rPr>
+          <w:i/>
+          <w:iCs/>
+        </w:rPr>
+        <w:t>46</w:t>
+      </w:r>
+      <w:r>
+        <w:t>(2), 18. https://doi.org/10.1007/s13593-026-01090-1</w:t>
+      </w:r>
+    </w:p>
+    <w:p>
+      <w:pPr>
+        <w:pStyle w:val="Bibliography"/>
+      </w:pPr>
+      <w:r>
+        <w:t xml:space="preserve">Shrestha, A., Knezevic, S. Z., Roy, R. C., Ball-Coelho, B. R., &amp; Swanton, C. J. (2002). Effect of tillage, cover crop and crop rotation on the composition of weed flora in a sandy soil. </w:t>
+      </w:r>
+      <w:r>
+        <w:rPr>
+          <w:i/>
+          <w:iCs/>
+        </w:rPr>
+        <w:t>Weed Research</w:t>
+      </w:r>
+      <w:r>
+        <w:t xml:space="preserve">, </w:t>
+      </w:r>
+      <w:r>
+        <w:rPr>
+          <w:i/>
+          <w:iCs/>
+        </w:rPr>
+        <w:t>42</w:t>
+      </w:r>
+      <w:r>
+        <w:t>(1), 76–87. https://doi.org/10.1046/j.1365-3180.2002.00264.x</w:t>
+      </w:r>
+    </w:p>
+    <w:p>
+      <w:pPr>
+        <w:pStyle w:val="Bibliography"/>
+      </w:pPr>
+      <w:r>
+        <w:t xml:space="preserve">Silge, J., &amp; Robinson, D. (2016). tidytext: Text Mining and Analysis Using Tidy Data Principles in R. </w:t>
+      </w:r>
+      <w:r>
+        <w:rPr>
+          <w:i/>
+          <w:iCs/>
+        </w:rPr>
+        <w:t>JOSS</w:t>
+      </w:r>
+      <w:r>
+        <w:t xml:space="preserve">, </w:t>
+      </w:r>
+      <w:r>
+        <w:rPr>
+          <w:i/>
+          <w:iCs/>
+        </w:rPr>
+        <w:t>1</w:t>
+      </w:r>
+      <w:r>
+        <w:t>(3). https://doi.org/10.21105/joss.00037</w:t>
+      </w:r>
+    </w:p>
+    <w:p>
+      <w:pPr>
+        <w:pStyle w:val="Bibliography"/>
+      </w:pPr>
+      <w:r>
+        <w:t xml:space="preserve">Smith, P. (2004). How long before a change in soil organic carbon can be detected? </w:t>
+      </w:r>
+      <w:r>
+        <w:rPr>
+          <w:i/>
+          <w:iCs/>
+        </w:rPr>
+        <w:t>Global Change Biology</w:t>
+      </w:r>
+      <w:r>
+        <w:t xml:space="preserve">, </w:t>
+      </w:r>
+      <w:r>
+        <w:rPr>
+          <w:i/>
+          <w:iCs/>
+        </w:rPr>
+        <w:t>10</w:t>
+      </w:r>
+      <w:r>
+        <w:t>(11), 1878–1883. https://doi.org/10.1111/j.1365-2486.2004.00854.x</w:t>
+      </w:r>
+    </w:p>
+    <w:p>
+      <w:pPr>
+        <w:pStyle w:val="Bibliography"/>
+      </w:pPr>
+      <w:r>
+        <w:t xml:space="preserve">Smith, R. G., Warren, N. D., &amp; Cordeau, S. (2020). Are cover crop mixtures better at suppressing weeds than cover crop monocultures? </w:t>
+      </w:r>
+      <w:r>
+        <w:rPr>
+          <w:i/>
+          <w:iCs/>
+        </w:rPr>
+        <w:t>Weed Science</w:t>
+      </w:r>
+      <w:r>
+        <w:t xml:space="preserve">, </w:t>
+      </w:r>
+      <w:r>
+        <w:rPr>
+          <w:i/>
+          <w:iCs/>
+        </w:rPr>
+        <w:t>68</w:t>
+      </w:r>
+      <w:r>
+        <w:t>(2), 186–194. https://doi.org/10.1017/wsc.2020.12</w:t>
+      </w:r>
+    </w:p>
+    <w:p>
+      <w:pPr>
+        <w:pStyle w:val="Bibliography"/>
+      </w:pPr>
+      <w:r>
+        <w:t>Sønderskov, M., Rydahl, P., Bøjer, O. M., Jensen, J. E., &amp; Kudsk, P. (2016). Crop Protection Online—Weeds: A Case Study for Agricultural Decision Support Systems. In J. Papathanasiou, N. Ploskas, &amp; I. Linden (Eds.),</w:t>
+      </w:r>
+      <w:r>
+        <w:lastRenderedPageBreak/>
+        <w:t xml:space="preserve"> </w:t>
+      </w:r>
+      <w:r>
+        <w:rPr>
+          <w:i/>
+          <w:iCs/>
+        </w:rPr>
+        <w:t>Real-World Decision Support Systems: Case Studies</w:t>
+      </w:r>
+      <w:r>
+        <w:t xml:space="preserve"> (pp. 303–320). Springer International Publishing. https://doi.org/10.1007/978-3-319-43916-7_13</w:t>
+      </w:r>
+    </w:p>
+    <w:p>
+      <w:pPr>
+        <w:pStyle w:val="Bibliography"/>
+      </w:pPr>
+      <w:r>
+        <w:t xml:space="preserve">Statistics Denmark. (2025). </w:t>
+      </w:r>
+      <w:r>
+        <w:rPr>
+          <w:i/>
+          <w:iCs/>
+        </w:rPr>
+        <w:t>Cropland</w:t>
+      </w:r>
+      <w:r>
+        <w:t>. https://www.dst.dk/en/Statistik/emner/erhvervsliv/landbrug-gartneri-og-skovbrug/det-dyrkede-areal</w:t>
+      </w:r>
+    </w:p>
+    <w:p>
+      <w:pPr>
+        <w:pStyle w:val="Bibliography"/>
+      </w:pPr>
+      <w:r>
+        <w:t xml:space="preserve">Storkey, J., &amp; Westbury, D. B. (2007). Managing arable weeds for biodiversity. </w:t>
+      </w:r>
+      <w:r>
+        <w:rPr>
+          <w:i/>
+          <w:iCs/>
+        </w:rPr>
+        <w:t>Pest Management Science</w:t>
+      </w:r>
+      <w:r>
+        <w:t xml:space="preserve">, </w:t>
+      </w:r>
+      <w:r>
+        <w:rPr>
+          <w:i/>
+          <w:iCs/>
+        </w:rPr>
         <w:t>63</w:t>
       </w:r>
       <w:r>
-        <w:t>, 1–8. https://doi.org/10.1016/j.cropro.2014.04.022</w:t>
+        <w:t>(6), 517–523. https://doi.org/10.1002/ps.1375</w:t>
       </w:r>
     </w:p>
     <w:p>
@@ -17406,14 +18780,14 @@
         <w:pStyle w:val="Bibliography"/>
       </w:pPr>
       <w:r>
-        <w:t xml:space="preserve">Büchmann, N. B., Josefsson, H., &amp; Cowe, I. A. (2001). Performance of European Artificial Neural Network (ANN) Calibrations for Moisture and Protein in Cereals Using the Danish Near-Infrared Transmission (NIT) Network. </w:t>
-      </w:r>
-      <w:r>
-        <w:rPr>
-          <w:i/>
-          <w:iCs/>
-        </w:rPr>
-        <w:t>Cereal Chemistry</w:t>
+        <w:t xml:space="preserve">Sullivan, C. A. O., Whisson, K., Treble, K., Roper, M. M., Micin, S. F., &amp; Ward, P. R. (2017). Biological nitrification inhibition by weeds: Wild radish, brome grass, wild oats and annual ryegrass decrease nitrification rates in their rhizospheres. </w:t>
+      </w:r>
+      <w:r>
+        <w:rPr>
+          <w:i/>
+          <w:iCs/>
+        </w:rPr>
+        <w:t>Crop and Pasture Science</w:t>
       </w:r>
       <w:r>
         <w:t xml:space="preserve">, </w:t>
@@ -17423,10 +18797,10 @@
           <w:i/>
           <w:iCs/>
         </w:rPr>
-        <w:t>78</w:t>
-      </w:r>
-      <w:r>
-        <w:t>(5), 572–577. https://doi.org/10.1094/CCHEM.2001.78.5.572</w:t>
+        <w:t>68</w:t>
+      </w:r>
+      <w:r>
+        <w:t>(8), 798–804. https://doi.org/10.1071/CP17243</w:t>
       </w:r>
     </w:p>
     <w:p>
@@ -17434,15 +18808,130 @@
         <w:pStyle w:val="Bibliography"/>
       </w:pPr>
       <w:r>
+        <w:t xml:space="preserve">Swanton, C. J., Shrestha, A., Roy, R. C., Ball-Coelho, B. R., &amp; Knezevic, S. Z. (1999). Effect of tillage systems, N, and cover crop on the composition of weed flora. </w:t>
+      </w:r>
+      <w:r>
+        <w:rPr>
+          <w:i/>
+          <w:iCs/>
+        </w:rPr>
+        <w:t>Weed Science</w:t>
+      </w:r>
+      <w:r>
+        <w:t xml:space="preserve">, </w:t>
+      </w:r>
+      <w:r>
+        <w:rPr>
+          <w:i/>
+          <w:iCs/>
+        </w:rPr>
+        <w:t>47</w:t>
+      </w:r>
+      <w:r>
+        <w:t>(4), 454–461. https://doi.org/10.1017/S0043174500092079</w:t>
+      </w:r>
+    </w:p>
+    <w:p>
+      <w:pPr>
+        <w:pStyle w:val="Bibliography"/>
+      </w:pPr>
+      <w:r>
+        <w:t xml:space="preserve">Thomopoulos, S., Munkholm, L. J., Elsgaard, L., &amp; Ravnskov, S. (2025). Tillage and residue management modulate the links between soil physical signatures and arbuscular mycorrhizal fungal biomarkers. </w:t>
+      </w:r>
+      <w:r>
+        <w:rPr>
+          <w:i/>
+          <w:iCs/>
+        </w:rPr>
+        <w:t>Geoderma</w:t>
+      </w:r>
+      <w:r>
+        <w:t xml:space="preserve">, </w:t>
+      </w:r>
+      <w:r>
+        <w:rPr>
+          <w:i/>
+          <w:iCs/>
+        </w:rPr>
+        <w:t>454</w:t>
+      </w:r>
+      <w:r>
+        <w:t>, 117204. https://doi.org/10.1016/j.geoderma.2025.117204</w:t>
+      </w:r>
+    </w:p>
+    <w:p>
+      <w:pPr>
+        <w:pStyle w:val="Bibliography"/>
+      </w:pPr>
+      <w:r>
+        <w:t xml:space="preserve">Upadhaya, S., Arbuckle, J. G., &amp; Schulte, L. A. (2021). Developing farmer typologies to inform conservation outreach in agricultural landscapes. </w:t>
+      </w:r>
+      <w:r>
+        <w:rPr>
+          <w:i/>
+          <w:iCs/>
+        </w:rPr>
+        <w:t>Land Use Policy</w:t>
+      </w:r>
+      <w:r>
+        <w:t xml:space="preserve">, </w:t>
+      </w:r>
+      <w:r>
+        <w:rPr>
+          <w:i/>
+          <w:iCs/>
+        </w:rPr>
+        <w:t>101</w:t>
+      </w:r>
+      <w:r>
+        <w:t>, 105157. https://doi.org/10.1016/j.landusepol.2020.105157</w:t>
+      </w:r>
+    </w:p>
+    <w:p>
+      <w:pPr>
+        <w:pStyle w:val="Bibliography"/>
+      </w:pPr>
+      <w:r>
+        <w:t xml:space="preserve">Wan, N.-F., Fu, L., Dainese, M., Kiær, L. P., Hu, Y.-Q., Xin, F., Goulson, D., Woodcock, B. A., Vanbergen, A. J., Spurgeon, D. J., Shen, S., &amp; Scherber, C. (2025). Pesticides have negative effects on non-target organisms. </w:t>
+      </w:r>
+      <w:r>
+        <w:rPr>
+          <w:i/>
+          <w:iCs/>
+        </w:rPr>
+        <w:t>Nature Communications</w:t>
+      </w:r>
+      <w:r>
+        <w:t xml:space="preserve">, </w:t>
+      </w:r>
+      <w:r>
+        <w:rPr>
+          <w:i/>
+          <w:iCs/>
+        </w:rPr>
+        <w:t>16</w:t>
+      </w:r>
+      <w:r>
+        <w:t>(1), 1360. https://doi.org/10.1038/s41467-025-56732-x</w:t>
+      </w:r>
+    </w:p>
+    <w:p>
+      <w:pPr>
+        <w:pStyle w:val="Bibliography"/>
+      </w:pPr>
+      <w:r>
+        <w:t>Weber, J. F., Kunz, C., Peteinatos, G. G., Zikeli, S., &amp; Gerhards, R. (2017). Weed Control Using Conventional Tillage, Reduced Tillage, No-Tilla</w:t>
+      </w:r>
+      <w:r>
         <w:lastRenderedPageBreak/>
-        <w:t xml:space="preserve">Burns, F., Eaton, M. A., Barlow, K. E., Beckmann, B. C., Brereton, T., Brooks, D. R., Brown, P. M. J., Fulaij, N. A., Gent, T., Henderson, I., Noble, D. G., Parsons, M., Powney, G. D., Roy, H. E., Stroh, P., Walker, K., Wilkinson, J. W., Wotton, S. R., &amp; Gregory, R. D. (2016). Agricultural Management and Climatic Change Are the Major Drivers of Biodiversity Change in the UK. </w:t>
-      </w:r>
-      <w:r>
-        <w:rPr>
-          <w:i/>
-          <w:iCs/>
-        </w:rPr>
-        <w:t>PLOS ONE</w:t>
+        <w:t xml:space="preserve">ge, and Cover Crops in Organic Soybean. </w:t>
+      </w:r>
+      <w:r>
+        <w:rPr>
+          <w:i/>
+          <w:iCs/>
+        </w:rPr>
+        <w:t>Agriculture</w:t>
       </w:r>
       <w:r>
         <w:t xml:space="preserve">, </w:t>
@@ -17452,10 +18941,10 @@
           <w:i/>
           <w:iCs/>
         </w:rPr>
-        <w:t>11</w:t>
-      </w:r>
-      <w:r>
-        <w:t>(3), e0151595. https://doi.org/10.1371/journal.pone.0151595</w:t>
+        <w:t>7</w:t>
+      </w:r>
+      <w:r>
+        <w:t>(5), 43. https://doi.org/10.3390/agriculture7050043</w:t>
       </w:r>
     </w:p>
     <w:p>
@@ -17463,14 +18952,14 @@
         <w:pStyle w:val="Bibliography"/>
       </w:pPr>
       <w:r>
-        <w:t xml:space="preserve">Ceballos, G., Ehrlich, P. R., &amp; Dirzo, R. (2017). Biological annihilation via the ongoing sixth mass extinction signaled by vertebrate population losses and declines. </w:t>
-      </w:r>
-      <w:r>
-        <w:rPr>
-          <w:i/>
-          <w:iCs/>
-        </w:rPr>
-        <w:t>Proceedings of the National Academy of Sciences</w:t>
+        <w:t xml:space="preserve">Wickham, H., Averick, M., Bryan, J., Chang, W., McGowan, L. D., François, R., Grolemund, G., Hayes, A., Henry, L., Hester, J., Kuhn, M., Pedersen, T. L., Miller, E., Bache, S. M., Müller, K., Ooms, J., Robinson, D., Seidel, D. P., Spinu, V., … Yutani, H. (2019). Welcome to the Tidyverse. </w:t>
+      </w:r>
+      <w:r>
+        <w:rPr>
+          <w:i/>
+          <w:iCs/>
+        </w:rPr>
+        <w:t>Journal of Open Source Software</w:t>
       </w:r>
       <w:r>
         <w:t xml:space="preserve">, </w:t>
@@ -17480,49 +18969,28 @@
           <w:i/>
           <w:iCs/>
         </w:rPr>
-        <w:t>114</w:t>
-      </w:r>
-      <w:r>
-        <w:t>(30), E6089–E6096. https://doi.org/10.1073/pnas.1704949114</w:t>
+        <w:t>4</w:t>
+      </w:r>
+      <w:r>
+        <w:t>(43), 1686. https://doi.org/10.21105/joss.01686</w:t>
       </w:r>
     </w:p>
     <w:p>
       <w:pPr>
         <w:pStyle w:val="Bibliography"/>
-        <w:rPr>
-          <w:lang w:val="da-DK"/>
-        </w:rPr>
-      </w:pPr>
-      <w:r>
-        <w:t xml:space="preserve">Cusser, S., Bahlai, C., Swinton, S. M., Robertson, G. P., &amp; Haddad, N. M. (2020). Long-term research avoids spurious and misleading trends in sustainability attributes of no-till. </w:t>
-      </w:r>
-      <w:r>
-        <w:rPr>
-          <w:i/>
-          <w:iCs/>
-          <w:lang w:val="da-DK"/>
-        </w:rPr>
-        <w:t>Global Change Biology</w:t>
-      </w:r>
-      <w:r>
-        <w:rPr>
-          <w:lang w:val="da-DK"/>
-        </w:rPr>
-        <w:t xml:space="preserve">, </w:t>
-      </w:r>
-      <w:r>
-        <w:rPr>
-          <w:i/>
-          <w:iCs/>
-          <w:lang w:val="da-DK"/>
-        </w:rPr>
-        <w:t>26</w:t>
-      </w:r>
-      <w:r>
-        <w:rPr>
-          <w:lang w:val="da-DK"/>
-        </w:rPr>
-        <w:t>(6), 3715–3725. https://doi.org/10.1111/gcb.15080</w:t>
+      </w:pPr>
+      <w:r>
+        <w:t xml:space="preserve">Wickham, H., &amp; Bryan, J. (2023). </w:t>
+      </w:r>
+      <w:r>
+        <w:rPr>
+          <w:i/>
+          <w:iCs/>
+        </w:rPr>
+        <w:t>readxl: Read Excel Files</w:t>
+      </w:r>
+      <w:r>
+        <w:t>. https://CRAN.R-project.org/package=readxl</w:t>
       </w:r>
     </w:p>
     <w:p>
@@ -17530,1737 +18998,6 @@
         <w:pStyle w:val="Bibliography"/>
       </w:pPr>
       <w:r>
-        <w:rPr>
-          <w:lang w:val="da-DK"/>
-        </w:rPr>
-        <w:t xml:space="preserve">Dalgaard, T., Hansen, B., Hasler, B., Hertel, O., Hutchings, N. J., Jacobsen, B. H., Jensen, L. S., Kronvang, B., Olesen, J. E., Schjørring, J. K., Kristensen, I. S., Graversgaard, M., Termansen, M., &amp; Vejre, H. (2014). </w:t>
-      </w:r>
-      <w:r>
-        <w:t xml:space="preserve">Policies for agricultural nitrogen management—Trends, challenges and prospects for improved efficiency in Denmark. </w:t>
-      </w:r>
-      <w:r>
-        <w:rPr>
-          <w:i/>
-          <w:iCs/>
-        </w:rPr>
-        <w:t>Environmental Research Letters</w:t>
-      </w:r>
-      <w:r>
-        <w:t xml:space="preserve">, </w:t>
-      </w:r>
-      <w:r>
-        <w:rPr>
-          <w:i/>
-          <w:iCs/>
-        </w:rPr>
-        <w:t>9</w:t>
-      </w:r>
-      <w:r>
-        <w:t>(11), 115002. https://doi.org/10.1088/1748-9326/9/11/115002</w:t>
-      </w:r>
-    </w:p>
-    <w:p>
-      <w:pPr>
-        <w:pStyle w:val="Bibliography"/>
-      </w:pPr>
-      <w:r>
-        <w:t xml:space="preserve">Dirzo, R., Young, H. S., Galetti, M., Ceballos, G., Isaac, N. J. B., &amp; Collen, B. (2014). Defaunation in the Anthropocene. </w:t>
-      </w:r>
-      <w:r>
-        <w:rPr>
-          <w:i/>
-          <w:iCs/>
-        </w:rPr>
-        <w:t>Science</w:t>
-      </w:r>
-      <w:r>
-        <w:t xml:space="preserve">, </w:t>
-      </w:r>
-      <w:r>
-        <w:rPr>
-          <w:i/>
-          <w:iCs/>
-        </w:rPr>
-        <w:t>345</w:t>
-      </w:r>
-      <w:r>
-        <w:t>(6195), 401–406. https://doi.org/10.1126/science.1251817</w:t>
-      </w:r>
-    </w:p>
-    <w:p>
-      <w:pPr>
-        <w:pStyle w:val="Bibliography"/>
-      </w:pPr>
-      <w:r>
-        <w:t xml:space="preserve">DMI. (2025). </w:t>
-      </w:r>
-      <w:r>
-        <w:rPr>
-          <w:i/>
-          <w:iCs/>
-        </w:rPr>
-        <w:t>Denmark Meteorological Institute Open Data</w:t>
-      </w:r>
-      <w:r>
-        <w:t>. https://www.dmi.dk/friedata/dokumentation/data</w:t>
-      </w:r>
-    </w:p>
-    <w:p>
-      <w:pPr>
-        <w:pStyle w:val="Bibliography"/>
-      </w:pPr>
-      <w:r>
-        <w:rPr>
-          <w:lang w:val="da-DK"/>
-        </w:rPr>
-        <w:t xml:space="preserve">Elhakeem, A., Porre, R. J., Hoffland, E., Van Dam, J. C., Drost, S. M., &amp; De Deyn, G. B. (2023). </w:t>
-      </w:r>
-      <w:r>
-        <w:t xml:space="preserve">Radish-based cover crop mixtures mitigate leaching and increase availability </w:t>
-      </w:r>
-      <w:r>
-        <w:lastRenderedPageBreak/>
-        <w:t xml:space="preserve">of nitrogen to the cash crop. </w:t>
-      </w:r>
-      <w:r>
-        <w:rPr>
-          <w:i/>
-          <w:iCs/>
-        </w:rPr>
-        <w:t>Field Crops Research</w:t>
-      </w:r>
-      <w:r>
-        <w:t xml:space="preserve">, </w:t>
-      </w:r>
-      <w:r>
-        <w:rPr>
-          <w:i/>
-          <w:iCs/>
-        </w:rPr>
-        <w:t>292</w:t>
-      </w:r>
-      <w:r>
-        <w:t>, 108803. https://doi.org/10.1016/j.fcr.2022.108803</w:t>
-      </w:r>
-    </w:p>
-    <w:p>
-      <w:pPr>
-        <w:pStyle w:val="Bibliography"/>
-      </w:pPr>
-      <w:r>
-        <w:t xml:space="preserve">Esposito, M., Westbrook, A. S., Maggio, A., Cirillo, V., &amp; DiTommaso, A. (2023). Neutral weed communities: The intersection between crop productivity, biodiversity, and weed ecosystem services. </w:t>
-      </w:r>
-      <w:r>
-        <w:rPr>
-          <w:i/>
-          <w:iCs/>
-        </w:rPr>
-        <w:t>Weed Science</w:t>
-      </w:r>
-      <w:r>
-        <w:t xml:space="preserve">, </w:t>
-      </w:r>
-      <w:r>
-        <w:rPr>
-          <w:i/>
-          <w:iCs/>
-        </w:rPr>
-        <w:t>71</w:t>
-      </w:r>
-      <w:r>
-        <w:t>(4), 301–311. https://doi.org/10.1017/wsc.2023.27</w:t>
-      </w:r>
-    </w:p>
-    <w:p>
-      <w:pPr>
-        <w:pStyle w:val="Bibliography"/>
-      </w:pPr>
-      <w:r>
-        <w:t xml:space="preserve">Fanfarillo, E., &amp; Kasperski, A. (2021). An index of ecological value for European arable plant communities. </w:t>
-      </w:r>
-      <w:r>
-        <w:rPr>
-          <w:i/>
-          <w:iCs/>
-        </w:rPr>
-        <w:t>Biodiversity and Conservation</w:t>
-      </w:r>
-      <w:r>
-        <w:t xml:space="preserve">, </w:t>
-      </w:r>
-      <w:r>
-        <w:rPr>
-          <w:i/>
-          <w:iCs/>
-        </w:rPr>
-        <w:t>30</w:t>
-      </w:r>
-      <w:r>
-        <w:t>(7), 2145–2164. https://doi.org/10.1007/s10531-021-02191-x</w:t>
-      </w:r>
-    </w:p>
-    <w:p>
-      <w:pPr>
-        <w:pStyle w:val="Bibliography"/>
-      </w:pPr>
-      <w:r>
-        <w:t xml:space="preserve">FAO. (2023). </w:t>
-      </w:r>
-      <w:r>
-        <w:rPr>
-          <w:i/>
-          <w:iCs/>
-        </w:rPr>
-        <w:t>Crop and Livestock Products</w:t>
-      </w:r>
-      <w:r>
-        <w:t xml:space="preserve"> [Dataset]. Food and Agriculture Organization of the United Nations. https://www.fao.org/faostat/en/#data/QCL</w:t>
-      </w:r>
-    </w:p>
-    <w:p>
-      <w:pPr>
-        <w:pStyle w:val="Bibliography"/>
-      </w:pPr>
-      <w:r>
-        <w:t xml:space="preserve">Florence, A. M., &amp; McGuire, A. M. (2020). Do diverse cover crop mixtures perform better than monocultures? A systematic review. </w:t>
-      </w:r>
-      <w:r>
-        <w:rPr>
-          <w:i/>
-          <w:iCs/>
-        </w:rPr>
-        <w:t>Agronomy Journal</w:t>
-      </w:r>
-      <w:r>
-        <w:t xml:space="preserve">, </w:t>
-      </w:r>
-      <w:r>
-        <w:rPr>
-          <w:i/>
-          <w:iCs/>
-        </w:rPr>
-        <w:t>112</w:t>
-      </w:r>
-      <w:r>
-        <w:t>(5), 3513–3534. https://doi.org/10.1002/agj2.20340</w:t>
-      </w:r>
-    </w:p>
-    <w:p>
-      <w:pPr>
-        <w:pStyle w:val="Bibliography"/>
-      </w:pPr>
-      <w:r>
-        <w:t xml:space="preserve">Gaba, S., Cheviron, N., Perrot, T., Piutti, S., Gautier, J.-L., &amp; Bretagnolle, V. (2020). Weeds Enhance Multifunctionality in Arable Lands in South-West of France. </w:t>
-      </w:r>
-      <w:r>
-        <w:rPr>
-          <w:i/>
-          <w:iCs/>
-        </w:rPr>
-        <w:t>Frontiers in Sustainable Food Systems</w:t>
-      </w:r>
-      <w:r>
-        <w:t xml:space="preserve">, </w:t>
-      </w:r>
-      <w:r>
-        <w:rPr>
-          <w:i/>
-          <w:iCs/>
-        </w:rPr>
-        <w:t>4</w:t>
-      </w:r>
-      <w:r>
-        <w:t>. https://doi.org/10.3389/fsufs.2020.00071</w:t>
-      </w:r>
-    </w:p>
-    <w:p>
-      <w:pPr>
-        <w:pStyle w:val="Bibliography"/>
-      </w:pPr>
-      <w:r>
-        <w:t xml:space="preserve">Gentili, M., Nichols, V., Jørgensen, J. R., Jørgensen, R. N., &amp; Gislum, R. (in review). Functional Roles of Weeds in Arable Ecosystems: A Review of Methods to Assess Eco-system Services and Disservices. </w:t>
-      </w:r>
-      <w:r>
-        <w:rPr>
-          <w:i/>
-          <w:iCs/>
-        </w:rPr>
-        <w:t>Weed Research</w:t>
-      </w:r>
-      <w:r>
-        <w:t>.</w:t>
-      </w:r>
-    </w:p>
-    <w:p>
-      <w:pPr>
-        <w:pStyle w:val="Bibliography"/>
-      </w:pPr>
-      <w:r>
-        <w:t xml:space="preserve">Gómez-Muñoz, B., Jensen, L. S., Munkholm, L., Olesen, J. E., Møller Hansen, E., &amp; Bruun, S. (2021). Long-term effect of tillage and straw retention in conservation agriculture systems on soil carbon storage. </w:t>
-      </w:r>
-      <w:r>
-        <w:rPr>
-          <w:i/>
-          <w:iCs/>
-        </w:rPr>
-        <w:t>Soil Science Society of America Journal</w:t>
-      </w:r>
-      <w:r>
-        <w:t xml:space="preserve">, </w:t>
-      </w:r>
-      <w:r>
-        <w:rPr>
-          <w:i/>
-          <w:iCs/>
-        </w:rPr>
-        <w:t>85</w:t>
-      </w:r>
-      <w:r>
-        <w:t>(5), 1465–1478. https://doi.org/10.1002/saj2.20312</w:t>
-      </w:r>
-    </w:p>
-    <w:p>
-      <w:pPr>
-        <w:pStyle w:val="Bibliography"/>
-      </w:pPr>
-      <w:r>
-        <w:rPr>
-          <w:lang w:val="da-DK"/>
-        </w:rPr>
-        <w:lastRenderedPageBreak/>
-        <w:t xml:space="preserve">Hansen, E. M., Munkholm, L. J., Olesen, J. E., &amp; Melander, B. (2015). </w:t>
-      </w:r>
-      <w:r>
-        <w:t xml:space="preserve">Nitrate Leaching, Yields and Carbon Sequestration after Noninversion Tillage, Catch Crops, and Straw Retention. </w:t>
-      </w:r>
-      <w:r>
-        <w:rPr>
-          <w:i/>
-          <w:iCs/>
-        </w:rPr>
-        <w:t>Journal of Environmental Quality</w:t>
-      </w:r>
-      <w:r>
-        <w:t xml:space="preserve">, </w:t>
-      </w:r>
-      <w:r>
-        <w:rPr>
-          <w:i/>
-          <w:iCs/>
-        </w:rPr>
-        <w:t>44</w:t>
-      </w:r>
-      <w:r>
-        <w:t>(3), 868–881. https://doi.org/10.2134/jeq2014.11.0482</w:t>
-      </w:r>
-    </w:p>
-    <w:p>
-      <w:pPr>
-        <w:pStyle w:val="Bibliography"/>
-      </w:pPr>
-      <w:r>
-        <w:t xml:space="preserve">Henle, K., Alard, D., Clitherow, J., Cobb, P., Firbank, L., Kull, T., McCracken, D., Moritz, R. F. A., Niemelä, J., Rebane, M., Wascher, D., Watt, A., &amp; Young, J. (2008). Identifying and managing the conflicts between agriculture and biodiversity conservation in Europe–A review. </w:t>
-      </w:r>
-      <w:r>
-        <w:rPr>
-          <w:i/>
-          <w:iCs/>
-        </w:rPr>
-        <w:t>Agriculture, Ecosystems &amp; Environment, Special Section: Problems and Prospects of Grassland Agroecosystems in Western China</w:t>
-      </w:r>
-      <w:r>
-        <w:t xml:space="preserve">, </w:t>
-      </w:r>
-      <w:r>
-        <w:rPr>
-          <w:i/>
-          <w:iCs/>
-        </w:rPr>
-        <w:t>124</w:t>
-      </w:r>
-      <w:r>
-        <w:t>(1), 60–71. https://doi.org/10.1016/j.agee.2007.09.005</w:t>
-      </w:r>
-    </w:p>
-    <w:p>
-      <w:pPr>
-        <w:pStyle w:val="Bibliography"/>
-      </w:pPr>
-      <w:r>
-        <w:t xml:space="preserve">Hothorn, T., Bretz, F., &amp; Westfall, P. (2002). </w:t>
-      </w:r>
-      <w:r>
-        <w:rPr>
-          <w:i/>
-          <w:iCs/>
-        </w:rPr>
-        <w:t>multcomp: Simultaneous Inference in General Parametric Models</w:t>
-      </w:r>
-      <w:r>
-        <w:t xml:space="preserve"> (p. 1.4-30) [Dataset]. https://doi.org/10.32614/CRAN.package.multcomp</w:t>
-      </w:r>
-    </w:p>
-    <w:p>
-      <w:pPr>
-        <w:pStyle w:val="Bibliography"/>
-      </w:pPr>
-      <w:r>
-        <w:t xml:space="preserve">Jian, J., Du, X., Reiter, M. S., &amp; Stewart, R. D. (2020). A meta-analysis of global cropland soil carbon changes due to cover cropping. </w:t>
-      </w:r>
-      <w:r>
-        <w:rPr>
-          <w:i/>
-          <w:iCs/>
-        </w:rPr>
-        <w:t>Soil Biology and Biochemistry</w:t>
-      </w:r>
-      <w:r>
-        <w:t xml:space="preserve">, </w:t>
-      </w:r>
-      <w:r>
-        <w:rPr>
-          <w:i/>
-          <w:iCs/>
-        </w:rPr>
-        <w:t>143</w:t>
-      </w:r>
-      <w:r>
-        <w:t>, 107735. https://doi.org/10.1016/j.soilbio.2020.107735</w:t>
-      </w:r>
-    </w:p>
-    <w:p>
-      <w:pPr>
-        <w:pStyle w:val="Bibliography"/>
-      </w:pPr>
-      <w:r>
-        <w:t xml:space="preserve">Kathage, J., Smit, B., Janssens, B., Haagsma, W., &amp; Adrados, J. L. (2022). How much is policy driving the adoption of cover crops? Evidence from four EU regions. </w:t>
-      </w:r>
-      <w:r>
-        <w:rPr>
-          <w:i/>
-          <w:iCs/>
-        </w:rPr>
-        <w:t>Land Use Policy</w:t>
-      </w:r>
-      <w:r>
-        <w:t xml:space="preserve">, </w:t>
-      </w:r>
-      <w:r>
-        <w:rPr>
-          <w:i/>
-          <w:iCs/>
-        </w:rPr>
-        <w:t>116</w:t>
-      </w:r>
-      <w:r>
-        <w:t>, 106016. https://doi.org/10.1016/j.landusepol.2022.106016</w:t>
-      </w:r>
-    </w:p>
-    <w:p>
-      <w:pPr>
-        <w:pStyle w:val="Bibliography"/>
-      </w:pPr>
-      <w:r>
-        <w:rPr>
-          <w:lang w:val="da-DK"/>
-        </w:rPr>
-        <w:t xml:space="preserve">Kudsk, P., Jørgensen, L. N., &amp; Ørum, J. E. (2018). </w:t>
-      </w:r>
-      <w:r>
-        <w:t xml:space="preserve">Pesticide Load—A new Danish pesticide risk indicator with multiple applications. </w:t>
-      </w:r>
-      <w:r>
-        <w:rPr>
-          <w:i/>
-          <w:iCs/>
-        </w:rPr>
-        <w:t>Land Use Policy</w:t>
-      </w:r>
-      <w:r>
-        <w:t xml:space="preserve">, </w:t>
-      </w:r>
-      <w:r>
-        <w:rPr>
-          <w:i/>
-          <w:iCs/>
-        </w:rPr>
-        <w:t>70</w:t>
-      </w:r>
-      <w:r>
-        <w:t>, 384–393. https://doi.org/10.1016/j.landusepol.2017.11.010</w:t>
-      </w:r>
-    </w:p>
-    <w:p>
-      <w:pPr>
-        <w:pStyle w:val="Bibliography"/>
-      </w:pPr>
-      <w:r>
-        <w:t xml:space="preserve">Labeyrie, V., Antona, M., Baudry, J., Bazile, D., Bodin, Ö., Caillon, S., Leclerc, C., Le Page, C., Louafi, S., Mariel, J., Massol, F., &amp; Thomas, M. (2021). Networking agrobiodiversity management to foster biodiversity-based agriculture. A review. </w:t>
-      </w:r>
-      <w:r>
-        <w:rPr>
-          <w:i/>
-          <w:iCs/>
-        </w:rPr>
-        <w:lastRenderedPageBreak/>
-        <w:t>Agronomy for Sustainable Development</w:t>
-      </w:r>
-      <w:r>
-        <w:t xml:space="preserve">, </w:t>
-      </w:r>
-      <w:r>
-        <w:rPr>
-          <w:i/>
-          <w:iCs/>
-        </w:rPr>
-        <w:t>41</w:t>
-      </w:r>
-      <w:r>
-        <w:t>(1), 4. https://doi.org/10.1007/s13593-020-00662-z</w:t>
-      </w:r>
-    </w:p>
-    <w:p>
-      <w:pPr>
-        <w:pStyle w:val="Bibliography"/>
-      </w:pPr>
-      <w:r>
-        <w:t xml:space="preserve">Lacroix, C., Vandenberghe, C., Monty, A., &amp; Dumont, B. (2024). Effect of long-term tillage and residue managements on weed flora and its impact on winter wheat development. </w:t>
-      </w:r>
-      <w:r>
-        <w:rPr>
-          <w:i/>
-          <w:iCs/>
-        </w:rPr>
-        <w:t>Agriculture, Ecosystems &amp; Environment</w:t>
-      </w:r>
-      <w:r>
-        <w:t xml:space="preserve">, </w:t>
-      </w:r>
-      <w:r>
-        <w:rPr>
-          <w:i/>
-          <w:iCs/>
-        </w:rPr>
-        <w:t>366</w:t>
-      </w:r>
-      <w:r>
-        <w:t>, 108937. https://doi.org/10.1016/j.agee.2024.108937</w:t>
-      </w:r>
-    </w:p>
-    <w:p>
-      <w:pPr>
-        <w:pStyle w:val="Bibliography"/>
-      </w:pPr>
-      <w:r>
-        <w:t xml:space="preserve">Lawley, Y. E., Teasdale, J. R., &amp; Weil, R. R. (2012). The Mechanism for Weed Suppression by a Forage Radish Cover Crop. </w:t>
-      </w:r>
-      <w:r>
-        <w:rPr>
-          <w:i/>
-          <w:iCs/>
-        </w:rPr>
-        <w:t>Agronomy Journal</w:t>
-      </w:r>
-      <w:r>
-        <w:t xml:space="preserve">, </w:t>
-      </w:r>
-      <w:r>
-        <w:rPr>
-          <w:i/>
-          <w:iCs/>
-        </w:rPr>
-        <w:t>104</w:t>
-      </w:r>
-      <w:r>
-        <w:t>(2), 205–214. https://doi.org/10.2134/agronj2011.0128</w:t>
-      </w:r>
-    </w:p>
-    <w:p>
-      <w:pPr>
-        <w:pStyle w:val="Bibliography"/>
-      </w:pPr>
-      <w:r>
-        <w:t xml:space="preserve">Lenth, R. V. (2024). </w:t>
-      </w:r>
-      <w:r>
-        <w:rPr>
-          <w:i/>
-          <w:iCs/>
-        </w:rPr>
-        <w:t>emmeans: Estimated Marginal Means, aka Least-Squares Means</w:t>
-      </w:r>
-      <w:r>
-        <w:t>. https://CRAN.R-project.org/package=emmeans</w:t>
-      </w:r>
-    </w:p>
-    <w:p>
-      <w:pPr>
-        <w:pStyle w:val="Bibliography"/>
-      </w:pPr>
-      <w:r>
-        <w:rPr>
-          <w:lang w:val="da-DK"/>
-        </w:rPr>
-        <w:t xml:space="preserve">Leskovšek, R., Eler, K., &amp; Zamljen, S. A. (2025). </w:t>
-      </w:r>
-      <w:r>
-        <w:t xml:space="preserve">Weed suppression and maize yield influenced by cover crop mixture diversity and tillage. </w:t>
-      </w:r>
-      <w:r>
-        <w:rPr>
-          <w:i/>
-          <w:iCs/>
-        </w:rPr>
-        <w:t>Agriculture, Ecosystems &amp; Environment</w:t>
-      </w:r>
-      <w:r>
-        <w:t xml:space="preserve">, </w:t>
-      </w:r>
-      <w:r>
-        <w:rPr>
-          <w:i/>
-          <w:iCs/>
-        </w:rPr>
-        <w:t>383</w:t>
-      </w:r>
-      <w:r>
-        <w:t>, 109530. https://doi.org/10.1016/j.agee.2025.109530</w:t>
-      </w:r>
-    </w:p>
-    <w:p>
-      <w:pPr>
-        <w:pStyle w:val="Bibliography"/>
-      </w:pPr>
-      <w:r>
-        <w:t xml:space="preserve">Lewis, K., Rainford, J., Tzilivakis, J., &amp; Garthwaite, D. (2021). Application of the Danish pesticide load indicator to arable agriculture in the United Kingdom. </w:t>
-      </w:r>
-      <w:r>
-        <w:rPr>
-          <w:i/>
-          <w:iCs/>
-        </w:rPr>
-        <w:t>Journal of Environmental Quality</w:t>
-      </w:r>
-      <w:r>
-        <w:t xml:space="preserve">, </w:t>
-      </w:r>
-      <w:r>
-        <w:rPr>
-          <w:i/>
-          <w:iCs/>
-        </w:rPr>
-        <w:t>50</w:t>
-      </w:r>
-      <w:r>
-        <w:t>(5), 1110–1122. https://doi.org/10.1002/jeq2.20262</w:t>
-      </w:r>
-    </w:p>
-    <w:p>
-      <w:pPr>
-        <w:pStyle w:val="Bibliography"/>
-      </w:pPr>
-      <w:r>
-        <w:t xml:space="preserve">Lu, X. (2020). A meta-analysis of the effects of crop residue return on crop yields and water use efficiency. </w:t>
-      </w:r>
-      <w:r>
-        <w:rPr>
-          <w:i/>
-          <w:iCs/>
-        </w:rPr>
-        <w:t>PLOS ONE</w:t>
-      </w:r>
-      <w:r>
-        <w:t xml:space="preserve">, </w:t>
-      </w:r>
-      <w:r>
-        <w:rPr>
-          <w:i/>
-          <w:iCs/>
-        </w:rPr>
-        <w:t>15</w:t>
-      </w:r>
-      <w:r>
-        <w:t>(4), e0231740. https://doi.org/10.1371/journal.pone.0231740</w:t>
-      </w:r>
-    </w:p>
-    <w:p>
-      <w:pPr>
-        <w:pStyle w:val="Bibliography"/>
-      </w:pPr>
-      <w:r>
-        <w:t xml:space="preserve">MacLaren, C., Swanepoel, P., Bennett, J., Wright, J., &amp; Dehnen-Schmutz, K. (2019). Cover crop biomass production is more important than diversity for weed suppression. </w:t>
-      </w:r>
-      <w:r>
-        <w:rPr>
-          <w:i/>
-          <w:iCs/>
-        </w:rPr>
-        <w:t>Crop Science</w:t>
-      </w:r>
-      <w:r>
-        <w:t xml:space="preserve">, </w:t>
-      </w:r>
-      <w:r>
-        <w:rPr>
-          <w:i/>
-          <w:iCs/>
-        </w:rPr>
-        <w:t>59</w:t>
-      </w:r>
-      <w:r>
-        <w:t>(2), 733–748.</w:t>
-      </w:r>
-    </w:p>
-    <w:p>
-      <w:pPr>
-        <w:pStyle w:val="Bibliography"/>
-      </w:pPr>
-      <w:r>
-        <w:lastRenderedPageBreak/>
-        <w:t xml:space="preserve">Marshall, E. J. P., Brown, V. K., Boatman, N. D., Lutman, P. J. W., Squire, G. R., &amp; Ward, L. K. (2003). The role of weeds in supporting biological diversity within crop fields. </w:t>
-      </w:r>
-      <w:r>
-        <w:rPr>
-          <w:i/>
-          <w:iCs/>
-        </w:rPr>
-        <w:t>Weed Research</w:t>
-      </w:r>
-      <w:r>
-        <w:t xml:space="preserve">, </w:t>
-      </w:r>
-      <w:r>
-        <w:rPr>
-          <w:i/>
-          <w:iCs/>
-        </w:rPr>
-        <w:t>43</w:t>
-      </w:r>
-      <w:r>
-        <w:t>(2), 77–89. https://doi.org/10.1046/j.1365-3180.2003.00326.x</w:t>
-      </w:r>
-    </w:p>
-    <w:p>
-      <w:pPr>
-        <w:pStyle w:val="Bibliography"/>
-      </w:pPr>
-      <w:r>
-        <w:t xml:space="preserve">McKenzie-Gopsill, A., Mills, A., MacDonald, A. N., &amp; Wyand, S. (2022). The importance of species selection in cover crop mixture design. </w:t>
-      </w:r>
-      <w:r>
-        <w:rPr>
-          <w:i/>
-          <w:iCs/>
-        </w:rPr>
-        <w:t>Weed Science</w:t>
-      </w:r>
-      <w:r>
-        <w:t xml:space="preserve">, </w:t>
-      </w:r>
-      <w:r>
-        <w:rPr>
-          <w:i/>
-          <w:iCs/>
-        </w:rPr>
-        <w:t>70</w:t>
-      </w:r>
-      <w:r>
-        <w:t>(4), 436–447. https://doi.org/10.1017/wsc.2022.28</w:t>
-      </w:r>
-    </w:p>
-    <w:p>
-      <w:pPr>
-        <w:pStyle w:val="Bibliography"/>
-      </w:pPr>
-      <w:r>
-        <w:t xml:space="preserve">Melander, B., Nørremark, M., &amp; Kristensen, E. F. (2013). Combining mechanical rhizome removal and cover crops for Elytrigia repens control in organic barley systems. </w:t>
-      </w:r>
-      <w:r>
-        <w:rPr>
-          <w:i/>
-          <w:iCs/>
-        </w:rPr>
-        <w:t>Weed Research</w:t>
-      </w:r>
-      <w:r>
-        <w:t xml:space="preserve">, </w:t>
-      </w:r>
-      <w:r>
-        <w:rPr>
-          <w:i/>
-          <w:iCs/>
-        </w:rPr>
-        <w:t>53</w:t>
-      </w:r>
-      <w:r>
-        <w:t>(6), 461–469. https://doi.org/10.1111/wre.12042</w:t>
-      </w:r>
-    </w:p>
-    <w:p>
-      <w:pPr>
-        <w:pStyle w:val="Bibliography"/>
-      </w:pPr>
-      <w:r>
-        <w:t xml:space="preserve">Miranda-Vélez, J. F., Simpson, G. L., Hansen, E. M., &amp; Munkholm, L. J. (2026). In-season effects of winter cover crops and tillage on soil NO3- and N leaching – Analysis with generalized additive models. </w:t>
-      </w:r>
-      <w:r>
-        <w:rPr>
-          <w:i/>
-          <w:iCs/>
-        </w:rPr>
-        <w:t>Agriculture, Ecosystems &amp; Environment</w:t>
-      </w:r>
-      <w:r>
-        <w:t xml:space="preserve">, </w:t>
-      </w:r>
-      <w:r>
-        <w:rPr>
-          <w:i/>
-          <w:iCs/>
-        </w:rPr>
-        <w:t>396</w:t>
-      </w:r>
-      <w:r>
-        <w:t>, 110011. https://doi.org/10.1016/j.agee.2025.110011</w:t>
-      </w:r>
-    </w:p>
-    <w:p>
-      <w:pPr>
-        <w:pStyle w:val="Bibliography"/>
-      </w:pPr>
-      <w:r>
-        <w:t xml:space="preserve">Monat, J. P. (2009). The benefits of global scaling in multi-criteria decision analysis. </w:t>
-      </w:r>
-      <w:r>
-        <w:rPr>
-          <w:i/>
-          <w:iCs/>
-        </w:rPr>
-        <w:t>Judgment and Decision Making</w:t>
-      </w:r>
-      <w:r>
-        <w:t xml:space="preserve">, </w:t>
-      </w:r>
-      <w:r>
-        <w:rPr>
-          <w:i/>
-          <w:iCs/>
-        </w:rPr>
-        <w:t>4</w:t>
-      </w:r>
-      <w:r>
-        <w:t>(6), 492–508. https://doi.org/10.1017/S1930297500004034</w:t>
-      </w:r>
-    </w:p>
-    <w:p>
-      <w:pPr>
-        <w:pStyle w:val="Bibliography"/>
-      </w:pPr>
-      <w:r>
-        <w:t xml:space="preserve">Moreau, D., Pointurier, O., Nicolardot, B., Villerd, J., &amp; Colbach, N. (2020). In which cropping systems can residual weeds reduce nitrate leaching and soil erosion? </w:t>
-      </w:r>
-      <w:r>
-        <w:rPr>
-          <w:i/>
-          <w:iCs/>
-        </w:rPr>
-        <w:t>European Journal of Agronomy</w:t>
-      </w:r>
-      <w:r>
-        <w:t xml:space="preserve">, </w:t>
-      </w:r>
-      <w:r>
-        <w:rPr>
-          <w:i/>
-          <w:iCs/>
-        </w:rPr>
-        <w:t>119</w:t>
-      </w:r>
-      <w:r>
-        <w:t>, 126015. https://doi.org/10.1016/j.eja.2020.126015</w:t>
-      </w:r>
-    </w:p>
-    <w:p>
-      <w:pPr>
-        <w:pStyle w:val="Bibliography"/>
-      </w:pPr>
-      <w:r>
-        <w:t xml:space="preserve">Oksanen, J., Simpson, G. L., Blanchet, F. G., Kindt, R., Legendre, P., Minchin, P. R., O’Hara, R. B., Solymos, P., Stevens, M. H. H., Szoecs, E., Wagner, H., Barbour, M., Bedward, M., Bolker, B., Borcard, D., Carvalho, G., Chirico, M., Caceres, M. D., Durand, S., … Weedon, J. (2024). </w:t>
-      </w:r>
-      <w:r>
-        <w:rPr>
-          <w:i/>
-          <w:iCs/>
-        </w:rPr>
-        <w:t>vegan: Community Ecology Package</w:t>
-      </w:r>
-      <w:r>
-        <w:t>. https://CRAN.R-project.org/package=vegan</w:t>
-      </w:r>
-    </w:p>
-    <w:p>
-      <w:pPr>
-        <w:pStyle w:val="Bibliography"/>
-      </w:pPr>
-      <w:r>
-        <w:lastRenderedPageBreak/>
-        <w:t xml:space="preserve">Peel, M. C., Finlayson, B. L., &amp; McMahon, T. A. (2007). Updated world map of the Köppen–Geiger climate classification. </w:t>
-      </w:r>
-      <w:r>
-        <w:rPr>
-          <w:i/>
-          <w:iCs/>
-        </w:rPr>
-        <w:t>Hydrology and Earth System Sciences</w:t>
-      </w:r>
-      <w:r>
-        <w:t xml:space="preserve">, </w:t>
-      </w:r>
-      <w:r>
-        <w:rPr>
-          <w:i/>
-          <w:iCs/>
-        </w:rPr>
-        <w:t>11</w:t>
-      </w:r>
-      <w:r>
-        <w:t>(5), 1633–1644. https://doi.org/10.5194/hess-11-1633-2007</w:t>
-      </w:r>
-    </w:p>
-    <w:p>
-      <w:pPr>
-        <w:pStyle w:val="Bibliography"/>
-      </w:pPr>
-      <w:r>
-        <w:t xml:space="preserve">Petit, S., Boursault, A., Guilloux, M., Munier-Jolain, N., &amp; Reboud, X. (2011). Weeds in agricultural landscapes. A review. </w:t>
-      </w:r>
-      <w:r>
-        <w:rPr>
-          <w:i/>
-          <w:iCs/>
-        </w:rPr>
-        <w:t>Agronomy for Sustainable Development</w:t>
-      </w:r>
-      <w:r>
-        <w:t xml:space="preserve">, </w:t>
-      </w:r>
-      <w:r>
-        <w:rPr>
-          <w:i/>
-          <w:iCs/>
-        </w:rPr>
-        <w:t>31</w:t>
-      </w:r>
-      <w:r>
-        <w:t>(2), 309–317. https://doi.org/10.1051/agro/2010020</w:t>
-      </w:r>
-    </w:p>
-    <w:p>
-      <w:pPr>
-        <w:pStyle w:val="Bibliography"/>
-      </w:pPr>
-      <w:r>
-        <w:t xml:space="preserve">Petit, S., Munier-Jolain, N., Bretagnolle, V., Bockstaller, C., Gaba, S., Cordeau, S., Lechenet, M., Mézière, D., &amp; Colbach, N. (2015). Ecological Intensification Through Pesticide Reduction: Weed Control, Weed Biodiversity and Sustainability in Arable Farming. </w:t>
-      </w:r>
-      <w:r>
-        <w:rPr>
-          <w:i/>
-          <w:iCs/>
-        </w:rPr>
-        <w:t>Environmental Management</w:t>
-      </w:r>
-      <w:r>
-        <w:t xml:space="preserve">, </w:t>
-      </w:r>
-      <w:r>
-        <w:rPr>
-          <w:i/>
-          <w:iCs/>
-        </w:rPr>
-        <w:t>56</w:t>
-      </w:r>
-      <w:r>
-        <w:t>(5), 1078–1090. https://doi.org/10.1007/s00267-015-0554-5</w:t>
-      </w:r>
-    </w:p>
-    <w:p>
-      <w:pPr>
-        <w:pStyle w:val="Bibliography"/>
-      </w:pPr>
-      <w:r>
-        <w:t xml:space="preserve">Pielou, E. C. (1966). The measurement of diversity in different types of biological collections. </w:t>
-      </w:r>
-      <w:r>
-        <w:rPr>
-          <w:i/>
-          <w:iCs/>
-        </w:rPr>
-        <w:t>Journal of Theoretical Biology</w:t>
-      </w:r>
-      <w:r>
-        <w:t xml:space="preserve">, </w:t>
-      </w:r>
-      <w:r>
-        <w:rPr>
-          <w:i/>
-          <w:iCs/>
-        </w:rPr>
-        <w:t>13</w:t>
-      </w:r>
-      <w:r>
-        <w:t>(1), 131–144. https://doi.org/10.1016/0022-5193(66)90013-0</w:t>
-      </w:r>
-    </w:p>
-    <w:p>
-      <w:pPr>
-        <w:pStyle w:val="Bibliography"/>
-      </w:pPr>
-      <w:r>
-        <w:t xml:space="preserve">Pittelkow, C. M., Liang, X., Linquist, B. A., van Groenigen, K. J., Lee, J., Lundy, M. E., van Gestel, N., Six, J., Venterea, R. T., &amp; van Kessel, C. (2015). Productivity limits and potentials of the principles of conservation agriculture. </w:t>
-      </w:r>
-      <w:r>
-        <w:rPr>
-          <w:i/>
-          <w:iCs/>
-        </w:rPr>
-        <w:t>Nature</w:t>
-      </w:r>
-      <w:r>
-        <w:t xml:space="preserve">, </w:t>
-      </w:r>
-      <w:r>
-        <w:rPr>
-          <w:i/>
-          <w:iCs/>
-        </w:rPr>
-        <w:t>517</w:t>
-      </w:r>
-      <w:r>
-        <w:t>(7534), 365–368. https://doi.org/10.1038/nature13809</w:t>
-      </w:r>
-    </w:p>
-    <w:p>
-      <w:pPr>
-        <w:pStyle w:val="Bibliography"/>
-      </w:pPr>
-      <w:r>
-        <w:t xml:space="preserve">Pratt, R. C., Schutte, B. J., Idowu, O. J., Uchanski, M., &amp; Grant, L. (2023). Fall-sown small grain cover crops for weed suppression and soil moisture management in an irrigated organic agroecosystem. </w:t>
-      </w:r>
-      <w:r>
-        <w:rPr>
-          <w:i/>
-          <w:iCs/>
-        </w:rPr>
-        <w:t>Renewable Agriculture and Food Systems</w:t>
-      </w:r>
-      <w:r>
-        <w:t xml:space="preserve">, </w:t>
-      </w:r>
-      <w:r>
-        <w:rPr>
-          <w:i/>
-          <w:iCs/>
-        </w:rPr>
-        <w:t>38</w:t>
-      </w:r>
-      <w:r>
-        <w:t>, e1. https://doi.org/10.1017/S174217052200028X</w:t>
-      </w:r>
-    </w:p>
-    <w:p>
-      <w:pPr>
-        <w:pStyle w:val="Bibliography"/>
-      </w:pPr>
-      <w:r>
-        <w:t xml:space="preserve">R Core Team. (2024). </w:t>
-      </w:r>
-      <w:r>
-        <w:rPr>
-          <w:i/>
-          <w:iCs/>
-        </w:rPr>
-        <w:t>R: A Language and Environment for Statistical Computing</w:t>
-      </w:r>
-      <w:r>
-        <w:t>. R Foundation for Statistical Computing. https://www.R-project.org/</w:t>
-      </w:r>
-    </w:p>
-    <w:p>
-      <w:pPr>
-        <w:pStyle w:val="Bibliography"/>
-      </w:pPr>
-      <w:r>
-        <w:lastRenderedPageBreak/>
-        <w:t xml:space="preserve">Rani, L., Thapa, K., Kanojia, N., Sharma, N., Singh, S., Grewal, A. S., Srivastav, A. L., &amp; Kaushal, J. (2021). An extensive review on the consequences of chemical pesticides on human health and environment. </w:t>
-      </w:r>
-      <w:r>
-        <w:rPr>
-          <w:i/>
-          <w:iCs/>
-        </w:rPr>
-        <w:t>Journal of Cleaner Production</w:t>
-      </w:r>
-      <w:r>
-        <w:t xml:space="preserve">, </w:t>
-      </w:r>
-      <w:r>
-        <w:rPr>
-          <w:i/>
-          <w:iCs/>
-        </w:rPr>
-        <w:t>283</w:t>
-      </w:r>
-      <w:r>
-        <w:t>, 124657. https://doi.org/10.1016/j.jclepro.2020.124657</w:t>
-      </w:r>
-    </w:p>
-    <w:p>
-      <w:pPr>
-        <w:pStyle w:val="Bibliography"/>
-      </w:pPr>
-      <w:r>
-        <w:t xml:space="preserve">Ritchie, H., &amp; Roser, M. (2019). Half of the world’s habitable land is used for agriculture. </w:t>
-      </w:r>
-      <w:r>
-        <w:rPr>
-          <w:i/>
-          <w:iCs/>
-        </w:rPr>
-        <w:t>Our World in Data</w:t>
-      </w:r>
-      <w:r>
-        <w:t>.</w:t>
-      </w:r>
-    </w:p>
-    <w:p>
-      <w:pPr>
-        <w:pStyle w:val="Bibliography"/>
-      </w:pPr>
-      <w:r>
-        <w:t xml:space="preserve">Rouge, A., Adeux, G., Busset, H., Hugard, R., Martin, J., Matejicek, A., Moreau, D., Guillemin, J.-P., &amp; Cordeau, S. (2023). Carry-over effects of cover crops on weeds and crop productivity in no-till systems. </w:t>
-      </w:r>
-      <w:r>
-        <w:rPr>
-          <w:i/>
-          <w:iCs/>
-        </w:rPr>
-        <w:t>Field Crops Research</w:t>
-      </w:r>
-      <w:r>
-        <w:t xml:space="preserve">, </w:t>
-      </w:r>
-      <w:r>
-        <w:rPr>
-          <w:i/>
-          <w:iCs/>
-        </w:rPr>
-        <w:t>295</w:t>
-      </w:r>
-      <w:r>
-        <w:t>, 108899. https://doi.org/10.1016/j.fcr.2023.108899</w:t>
-      </w:r>
-    </w:p>
-    <w:p>
-      <w:pPr>
-        <w:pStyle w:val="Bibliography"/>
-      </w:pPr>
-      <w:r>
-        <w:t xml:space="preserve">Salonen, J., Andersson, L., Andreasen, C., &amp; Semb Torresen, K. (2008). </w:t>
-      </w:r>
-      <w:r>
-        <w:rPr>
-          <w:i/>
-          <w:iCs/>
-        </w:rPr>
-        <w:t>Key perennial weeds in arable crops in the Nordic countries</w:t>
-      </w:r>
-      <w:r>
-        <w:t>.</w:t>
-      </w:r>
-    </w:p>
-    <w:p>
-      <w:pPr>
-        <w:pStyle w:val="Bibliography"/>
-      </w:pPr>
-      <w:r>
-        <w:t xml:space="preserve">Schatke, M., Ulber, L., Musavi, T., Wäldchen, J., &amp; von Redwitz, C. (2024). From unwanted to wanted: Blending functional weed traits into weed distribution maps. </w:t>
-      </w:r>
-      <w:r>
-        <w:rPr>
-          <w:i/>
-          <w:iCs/>
-        </w:rPr>
-        <w:t>Weed Research</w:t>
-      </w:r>
-      <w:r>
-        <w:t xml:space="preserve">, </w:t>
-      </w:r>
-      <w:r>
-        <w:rPr>
-          <w:i/>
-          <w:iCs/>
-        </w:rPr>
-        <w:t>64</w:t>
-      </w:r>
-      <w:r>
-        <w:t>(6), 407–417. https://doi.org/10.1111/wre.12664</w:t>
-      </w:r>
-    </w:p>
-    <w:p>
-      <w:pPr>
-        <w:pStyle w:val="Bibliography"/>
-      </w:pPr>
-      <w:r>
-        <w:t xml:space="preserve">Scherner, A., Melander, B., &amp; Kudsk, P. (2016). Vertical distribution and composition of weed seeds within the plough layer after eleven years of contrasting crop rotation and tillage schemes. </w:t>
-      </w:r>
-      <w:r>
-        <w:rPr>
-          <w:i/>
-          <w:iCs/>
-        </w:rPr>
-        <w:t>Soil and Tillage Research</w:t>
-      </w:r>
-      <w:r>
-        <w:t xml:space="preserve">, </w:t>
-      </w:r>
-      <w:r>
-        <w:rPr>
-          <w:i/>
-          <w:iCs/>
-        </w:rPr>
-        <w:t>161</w:t>
-      </w:r>
-      <w:r>
-        <w:t>, 135–142. https://doi.org/10.1016/j.still.2016.04.005</w:t>
-      </w:r>
-    </w:p>
-    <w:p>
-      <w:pPr>
-        <w:pStyle w:val="Bibliography"/>
-      </w:pPr>
-      <w:r>
-        <w:t xml:space="preserve">Sharma, A., Kumar, V., Shahzad, B., Tanveer, M., Sidhu, G. P. S., Handa, N., Kohli, S. K., Yadav, P., Bali, A. S., Parihar, R. D., Dar, O. I., Singh, K., Jasrotia, S., Bakshi, P., Ramakrishnan, M., Kumar, S., Bhardwaj, R., &amp; Thukral, A. K. (2019). Worldwide pesticide usage and its impacts on ecosystem. </w:t>
-      </w:r>
-      <w:r>
-        <w:rPr>
-          <w:i/>
-          <w:iCs/>
-        </w:rPr>
-        <w:t>SN Applied Sciences</w:t>
-      </w:r>
-      <w:r>
-        <w:t xml:space="preserve">, </w:t>
-      </w:r>
-      <w:r>
-        <w:rPr>
-          <w:i/>
-          <w:iCs/>
-        </w:rPr>
-        <w:t>1</w:t>
-      </w:r>
-      <w:r>
-        <w:t>(11), 1446. https://doi.org/10.1007/s42452-019-1485-1</w:t>
-      </w:r>
-    </w:p>
-    <w:p>
-      <w:pPr>
-        <w:pStyle w:val="Bibliography"/>
-      </w:pPr>
-      <w:r>
-        <w:lastRenderedPageBreak/>
-        <w:t xml:space="preserve">Shi, S., Yin, W., Niu, F., Yin, X., &amp; Shi, Y. (2026). Sustainable agricultural practices shape the weed seed bank. A meta-analysis. </w:t>
-      </w:r>
-      <w:r>
-        <w:rPr>
-          <w:i/>
-          <w:iCs/>
-        </w:rPr>
-        <w:t>Agronomy for Sustainable Development</w:t>
-      </w:r>
-      <w:r>
-        <w:t xml:space="preserve">, </w:t>
-      </w:r>
-      <w:r>
-        <w:rPr>
-          <w:i/>
-          <w:iCs/>
-        </w:rPr>
-        <w:t>46</w:t>
-      </w:r>
-      <w:r>
-        <w:t>(2), 18. https://doi.org/10.1007/s13593-026-01090-1</w:t>
-      </w:r>
-    </w:p>
-    <w:p>
-      <w:pPr>
-        <w:pStyle w:val="Bibliography"/>
-      </w:pPr>
-      <w:r>
-        <w:t xml:space="preserve">Shrestha, A., Knezevic, S. Z., Roy, R. C., Ball-Coelho, B. R., &amp; Swanton, C. J. (2002). Effect of tillage, cover crop and crop rotation on the composition of weed flora in a sandy soil. </w:t>
-      </w:r>
-      <w:r>
-        <w:rPr>
-          <w:i/>
-          <w:iCs/>
-        </w:rPr>
-        <w:t>Weed Research</w:t>
-      </w:r>
-      <w:r>
-        <w:t xml:space="preserve">, </w:t>
-      </w:r>
-      <w:r>
-        <w:rPr>
-          <w:i/>
-          <w:iCs/>
-        </w:rPr>
-        <w:t>42</w:t>
-      </w:r>
-      <w:r>
-        <w:t>(1), 76–87. https://doi.org/10.1046/j.1365-3180.2002.00264.x</w:t>
-      </w:r>
-    </w:p>
-    <w:p>
-      <w:pPr>
-        <w:pStyle w:val="Bibliography"/>
-      </w:pPr>
-      <w:r>
-        <w:t xml:space="preserve">Silge, J., &amp; Robinson, D. (2016). tidytext: Text Mining and Analysis Using Tidy Data Principles in R. </w:t>
-      </w:r>
-      <w:r>
-        <w:rPr>
-          <w:i/>
-          <w:iCs/>
-        </w:rPr>
-        <w:t>JOSS</w:t>
-      </w:r>
-      <w:r>
-        <w:t xml:space="preserve">, </w:t>
-      </w:r>
-      <w:r>
-        <w:rPr>
-          <w:i/>
-          <w:iCs/>
-        </w:rPr>
-        <w:t>1</w:t>
-      </w:r>
-      <w:r>
-        <w:t>(3). https://doi.org/10.21105/joss.00037</w:t>
-      </w:r>
-    </w:p>
-    <w:p>
-      <w:pPr>
-        <w:pStyle w:val="Bibliography"/>
-      </w:pPr>
-      <w:r>
-        <w:t xml:space="preserve">Smith, P. (2004). How long before a change in soil organic carbon can be detected? </w:t>
-      </w:r>
-      <w:r>
-        <w:rPr>
-          <w:i/>
-          <w:iCs/>
-        </w:rPr>
-        <w:t>Global Change Biology</w:t>
-      </w:r>
-      <w:r>
-        <w:t xml:space="preserve">, </w:t>
-      </w:r>
-      <w:r>
-        <w:rPr>
-          <w:i/>
-          <w:iCs/>
-        </w:rPr>
-        <w:t>10</w:t>
-      </w:r>
-      <w:r>
-        <w:t>(11), 1878–1883. https://doi.org/10.1111/j.1365-2486.2004.00854.x</w:t>
-      </w:r>
-    </w:p>
-    <w:p>
-      <w:pPr>
-        <w:pStyle w:val="Bibliography"/>
-        <w:rPr>
-          <w:lang w:val="da-DK"/>
-        </w:rPr>
-      </w:pPr>
-      <w:r>
-        <w:t xml:space="preserve">Smith, R. G., Warren, N. D., &amp; Cordeau, S. (2020). Are cover crop mixtures better at suppressing weeds than cover crop monocultures? </w:t>
-      </w:r>
-      <w:r>
-        <w:rPr>
-          <w:i/>
-          <w:iCs/>
-          <w:lang w:val="da-DK"/>
-        </w:rPr>
-        <w:t>Weed Science</w:t>
-      </w:r>
-      <w:r>
-        <w:rPr>
-          <w:lang w:val="da-DK"/>
-        </w:rPr>
-        <w:t xml:space="preserve">, </w:t>
-      </w:r>
-      <w:r>
-        <w:rPr>
-          <w:i/>
-          <w:iCs/>
-          <w:lang w:val="da-DK"/>
-        </w:rPr>
-        <w:t>68</w:t>
-      </w:r>
-      <w:r>
-        <w:rPr>
-          <w:lang w:val="da-DK"/>
-        </w:rPr>
-        <w:t>(2), 186–194. https://doi.org/10.1017/wsc.2020.12</w:t>
-      </w:r>
-    </w:p>
-    <w:p>
-      <w:pPr>
-        <w:pStyle w:val="Bibliography"/>
-      </w:pPr>
-      <w:r>
-        <w:rPr>
-          <w:lang w:val="da-DK"/>
-        </w:rPr>
-        <w:t xml:space="preserve">Sønderskov, M., Rydahl, P., Bøjer, O. M., Jensen, J. E., &amp; Kudsk, P. (2016). </w:t>
-      </w:r>
-      <w:r>
-        <w:t xml:space="preserve">Crop Protection Online—Weeds: A Case Study for Agricultural Decision Support Systems. In J. Papathanasiou, N. Ploskas, &amp; I. Linden (Eds.), </w:t>
-      </w:r>
-      <w:r>
-        <w:rPr>
-          <w:i/>
-          <w:iCs/>
-        </w:rPr>
-        <w:t>Real-World Decision Support Systems: Case Studies</w:t>
-      </w:r>
-      <w:r>
-        <w:t xml:space="preserve"> (pp. 303–320). Springer International Publishing. https://doi.org/10.1007/978-3-319-43916-7_13</w:t>
-      </w:r>
-    </w:p>
-    <w:p>
-      <w:pPr>
-        <w:pStyle w:val="Bibliography"/>
-      </w:pPr>
-      <w:r>
-        <w:t xml:space="preserve">Statistics Denmark. (2025). </w:t>
-      </w:r>
-      <w:r>
-        <w:rPr>
-          <w:i/>
-          <w:iCs/>
-        </w:rPr>
-        <w:t>Cropland</w:t>
-      </w:r>
-      <w:r>
-        <w:t>. https://www.dst.dk/en/Statistik/emner/erhvervsliv/landbrug-gartneri-og-skovbrug/det-dyrkede-areal</w:t>
-      </w:r>
-    </w:p>
-    <w:p>
-      <w:pPr>
-        <w:pStyle w:val="Bibliography"/>
-      </w:pPr>
-      <w:r>
-        <w:t xml:space="preserve">Storkey, J., &amp; Westbury, D. B. (2007). Managing arable weeds for biodiversity. </w:t>
-      </w:r>
-      <w:r>
-        <w:rPr>
-          <w:i/>
-          <w:iCs/>
-        </w:rPr>
-        <w:t>Pest Management Science</w:t>
-      </w:r>
-      <w:r>
-        <w:t xml:space="preserve">, </w:t>
-      </w:r>
-      <w:r>
-        <w:rPr>
-          <w:i/>
-          <w:iCs/>
-        </w:rPr>
-        <w:t>63</w:t>
-      </w:r>
-      <w:r>
-        <w:t>(6), 517–523. https://doi.org/10.1002/ps.1375</w:t>
-      </w:r>
-    </w:p>
-    <w:p>
-      <w:pPr>
-        <w:pStyle w:val="Bibliography"/>
-      </w:pPr>
-      <w:r>
-        <w:lastRenderedPageBreak/>
-        <w:t xml:space="preserve">Sullivan, C. A. O., Whisson, K., Treble, K., Roper, M. M., Micin, S. F., &amp; Ward, P. R. (2017). Biological nitrification inhibition by weeds: Wild radish, brome grass, wild oats and annual ryegrass decrease nitrification rates in their rhizospheres. </w:t>
-      </w:r>
-      <w:r>
-        <w:rPr>
-          <w:i/>
-          <w:iCs/>
-        </w:rPr>
-        <w:t>Crop and Pasture Science</w:t>
-      </w:r>
-      <w:r>
-        <w:t xml:space="preserve">, </w:t>
-      </w:r>
-      <w:r>
-        <w:rPr>
-          <w:i/>
-          <w:iCs/>
-        </w:rPr>
-        <w:t>68</w:t>
-      </w:r>
-      <w:r>
-        <w:t>(8), 798–804. https://doi.org/10.1071/CP17243</w:t>
-      </w:r>
-    </w:p>
-    <w:p>
-      <w:pPr>
-        <w:pStyle w:val="Bibliography"/>
-      </w:pPr>
-      <w:r>
-        <w:t xml:space="preserve">Swanton, C. J., Shrestha, A., Roy, R. C., Ball-Coelho, B. R., &amp; Knezevic, S. Z. (1999). Effect of tillage systems, N, and cover crop on the composition of weed flora. </w:t>
-      </w:r>
-      <w:r>
-        <w:rPr>
-          <w:i/>
-          <w:iCs/>
-        </w:rPr>
-        <w:t>Weed Science</w:t>
-      </w:r>
-      <w:r>
-        <w:t xml:space="preserve">, </w:t>
-      </w:r>
-      <w:r>
-        <w:rPr>
-          <w:i/>
-          <w:iCs/>
-        </w:rPr>
-        <w:t>47</w:t>
-      </w:r>
-      <w:r>
-        <w:t>(4), 454–461. https://doi.org/10.1017/S0043174500092079</w:t>
-      </w:r>
-    </w:p>
-    <w:p>
-      <w:pPr>
-        <w:pStyle w:val="Bibliography"/>
-      </w:pPr>
-      <w:r>
-        <w:t xml:space="preserve">Thomopoulos, S., Munkholm, L. J., Elsgaard, L., &amp; Ravnskov, S. (2025). Tillage and residue management modulate the links between soil physical signatures and arbuscular mycorrhizal fungal biomarkers. </w:t>
-      </w:r>
-      <w:r>
-        <w:rPr>
-          <w:i/>
-          <w:iCs/>
-        </w:rPr>
-        <w:t>Geoderma</w:t>
-      </w:r>
-      <w:r>
-        <w:t xml:space="preserve">, </w:t>
-      </w:r>
-      <w:r>
-        <w:rPr>
-          <w:i/>
-          <w:iCs/>
-        </w:rPr>
-        <w:t>454</w:t>
-      </w:r>
-      <w:r>
-        <w:t>, 117204. https://doi.org/10.1016/j.geoderma.2025.117204</w:t>
-      </w:r>
-    </w:p>
-    <w:p>
-      <w:pPr>
-        <w:pStyle w:val="Bibliography"/>
-      </w:pPr>
-      <w:r>
-        <w:t xml:space="preserve">Upadhaya, S., Arbuckle, J. G., &amp; Schulte, L. A. (2021). Developing farmer typologies to inform conservation outreach in agricultural landscapes. </w:t>
-      </w:r>
-      <w:r>
-        <w:rPr>
-          <w:i/>
-          <w:iCs/>
-        </w:rPr>
-        <w:t>Land Use Policy</w:t>
-      </w:r>
-      <w:r>
-        <w:t xml:space="preserve">, </w:t>
-      </w:r>
-      <w:r>
-        <w:rPr>
-          <w:i/>
-          <w:iCs/>
-        </w:rPr>
-        <w:t>101</w:t>
-      </w:r>
-      <w:r>
-        <w:t>, 105157. https://doi.org/10.1016/j.landusepol.2020.105157</w:t>
-      </w:r>
-    </w:p>
-    <w:p>
-      <w:pPr>
-        <w:pStyle w:val="Bibliography"/>
-      </w:pPr>
-      <w:r>
-        <w:t xml:space="preserve">Vandevoorde, N., Kudsk, P., Agnan, Y., &amp; Baret, P. V. (2025). Five methodological updates of the Danish Pesticide Load Indicator to support EU-wide pesticide risk reduction policies. </w:t>
-      </w:r>
-      <w:r>
-        <w:rPr>
-          <w:i/>
-          <w:iCs/>
-        </w:rPr>
-        <w:t>Environmental Research Letters</w:t>
-      </w:r>
-      <w:r>
-        <w:t xml:space="preserve">, </w:t>
-      </w:r>
-      <w:r>
-        <w:rPr>
-          <w:i/>
-          <w:iCs/>
-        </w:rPr>
-        <w:t>20</w:t>
-      </w:r>
-      <w:r>
-        <w:t>(12), 124070. https://doi.org/10.1088/1748-9326/ae269b</w:t>
-      </w:r>
-    </w:p>
-    <w:p>
-      <w:pPr>
-        <w:pStyle w:val="Bibliography"/>
-      </w:pPr>
-      <w:r>
-        <w:t xml:space="preserve">Wan, N.-F., Fu, L., Dainese, M., Kiær, L. P., Hu, Y.-Q., Xin, F., Goulson, D., Woodcock, B. A., Vanbergen, A. J., Spurgeon, D. J., Shen, S., &amp; Scherber, C. (2025). Pesticides have negative effects on non-target organisms. </w:t>
-      </w:r>
-      <w:r>
-        <w:rPr>
-          <w:i/>
-          <w:iCs/>
-        </w:rPr>
-        <w:t>Nature Communications</w:t>
-      </w:r>
-      <w:r>
-        <w:t xml:space="preserve">, </w:t>
-      </w:r>
-      <w:r>
-        <w:rPr>
-          <w:i/>
-          <w:iCs/>
-        </w:rPr>
-        <w:t>16</w:t>
-      </w:r>
-      <w:r>
-        <w:t>(1), 1360. https://doi.org/10.1038/s41467-025-56732-x</w:t>
-      </w:r>
-    </w:p>
-    <w:p>
-      <w:pPr>
-        <w:pStyle w:val="Bibliography"/>
-      </w:pPr>
-      <w:r>
-        <w:t xml:space="preserve">Weber, J. F., Kunz, C., Peteinatos, G. G., Zikeli, S., &amp; Gerhards, R. (2017). Weed Control Using Conventional Tillage, Reduced Tillage, No-Tillage, and Cover Crops in Organic Soybean. </w:t>
-      </w:r>
-      <w:r>
-        <w:rPr>
-          <w:i/>
-          <w:iCs/>
-        </w:rPr>
-        <w:t>Agriculture</w:t>
-      </w:r>
-      <w:r>
-        <w:t xml:space="preserve">, </w:t>
-      </w:r>
-      <w:r>
-        <w:rPr>
-          <w:i/>
-          <w:iCs/>
-        </w:rPr>
-        <w:t>7</w:t>
-      </w:r>
-      <w:r>
-        <w:t>(5), 43. https://doi.org/10.3390/agriculture7050043</w:t>
-      </w:r>
-    </w:p>
-    <w:p>
-      <w:pPr>
-        <w:pStyle w:val="Bibliography"/>
-      </w:pPr>
-      <w:r>
-        <w:lastRenderedPageBreak/>
-        <w:t xml:space="preserve">Westh, T. B., Hauschild, M. Z., Birkved, M., Jørgensen, M. S., Rosenbaum, R. K., &amp; Fantke, P. (2015). The USEtox story: A survey of model developer visions and user requirements. </w:t>
-      </w:r>
-      <w:r>
-        <w:rPr>
-          <w:i/>
-          <w:iCs/>
-        </w:rPr>
-        <w:t>The International Journal of Life Cycle Assessment</w:t>
-      </w:r>
-      <w:r>
-        <w:t xml:space="preserve">, </w:t>
-      </w:r>
-      <w:r>
-        <w:rPr>
-          <w:i/>
-          <w:iCs/>
-        </w:rPr>
-        <w:t>20</w:t>
-      </w:r>
-      <w:r>
-        <w:t>(2), 299–310. https://doi.org/10.1007/s11367-014-0829-8</w:t>
-      </w:r>
-    </w:p>
-    <w:p>
-      <w:pPr>
-        <w:pStyle w:val="Bibliography"/>
-      </w:pPr>
-      <w:r>
-        <w:t xml:space="preserve">Wickham, H., Averick, M., Bryan, J., Chang, W., McGowan, L. D., François, R., Grolemund, G., Hayes, A., Henry, L., Hester, J., Kuhn, M., Pedersen, T. L., Miller, E., Bache, S. M., Müller, K., Ooms, J., Robinson, D., Seidel, D. P., Spinu, V., … Yutani, H. (2019). Welcome to the Tidyverse. </w:t>
-      </w:r>
-      <w:r>
-        <w:rPr>
-          <w:i/>
-          <w:iCs/>
-        </w:rPr>
-        <w:t>Journal of Open Source Software</w:t>
-      </w:r>
-      <w:r>
-        <w:t xml:space="preserve">, </w:t>
-      </w:r>
-      <w:r>
-        <w:rPr>
-          <w:i/>
-          <w:iCs/>
-        </w:rPr>
-        <w:t>4</w:t>
-      </w:r>
-      <w:r>
-        <w:t>(43), 1686. https://doi.org/10.21105/joss.01686</w:t>
-      </w:r>
-    </w:p>
-    <w:p>
-      <w:pPr>
-        <w:pStyle w:val="Bibliography"/>
-      </w:pPr>
-      <w:r>
-        <w:t xml:space="preserve">Wickham, H., &amp; Bryan, J. (2023). </w:t>
-      </w:r>
-      <w:r>
-        <w:rPr>
-          <w:i/>
-          <w:iCs/>
-        </w:rPr>
-        <w:t>readxl: Read Excel Files</w:t>
-      </w:r>
-      <w:r>
-        <w:t>. https://CRAN.R-project.org/package=readxl</w:t>
-      </w:r>
-    </w:p>
-    <w:p>
-      <w:pPr>
-        <w:pStyle w:val="Bibliography"/>
-      </w:pPr>
-      <w:r>
         <w:t xml:space="preserve">Wickham, H., Pedersen, T. L., &amp; Seidel, D. (2025). </w:t>
       </w:r>
       <w:r>
@@ -19272,34 +19009,6 @@
       </w:r>
       <w:r>
         <w:t>. https://CRAN.R-project.org/package=scales</w:t>
-      </w:r>
-    </w:p>
-    <w:p>
-      <w:pPr>
-        <w:pStyle w:val="Bibliography"/>
-      </w:pPr>
-      <w:r>
-        <w:t xml:space="preserve">Xiao, L., Wang, G., Zhou, H., Jin, X., &amp; Luo, Z. (2022). Coupling agricultural system models with machine learning to facilitate regional predictions of management practices and crop production. </w:t>
-      </w:r>
-      <w:r>
-        <w:rPr>
-          <w:i/>
-          <w:iCs/>
-        </w:rPr>
-        <w:t>Environmental Research Letters</w:t>
-      </w:r>
-      <w:r>
-        <w:t xml:space="preserve">, </w:t>
-      </w:r>
-      <w:r>
-        <w:rPr>
-          <w:i/>
-          <w:iCs/>
-        </w:rPr>
-        <w:t>17</w:t>
-      </w:r>
-      <w:r>
-        <w:t>(11), 114027. https://doi.org/10.1088/1748-9326/ac9c71</w:t>
       </w:r>
     </w:p>
     <w:p>
@@ -19362,7 +19071,7 @@
 
 <file path=word/comments.xml><?xml version="1.0" encoding="utf-8"?>
 <w:comments xmlns:wpc="http://schemas.microsoft.com/office/word/2010/wordprocessingCanvas" xmlns:cx="http://schemas.microsoft.com/office/drawing/2014/chartex" xmlns:cx1="http://schemas.microsoft.com/office/drawing/2015/9/8/chartex" xmlns:cx2="http://schemas.microsoft.com/office/drawing/2015/10/21/chartex" xmlns:cx3="http://schemas.microsoft.com/office/drawing/2016/5/9/chartex" xmlns:cx4="http://schemas.microsoft.com/office/drawing/2016/5/10/chartex" xmlns:cx5="http://schemas.microsoft.com/office/drawing/2016/5/11/chartex" xmlns:cx6="http://schemas.microsoft.com/office/drawing/2016/5/12/chartex" xmlns:cx7="http://schemas.microsoft.com/office/drawing/2016/5/13/chartex" xmlns:cx8="http://schemas.microsoft.com/office/drawing/2016/5/14/chartex" xmlns:mc="http://schemas.openxmlformats.org/markup-compatibility/2006" xmlns:aink="http://schemas.microsoft.com/office/drawing/2016/ink" xmlns:am3d="http://schemas.microsoft.com/office/drawing/2017/model3d" xmlns:o="urn:schemas-microsoft-com:office:office" xmlns:oel="http://schemas.microsoft.com/office/2019/extlst" xmlns:r="http://schemas.openxmlformats.org/officeDocument/2006/relationships" xmlns:m="http://schemas.openxmlformats.org/officeDocument/2006/math" xmlns:v="urn:schemas-microsoft-com:vml" xmlns:wp14="http://schemas.microsoft.com/office/word/2010/wordprocessingDrawing" xmlns:wp="http://schemas.openxmlformats.org/drawingml/2006/wordprocessingDrawing" xmlns:w10="urn:schemas-microsoft-com:office:word" xmlns:w="http://schemas.openxmlformats.org/wordprocessingml/2006/main" xmlns:w14="http://schemas.microsoft.com/office/word/2010/wordml" xmlns:w15="http://schemas.microsoft.com/office/word/2012/wordml" xmlns:w16cex="http://schemas.microsoft.com/office/word/2018/wordml/cex" xmlns:w16cid="http://schemas.microsoft.com/office/word/2016/wordml/cid" xmlns:w16="http://schemas.microsoft.com/office/word/2018/wordml" xmlns:w16du="http://schemas.microsoft.com/office/word/2023/wordml/word16du" xmlns:w16sdtdh="http://schemas.microsoft.com/office/word/2020/wordml/sdtdatahash" xmlns:w16sdtfl="http://schemas.microsoft.com/office/word/2024/wordml/sdtformatlock" xmlns:w16se="http://schemas.microsoft.com/office/word/2015/wordml/symex" xmlns:wpg="http://schemas.microsoft.com/office/word/2010/wordprocessingGroup" xmlns:wpi="http://schemas.microsoft.com/office/word/2010/wordprocessingInk" xmlns:wne="http://schemas.microsoft.com/office/word/2006/wordml" xmlns:wps="http://schemas.microsoft.com/office/word/2010/wordprocessingShape" mc:Ignorable="w14 w15 w16se w16cid w16 w16cex w16sdtdh w16sdtfl w16du wp14">
-  <w:comment w:id="1" w:author="Virginia Anne Nichols" w:date="2026-03-26T16:06:00Z" w:initials="VN">
+  <w:comment w:id="1" w:author="Virginia Anne Nichols" w:date="2026-01-22T09:16:00Z" w:initials="VN">
     <w:p>
       <w:pPr>
         <w:pStyle w:val="CommentText"/>
@@ -19374,11 +19083,11 @@
         <w:annotationRef/>
       </w:r>
       <w:r>
-        <w:t>Please add your initials to your contribution sections</w:t>
+        <w:t>Bo you didn’t answer my question here about how the different row spacings were accommodated, so I guessed - does this seem reasonable?</w:t>
       </w:r>
     </w:p>
   </w:comment>
-  <w:comment w:id="2" w:author="Simon Shamus Riley" w:date="2026-03-30T12:03:00Z" w:initials="SR">
+  <w:comment w:id="4" w:author="Simon Shamus Riley" w:date="2026-03-30T13:40:00Z" w:initials="SR">
     <w:p>
       <w:pPr>
         <w:pStyle w:val="CommentText"/>
@@ -19390,58 +19099,7 @@
         <w:annotationRef/>
       </w:r>
       <w:r>
-        <w:rPr>
-          <w:lang w:val="en-US"/>
-        </w:rPr>
-        <w:t>This is the first mention of crop sequences, which I think will be super confusing for people not familiar with the underlying long-term experiment. I’ve tried to offer a clearer expression, but its just a suggestion.</w:t>
-      </w:r>
-    </w:p>
-  </w:comment>
-  <w:comment w:id="3" w:author="Virginia Anne Nichols" w:date="2026-01-22T09:16:00Z" w:initials="VN">
-    <w:p>
-      <w:pPr>
-        <w:pStyle w:val="CommentText"/>
-      </w:pPr>
-      <w:r>
-        <w:rPr>
-          <w:rStyle w:val="CommentReference"/>
-        </w:rPr>
-        <w:annotationRef/>
-      </w:r>
-      <w:r>
-        <w:t>Bo you didn’t answer my question here about how the different row spacings were accommodated, so I guessed - does this seem reasonable?</w:t>
-      </w:r>
-    </w:p>
-  </w:comment>
-  <w:comment w:id="6" w:author="Simon Shamus Riley" w:date="2026-03-30T13:40:00Z" w:initials="SR">
-    <w:p>
-      <w:pPr>
-        <w:pStyle w:val="CommentText"/>
-      </w:pPr>
-      <w:r>
-        <w:rPr>
-          <w:rStyle w:val="CommentReference"/>
-        </w:rPr>
-        <w:annotationRef/>
-      </w:r>
-      <w:r>
         <w:t>Melander et al. should be outside parentheses here I think</w:t>
-      </w:r>
-    </w:p>
-  </w:comment>
-  <w:comment w:id="7" w:author="Virginia Anne Nichols" w:date="2026-04-21T12:25:00Z" w:initials="VN">
-    <w:p>
-      <w:pPr>
-        <w:pStyle w:val="CommentText"/>
-      </w:pPr>
-      <w:r>
-        <w:rPr>
-          <w:rStyle w:val="CommentReference"/>
-        </w:rPr>
-        <w:annotationRef/>
-      </w:r>
-      <w:r>
-        <w:t>If you do NT or surface tillage, leave the residue and that helps a little.</w:t>
       </w:r>
     </w:p>
   </w:comment>
@@ -19450,31 +19108,22 @@
 
 <file path=word/commentsExtended.xml><?xml version="1.0" encoding="utf-8"?>
 <w15:commentsEx xmlns:wpc="http://schemas.microsoft.com/office/word/2010/wordprocessingCanvas" xmlns:cx="http://schemas.microsoft.com/office/drawing/2014/chartex" xmlns:cx1="http://schemas.microsoft.com/office/drawing/2015/9/8/chartex" xmlns:cx2="http://schemas.microsoft.com/office/drawing/2015/10/21/chartex" xmlns:cx3="http://schemas.microsoft.com/office/drawing/2016/5/9/chartex" xmlns:cx4="http://schemas.microsoft.com/office/drawing/2016/5/10/chartex" xmlns:cx5="http://schemas.microsoft.com/office/drawing/2016/5/11/chartex" xmlns:cx6="http://schemas.microsoft.com/office/drawing/2016/5/12/chartex" xmlns:cx7="http://schemas.microsoft.com/office/drawing/2016/5/13/chartex" xmlns:cx8="http://schemas.microsoft.com/office/drawing/2016/5/14/chartex" xmlns:mc="http://schemas.openxmlformats.org/markup-compatibility/2006" xmlns:aink="http://schemas.microsoft.com/office/drawing/2016/ink" xmlns:am3d="http://schemas.microsoft.com/office/drawing/2017/model3d" xmlns:o="urn:schemas-microsoft-com:office:office" xmlns:oel="http://schemas.microsoft.com/office/2019/extlst" xmlns:r="http://schemas.openxmlformats.org/officeDocument/2006/relationships" xmlns:m="http://schemas.openxmlformats.org/officeDocument/2006/math" xmlns:v="urn:schemas-microsoft-com:vml" xmlns:wp14="http://schemas.microsoft.com/office/word/2010/wordprocessingDrawing" xmlns:wp="http://schemas.openxmlformats.org/drawingml/2006/wordprocessingDrawing" xmlns:w10="urn:schemas-microsoft-com:office:word" xmlns:w="http://schemas.openxmlformats.org/wordprocessingml/2006/main" xmlns:w14="http://schemas.microsoft.com/office/word/2010/wordml" xmlns:w15="http://schemas.microsoft.com/office/word/2012/wordml" xmlns:w16cex="http://schemas.microsoft.com/office/word/2018/wordml/cex" xmlns:w16cid="http://schemas.microsoft.com/office/word/2016/wordml/cid" xmlns:w16="http://schemas.microsoft.com/office/word/2018/wordml" xmlns:w16du="http://schemas.microsoft.com/office/word/2023/wordml/word16du" xmlns:w16sdtdh="http://schemas.microsoft.com/office/word/2020/wordml/sdtdatahash" xmlns:w16sdtfl="http://schemas.microsoft.com/office/word/2024/wordml/sdtformatlock" xmlns:w16se="http://schemas.microsoft.com/office/word/2015/wordml/symex" xmlns:wpg="http://schemas.microsoft.com/office/word/2010/wordprocessingGroup" xmlns:wpi="http://schemas.microsoft.com/office/word/2010/wordprocessingInk" xmlns:wne="http://schemas.microsoft.com/office/word/2006/wordml" xmlns:wps="http://schemas.microsoft.com/office/word/2010/wordprocessingShape" mc:Ignorable="w14 w15 w16se w16cid w16 w16cex w16sdtdh w16sdtfl w16du wp14">
-  <w15:commentEx w15:paraId="4AFC2F20" w15:done="0"/>
-  <w15:commentEx w15:paraId="5D55CF98" w15:done="1"/>
   <w15:commentEx w15:paraId="6C81547D" w15:done="1"/>
   <w15:commentEx w15:paraId="14379945" w15:done="1"/>
-  <w15:commentEx w15:paraId="7396689E" w15:done="0"/>
 </w15:commentsEx>
 </file>
 
 <file path=word/commentsExtensible.xml><?xml version="1.0" encoding="utf-8"?>
 <w16cex:commentsExtensible xmlns:wpc="http://schemas.microsoft.com/office/word/2010/wordprocessingCanvas" xmlns:cx="http://schemas.microsoft.com/office/drawing/2014/chartex" xmlns:cx1="http://schemas.microsoft.com/office/drawing/2015/9/8/chartex" xmlns:cx2="http://schemas.microsoft.com/office/drawing/2015/10/21/chartex" xmlns:cx3="http://schemas.microsoft.com/office/drawing/2016/5/9/chartex" xmlns:cx4="http://schemas.microsoft.com/office/drawing/2016/5/10/chartex" xmlns:cx5="http://schemas.microsoft.com/office/drawing/2016/5/11/chartex" xmlns:cx6="http://schemas.microsoft.com/office/drawing/2016/5/12/chartex" xmlns:cx7="http://schemas.microsoft.com/office/drawing/2016/5/13/chartex" xmlns:cx8="http://schemas.microsoft.com/office/drawing/2016/5/14/chartex" xmlns:cr="http://schemas.microsoft.com/office/comments/2020/reactions" xmlns:mc="http://schemas.openxmlformats.org/markup-compatibility/2006" xmlns:aink="http://schemas.microsoft.com/office/drawing/2016/ink" xmlns:am3d="http://schemas.microsoft.com/office/drawing/2017/model3d" xmlns:o="urn:schemas-microsoft-com:office:office" xmlns:oel="http://schemas.microsoft.com/office/2019/extlst" xmlns:r="http://schemas.openxmlformats.org/officeDocument/2006/relationships" xmlns:m="http://schemas.openxmlformats.org/officeDocument/2006/math" xmlns:v="urn:schemas-microsoft-com:vml" xmlns:wp14="http://schemas.microsoft.com/office/word/2010/wordprocessingDrawing" xmlns:wp="http://schemas.openxmlformats.org/drawingml/2006/wordprocessingDrawing" xmlns:w10="urn:schemas-microsoft-com:office:word" xmlns:w="http://schemas.openxmlformats.org/wordprocessingml/2006/main" xmlns:w14="http://schemas.microsoft.com/office/word/2010/wordml" xmlns:w15="http://schemas.microsoft.com/office/word/2012/wordml" xmlns:w16cex="http://schemas.microsoft.com/office/word/2018/wordml/cex" xmlns:w16cid="http://schemas.microsoft.com/office/word/2016/wordml/cid" xmlns:w16="http://schemas.microsoft.com/office/word/2018/wordml" xmlns:w16du="http://schemas.microsoft.com/office/word/2023/wordml/word16du" xmlns:w16sdtdh="http://schemas.microsoft.com/office/word/2020/wordml/sdtdatahash" xmlns:w16sdtfl="http://schemas.microsoft.com/office/word/2024/wordml/sdtformatlock" xmlns:w16se="http://schemas.microsoft.com/office/word/2015/wordml/symex" xmlns:wpg="http://schemas.microsoft.com/office/word/2010/wordprocessingGroup" xmlns:wpi="http://schemas.microsoft.com/office/word/2010/wordprocessingInk" xmlns:wne="http://schemas.microsoft.com/office/word/2006/wordml" xmlns:wps="http://schemas.microsoft.com/office/word/2010/wordprocessingShape" mc:Ignorable="w14 w15 w16se w16cid w16 w16cex w16sdtdh w16sdtfl cr w16du wp14">
-  <w16cex:commentExtensible w16cex:durableId="3837E520" w16cex:dateUtc="2026-03-26T15:06:00Z"/>
-  <w16cex:commentExtensible w16cex:durableId="568333B8" w16cex:dateUtc="2026-03-30T10:03:00Z"/>
   <w16cex:commentExtensible w16cex:durableId="33B89A46" w16cex:dateUtc="2026-01-22T08:16:00Z"/>
   <w16cex:commentExtensible w16cex:durableId="08DFFACD" w16cex:dateUtc="2026-03-30T11:40:00Z"/>
-  <w16cex:commentExtensible w16cex:durableId="759D860F" w16cex:dateUtc="2026-04-21T10:25:00Z"/>
 </w16cex:commentsExtensible>
 </file>
 
 <file path=word/commentsIds.xml><?xml version="1.0" encoding="utf-8"?>
 <w16cid:commentsIds xmlns:wpc="http://schemas.microsoft.com/office/word/2010/wordprocessingCanvas" xmlns:cx="http://schemas.microsoft.com/office/drawing/2014/chartex" xmlns:cx1="http://schemas.microsoft.com/office/drawing/2015/9/8/chartex" xmlns:cx2="http://schemas.microsoft.com/office/drawing/2015/10/21/chartex" xmlns:cx3="http://schemas.microsoft.com/office/drawing/2016/5/9/chartex" xmlns:cx4="http://schemas.microsoft.com/office/drawing/2016/5/10/chartex" xmlns:cx5="http://schemas.microsoft.com/office/drawing/2016/5/11/chartex" xmlns:cx6="http://schemas.microsoft.com/office/drawing/2016/5/12/chartex" xmlns:cx7="http://schemas.microsoft.com/office/drawing/2016/5/13/chartex" xmlns:cx8="http://schemas.microsoft.com/office/drawing/2016/5/14/chartex" xmlns:mc="http://schemas.openxmlformats.org/markup-compatibility/2006" xmlns:aink="http://schemas.microsoft.com/office/drawing/2016/ink" xmlns:am3d="http://schemas.microsoft.com/office/drawing/2017/model3d" xmlns:o="urn:schemas-microsoft-com:office:office" xmlns:oel="http://schemas.microsoft.com/office/2019/extlst" xmlns:r="http://schemas.openxmlformats.org/officeDocument/2006/relationships" xmlns:m="http://schemas.openxmlformats.org/officeDocument/2006/math" xmlns:v="urn:schemas-microsoft-com:vml" xmlns:wp14="http://schemas.microsoft.com/office/word/2010/wordprocessingDrawing" xmlns:wp="http://schemas.openxmlformats.org/drawingml/2006/wordprocessingDrawing" xmlns:w10="urn:schemas-microsoft-com:office:word" xmlns:w="http://schemas.openxmlformats.org/wordprocessingml/2006/main" xmlns:w14="http://schemas.microsoft.com/office/word/2010/wordml" xmlns:w15="http://schemas.microsoft.com/office/word/2012/wordml" xmlns:w16cex="http://schemas.microsoft.com/office/word/2018/wordml/cex" xmlns:w16cid="http://schemas.microsoft.com/office/word/2016/wordml/cid" xmlns:w16="http://schemas.microsoft.com/office/word/2018/wordml" xmlns:w16du="http://schemas.microsoft.com/office/word/2023/wordml/word16du" xmlns:w16sdtdh="http://schemas.microsoft.com/office/word/2020/wordml/sdtdatahash" xmlns:w16sdtfl="http://schemas.microsoft.com/office/word/2024/wordml/sdtformatlock" xmlns:w16se="http://schemas.microsoft.com/office/word/2015/wordml/symex" xmlns:wpg="http://schemas.microsoft.com/office/word/2010/wordprocessingGroup" xmlns:wpi="http://schemas.microsoft.com/office/word/2010/wordprocessingInk" xmlns:wne="http://schemas.microsoft.com/office/word/2006/wordml" xmlns:wps="http://schemas.microsoft.com/office/word/2010/wordprocessingShape" mc:Ignorable="w14 w15 w16se w16cid w16 w16cex w16sdtdh w16sdtfl w16du wp14">
-  <w16cid:commentId w16cid:paraId="4AFC2F20" w16cid:durableId="3837E520"/>
-  <w16cid:commentId w16cid:paraId="5D55CF98" w16cid:durableId="568333B8"/>
   <w16cid:commentId w16cid:paraId="6C81547D" w16cid:durableId="33B89A46"/>
   <w16cid:commentId w16cid:paraId="14379945" w16cid:durableId="08DFFACD"/>
-  <w16cid:commentId w16cid:paraId="7396689E" w16cid:durableId="759D860F"/>
 </w16cid:commentsIds>
 </file>
 
